--- a/DZ03/PlanTestiranja copy.docx
+++ b/DZ03/PlanTestiranja copy.docx
@@ -1,75 +1,1539 @@
 
 <file path=word/document.xml><?xml version="1.0" encoding="utf-8"?>
-<w:document xmlns:wpc="http://schemas.microsoft.com/office/word/2010/wordprocessingCanvas" xmlns:cx="http://schemas.microsoft.com/office/drawing/2014/chartex" xmlns:cx1="http://schemas.microsoft.com/office/drawing/2015/9/8/chartex" xmlns:cx2="http://schemas.microsoft.com/office/drawing/2015/10/21/chartex" xmlns:cx3="http://schemas.microsoft.com/office/drawing/2016/5/9/chartex" xmlns:cx4="http://schemas.microsoft.com/office/drawing/2016/5/10/chartex" xmlns:cx5="http://schemas.microsoft.com/office/drawing/2016/5/11/chartex" xmlns:cx6="http://schemas.microsoft.com/office/drawing/2016/5/12/chartex" xmlns:cx7="http://schemas.microsoft.com/office/drawing/2016/5/13/chartex" xmlns:cx8="http://schemas.microsoft.com/office/drawing/2016/5/14/chartex" xmlns:mc="http://schemas.openxmlformats.org/markup-compatibility/2006" xmlns:aink="http://schemas.microsoft.com/office/drawing/2016/ink" xmlns:am3d="http://schemas.microsoft.com/office/drawing/2017/model3d" xmlns:o="urn:schemas-microsoft-com:office:office" xmlns:r="http://schemas.openxmlformats.org/officeDocument/2006/relationships" xmlns:m="http://schemas.openxmlformats.org/officeDocument/2006/math" xmlns:v="urn:schemas-microsoft-com:vml" xmlns:wp14="http://schemas.microsoft.com/office/word/2010/wordprocessingDrawing" xmlns:wp="http://schemas.openxmlformats.org/drawingml/2006/wordprocessingDrawing" xmlns:w10="urn:schemas-microsoft-com:office:word" xmlns:w="http://schemas.openxmlformats.org/wordprocessingml/2006/main" xmlns:w14="http://schemas.microsoft.com/office/word/2010/wordml" xmlns:w15="http://schemas.microsoft.com/office/word/2012/wordml" xmlns:w16cex="http://schemas.microsoft.com/office/word/2018/wordml/cex" xmlns:w16cid="http://schemas.microsoft.com/office/word/2016/wordml/cid" xmlns:w16="http://schemas.microsoft.com/office/word/2018/wordml" xmlns:w16sdtdh="http://schemas.microsoft.com/office/word/2020/wordml/sdtdatahash" xmlns:w16se="http://schemas.microsoft.com/office/word/2015/wordml/symex" xmlns:wpg="http://schemas.microsoft.com/office/word/2010/wordprocessingGroup" xmlns:wpi="http://schemas.microsoft.com/office/word/2010/wordprocessingInk" xmlns:wne="http://schemas.microsoft.com/office/word/2006/wordml" xmlns:wps="http://schemas.microsoft.com/office/word/2010/wordprocessingShape" mc:Ignorable="w14 w15 w16se w16cid w16 w16cex w16sdtdh wp14">
+<w:document xmlns:wpc="http://schemas.microsoft.com/office/word/2010/wordprocessingCanvas" xmlns:cx="http://schemas.microsoft.com/office/drawing/2014/chartex" xmlns:cx1="http://schemas.microsoft.com/office/drawing/2015/9/8/chartex" xmlns:cx2="http://schemas.microsoft.com/office/drawing/2015/10/21/chartex" xmlns:cx3="http://schemas.microsoft.com/office/drawing/2016/5/9/chartex" xmlns:cx4="http://schemas.microsoft.com/office/drawing/2016/5/10/chartex" xmlns:cx5="http://schemas.microsoft.com/office/drawing/2016/5/11/chartex" xmlns:cx6="http://schemas.microsoft.com/office/drawing/2016/5/12/chartex" xmlns:cx7="http://schemas.microsoft.com/office/drawing/2016/5/13/chartex" xmlns:cx8="http://schemas.microsoft.com/office/drawing/2016/5/14/chartex" xmlns:mc="http://schemas.openxmlformats.org/markup-compatibility/2006" xmlns:aink="http://schemas.microsoft.com/office/drawing/2016/ink" xmlns:am3d="http://schemas.microsoft.com/office/drawing/2017/model3d" xmlns:o="urn:schemas-microsoft-com:office:office" xmlns:oel="http://schemas.microsoft.com/office/2019/extlst" xmlns:r="http://schemas.openxmlformats.org/officeDocument/2006/relationships" xmlns:m="http://schemas.openxmlformats.org/officeDocument/2006/math" xmlns:v="urn:schemas-microsoft-com:vml" xmlns:wp14="http://schemas.microsoft.com/office/word/2010/wordprocessingDrawing" xmlns:wp="http://schemas.openxmlformats.org/drawingml/2006/wordprocessingDrawing" xmlns:w10="urn:schemas-microsoft-com:office:word" xmlns:w="http://schemas.openxmlformats.org/wordprocessingml/2006/main" xmlns:w14="http://schemas.microsoft.com/office/word/2010/wordml" xmlns:w15="http://schemas.microsoft.com/office/word/2012/wordml" xmlns:w16cex="http://schemas.microsoft.com/office/word/2018/wordml/cex" xmlns:w16cid="http://schemas.microsoft.com/office/word/2016/wordml/cid" xmlns:w16="http://schemas.microsoft.com/office/word/2018/wordml" xmlns:w16du="http://schemas.microsoft.com/office/word/2023/wordml/word16du" xmlns:w16sdtdh="http://schemas.microsoft.com/office/word/2020/wordml/sdtdatahash" xmlns:w16sdtfl="http://schemas.microsoft.com/office/word/2024/wordml/sdtformatlock" xmlns:w16se="http://schemas.microsoft.com/office/word/2015/wordml/symex" xmlns:wpg="http://schemas.microsoft.com/office/word/2010/wordprocessingGroup" xmlns:wpi="http://schemas.microsoft.com/office/word/2010/wordprocessingInk" xmlns:wne="http://schemas.microsoft.com/office/word/2006/wordml" xmlns:wps="http://schemas.microsoft.com/office/word/2010/wordprocessingShape" mc:Ignorable="w14 w15 w16se w16cid w16 w16cex w16sdtdh w16sdtfl w16du wp14">
   <w:body>
     <w:p>
       <w:pPr>
-        <w:pStyle w:val="Heading1"/>
+        <w:pStyle w:val="Naslov1"/>
       </w:pPr>
       <w:r>
         <w:t>Uvod</w:t>
       </w:r>
     </w:p>
-    <w:p>
-      <w:pPr>
-        <w:pStyle w:val="Upute"/>
-      </w:pPr>
-      <w:r>
-        <w:t xml:space="preserve">Uvod u dokument. Dokument opisuje plan testiranja i procedure testiranja. </w:t>
-      </w:r>
-    </w:p>
     <w:p/>
     <w:p>
-      <w:pPr>
-        <w:pStyle w:val="Heading2"/>
+      <w:r>
+        <w:t xml:space="preserve">Ovaj dokument opisuje plan, strategiju i postupke testiranja programske opreme </w:t>
+      </w:r>
+      <w:proofErr w:type="spellStart"/>
+      <w:r>
+        <w:t>FitnessStudio</w:t>
+      </w:r>
+      <w:proofErr w:type="spellEnd"/>
+      <w:r>
+        <w:t xml:space="preserve"> aplikacije. Testiranje se provodi kako bi se osigurala ispravnost, stabilnost i pouzdanost sustava prije njegove upotrebe u stvarnom radu.</w:t>
+      </w:r>
+    </w:p>
+    <w:p/>
+    <w:p>
+      <w:pPr>
+        <w:pStyle w:val="Naslov2"/>
       </w:pPr>
       <w:r>
         <w:t>Svrha i ciljevi</w:t>
       </w:r>
     </w:p>
     <w:p>
-      <w:pPr>
-        <w:pStyle w:val="Upute"/>
-      </w:pPr>
-      <w:r>
-        <w:t xml:space="preserve">Sveobuhvatni opis ciljeva testnih procesa. </w:t>
+      <w:r>
+        <w:t>Svrha testiranja je provjeriti ispravnost poslovne logike, komunikaciju s bazom podataka te rad korisničkog sučelja. Cilj je osigurati da sustav ispravno izvršava operacije unosa, ažuriranja, brisanja i dohvaćanja podataka te da ne dolazi do grešaka u validaciji ili radu aplikacije.</w:t>
+      </w:r>
+    </w:p>
+    <w:p>
+      <w:pPr>
+        <w:pStyle w:val="Naslov2"/>
+      </w:pPr>
+      <w:r>
+        <w:t>Doseg</w:t>
+      </w:r>
+    </w:p>
+    <w:p>
+      <w:r>
+        <w:t>Testiranjem su obuhvaćene funkcionalnosti vezane uz upravljanje paketima, članarinama i uplatama. Testira se poslovni sloj aplikacije, komunikacija s bazom podataka te osnovne funkcionalnosti korisničkog sučelja.</w:t>
+      </w:r>
+    </w:p>
+    <w:p>
+      <w:pPr>
+        <w:numPr>
+          <w:ilvl w:val="0"/>
+          <w:numId w:val="15"/>
+        </w:numPr>
+        <w:rPr>
+          <w:lang w:val="en-US"/>
+        </w:rPr>
+      </w:pPr>
+      <w:r>
+        <w:rPr>
+          <w:lang w:val="en-US"/>
+        </w:rPr>
+        <w:t xml:space="preserve">CRUD </w:t>
+      </w:r>
+      <w:proofErr w:type="spellStart"/>
+      <w:r>
+        <w:rPr>
+          <w:lang w:val="en-US"/>
+        </w:rPr>
+        <w:t>operacije</w:t>
+      </w:r>
+      <w:proofErr w:type="spellEnd"/>
+      <w:r>
+        <w:rPr>
+          <w:lang w:val="en-US"/>
+        </w:rPr>
+        <w:t xml:space="preserve"> </w:t>
+      </w:r>
+      <w:proofErr w:type="spellStart"/>
+      <w:r>
+        <w:rPr>
+          <w:lang w:val="en-US"/>
+        </w:rPr>
+        <w:t>nad</w:t>
+      </w:r>
+      <w:proofErr w:type="spellEnd"/>
+      <w:r>
+        <w:rPr>
+          <w:lang w:val="en-US"/>
+        </w:rPr>
+        <w:t xml:space="preserve"> </w:t>
+      </w:r>
+      <w:proofErr w:type="spellStart"/>
+      <w:r>
+        <w:rPr>
+          <w:lang w:val="en-US"/>
+        </w:rPr>
+        <w:t>entitetima</w:t>
+      </w:r>
+      <w:proofErr w:type="spellEnd"/>
+      <w:r>
+        <w:rPr>
+          <w:lang w:val="en-US"/>
+        </w:rPr>
+        <w:t xml:space="preserve"> </w:t>
+      </w:r>
+    </w:p>
+    <w:p>
+      <w:pPr>
+        <w:numPr>
+          <w:ilvl w:val="0"/>
+          <w:numId w:val="15"/>
+        </w:numPr>
+        <w:rPr>
+          <w:lang w:val="en-US"/>
+        </w:rPr>
+      </w:pPr>
+      <w:proofErr w:type="spellStart"/>
+      <w:r>
+        <w:rPr>
+          <w:lang w:val="en-US"/>
+        </w:rPr>
+        <w:t>validacija</w:t>
+      </w:r>
+      <w:proofErr w:type="spellEnd"/>
+      <w:r>
+        <w:rPr>
+          <w:lang w:val="en-US"/>
+        </w:rPr>
+        <w:t xml:space="preserve"> </w:t>
+      </w:r>
+      <w:proofErr w:type="spellStart"/>
+      <w:r>
+        <w:rPr>
+          <w:lang w:val="en-US"/>
+        </w:rPr>
+        <w:t>unosa</w:t>
+      </w:r>
+      <w:proofErr w:type="spellEnd"/>
+      <w:r>
+        <w:rPr>
+          <w:lang w:val="en-US"/>
+        </w:rPr>
+        <w:t xml:space="preserve"> </w:t>
+      </w:r>
+    </w:p>
+    <w:p>
+      <w:pPr>
+        <w:numPr>
+          <w:ilvl w:val="0"/>
+          <w:numId w:val="15"/>
+        </w:numPr>
+        <w:rPr>
+          <w:lang w:val="en-US"/>
+        </w:rPr>
+      </w:pPr>
+      <w:proofErr w:type="spellStart"/>
+      <w:r>
+        <w:rPr>
+          <w:lang w:val="en-US"/>
+        </w:rPr>
+        <w:t>integracija</w:t>
+      </w:r>
+      <w:proofErr w:type="spellEnd"/>
+      <w:r>
+        <w:rPr>
+          <w:lang w:val="en-US"/>
+        </w:rPr>
+        <w:t xml:space="preserve"> </w:t>
+      </w:r>
+      <w:proofErr w:type="spellStart"/>
+      <w:r>
+        <w:rPr>
+          <w:lang w:val="en-US"/>
+        </w:rPr>
+        <w:t>servisnog</w:t>
+      </w:r>
+      <w:proofErr w:type="spellEnd"/>
+      <w:r>
+        <w:rPr>
+          <w:lang w:val="en-US"/>
+        </w:rPr>
+        <w:t xml:space="preserve"> </w:t>
+      </w:r>
+      <w:proofErr w:type="spellStart"/>
+      <w:r>
+        <w:rPr>
+          <w:lang w:val="en-US"/>
+        </w:rPr>
+        <w:t>i</w:t>
+      </w:r>
+      <w:proofErr w:type="spellEnd"/>
+      <w:r>
+        <w:rPr>
+          <w:lang w:val="en-US"/>
+        </w:rPr>
+        <w:t xml:space="preserve"> </w:t>
+      </w:r>
+      <w:proofErr w:type="spellStart"/>
+      <w:r>
+        <w:rPr>
+          <w:lang w:val="en-US"/>
+        </w:rPr>
+        <w:t>podatkovnog</w:t>
+      </w:r>
+      <w:proofErr w:type="spellEnd"/>
+      <w:r>
+        <w:rPr>
+          <w:lang w:val="en-US"/>
+        </w:rPr>
+        <w:t xml:space="preserve"> </w:t>
+      </w:r>
+      <w:proofErr w:type="spellStart"/>
+      <w:r>
+        <w:rPr>
+          <w:lang w:val="en-US"/>
+        </w:rPr>
+        <w:t>sloja</w:t>
+      </w:r>
+      <w:proofErr w:type="spellEnd"/>
+      <w:r>
+        <w:rPr>
+          <w:lang w:val="en-US"/>
+        </w:rPr>
+        <w:t xml:space="preserve"> </w:t>
+      </w:r>
+    </w:p>
+    <w:p>
+      <w:pPr>
+        <w:numPr>
+          <w:ilvl w:val="0"/>
+          <w:numId w:val="15"/>
+        </w:numPr>
+      </w:pPr>
+      <w:proofErr w:type="spellStart"/>
+      <w:r>
+        <w:rPr>
+          <w:lang w:val="en-US"/>
+        </w:rPr>
+        <w:t>dohvat</w:t>
+      </w:r>
+      <w:proofErr w:type="spellEnd"/>
+      <w:r>
+        <w:rPr>
+          <w:lang w:val="en-US"/>
+        </w:rPr>
+        <w:t xml:space="preserve"> </w:t>
+      </w:r>
+      <w:proofErr w:type="spellStart"/>
+      <w:r>
+        <w:rPr>
+          <w:lang w:val="en-US"/>
+        </w:rPr>
+        <w:t>podataka</w:t>
+      </w:r>
+      <w:proofErr w:type="spellEnd"/>
+      <w:r>
+        <w:rPr>
+          <w:lang w:val="en-US"/>
+        </w:rPr>
+        <w:t xml:space="preserve"> </w:t>
+      </w:r>
+      <w:proofErr w:type="spellStart"/>
+      <w:r>
+        <w:rPr>
+          <w:lang w:val="en-US"/>
+        </w:rPr>
+        <w:t>iz</w:t>
+      </w:r>
+      <w:proofErr w:type="spellEnd"/>
+      <w:r>
+        <w:rPr>
+          <w:lang w:val="en-US"/>
+        </w:rPr>
+        <w:t xml:space="preserve"> </w:t>
+      </w:r>
+      <w:proofErr w:type="spellStart"/>
+      <w:r>
+        <w:rPr>
+          <w:lang w:val="en-US"/>
+        </w:rPr>
+        <w:t>baze</w:t>
+      </w:r>
+      <w:proofErr w:type="spellEnd"/>
+    </w:p>
+    <w:p>
+      <w:pPr>
+        <w:pStyle w:val="Naslov2"/>
+      </w:pPr>
+      <w:r>
+        <w:t>Glavna ograničenja</w:t>
+      </w:r>
+    </w:p>
+    <w:p>
+      <w:r>
+        <w:t xml:space="preserve">Testiranje je ograničeno na lokalno razvojno okruženje. Integracijski testovi ovise o konfiguriranoj </w:t>
+      </w:r>
+      <w:proofErr w:type="spellStart"/>
+      <w:r>
+        <w:t>PostgreSQL</w:t>
+      </w:r>
+      <w:proofErr w:type="spellEnd"/>
+      <w:r>
+        <w:t xml:space="preserve"> bazi podataka, što znači da testovi mogu pasti ako baza nije dostupna ili je pogrešno konfigurirana.</w:t>
       </w:r>
     </w:p>
     <w:p/>
-    <w:p>
-      <w:pPr>
-        <w:pStyle w:val="Heading2"/>
-      </w:pPr>
-      <w:r>
-        <w:t>Doseg</w:t>
-      </w:r>
-    </w:p>
-    <w:p>
-      <w:pPr>
-        <w:pStyle w:val="Upute"/>
-      </w:pPr>
-      <w:r>
-        <w:t xml:space="preserve">Opis dosega testiranja programske opreme. Navedene su funkcionalnosti, ponašanja, obilježja </w:t>
-      </w:r>
-      <w:r>
-        <w:t xml:space="preserve">i ostalo što će se testirati. </w:t>
-      </w:r>
-    </w:p>
     <w:p/>
     <w:p>
       <w:pPr>
-        <w:pStyle w:val="Heading2"/>
-      </w:pPr>
-      <w:r>
-        <w:t>Glavna ograničenja</w:t>
-      </w:r>
-    </w:p>
-    <w:p>
-      <w:pPr>
-        <w:pStyle w:val="Upute"/>
-      </w:pPr>
-      <w:r>
-        <w:t>Bilo kakva poslovna ili tehnička ograničenja koja imaju utjecaj na način na koji će  programska oprema biti testirana.</w:t>
+        <w:pStyle w:val="Naslov1"/>
+      </w:pPr>
+      <w:r>
+        <w:t>Plan testiranja</w:t>
+      </w:r>
+    </w:p>
+    <w:p>
+      <w:pPr>
+        <w:pStyle w:val="Naslov2"/>
+      </w:pPr>
+      <w:r>
+        <w:t>Programska oprema za testiranje</w:t>
+      </w:r>
+    </w:p>
+    <w:p>
+      <w:r>
+        <w:t xml:space="preserve">Za testiranje se koristi: </w:t>
+      </w:r>
+      <w:proofErr w:type="spellStart"/>
+      <w:r>
+        <w:t>xUnit</w:t>
+      </w:r>
+      <w:proofErr w:type="spellEnd"/>
+      <w:r>
+        <w:t xml:space="preserve"> </w:t>
+      </w:r>
+      <w:proofErr w:type="spellStart"/>
+      <w:r>
+        <w:t>framework</w:t>
+      </w:r>
+      <w:proofErr w:type="spellEnd"/>
+      <w:r>
+        <w:t xml:space="preserve">, .NET 8, </w:t>
+      </w:r>
+      <w:proofErr w:type="spellStart"/>
+      <w:r>
+        <w:t>PostgreSQL</w:t>
+      </w:r>
+      <w:proofErr w:type="spellEnd"/>
+      <w:r>
+        <w:t xml:space="preserve"> baza podataka(</w:t>
+      </w:r>
+      <w:proofErr w:type="spellStart"/>
+      <w:r>
+        <w:t>pgAdmin</w:t>
+      </w:r>
+      <w:proofErr w:type="spellEnd"/>
+      <w:r>
+        <w:t xml:space="preserve"> 4), </w:t>
+      </w:r>
+      <w:proofErr w:type="spellStart"/>
+      <w:r>
+        <w:t>Visual</w:t>
+      </w:r>
+      <w:proofErr w:type="spellEnd"/>
+      <w:r>
+        <w:t xml:space="preserve"> Studio </w:t>
+      </w:r>
+      <w:proofErr w:type="spellStart"/>
+      <w:r>
+        <w:t>Code</w:t>
+      </w:r>
+      <w:proofErr w:type="spellEnd"/>
+      <w:r>
+        <w:t>.</w:t>
+      </w:r>
+    </w:p>
+    <w:p/>
+    <w:p>
+      <w:pPr>
+        <w:pStyle w:val="Naslov2"/>
+      </w:pPr>
+      <w:r>
+        <w:t>Strategija testiranja</w:t>
+      </w:r>
+    </w:p>
+    <w:p>
+      <w:r>
+        <w:t>Strategija testiranja temelji se na kombinaciji jediničnih i integracijskih testova. Jedinični testovi koriste se za provjeru poslovne logike u servisnom sloju, dok integracijski testovi provjeravaju rad sustava s bazom podataka.</w:t>
+      </w:r>
+    </w:p>
+    <w:p>
+      <w:pPr>
+        <w:pStyle w:val="Naslov3"/>
+      </w:pPr>
+      <w:r>
+        <w:t>Testiranje</w:t>
+      </w:r>
+      <w:r>
+        <w:t xml:space="preserve"> okrajaka</w:t>
+      </w:r>
+      <w:r>
+        <w:t xml:space="preserve"> (</w:t>
+      </w:r>
+      <w:r>
+        <w:t xml:space="preserve">cjeline, </w:t>
+      </w:r>
+      <w:r>
+        <w:t>jedinice)</w:t>
+      </w:r>
+    </w:p>
+    <w:p>
+      <w:pPr>
+        <w:rPr>
+          <w:lang w:val="en-US"/>
+        </w:rPr>
+      </w:pPr>
+      <w:proofErr w:type="spellStart"/>
+      <w:r>
+        <w:rPr>
+          <w:lang w:val="en-US"/>
+        </w:rPr>
+        <w:t>Testiraju</w:t>
+      </w:r>
+      <w:proofErr w:type="spellEnd"/>
+      <w:r>
+        <w:rPr>
+          <w:lang w:val="en-US"/>
+        </w:rPr>
+        <w:t xml:space="preserve"> se </w:t>
+      </w:r>
+      <w:proofErr w:type="spellStart"/>
+      <w:r>
+        <w:rPr>
+          <w:lang w:val="en-US"/>
+        </w:rPr>
+        <w:t>sljedeće</w:t>
+      </w:r>
+      <w:proofErr w:type="spellEnd"/>
+      <w:r>
+        <w:rPr>
+          <w:lang w:val="en-US"/>
+        </w:rPr>
+        <w:t xml:space="preserve"> </w:t>
+      </w:r>
+      <w:proofErr w:type="spellStart"/>
+      <w:r>
+        <w:rPr>
+          <w:lang w:val="en-US"/>
+        </w:rPr>
+        <w:t>komponente</w:t>
+      </w:r>
+      <w:proofErr w:type="spellEnd"/>
+      <w:r>
+        <w:rPr>
+          <w:lang w:val="en-US"/>
+        </w:rPr>
+        <w:t>:</w:t>
+      </w:r>
+    </w:p>
+    <w:p>
+      <w:pPr>
+        <w:numPr>
+          <w:ilvl w:val="0"/>
+          <w:numId w:val="15"/>
+        </w:numPr>
+        <w:rPr>
+          <w:lang w:val="en-US"/>
+        </w:rPr>
+      </w:pPr>
+      <w:proofErr w:type="spellStart"/>
+      <w:r>
+        <w:rPr>
+          <w:lang w:val="en-US"/>
+        </w:rPr>
+        <w:t>PaketService</w:t>
+      </w:r>
+      <w:proofErr w:type="spellEnd"/>
+      <w:r>
+        <w:rPr>
+          <w:lang w:val="en-US"/>
+        </w:rPr>
+        <w:t xml:space="preserve"> (</w:t>
+      </w:r>
+      <w:proofErr w:type="spellStart"/>
+      <w:r>
+        <w:rPr>
+          <w:lang w:val="en-US"/>
+        </w:rPr>
+        <w:t>poslovna</w:t>
+      </w:r>
+      <w:proofErr w:type="spellEnd"/>
+      <w:r>
+        <w:rPr>
+          <w:lang w:val="en-US"/>
+        </w:rPr>
+        <w:t xml:space="preserve"> </w:t>
+      </w:r>
+      <w:proofErr w:type="spellStart"/>
+      <w:r>
+        <w:rPr>
+          <w:lang w:val="en-US"/>
+        </w:rPr>
+        <w:t>logika</w:t>
+      </w:r>
+      <w:proofErr w:type="spellEnd"/>
+      <w:r>
+        <w:rPr>
+          <w:lang w:val="en-US"/>
+        </w:rPr>
+        <w:t xml:space="preserve">) </w:t>
+      </w:r>
+    </w:p>
+    <w:p>
+      <w:pPr>
+        <w:numPr>
+          <w:ilvl w:val="0"/>
+          <w:numId w:val="15"/>
+        </w:numPr>
+        <w:rPr>
+          <w:lang w:val="en-US"/>
+        </w:rPr>
+      </w:pPr>
+      <w:proofErr w:type="spellStart"/>
+      <w:r>
+        <w:rPr>
+          <w:lang w:val="en-US"/>
+        </w:rPr>
+        <w:t>validacija</w:t>
+      </w:r>
+      <w:proofErr w:type="spellEnd"/>
+      <w:r>
+        <w:rPr>
+          <w:lang w:val="en-US"/>
+        </w:rPr>
+        <w:t xml:space="preserve"> </w:t>
+      </w:r>
+      <w:proofErr w:type="spellStart"/>
+      <w:r>
+        <w:rPr>
+          <w:lang w:val="en-US"/>
+        </w:rPr>
+        <w:t>unosa</w:t>
+      </w:r>
+      <w:proofErr w:type="spellEnd"/>
+      <w:r>
+        <w:rPr>
+          <w:lang w:val="en-US"/>
+        </w:rPr>
+        <w:t xml:space="preserve"> </w:t>
+      </w:r>
+      <w:proofErr w:type="spellStart"/>
+      <w:r>
+        <w:rPr>
+          <w:lang w:val="en-US"/>
+        </w:rPr>
+        <w:t>podataka</w:t>
+      </w:r>
+      <w:proofErr w:type="spellEnd"/>
+      <w:r>
+        <w:rPr>
+          <w:lang w:val="en-US"/>
+        </w:rPr>
+        <w:t xml:space="preserve"> </w:t>
+      </w:r>
+    </w:p>
+    <w:p>
+      <w:pPr>
+        <w:numPr>
+          <w:ilvl w:val="0"/>
+          <w:numId w:val="15"/>
+        </w:numPr>
+        <w:rPr>
+          <w:lang w:val="en-US"/>
+        </w:rPr>
+      </w:pPr>
+      <w:proofErr w:type="spellStart"/>
+      <w:r>
+        <w:rPr>
+          <w:lang w:val="en-US"/>
+        </w:rPr>
+        <w:t>pravila</w:t>
+      </w:r>
+      <w:proofErr w:type="spellEnd"/>
+      <w:r>
+        <w:rPr>
+          <w:lang w:val="en-US"/>
+        </w:rPr>
+        <w:t xml:space="preserve"> </w:t>
+      </w:r>
+      <w:proofErr w:type="spellStart"/>
+      <w:r>
+        <w:rPr>
+          <w:lang w:val="en-US"/>
+        </w:rPr>
+        <w:t>poslovne</w:t>
+      </w:r>
+      <w:proofErr w:type="spellEnd"/>
+      <w:r>
+        <w:rPr>
+          <w:lang w:val="en-US"/>
+        </w:rPr>
+        <w:t xml:space="preserve"> </w:t>
+      </w:r>
+      <w:proofErr w:type="spellStart"/>
+      <w:r>
+        <w:rPr>
+          <w:lang w:val="en-US"/>
+        </w:rPr>
+        <w:t>logike</w:t>
+      </w:r>
+      <w:proofErr w:type="spellEnd"/>
+      <w:r>
+        <w:rPr>
+          <w:lang w:val="en-US"/>
+        </w:rPr>
+        <w:t xml:space="preserve"> (</w:t>
+      </w:r>
+      <w:proofErr w:type="spellStart"/>
+      <w:r>
+        <w:rPr>
+          <w:lang w:val="en-US"/>
+        </w:rPr>
+        <w:t>jedinstvenost</w:t>
+      </w:r>
+      <w:proofErr w:type="spellEnd"/>
+      <w:r>
+        <w:rPr>
+          <w:lang w:val="en-US"/>
+        </w:rPr>
+        <w:t xml:space="preserve"> </w:t>
+      </w:r>
+      <w:proofErr w:type="spellStart"/>
+      <w:r>
+        <w:rPr>
+          <w:lang w:val="en-US"/>
+        </w:rPr>
+        <w:t>naziva</w:t>
+      </w:r>
+      <w:proofErr w:type="spellEnd"/>
+      <w:r>
+        <w:rPr>
+          <w:lang w:val="en-US"/>
+        </w:rPr>
+        <w:t xml:space="preserve">, </w:t>
+      </w:r>
+      <w:proofErr w:type="spellStart"/>
+      <w:r>
+        <w:rPr>
+          <w:lang w:val="en-US"/>
+        </w:rPr>
+        <w:t>validne</w:t>
+      </w:r>
+      <w:proofErr w:type="spellEnd"/>
+      <w:r>
+        <w:rPr>
+          <w:lang w:val="en-US"/>
+        </w:rPr>
+        <w:t xml:space="preserve"> </w:t>
+      </w:r>
+      <w:proofErr w:type="spellStart"/>
+      <w:r>
+        <w:rPr>
+          <w:lang w:val="en-US"/>
+        </w:rPr>
+        <w:t>vrijednosti</w:t>
+      </w:r>
+      <w:proofErr w:type="spellEnd"/>
+      <w:r>
+        <w:rPr>
+          <w:lang w:val="en-US"/>
+        </w:rPr>
+        <w:t>)</w:t>
+      </w:r>
+    </w:p>
+    <w:p/>
+    <w:p>
+      <w:pPr>
+        <w:pStyle w:val="Naslov3"/>
+      </w:pPr>
+      <w:r>
+        <w:t>Integracijska provjera</w:t>
+      </w:r>
+    </w:p>
+    <w:p>
+      <w:pPr>
+        <w:rPr>
+          <w:lang w:val="en-US"/>
+        </w:rPr>
+      </w:pPr>
+      <w:proofErr w:type="spellStart"/>
+      <w:r>
+        <w:rPr>
+          <w:lang w:val="en-US"/>
+        </w:rPr>
+        <w:t>Integracijski</w:t>
+      </w:r>
+      <w:proofErr w:type="spellEnd"/>
+      <w:r>
+        <w:rPr>
+          <w:lang w:val="en-US"/>
+        </w:rPr>
+        <w:t xml:space="preserve"> </w:t>
+      </w:r>
+      <w:proofErr w:type="spellStart"/>
+      <w:r>
+        <w:rPr>
+          <w:lang w:val="en-US"/>
+        </w:rPr>
+        <w:t>testovi</w:t>
+      </w:r>
+      <w:proofErr w:type="spellEnd"/>
+      <w:r>
+        <w:rPr>
+          <w:lang w:val="en-US"/>
+        </w:rPr>
+        <w:t xml:space="preserve"> </w:t>
+      </w:r>
+      <w:proofErr w:type="spellStart"/>
+      <w:r>
+        <w:rPr>
+          <w:lang w:val="en-US"/>
+        </w:rPr>
+        <w:t>provjeravaju</w:t>
+      </w:r>
+      <w:proofErr w:type="spellEnd"/>
+      <w:r>
+        <w:rPr>
+          <w:lang w:val="en-US"/>
+        </w:rPr>
+        <w:t xml:space="preserve"> </w:t>
+      </w:r>
+      <w:proofErr w:type="spellStart"/>
+      <w:r>
+        <w:rPr>
+          <w:lang w:val="en-US"/>
+        </w:rPr>
+        <w:t>komunikaciju</w:t>
+      </w:r>
+      <w:proofErr w:type="spellEnd"/>
+      <w:r>
+        <w:rPr>
+          <w:lang w:val="en-US"/>
+        </w:rPr>
+        <w:t xml:space="preserve"> </w:t>
+      </w:r>
+      <w:proofErr w:type="spellStart"/>
+      <w:r>
+        <w:rPr>
+          <w:lang w:val="en-US"/>
+        </w:rPr>
+        <w:t>između</w:t>
+      </w:r>
+      <w:proofErr w:type="spellEnd"/>
+      <w:r>
+        <w:rPr>
+          <w:lang w:val="en-US"/>
+        </w:rPr>
+        <w:t>:</w:t>
+      </w:r>
+    </w:p>
+    <w:p>
+      <w:pPr>
+        <w:numPr>
+          <w:ilvl w:val="0"/>
+          <w:numId w:val="15"/>
+        </w:numPr>
+        <w:rPr>
+          <w:lang w:val="en-US"/>
+        </w:rPr>
+      </w:pPr>
+      <w:r>
+        <w:rPr>
+          <w:lang w:val="en-US"/>
+        </w:rPr>
+        <w:lastRenderedPageBreak/>
+        <w:t xml:space="preserve">Business </w:t>
+      </w:r>
+      <w:proofErr w:type="spellStart"/>
+      <w:r>
+        <w:rPr>
+          <w:lang w:val="en-US"/>
+        </w:rPr>
+        <w:t>sloja</w:t>
+      </w:r>
+      <w:proofErr w:type="spellEnd"/>
+      <w:r>
+        <w:rPr>
+          <w:lang w:val="en-US"/>
+        </w:rPr>
+        <w:t xml:space="preserve"> </w:t>
+      </w:r>
+    </w:p>
+    <w:p>
+      <w:pPr>
+        <w:numPr>
+          <w:ilvl w:val="0"/>
+          <w:numId w:val="15"/>
+        </w:numPr>
+        <w:rPr>
+          <w:lang w:val="en-US"/>
+        </w:rPr>
+      </w:pPr>
+      <w:r>
+        <w:rPr>
+          <w:lang w:val="en-US"/>
+        </w:rPr>
+        <w:t xml:space="preserve">Data </w:t>
+      </w:r>
+      <w:proofErr w:type="spellStart"/>
+      <w:r>
+        <w:rPr>
+          <w:lang w:val="en-US"/>
+        </w:rPr>
+        <w:t>sloja</w:t>
+      </w:r>
+      <w:proofErr w:type="spellEnd"/>
+      <w:r>
+        <w:rPr>
+          <w:lang w:val="en-US"/>
+        </w:rPr>
+        <w:t xml:space="preserve"> </w:t>
+      </w:r>
+    </w:p>
+    <w:p>
+      <w:pPr>
+        <w:numPr>
+          <w:ilvl w:val="0"/>
+          <w:numId w:val="15"/>
+        </w:numPr>
+        <w:rPr>
+          <w:lang w:val="en-US"/>
+        </w:rPr>
+      </w:pPr>
+      <w:r>
+        <w:rPr>
+          <w:lang w:val="en-US"/>
+        </w:rPr>
+        <w:t xml:space="preserve">PostgreSQL </w:t>
+      </w:r>
+      <w:proofErr w:type="spellStart"/>
+      <w:r>
+        <w:rPr>
+          <w:lang w:val="en-US"/>
+        </w:rPr>
+        <w:t>baze</w:t>
+      </w:r>
+      <w:proofErr w:type="spellEnd"/>
+      <w:r>
+        <w:rPr>
+          <w:lang w:val="en-US"/>
+        </w:rPr>
+        <w:t xml:space="preserve"> </w:t>
+      </w:r>
+    </w:p>
+    <w:p>
+      <w:pPr>
+        <w:rPr>
+          <w:lang w:val="en-US"/>
+        </w:rPr>
+      </w:pPr>
+      <w:proofErr w:type="spellStart"/>
+      <w:r>
+        <w:rPr>
+          <w:lang w:val="en-US"/>
+        </w:rPr>
+        <w:t>Testira</w:t>
+      </w:r>
+      <w:proofErr w:type="spellEnd"/>
+      <w:r>
+        <w:rPr>
+          <w:lang w:val="en-US"/>
+        </w:rPr>
+        <w:t xml:space="preserve"> se </w:t>
+      </w:r>
+      <w:proofErr w:type="spellStart"/>
+      <w:r>
+        <w:rPr>
+          <w:lang w:val="en-US"/>
+        </w:rPr>
+        <w:t>cijeli</w:t>
+      </w:r>
+      <w:proofErr w:type="spellEnd"/>
+      <w:r>
+        <w:rPr>
+          <w:lang w:val="en-US"/>
+        </w:rPr>
+        <w:t xml:space="preserve"> </w:t>
+      </w:r>
+      <w:proofErr w:type="spellStart"/>
+      <w:r>
+        <w:rPr>
+          <w:lang w:val="en-US"/>
+        </w:rPr>
+        <w:t>tok</w:t>
+      </w:r>
+      <w:proofErr w:type="spellEnd"/>
+      <w:r>
+        <w:rPr>
+          <w:lang w:val="en-US"/>
+        </w:rPr>
+        <w:t xml:space="preserve"> od </w:t>
+      </w:r>
+      <w:proofErr w:type="spellStart"/>
+      <w:r>
+        <w:rPr>
+          <w:lang w:val="en-US"/>
+        </w:rPr>
+        <w:t>servisa</w:t>
+      </w:r>
+      <w:proofErr w:type="spellEnd"/>
+      <w:r>
+        <w:rPr>
+          <w:lang w:val="en-US"/>
+        </w:rPr>
+        <w:t xml:space="preserve"> do </w:t>
+      </w:r>
+      <w:proofErr w:type="spellStart"/>
+      <w:r>
+        <w:rPr>
+          <w:lang w:val="en-US"/>
+        </w:rPr>
+        <w:t>baze</w:t>
+      </w:r>
+      <w:proofErr w:type="spellEnd"/>
+      <w:r>
+        <w:rPr>
+          <w:lang w:val="en-US"/>
+        </w:rPr>
+        <w:t xml:space="preserve"> </w:t>
+      </w:r>
+      <w:proofErr w:type="spellStart"/>
+      <w:r>
+        <w:rPr>
+          <w:lang w:val="en-US"/>
+        </w:rPr>
+        <w:t>i</w:t>
+      </w:r>
+      <w:proofErr w:type="spellEnd"/>
+      <w:r>
+        <w:rPr>
+          <w:lang w:val="en-US"/>
+        </w:rPr>
+        <w:t xml:space="preserve"> </w:t>
+      </w:r>
+      <w:proofErr w:type="spellStart"/>
+      <w:r>
+        <w:rPr>
+          <w:lang w:val="en-US"/>
+        </w:rPr>
+        <w:t>natrag</w:t>
+      </w:r>
+      <w:proofErr w:type="spellEnd"/>
+      <w:r>
+        <w:rPr>
+          <w:lang w:val="en-US"/>
+        </w:rPr>
+        <w:t>.</w:t>
+      </w:r>
+    </w:p>
+    <w:p/>
+    <w:p>
+      <w:pPr>
+        <w:pStyle w:val="Naslov3"/>
+      </w:pPr>
+      <w:r>
+        <w:t>Validacija</w:t>
+      </w:r>
+    </w:p>
+    <w:p>
+      <w:r>
+        <w:t xml:space="preserve">Validacija se provodi na razini servisnog sloja i modela koristeći Data </w:t>
+      </w:r>
+      <w:proofErr w:type="spellStart"/>
+      <w:r>
+        <w:t>Annotations</w:t>
+      </w:r>
+      <w:proofErr w:type="spellEnd"/>
+      <w:r>
+        <w:t xml:space="preserve"> i dodatna poslovna pravila.</w:t>
+      </w:r>
+    </w:p>
+    <w:p>
+      <w:pPr>
+        <w:pStyle w:val="Naslov3"/>
+      </w:pPr>
+      <w:r>
+        <w:t>Provjera sustava</w:t>
+      </w:r>
+    </w:p>
+    <w:p>
+      <w:r>
+        <w:t>Provodi se funkcionalno testiranje sustava kroz web aplikaciju. Testira se rad u pregledniku i ispravnost korisničkih operacija.</w:t>
+      </w:r>
+    </w:p>
+    <w:p>
+      <w:pPr>
+        <w:pStyle w:val="Naslov2"/>
+      </w:pPr>
+      <w:r>
+        <w:t>Resursi i sredstva testiranja</w:t>
+      </w:r>
+    </w:p>
+    <w:p>
+      <w:pPr>
+        <w:numPr>
+          <w:ilvl w:val="0"/>
+          <w:numId w:val="15"/>
+        </w:numPr>
+      </w:pPr>
+      <w:r>
+        <w:t xml:space="preserve">računalo za razvoj </w:t>
+      </w:r>
+    </w:p>
+    <w:p>
+      <w:pPr>
+        <w:numPr>
+          <w:ilvl w:val="0"/>
+          <w:numId w:val="15"/>
+        </w:numPr>
+      </w:pPr>
+      <w:proofErr w:type="spellStart"/>
+      <w:r>
+        <w:t>PostgreSQL</w:t>
+      </w:r>
+      <w:proofErr w:type="spellEnd"/>
+      <w:r>
+        <w:t xml:space="preserve"> baza </w:t>
+      </w:r>
+    </w:p>
+    <w:p>
+      <w:pPr>
+        <w:numPr>
+          <w:ilvl w:val="0"/>
+          <w:numId w:val="15"/>
+        </w:numPr>
+      </w:pPr>
+      <w:proofErr w:type="spellStart"/>
+      <w:r>
+        <w:t>Visual</w:t>
+      </w:r>
+      <w:proofErr w:type="spellEnd"/>
+      <w:r>
+        <w:t xml:space="preserve"> Studio </w:t>
+      </w:r>
+      <w:proofErr w:type="spellStart"/>
+      <w:r>
+        <w:t>Code</w:t>
+      </w:r>
+      <w:proofErr w:type="spellEnd"/>
+      <w:r>
+        <w:t xml:space="preserve"> </w:t>
+      </w:r>
+    </w:p>
+    <w:p>
+      <w:pPr>
+        <w:numPr>
+          <w:ilvl w:val="0"/>
+          <w:numId w:val="15"/>
+        </w:numPr>
+      </w:pPr>
+      <w:proofErr w:type="spellStart"/>
+      <w:r>
+        <w:t>xUnit</w:t>
+      </w:r>
+      <w:proofErr w:type="spellEnd"/>
+      <w:r>
+        <w:t xml:space="preserve"> </w:t>
+      </w:r>
+      <w:proofErr w:type="spellStart"/>
+      <w:r>
+        <w:t>framework</w:t>
+      </w:r>
+      <w:proofErr w:type="spellEnd"/>
+    </w:p>
+    <w:p>
+      <w:pPr>
+        <w:pStyle w:val="Naslov2"/>
+      </w:pPr>
+      <w:r>
+        <w:t>Produkti nastali testiranjem</w:t>
+      </w:r>
+    </w:p>
+    <w:p>
+      <w:pPr>
+        <w:numPr>
+          <w:ilvl w:val="0"/>
+          <w:numId w:val="15"/>
+        </w:numPr>
+      </w:pPr>
+      <w:r>
+        <w:t xml:space="preserve">izvještaji o testiranju </w:t>
+      </w:r>
+    </w:p>
+    <w:p>
+      <w:pPr>
+        <w:numPr>
+          <w:ilvl w:val="0"/>
+          <w:numId w:val="15"/>
+        </w:numPr>
+      </w:pPr>
+      <w:r>
+        <w:t>logovi testova (</w:t>
+      </w:r>
+      <w:proofErr w:type="spellStart"/>
+      <w:r>
+        <w:t>dotnet</w:t>
+      </w:r>
+      <w:proofErr w:type="spellEnd"/>
+      <w:r>
+        <w:t xml:space="preserve"> test output) </w:t>
+      </w:r>
+    </w:p>
+    <w:p>
+      <w:pPr>
+        <w:numPr>
+          <w:ilvl w:val="0"/>
+          <w:numId w:val="15"/>
+        </w:numPr>
+      </w:pPr>
+      <w:r>
+        <w:t>testni slučajevi u kodu</w:t>
+      </w:r>
+    </w:p>
+    <w:p>
+      <w:pPr>
+        <w:pStyle w:val="Naslov2"/>
+      </w:pPr>
+      <w:r>
+        <w:t>Spremanje rezultata testiranja</w:t>
+      </w:r>
+    </w:p>
+    <w:p>
+      <w:r>
+        <w:t xml:space="preserve">Rezultati testiranja bilježe se kroz </w:t>
+      </w:r>
+      <w:proofErr w:type="spellStart"/>
+      <w:r>
+        <w:t>xUnit</w:t>
+      </w:r>
+      <w:proofErr w:type="spellEnd"/>
+      <w:r>
+        <w:t xml:space="preserve"> output i prikazuju u terminalu putem naredbe </w:t>
+      </w:r>
+      <w:proofErr w:type="spellStart"/>
+      <w:r>
+        <w:t>dotnet</w:t>
+      </w:r>
+      <w:proofErr w:type="spellEnd"/>
+      <w:r>
+        <w:t xml:space="preserve"> test.</w:t>
+      </w:r>
+    </w:p>
+    <w:p>
+      <w:pPr>
+        <w:pStyle w:val="Naslov2"/>
+      </w:pPr>
+      <w:r>
+        <w:t>Me</w:t>
+      </w:r>
+      <w:r>
+        <w:t>trike</w:t>
+      </w:r>
+      <w:r>
+        <w:t xml:space="preserve"> koje se koriste kod testiranja</w:t>
+      </w:r>
+    </w:p>
+    <w:p>
+      <w:pPr>
+        <w:numPr>
+          <w:ilvl w:val="0"/>
+          <w:numId w:val="15"/>
+        </w:numPr>
+      </w:pPr>
+      <w:r>
+        <w:t xml:space="preserve"> broj uspješnih/neuspješnih testova </w:t>
+      </w:r>
+    </w:p>
+    <w:p>
+      <w:pPr>
+        <w:numPr>
+          <w:ilvl w:val="0"/>
+          <w:numId w:val="15"/>
+        </w:numPr>
+      </w:pPr>
+      <w:r>
+        <w:t xml:space="preserve">pokrivenost poslovne logike </w:t>
+      </w:r>
+    </w:p>
+    <w:p>
+      <w:pPr>
+        <w:numPr>
+          <w:ilvl w:val="0"/>
+          <w:numId w:val="15"/>
+        </w:numPr>
+      </w:pPr>
+      <w:r>
+        <w:t>vrijeme izvršavanja testova</w:t>
+      </w:r>
+    </w:p>
+    <w:p>
+      <w:pPr>
+        <w:ind w:left="720"/>
+      </w:pPr>
+    </w:p>
+    <w:p>
+      <w:pPr>
+        <w:pStyle w:val="Naslov1"/>
+      </w:pPr>
+      <w:r>
+        <w:t>Procedura testiranja</w:t>
+      </w:r>
+    </w:p>
+    <w:p>
+      <w:pPr>
+        <w:pStyle w:val="Naslov2"/>
+      </w:pPr>
+      <w:r>
+        <w:t>Programska oprema za testiranje</w:t>
+      </w:r>
+    </w:p>
+    <w:p>
+      <w:r>
+        <w:t xml:space="preserve">Testira se </w:t>
+      </w:r>
+      <w:proofErr w:type="spellStart"/>
+      <w:r>
+        <w:t>FitnessStudio</w:t>
+      </w:r>
+      <w:proofErr w:type="spellEnd"/>
+      <w:r>
+        <w:t xml:space="preserve"> aplikacija (MVC web aplikacija), uključujući poslovni i podatkovni sloj.</w:t>
+      </w:r>
+    </w:p>
+    <w:p>
+      <w:pPr>
+        <w:pStyle w:val="Naslov2"/>
+      </w:pPr>
+      <w:r>
+        <w:t>Procedura testiranja</w:t>
+      </w:r>
+    </w:p>
+    <w:p>
+      <w:r>
+        <w:t>Testiranje se provodi automatski (jedinični i integracijski testovi) te ručno kroz web sučelje aplikacije.</w:t>
+      </w:r>
+    </w:p>
+    <w:p>
+      <w:pPr>
+        <w:pStyle w:val="Naslov3"/>
+      </w:pPr>
+      <w:r>
+        <w:t xml:space="preserve">Testni slučajevi za </w:t>
+      </w:r>
+      <w:r>
+        <w:t>testiranje okrajaka</w:t>
+      </w:r>
+    </w:p>
+    <w:p>
+      <w:pPr>
+        <w:ind w:left="360"/>
+        <w:rPr>
+          <w:lang w:val="en-US"/>
+        </w:rPr>
+      </w:pPr>
+      <w:proofErr w:type="spellStart"/>
+      <w:r>
+        <w:rPr>
+          <w:lang w:val="en-US"/>
+        </w:rPr>
+        <w:t>PaketService</w:t>
+      </w:r>
+      <w:proofErr w:type="spellEnd"/>
+    </w:p>
+    <w:p>
+      <w:pPr>
+        <w:numPr>
+          <w:ilvl w:val="0"/>
+          <w:numId w:val="15"/>
+        </w:numPr>
+        <w:rPr>
+          <w:lang w:val="en-US"/>
+        </w:rPr>
+      </w:pPr>
+      <w:r>
+        <w:rPr>
+          <w:lang w:val="en-US"/>
+        </w:rPr>
+        <w:t xml:space="preserve">test </w:t>
+      </w:r>
+      <w:proofErr w:type="spellStart"/>
+      <w:r>
+        <w:rPr>
+          <w:lang w:val="en-US"/>
+        </w:rPr>
+        <w:t>dohvaćanja</w:t>
+      </w:r>
+      <w:proofErr w:type="spellEnd"/>
+      <w:r>
+        <w:rPr>
+          <w:lang w:val="en-US"/>
+        </w:rPr>
+        <w:t xml:space="preserve"> </w:t>
+      </w:r>
+      <w:proofErr w:type="spellStart"/>
+      <w:r>
+        <w:rPr>
+          <w:lang w:val="en-US"/>
+        </w:rPr>
+        <w:t>svih</w:t>
+      </w:r>
+      <w:proofErr w:type="spellEnd"/>
+      <w:r>
+        <w:rPr>
+          <w:lang w:val="en-US"/>
+        </w:rPr>
+        <w:t xml:space="preserve"> </w:t>
+      </w:r>
+      <w:proofErr w:type="spellStart"/>
+      <w:r>
+        <w:rPr>
+          <w:lang w:val="en-US"/>
+        </w:rPr>
+        <w:t>paketa</w:t>
+      </w:r>
+      <w:proofErr w:type="spellEnd"/>
+      <w:r>
+        <w:rPr>
+          <w:lang w:val="en-US"/>
+        </w:rPr>
+        <w:t xml:space="preserve"> </w:t>
+      </w:r>
+    </w:p>
+    <w:p>
+      <w:pPr>
+        <w:numPr>
+          <w:ilvl w:val="0"/>
+          <w:numId w:val="15"/>
+        </w:numPr>
+        <w:rPr>
+          <w:lang w:val="en-US"/>
+        </w:rPr>
+      </w:pPr>
+      <w:r>
+        <w:rPr>
+          <w:lang w:val="en-US"/>
+        </w:rPr>
+        <w:t xml:space="preserve">test </w:t>
+      </w:r>
+      <w:proofErr w:type="spellStart"/>
+      <w:r>
+        <w:rPr>
+          <w:lang w:val="en-US"/>
+        </w:rPr>
+        <w:t>stvaranja</w:t>
+      </w:r>
+      <w:proofErr w:type="spellEnd"/>
+      <w:r>
+        <w:rPr>
+          <w:lang w:val="en-US"/>
+        </w:rPr>
+        <w:t xml:space="preserve"> </w:t>
+      </w:r>
+      <w:proofErr w:type="spellStart"/>
+      <w:r>
+        <w:rPr>
+          <w:lang w:val="en-US"/>
+        </w:rPr>
+        <w:t>paketa</w:t>
+      </w:r>
+      <w:proofErr w:type="spellEnd"/>
+      <w:r>
+        <w:rPr>
+          <w:lang w:val="en-US"/>
+        </w:rPr>
+        <w:t xml:space="preserve"> s </w:t>
+      </w:r>
+      <w:proofErr w:type="spellStart"/>
+      <w:r>
+        <w:rPr>
+          <w:lang w:val="en-US"/>
+        </w:rPr>
+        <w:t>ispravnim</w:t>
+      </w:r>
+      <w:proofErr w:type="spellEnd"/>
+      <w:r>
+        <w:rPr>
+          <w:lang w:val="en-US"/>
+        </w:rPr>
+        <w:t xml:space="preserve"> </w:t>
+      </w:r>
+      <w:proofErr w:type="spellStart"/>
+      <w:r>
+        <w:rPr>
+          <w:lang w:val="en-US"/>
+        </w:rPr>
+        <w:t>podacima</w:t>
+      </w:r>
+      <w:proofErr w:type="spellEnd"/>
+      <w:r>
+        <w:rPr>
+          <w:lang w:val="en-US"/>
+        </w:rPr>
+        <w:t xml:space="preserve"> </w:t>
+      </w:r>
+    </w:p>
+    <w:p>
+      <w:pPr>
+        <w:numPr>
+          <w:ilvl w:val="0"/>
+          <w:numId w:val="15"/>
+        </w:numPr>
+        <w:rPr>
+          <w:lang w:val="en-US"/>
+        </w:rPr>
+      </w:pPr>
+      <w:r>
+        <w:rPr>
+          <w:lang w:val="en-US"/>
+        </w:rPr>
+        <w:t xml:space="preserve">test </w:t>
+      </w:r>
+      <w:proofErr w:type="spellStart"/>
+      <w:r>
+        <w:rPr>
+          <w:lang w:val="en-US"/>
+        </w:rPr>
+        <w:t>validacije</w:t>
+      </w:r>
+      <w:proofErr w:type="spellEnd"/>
+      <w:r>
+        <w:rPr>
+          <w:lang w:val="en-US"/>
+        </w:rPr>
+        <w:t xml:space="preserve"> </w:t>
+      </w:r>
+      <w:proofErr w:type="spellStart"/>
+      <w:r>
+        <w:rPr>
+          <w:lang w:val="en-US"/>
+        </w:rPr>
+        <w:t>praznog</w:t>
+      </w:r>
+      <w:proofErr w:type="spellEnd"/>
+      <w:r>
+        <w:rPr>
+          <w:lang w:val="en-US"/>
+        </w:rPr>
+        <w:t xml:space="preserve"> </w:t>
+      </w:r>
+      <w:proofErr w:type="spellStart"/>
+      <w:r>
+        <w:rPr>
+          <w:lang w:val="en-US"/>
+        </w:rPr>
+        <w:t>naziva</w:t>
+      </w:r>
+      <w:proofErr w:type="spellEnd"/>
+      <w:r>
+        <w:rPr>
+          <w:lang w:val="en-US"/>
+        </w:rPr>
+        <w:t xml:space="preserve"> </w:t>
+      </w:r>
+    </w:p>
+    <w:p>
+      <w:pPr>
+        <w:numPr>
+          <w:ilvl w:val="0"/>
+          <w:numId w:val="15"/>
+        </w:numPr>
+        <w:rPr>
+          <w:lang w:val="en-US"/>
+        </w:rPr>
+      </w:pPr>
+      <w:r>
+        <w:rPr>
+          <w:lang w:val="en-US"/>
+        </w:rPr>
+        <w:t xml:space="preserve">test </w:t>
+      </w:r>
+      <w:proofErr w:type="spellStart"/>
+      <w:r>
+        <w:rPr>
+          <w:lang w:val="en-US"/>
+        </w:rPr>
+        <w:t>jedinstvenosti</w:t>
+      </w:r>
+      <w:proofErr w:type="spellEnd"/>
+      <w:r>
+        <w:rPr>
+          <w:lang w:val="en-US"/>
+        </w:rPr>
+        <w:t xml:space="preserve"> </w:t>
+      </w:r>
+      <w:proofErr w:type="spellStart"/>
+      <w:r>
+        <w:rPr>
+          <w:lang w:val="en-US"/>
+        </w:rPr>
+        <w:t>naziva</w:t>
+      </w:r>
+      <w:proofErr w:type="spellEnd"/>
+    </w:p>
+    <w:p/>
+    <w:p/>
+    <w:p>
+      <w:pPr>
+        <w:pStyle w:val="Naslov4"/>
+      </w:pPr>
+      <w:r>
+        <w:t xml:space="preserve">Svrha testiranja komponente </w:t>
+      </w:r>
+    </w:p>
+    <w:p>
+      <w:r>
+        <w:t>Provjera poslovne logike i ispravnosti validacije</w:t>
+      </w:r>
+    </w:p>
+    <w:p/>
+    <w:p>
+      <w:pPr>
+        <w:pStyle w:val="Naslov4"/>
+      </w:pPr>
+      <w:r>
+        <w:t>Očekivani rezultati testiranja komponente i</w:t>
+      </w:r>
+    </w:p>
+    <w:p>
+      <w:r>
+        <w:t>Svi validni podaci prolaze, neispravni se odbijaju s odgovarajućom porukom.</w:t>
       </w:r>
     </w:p>
     <w:p/>
@@ -77,683 +1541,510 @@
     <w:p/>
     <w:p>
       <w:pPr>
-        <w:pStyle w:val="Heading1"/>
-      </w:pPr>
-      <w:r>
-        <w:t>Plan testiranja</w:t>
-      </w:r>
-    </w:p>
-    <w:p>
-      <w:pPr>
-        <w:pStyle w:val="Upute"/>
-      </w:pPr>
-      <w:r>
-        <w:t xml:space="preserve">Sveobuhvatni opis strategije testiranja u dogovoru sa voditeljima projekta kako bi bilo dostupno sve što je potrebno za ispravno i efektivno testiranje. </w:t>
+        <w:pStyle w:val="Naslov3"/>
+      </w:pPr>
+      <w:r>
+        <w:t>Integracij</w:t>
+      </w:r>
+      <w:r>
+        <w:t>ska provjera</w:t>
+      </w:r>
+    </w:p>
+    <w:p>
+      <w:pPr>
+        <w:pStyle w:val="Naslov4"/>
+      </w:pPr>
+      <w:r>
+        <w:t>Testna procedura za integracij</w:t>
+      </w:r>
+      <w:r>
+        <w:t>sku provjeru</w:t>
+      </w:r>
+    </w:p>
+    <w:p>
+      <w:r>
+        <w:t xml:space="preserve">Testira se komunikacija servis → </w:t>
+      </w:r>
+      <w:proofErr w:type="spellStart"/>
+      <w:r>
+        <w:t>repository</w:t>
+      </w:r>
+      <w:proofErr w:type="spellEnd"/>
+      <w:r>
+        <w:t xml:space="preserve"> → baza.</w:t>
       </w:r>
     </w:p>
     <w:p/>
     <w:p>
       <w:pPr>
-        <w:pStyle w:val="Heading2"/>
-      </w:pPr>
-      <w:r>
-        <w:t>Programska oprema za testiranje</w:t>
-      </w:r>
-    </w:p>
-    <w:p>
-      <w:pPr>
-        <w:pStyle w:val="Upute"/>
-      </w:pPr>
-      <w:r>
-        <w:t xml:space="preserve">Imenovana je programska oprema koja se testira. Iznimke su eksplicitno navedene. </w:t>
+        <w:pStyle w:val="Naslov4"/>
+      </w:pPr>
+      <w:r>
+        <w:t>Očekivani rezultati</w:t>
+      </w:r>
+    </w:p>
+    <w:p>
+      <w:r>
+        <w:t>Provjerava se ispravnost unosa podataka kroz servisni sloj.</w:t>
       </w:r>
     </w:p>
     <w:p/>
     <w:p>
       <w:pPr>
-        <w:pStyle w:val="Heading2"/>
-      </w:pPr>
-      <w:r>
-        <w:t>Strategija testiranja</w:t>
-      </w:r>
-    </w:p>
-    <w:p>
-      <w:pPr>
-        <w:pStyle w:val="Upute"/>
-      </w:pPr>
-      <w:r>
-        <w:t xml:space="preserve">Sveobuhvatni pregled strategije za testiranje programske opreme. </w:t>
+        <w:pStyle w:val="Naslov3"/>
+      </w:pPr>
+      <w:r>
+        <w:t>Test validacije</w:t>
+      </w:r>
+    </w:p>
+    <w:p>
+      <w:pPr>
+        <w:pStyle w:val="Naslov3"/>
+        <w:numPr>
+          <w:ilvl w:val="0"/>
+          <w:numId w:val="0"/>
+        </w:numPr>
+        <w:rPr>
+          <w:b w:val="0"/>
+          <w:bCs/>
+          <w:i w:val="0"/>
+          <w:iCs/>
+          <w:sz w:val="27"/>
+          <w:szCs w:val="27"/>
+        </w:rPr>
+      </w:pPr>
+      <w:proofErr w:type="spellStart"/>
+      <w:r>
+        <w:rPr>
+          <w:b w:val="0"/>
+          <w:bCs/>
+          <w:i w:val="0"/>
+          <w:iCs/>
+        </w:rPr>
+        <w:t>Re</w:t>
+      </w:r>
+      <w:r>
+        <w:rPr>
+          <w:b w:val="0"/>
+          <w:bCs/>
+          <w:i w:val="0"/>
+          <w:iCs/>
+        </w:rPr>
+        <w:t>c</w:t>
+      </w:r>
+      <w:r>
+        <w:rPr>
+          <w:b w:val="0"/>
+          <w:bCs/>
+          <w:i w:val="0"/>
+          <w:iCs/>
+        </w:rPr>
+        <w:t>overy</w:t>
+      </w:r>
+      <w:proofErr w:type="spellEnd"/>
+      <w:r>
+        <w:rPr>
+          <w:b w:val="0"/>
+          <w:bCs/>
+          <w:i w:val="0"/>
+          <w:iCs/>
+        </w:rPr>
+        <w:t xml:space="preserve"> test</w:t>
+      </w:r>
+      <w:r>
+        <w:rPr>
+          <w:b w:val="0"/>
+          <w:bCs/>
+          <w:i w:val="0"/>
+          <w:iCs/>
+        </w:rPr>
+        <w:t>:</w:t>
+      </w:r>
+    </w:p>
+    <w:p>
+      <w:pPr>
+        <w:pStyle w:val="StandardWeb"/>
+        <w:rPr>
+          <w:bCs/>
+          <w:iCs/>
+        </w:rPr>
+      </w:pPr>
+      <w:proofErr w:type="spellStart"/>
+      <w:r>
+        <w:rPr>
+          <w:bCs/>
+          <w:iCs/>
+        </w:rPr>
+        <w:t>Ponovno</w:t>
+      </w:r>
+      <w:proofErr w:type="spellEnd"/>
+      <w:r>
+        <w:rPr>
+          <w:bCs/>
+          <w:iCs/>
+        </w:rPr>
+        <w:t xml:space="preserve"> </w:t>
+      </w:r>
+      <w:proofErr w:type="spellStart"/>
+      <w:r>
+        <w:rPr>
+          <w:bCs/>
+          <w:iCs/>
+        </w:rPr>
+        <w:t>pokretanje</w:t>
+      </w:r>
+      <w:proofErr w:type="spellEnd"/>
+      <w:r>
+        <w:rPr>
+          <w:bCs/>
+          <w:iCs/>
+        </w:rPr>
+        <w:t xml:space="preserve"> </w:t>
+      </w:r>
+      <w:proofErr w:type="spellStart"/>
+      <w:r>
+        <w:rPr>
+          <w:bCs/>
+          <w:iCs/>
+        </w:rPr>
+        <w:t>aplikacije</w:t>
+      </w:r>
+      <w:proofErr w:type="spellEnd"/>
+      <w:r>
+        <w:rPr>
+          <w:bCs/>
+          <w:iCs/>
+        </w:rPr>
+        <w:t xml:space="preserve"> </w:t>
+      </w:r>
+      <w:proofErr w:type="spellStart"/>
+      <w:r>
+        <w:rPr>
+          <w:bCs/>
+          <w:iCs/>
+        </w:rPr>
+        <w:t>nakon</w:t>
+      </w:r>
+      <w:proofErr w:type="spellEnd"/>
+      <w:r>
+        <w:rPr>
+          <w:bCs/>
+          <w:iCs/>
+        </w:rPr>
+        <w:t xml:space="preserve"> </w:t>
+      </w:r>
+      <w:proofErr w:type="spellStart"/>
+      <w:r>
+        <w:rPr>
+          <w:bCs/>
+          <w:iCs/>
+        </w:rPr>
+        <w:t>prekida</w:t>
+      </w:r>
+      <w:proofErr w:type="spellEnd"/>
+      <w:r>
+        <w:rPr>
+          <w:bCs/>
+          <w:iCs/>
+        </w:rPr>
+        <w:t xml:space="preserve"> </w:t>
+      </w:r>
+      <w:proofErr w:type="spellStart"/>
+      <w:r>
+        <w:rPr>
+          <w:bCs/>
+          <w:iCs/>
+        </w:rPr>
+        <w:t>veze</w:t>
+      </w:r>
+      <w:proofErr w:type="spellEnd"/>
+      <w:r>
+        <w:rPr>
+          <w:bCs/>
+          <w:iCs/>
+        </w:rPr>
+        <w:t xml:space="preserve"> s </w:t>
+      </w:r>
+      <w:proofErr w:type="spellStart"/>
+      <w:r>
+        <w:rPr>
+          <w:bCs/>
+          <w:iCs/>
+        </w:rPr>
+        <w:t>bazom</w:t>
+      </w:r>
+      <w:proofErr w:type="spellEnd"/>
+      <w:r>
+        <w:rPr>
+          <w:bCs/>
+          <w:iCs/>
+        </w:rPr>
+        <w:t>.</w:t>
+      </w:r>
+    </w:p>
+    <w:p>
+      <w:pPr>
+        <w:pStyle w:val="Naslov3"/>
+        <w:numPr>
+          <w:ilvl w:val="0"/>
+          <w:numId w:val="0"/>
+        </w:numPr>
+        <w:ind w:left="1440" w:hanging="1440"/>
+        <w:rPr>
+          <w:b w:val="0"/>
+          <w:bCs/>
+          <w:i w:val="0"/>
+          <w:iCs/>
+        </w:rPr>
+      </w:pPr>
+      <w:r>
+        <w:rPr>
+          <w:b w:val="0"/>
+          <w:bCs/>
+          <w:i w:val="0"/>
+          <w:iCs/>
+        </w:rPr>
+        <w:t>Sigurnost</w:t>
+      </w:r>
+      <w:r>
+        <w:rPr>
+          <w:b w:val="0"/>
+          <w:bCs/>
+          <w:i w:val="0"/>
+          <w:iCs/>
+        </w:rPr>
+        <w:t>:</w:t>
+      </w:r>
+    </w:p>
+    <w:p>
+      <w:pPr>
+        <w:pStyle w:val="StandardWeb"/>
+        <w:rPr>
+          <w:bCs/>
+          <w:iCs/>
+        </w:rPr>
+      </w:pPr>
+      <w:proofErr w:type="spellStart"/>
+      <w:r>
+        <w:rPr>
+          <w:bCs/>
+          <w:iCs/>
+        </w:rPr>
+        <w:t>Provjera</w:t>
+      </w:r>
+      <w:proofErr w:type="spellEnd"/>
+      <w:r>
+        <w:rPr>
+          <w:bCs/>
+          <w:iCs/>
+        </w:rPr>
+        <w:t xml:space="preserve"> </w:t>
+      </w:r>
+      <w:proofErr w:type="spellStart"/>
+      <w:r>
+        <w:rPr>
+          <w:bCs/>
+          <w:iCs/>
+        </w:rPr>
+        <w:t>osnovne</w:t>
+      </w:r>
+      <w:proofErr w:type="spellEnd"/>
+      <w:r>
+        <w:rPr>
+          <w:bCs/>
+          <w:iCs/>
+        </w:rPr>
+        <w:t xml:space="preserve"> </w:t>
+      </w:r>
+      <w:proofErr w:type="spellStart"/>
+      <w:r>
+        <w:rPr>
+          <w:bCs/>
+          <w:iCs/>
+        </w:rPr>
+        <w:t>validacije</w:t>
+      </w:r>
+      <w:proofErr w:type="spellEnd"/>
+      <w:r>
+        <w:rPr>
+          <w:bCs/>
+          <w:iCs/>
+        </w:rPr>
+        <w:t xml:space="preserve"> </w:t>
+      </w:r>
+      <w:proofErr w:type="spellStart"/>
+      <w:r>
+        <w:rPr>
+          <w:bCs/>
+          <w:iCs/>
+        </w:rPr>
+        <w:t>unosa</w:t>
+      </w:r>
+      <w:proofErr w:type="spellEnd"/>
+      <w:r>
+        <w:rPr>
+          <w:bCs/>
+          <w:iCs/>
+        </w:rPr>
+        <w:t>.</w:t>
+      </w:r>
+    </w:p>
+    <w:p>
+      <w:pPr>
+        <w:pStyle w:val="Naslov3"/>
+        <w:numPr>
+          <w:ilvl w:val="0"/>
+          <w:numId w:val="0"/>
+        </w:numPr>
+        <w:ind w:left="1440" w:hanging="1440"/>
+        <w:rPr>
+          <w:b w:val="0"/>
+          <w:bCs/>
+          <w:i w:val="0"/>
+          <w:iCs/>
+        </w:rPr>
+      </w:pPr>
+      <w:r>
+        <w:rPr>
+          <w:b w:val="0"/>
+          <w:bCs/>
+          <w:i w:val="0"/>
+          <w:iCs/>
+        </w:rPr>
+        <w:t>Performanse</w:t>
+      </w:r>
+      <w:r>
+        <w:rPr>
+          <w:b w:val="0"/>
+          <w:bCs/>
+          <w:i w:val="0"/>
+          <w:iCs/>
+        </w:rPr>
+        <w:t>:</w:t>
+      </w:r>
+    </w:p>
+    <w:p>
+      <w:pPr>
+        <w:pStyle w:val="StandardWeb"/>
+        <w:rPr>
+          <w:bCs/>
+          <w:iCs/>
+        </w:rPr>
+      </w:pPr>
+      <w:proofErr w:type="spellStart"/>
+      <w:r>
+        <w:rPr>
+          <w:bCs/>
+          <w:iCs/>
+        </w:rPr>
+        <w:t>Brzina</w:t>
+      </w:r>
+      <w:proofErr w:type="spellEnd"/>
+      <w:r>
+        <w:rPr>
+          <w:bCs/>
+          <w:iCs/>
+        </w:rPr>
+        <w:t xml:space="preserve"> </w:t>
+      </w:r>
+      <w:proofErr w:type="spellStart"/>
+      <w:r>
+        <w:rPr>
+          <w:bCs/>
+          <w:iCs/>
+        </w:rPr>
+        <w:t>dohvaćanja</w:t>
+      </w:r>
+      <w:proofErr w:type="spellEnd"/>
+      <w:r>
+        <w:rPr>
+          <w:bCs/>
+          <w:iCs/>
+        </w:rPr>
+        <w:t xml:space="preserve"> </w:t>
+      </w:r>
+      <w:proofErr w:type="spellStart"/>
+      <w:r>
+        <w:rPr>
+          <w:bCs/>
+          <w:iCs/>
+        </w:rPr>
+        <w:t>podataka</w:t>
+      </w:r>
+      <w:proofErr w:type="spellEnd"/>
+      <w:r>
+        <w:rPr>
+          <w:bCs/>
+          <w:iCs/>
+        </w:rPr>
+        <w:t>.</w:t>
       </w:r>
     </w:p>
     <w:p/>
     <w:p>
       <w:pPr>
-        <w:pStyle w:val="Heading3"/>
-      </w:pPr>
-      <w:r>
-        <w:t>Testiranje</w:t>
-      </w:r>
-      <w:r>
-        <w:t xml:space="preserve"> okrajaka</w:t>
-      </w:r>
-      <w:r>
-        <w:t xml:space="preserve"> (</w:t>
-      </w:r>
-      <w:r>
-        <w:t xml:space="preserve">cjeline, </w:t>
-      </w:r>
-      <w:r>
-        <w:t>jedinice)</w:t>
-      </w:r>
-    </w:p>
-    <w:p>
-      <w:pPr>
-        <w:pStyle w:val="Upute"/>
-      </w:pPr>
-      <w:r>
-        <w:t xml:space="preserve">Opis strategije za testiranje </w:t>
-      </w:r>
-      <w:r>
-        <w:t>okrajaka</w:t>
-      </w:r>
-      <w:r>
-        <w:t xml:space="preserve">. Navedene su komponente koje će se testirati kao </w:t>
-      </w:r>
-      <w:r>
-        <w:t>jedinice</w:t>
-      </w:r>
-      <w:r>
-        <w:t xml:space="preserve"> i kriteriji koji se koriste za odabir komponenata za test </w:t>
-      </w:r>
-      <w:r>
-        <w:t>okrajaka</w:t>
-      </w:r>
-      <w:r>
-        <w:t xml:space="preserve">. </w:t>
-      </w:r>
-      <w:r>
-        <w:t xml:space="preserve">Ovdje </w:t>
-      </w:r>
-      <w:r>
-        <w:t xml:space="preserve">se ne navode </w:t>
-      </w:r>
-      <w:r>
-        <w:t>testni slučajevi</w:t>
-      </w:r>
-      <w:r>
-        <w:t xml:space="preserve">. </w:t>
+        <w:pStyle w:val="Naslov2"/>
+      </w:pPr>
+      <w:r>
+        <w:t>Spremanje r</w:t>
+      </w:r>
+      <w:r>
+        <w:t>e</w:t>
+      </w:r>
+      <w:r>
+        <w:t xml:space="preserve">zultata testiranja </w:t>
+      </w:r>
+      <w:r>
+        <w:t>i log testiranja</w:t>
+      </w:r>
+    </w:p>
+    <w:p>
+      <w:r>
+        <w:t xml:space="preserve">Logovi testiranja dobiveni su izvršavanjem naredbe </w:t>
+      </w:r>
+      <w:proofErr w:type="spellStart"/>
+      <w:r>
+        <w:t>dotnet</w:t>
+      </w:r>
+      <w:proofErr w:type="spellEnd"/>
+      <w:r>
+        <w:t xml:space="preserve"> test u terminalu. Rezultati prikazuju broj uspješnih i neuspješnih testova te eventualne greške u izvršavanju.</w:t>
       </w:r>
     </w:p>
     <w:p/>
     <w:p>
-      <w:pPr>
-        <w:pStyle w:val="Heading3"/>
-      </w:pPr>
-      <w:r>
-        <w:t>Integracijska provjera</w:t>
-      </w:r>
-    </w:p>
-    <w:p>
-      <w:pPr>
-        <w:pStyle w:val="Upute"/>
-      </w:pPr>
-      <w:r>
-        <w:t>S</w:t>
-      </w:r>
-      <w:r>
-        <w:t>trategij</w:t>
-      </w:r>
-      <w:r>
-        <w:t>a</w:t>
-      </w:r>
-      <w:r>
-        <w:t xml:space="preserve"> integracijske provjere. Diskusija o redoslijedu testiranja po funkcijama programske opreme. Ovdje se ne navode testni slučajevi. </w:t>
-      </w:r>
-    </w:p>
-    <w:p/>
-    <w:p>
-      <w:pPr>
-        <w:pStyle w:val="Heading3"/>
-      </w:pPr>
-      <w:r>
-        <w:t>Validacija</w:t>
-      </w:r>
-    </w:p>
-    <w:p>
-      <w:pPr>
-        <w:pStyle w:val="Upute"/>
-      </w:pPr>
-      <w:r>
-        <w:t xml:space="preserve">Strategija testiranja validacije sustava. Diskusija o redoslijedu testiranja validacije po funkcijama programske opreme. </w:t>
-      </w:r>
-    </w:p>
-    <w:p/>
-    <w:p>
-      <w:pPr>
-        <w:pStyle w:val="Heading3"/>
-      </w:pPr>
-      <w:r>
-        <w:t>Provjera sustava</w:t>
-      </w:r>
-    </w:p>
-    <w:p>
-      <w:pPr>
-        <w:pStyle w:val="Upute"/>
-      </w:pPr>
-      <w:r>
-        <w:t>Strategija p</w:t>
-      </w:r>
-      <w:r>
-        <w:t xml:space="preserve">rovjera sustava </w:t>
-      </w:r>
-      <w:r>
-        <w:t xml:space="preserve">(eng. </w:t>
-      </w:r>
-      <w:r>
-        <w:t>High-order</w:t>
-      </w:r>
-      <w:r>
-        <w:t xml:space="preserve"> testing</w:t>
-      </w:r>
-      <w:r>
-        <w:t>)</w:t>
-      </w:r>
-      <w:r>
-        <w:t>. Diskusija o tipovima testiranja sustava koji će se provoditi, te razlog za takav test. Ovdje se ne navode testni slučajevi.</w:t>
-      </w:r>
-    </w:p>
-    <w:p/>
-    <w:p>
-      <w:pPr>
-        <w:pStyle w:val="Heading2"/>
-      </w:pPr>
       <w:r>
         <w:lastRenderedPageBreak/>
-        <w:t>Resursi i sredstva testiranja</w:t>
-      </w:r>
-    </w:p>
-    <w:p>
-      <w:pPr>
-        <w:pStyle w:val="Upute"/>
-      </w:pPr>
-      <w:r>
-        <w:t xml:space="preserve">Posebni resursi i sredstva potrebni za testiranje. </w:t>
-      </w:r>
-    </w:p>
-    <w:p/>
-    <w:p>
-      <w:pPr>
-        <w:pStyle w:val="Heading2"/>
-      </w:pPr>
-      <w:r>
-        <w:t>Produkti nastali testiranjem</w:t>
-      </w:r>
-    </w:p>
-    <w:p>
-      <w:pPr>
-        <w:pStyle w:val="Upute"/>
-      </w:pPr>
-      <w:r>
-        <w:t xml:space="preserve">Produkti nastali kao posljedica testiranja. </w:t>
-      </w:r>
-    </w:p>
-    <w:p/>
-    <w:p>
-      <w:pPr>
-        <w:pStyle w:val="Heading2"/>
-      </w:pPr>
-      <w:r>
-        <w:t>Spremanje rezultata testiranja</w:t>
-      </w:r>
-    </w:p>
-    <w:p>
-      <w:pPr>
-        <w:pStyle w:val="Upute"/>
-      </w:pPr>
-      <w:r>
-        <w:t>Mehanizmi za spremanje i procjenjivanje rezultata</w:t>
-      </w:r>
-      <w:r>
-        <w:t xml:space="preserve"> testiranja</w:t>
-      </w:r>
-      <w:r>
-        <w:t xml:space="preserve">. </w:t>
-      </w:r>
-    </w:p>
-    <w:p/>
-    <w:p>
-      <w:pPr>
-        <w:pStyle w:val="Heading2"/>
-      </w:pPr>
-      <w:r>
-        <w:t>Me</w:t>
-      </w:r>
-      <w:r>
-        <w:t>trike</w:t>
-      </w:r>
-      <w:r>
-        <w:t xml:space="preserve"> koje se koriste kod testiranja</w:t>
-      </w:r>
-    </w:p>
-    <w:p>
-      <w:pPr>
-        <w:pStyle w:val="Upute"/>
-      </w:pPr>
-      <w:r>
-        <w:t>Opis svih me</w:t>
-      </w:r>
-      <w:r>
-        <w:t>trika</w:t>
-      </w:r>
-      <w:r>
-        <w:t xml:space="preserve"> koje se koriste tijekom testiranja. </w:t>
-      </w:r>
-    </w:p>
-    <w:p/>
-    <w:p>
-      <w:pPr>
-        <w:pStyle w:val="Heading2"/>
-      </w:pPr>
-      <w:r>
-        <w:t>Okolina i alati koji se koriste za testiranje</w:t>
-      </w:r>
-    </w:p>
-    <w:p>
-      <w:pPr>
-        <w:pStyle w:val="Upute"/>
-      </w:pPr>
-      <w:r>
-        <w:t xml:space="preserve">Opis okoline testiranja uključujući alate za testiranje, simulatore, posebnu sklopovsku opremu, testne datoteke te ostala sredstva. </w:t>
-      </w:r>
-    </w:p>
-    <w:p/>
-    <w:p>
-      <w:pPr>
-        <w:pStyle w:val="Heading2"/>
-      </w:pPr>
-      <w:r>
-        <w:t>Raspored testiranja</w:t>
-      </w:r>
-    </w:p>
-    <w:p>
-      <w:pPr>
-        <w:pStyle w:val="Upute"/>
-      </w:pPr>
-      <w:r>
-        <w:t>Detaljniji raspored pojedinih vrsta testiranja (testiranje okrajaka, integracijska provjera, validacija te test sustava)</w:t>
-      </w:r>
-    </w:p>
-    <w:p/>
-    <w:p/>
-    <w:p/>
-    <w:p>
-      <w:pPr>
-        <w:pStyle w:val="Heading1"/>
-      </w:pPr>
-      <w:r>
-        <w:t>Procedura testiranja</w:t>
-      </w:r>
-    </w:p>
-    <w:p>
-      <w:pPr>
-        <w:pStyle w:val="Upute"/>
-      </w:pPr>
-      <w:r>
-        <w:t xml:space="preserve">Detaljni opis procedura testiranja uključujući taktike i testne slučajeve za programsku opremu. </w:t>
-      </w:r>
-    </w:p>
-    <w:p/>
-    <w:p>
-      <w:pPr>
-        <w:pStyle w:val="Heading2"/>
-      </w:pPr>
-      <w:r>
-        <w:t>Programska oprema za testiranje</w:t>
-      </w:r>
-    </w:p>
-    <w:p>
-      <w:pPr>
-        <w:pStyle w:val="Upute"/>
-      </w:pPr>
-      <w:r>
-        <w:t>Imenovana je programska oprema koja se testira. Iznimke su eksplicitno navedene.</w:t>
-      </w:r>
-    </w:p>
-    <w:p/>
-    <w:p>
-      <w:pPr>
-        <w:pStyle w:val="Heading2"/>
-      </w:pPr>
-      <w:r>
-        <w:t>Procedura testiranja</w:t>
-      </w:r>
-    </w:p>
-    <w:p>
-      <w:pPr>
-        <w:pStyle w:val="Upute"/>
-      </w:pPr>
-      <w:r>
-        <w:t xml:space="preserve">Sveobuhvatan opis procedura za testiranje programske opreme. </w:t>
-      </w:r>
-    </w:p>
-    <w:p/>
-    <w:p>
-      <w:pPr>
-        <w:pStyle w:val="Heading3"/>
-      </w:pPr>
-      <w:r>
-        <w:t xml:space="preserve">Testni slučajevi za </w:t>
-      </w:r>
-      <w:r>
-        <w:t>testiranje okrajaka</w:t>
-      </w:r>
-    </w:p>
-    <w:p>
-      <w:pPr>
-        <w:pStyle w:val="Upute"/>
-      </w:pPr>
-      <w:r>
-        <w:t xml:space="preserve">Opis procedure za testiranje okrajaka za svaku komponentu programske opreme koja će biti testirana na taj način. Ovaj odjeljak se ponavlja za svako od i komponenata. </w:t>
-      </w:r>
-    </w:p>
-    <w:p/>
-    <w:p>
-      <w:pPr>
-        <w:pStyle w:val="Heading4"/>
-      </w:pPr>
-      <w:r>
-        <w:t>Pogonski programi za komponentu i</w:t>
-      </w:r>
-    </w:p>
-    <w:p/>
-    <w:p>
-      <w:pPr>
-        <w:pStyle w:val="Heading4"/>
-      </w:pPr>
-      <w:r>
-        <w:t>Testni slučajevi komponente i</w:t>
-      </w:r>
-    </w:p>
-    <w:p/>
-    <w:p>
-      <w:pPr>
-        <w:pStyle w:val="Heading4"/>
-      </w:pPr>
-      <w:r>
-        <w:t>Svrha testiranja komponente i</w:t>
-      </w:r>
-    </w:p>
-    <w:p/>
-    <w:p>
-      <w:pPr>
-        <w:pStyle w:val="Heading4"/>
-      </w:pPr>
-      <w:r>
-        <w:t>Očekivani rezultati testiranja komponente i</w:t>
-      </w:r>
-    </w:p>
-    <w:p/>
-    <w:p/>
-    <w:p/>
-    <w:p/>
-    <w:p>
-      <w:pPr>
-        <w:pStyle w:val="Heading3"/>
-      </w:pPr>
-      <w:r>
-        <w:t>Integracij</w:t>
-      </w:r>
-      <w:r>
-        <w:t>ska provjera</w:t>
-      </w:r>
-    </w:p>
-    <w:p>
-      <w:pPr>
-        <w:pStyle w:val="Upute"/>
-      </w:pPr>
-      <w:r>
-        <w:t>Specificirati proceduru integracij</w:t>
-      </w:r>
-      <w:r>
-        <w:t>ske provjere</w:t>
-      </w:r>
-      <w:r>
-        <w:t xml:space="preserve">. </w:t>
-      </w:r>
-    </w:p>
-    <w:p/>
-    <w:p>
-      <w:pPr>
-        <w:pStyle w:val="Heading4"/>
-      </w:pPr>
-      <w:r>
-        <w:t>Testna procedura za integracij</w:t>
-      </w:r>
-      <w:r>
-        <w:t>sku provjeru</w:t>
-      </w:r>
-    </w:p>
-    <w:p/>
-    <w:p>
-      <w:pPr>
-        <w:pStyle w:val="Heading4"/>
-      </w:pPr>
-      <w:r>
-        <w:t>Potrebni pogonski programi</w:t>
-      </w:r>
-    </w:p>
-    <w:p/>
-    <w:p>
-      <w:pPr>
-        <w:pStyle w:val="Heading4"/>
-      </w:pPr>
-      <w:r>
-        <w:t>Testni slučajevi i njihova namjena</w:t>
-      </w:r>
-    </w:p>
-    <w:p/>
-    <w:p>
-      <w:pPr>
-        <w:pStyle w:val="Heading4"/>
-      </w:pPr>
-      <w:r>
-        <w:t>Očekivani rezultati</w:t>
-      </w:r>
-    </w:p>
-    <w:p/>
-    <w:p/>
-    <w:p>
-      <w:pPr>
-        <w:pStyle w:val="Heading3"/>
-      </w:pPr>
-      <w:r>
-        <w:t>Test validacije</w:t>
-      </w:r>
-    </w:p>
-    <w:p>
-      <w:pPr>
-        <w:pStyle w:val="Upute"/>
-      </w:pPr>
-      <w:r>
-        <w:t xml:space="preserve">Specificirati proceduru testiranja validacije. </w:t>
-      </w:r>
-    </w:p>
-    <w:p/>
-    <w:p>
-      <w:pPr>
-        <w:pStyle w:val="Heading4"/>
-      </w:pPr>
-      <w:r>
-        <w:t>Testna procedura za validaciju</w:t>
-      </w:r>
-    </w:p>
-    <w:p/>
-    <w:p>
-      <w:pPr>
-        <w:pStyle w:val="Heading4"/>
-      </w:pPr>
-      <w:r>
-        <w:t>Očekivani rezultati</w:t>
-      </w:r>
-    </w:p>
-    <w:p/>
-    <w:p>
-      <w:pPr>
-        <w:pStyle w:val="Heading4"/>
-      </w:pPr>
-      <w:r>
-        <w:t>Kriterij (ne)uspješnosti za sve testove validacije</w:t>
-      </w:r>
-    </w:p>
-    <w:p/>
-    <w:p/>
-    <w:p>
-      <w:pPr>
-        <w:pStyle w:val="Heading3"/>
-      </w:pPr>
-      <w:r>
-        <w:t xml:space="preserve">Testiranje </w:t>
-      </w:r>
-      <w:r>
-        <w:t>sustava</w:t>
-      </w:r>
-    </w:p>
-    <w:p>
-      <w:pPr>
-        <w:pStyle w:val="Upute"/>
-      </w:pPr>
-      <w:r>
-        <w:t xml:space="preserve">Specificirati proceduru testiranja sustava. </w:t>
-      </w:r>
-    </w:p>
-    <w:p/>
-    <w:p>
-      <w:pPr>
-        <w:pStyle w:val="Heading4"/>
-      </w:pPr>
-      <w:r>
-        <w:t xml:space="preserve">Testiranje oporavka sustava </w:t>
-      </w:r>
-    </w:p>
-    <w:p>
-      <w:pPr>
-        <w:pStyle w:val="Upute"/>
-      </w:pPr>
-      <w:r>
-        <w:t>(eng. Recovery testing)</w:t>
-      </w:r>
-    </w:p>
-    <w:p/>
-    <w:p>
-      <w:pPr>
-        <w:pStyle w:val="Heading4"/>
-      </w:pPr>
-      <w:r>
-        <w:t>Testiranje sigurnosti</w:t>
-      </w:r>
-    </w:p>
-    <w:p/>
-    <w:p>
-      <w:pPr>
-        <w:pStyle w:val="Heading4"/>
-      </w:pPr>
-      <w:r>
-        <w:t>Stres test</w:t>
-      </w:r>
-    </w:p>
-    <w:p/>
-    <w:p>
-      <w:pPr>
-        <w:pStyle w:val="Heading4"/>
-      </w:pPr>
-      <w:r>
-        <w:t>Testiranje performansi</w:t>
-      </w:r>
-    </w:p>
-    <w:p/>
-    <w:p>
-      <w:pPr>
-        <w:pStyle w:val="Heading4"/>
-      </w:pPr>
-      <w:r>
-        <w:t>Alfa-Testiranje, Beta-Testiranje</w:t>
-      </w:r>
-    </w:p>
-    <w:p/>
-    <w:p>
-      <w:pPr>
-        <w:pStyle w:val="Heading4"/>
-      </w:pPr>
-      <w:r>
-        <w:t>Kriterij (ne)uspješnosti za sve testove validacije</w:t>
-      </w:r>
-    </w:p>
-    <w:p/>
-    <w:p/>
-    <w:p>
-      <w:pPr>
-        <w:pStyle w:val="Heading2"/>
-      </w:pPr>
-      <w:r>
-        <w:t xml:space="preserve">Resursi i sredstva testiranja </w:t>
-      </w:r>
-    </w:p>
-    <w:p>
-      <w:pPr>
-        <w:pStyle w:val="Upute"/>
-      </w:pPr>
-      <w:r>
-        <w:t xml:space="preserve">Definirati specijalne resurse i sredstva za testiranje. </w:t>
-      </w:r>
-    </w:p>
-    <w:p/>
-    <w:p>
-      <w:pPr>
-        <w:pStyle w:val="Heading2"/>
-      </w:pPr>
-      <w:r>
-        <w:t>Produkti nastali testiranjem</w:t>
-      </w:r>
-    </w:p>
-    <w:p>
-      <w:pPr>
-        <w:pStyle w:val="Upute"/>
-      </w:pPr>
-      <w:r>
-        <w:t>Produkti nastali kao posljedica testiranja.</w:t>
-      </w:r>
-    </w:p>
-    <w:p>
-      <w:pPr>
-        <w:pStyle w:val="Heading2"/>
-      </w:pPr>
-      <w:r>
-        <w:lastRenderedPageBreak/>
-        <w:t>Spremanje r</w:t>
-      </w:r>
-      <w:r>
-        <w:t>e</w:t>
-      </w:r>
-      <w:r>
-        <w:t xml:space="preserve">zultata testiranja </w:t>
-      </w:r>
-      <w:r>
-        <w:t>i log testiranja</w:t>
-      </w:r>
-    </w:p>
-    <w:p>
-      <w:pPr>
-        <w:pStyle w:val="Upute"/>
-      </w:pPr>
-      <w:r>
-        <w:t xml:space="preserve">Mehanizmi za spremanje provjeravanje rezultata testiranja. Logovi testiranja uzeti su da bi se sa sigurnošću znao redoslijed testiranja. </w:t>
-      </w:r>
-    </w:p>
-    <w:p/>
+        <w:pict w14:anchorId="71CE97D3">
+          <v:shapetype id="_x0000_t75" coordsize="21600,21600" o:spt="75" o:preferrelative="t" path="m@4@5l@4@11@9@11@9@5xe" filled="f" stroked="f">
+            <v:stroke joinstyle="miter"/>
+            <v:formulas>
+              <v:f eqn="if lineDrawn pixelLineWidth 0"/>
+              <v:f eqn="sum @0 1 0"/>
+              <v:f eqn="sum 0 0 @1"/>
+              <v:f eqn="prod @2 1 2"/>
+              <v:f eqn="prod @3 21600 pixelWidth"/>
+              <v:f eqn="prod @3 21600 pixelHeight"/>
+              <v:f eqn="sum @0 0 1"/>
+              <v:f eqn="prod @6 1 2"/>
+              <v:f eqn="prod @7 21600 pixelWidth"/>
+              <v:f eqn="sum @8 21600 0"/>
+              <v:f eqn="prod @7 21600 pixelHeight"/>
+              <v:f eqn="sum @10 21600 0"/>
+            </v:formulas>
+            <v:path o:extrusionok="f" gradientshapeok="t" o:connecttype="rect"/>
+            <o:lock v:ext="edit" aspectratio="t"/>
+          </v:shapetype>
+          <v:shape id="_x0000_i1025" type="#_x0000_t75" style="width:451pt;height:236.5pt">
+            <v:imagedata r:id="rId11" o:title="Screenshot (72)"/>
+          </v:shape>
+        </w:pict>
+      </w:r>
+    </w:p>
     <w:sectPr>
-      <w:headerReference w:type="default" r:id="rId10"/>
-      <w:footerReference w:type="even" r:id="rId11"/>
-      <w:footerReference w:type="default" r:id="rId12"/>
+      <w:headerReference w:type="default" r:id="rId12"/>
+      <w:footerReference w:type="even" r:id="rId13"/>
+      <w:footerReference w:type="default" r:id="rId14"/>
       <w:type w:val="continuous"/>
       <w:pgSz w:w="11906" w:h="16838" w:code="9"/>
       <w:pgMar w:top="1440" w:right="1440" w:bottom="1440" w:left="1440" w:header="720" w:footer="720" w:gutter="0"/>
@@ -766,7 +2057,7 @@
 </file>
 
 <file path=word/endnotes.xml><?xml version="1.0" encoding="utf-8"?>
-<w:endnotes xmlns:wpc="http://schemas.microsoft.com/office/word/2010/wordprocessingCanvas" xmlns:cx="http://schemas.microsoft.com/office/drawing/2014/chartex" xmlns:cx1="http://schemas.microsoft.com/office/drawing/2015/9/8/chartex" xmlns:cx2="http://schemas.microsoft.com/office/drawing/2015/10/21/chartex" xmlns:cx3="http://schemas.microsoft.com/office/drawing/2016/5/9/chartex" xmlns:cx4="http://schemas.microsoft.com/office/drawing/2016/5/10/chartex" xmlns:cx5="http://schemas.microsoft.com/office/drawing/2016/5/11/chartex" xmlns:cx6="http://schemas.microsoft.com/office/drawing/2016/5/12/chartex" xmlns:cx7="http://schemas.microsoft.com/office/drawing/2016/5/13/chartex" xmlns:cx8="http://schemas.microsoft.com/office/drawing/2016/5/14/chartex" xmlns:mc="http://schemas.openxmlformats.org/markup-compatibility/2006" xmlns:aink="http://schemas.microsoft.com/office/drawing/2016/ink" xmlns:am3d="http://schemas.microsoft.com/office/drawing/2017/model3d" xmlns:o="urn:schemas-microsoft-com:office:office" xmlns:r="http://schemas.openxmlformats.org/officeDocument/2006/relationships" xmlns:m="http://schemas.openxmlformats.org/officeDocument/2006/math" xmlns:v="urn:schemas-microsoft-com:vml" xmlns:wp14="http://schemas.microsoft.com/office/word/2010/wordprocessingDrawing" xmlns:wp="http://schemas.openxmlformats.org/drawingml/2006/wordprocessingDrawing" xmlns:w10="urn:schemas-microsoft-com:office:word" xmlns:w="http://schemas.openxmlformats.org/wordprocessingml/2006/main" xmlns:w14="http://schemas.microsoft.com/office/word/2010/wordml" xmlns:w15="http://schemas.microsoft.com/office/word/2012/wordml" xmlns:w16cex="http://schemas.microsoft.com/office/word/2018/wordml/cex" xmlns:w16cid="http://schemas.microsoft.com/office/word/2016/wordml/cid" xmlns:w16="http://schemas.microsoft.com/office/word/2018/wordml" xmlns:w16sdtdh="http://schemas.microsoft.com/office/word/2020/wordml/sdtdatahash" xmlns:w16se="http://schemas.microsoft.com/office/word/2015/wordml/symex" xmlns:wpg="http://schemas.microsoft.com/office/word/2010/wordprocessingGroup" xmlns:wpi="http://schemas.microsoft.com/office/word/2010/wordprocessingInk" xmlns:wne="http://schemas.microsoft.com/office/word/2006/wordml" xmlns:wps="http://schemas.microsoft.com/office/word/2010/wordprocessingShape" mc:Ignorable="w14 w15 w16se w16cid w16 w16cex w16sdtdh wp14">
+<w:endnotes xmlns:wpc="http://schemas.microsoft.com/office/word/2010/wordprocessingCanvas" xmlns:cx="http://schemas.microsoft.com/office/drawing/2014/chartex" xmlns:cx1="http://schemas.microsoft.com/office/drawing/2015/9/8/chartex" xmlns:cx2="http://schemas.microsoft.com/office/drawing/2015/10/21/chartex" xmlns:cx3="http://schemas.microsoft.com/office/drawing/2016/5/9/chartex" xmlns:cx4="http://schemas.microsoft.com/office/drawing/2016/5/10/chartex" xmlns:cx5="http://schemas.microsoft.com/office/drawing/2016/5/11/chartex" xmlns:cx6="http://schemas.microsoft.com/office/drawing/2016/5/12/chartex" xmlns:cx7="http://schemas.microsoft.com/office/drawing/2016/5/13/chartex" xmlns:cx8="http://schemas.microsoft.com/office/drawing/2016/5/14/chartex" xmlns:mc="http://schemas.openxmlformats.org/markup-compatibility/2006" xmlns:aink="http://schemas.microsoft.com/office/drawing/2016/ink" xmlns:am3d="http://schemas.microsoft.com/office/drawing/2017/model3d" xmlns:o="urn:schemas-microsoft-com:office:office" xmlns:oel="http://schemas.microsoft.com/office/2019/extlst" xmlns:r="http://schemas.openxmlformats.org/officeDocument/2006/relationships" xmlns:m="http://schemas.openxmlformats.org/officeDocument/2006/math" xmlns:v="urn:schemas-microsoft-com:vml" xmlns:wp14="http://schemas.microsoft.com/office/word/2010/wordprocessingDrawing" xmlns:wp="http://schemas.openxmlformats.org/drawingml/2006/wordprocessingDrawing" xmlns:w10="urn:schemas-microsoft-com:office:word" xmlns:w="http://schemas.openxmlformats.org/wordprocessingml/2006/main" xmlns:w14="http://schemas.microsoft.com/office/word/2010/wordml" xmlns:w15="http://schemas.microsoft.com/office/word/2012/wordml" xmlns:w16cex="http://schemas.microsoft.com/office/word/2018/wordml/cex" xmlns:w16cid="http://schemas.microsoft.com/office/word/2016/wordml/cid" xmlns:w16="http://schemas.microsoft.com/office/word/2018/wordml" xmlns:w16du="http://schemas.microsoft.com/office/word/2023/wordml/word16du" xmlns:w16sdtdh="http://schemas.microsoft.com/office/word/2020/wordml/sdtdatahash" xmlns:w16sdtfl="http://schemas.microsoft.com/office/word/2024/wordml/sdtformatlock" xmlns:w16se="http://schemas.microsoft.com/office/word/2015/wordml/symex" xmlns:wpg="http://schemas.microsoft.com/office/word/2010/wordprocessingGroup" xmlns:wpi="http://schemas.microsoft.com/office/word/2010/wordprocessingInk" xmlns:wne="http://schemas.microsoft.com/office/word/2006/wordml" xmlns:wps="http://schemas.microsoft.com/office/word/2010/wordprocessingShape" mc:Ignorable="w14 w15 w16se w16cid w16 w16cex w16sdtdh w16sdtfl w16du wp14">
   <w:endnote w:type="separator" w:id="-1">
     <w:p>
       <w:r>
@@ -787,37 +2078,37 @@
 </file>
 
 <file path=word/footer1.xml><?xml version="1.0" encoding="utf-8"?>
-<w:ftr xmlns:wpc="http://schemas.microsoft.com/office/word/2010/wordprocessingCanvas" xmlns:cx="http://schemas.microsoft.com/office/drawing/2014/chartex" xmlns:cx1="http://schemas.microsoft.com/office/drawing/2015/9/8/chartex" xmlns:cx2="http://schemas.microsoft.com/office/drawing/2015/10/21/chartex" xmlns:cx3="http://schemas.microsoft.com/office/drawing/2016/5/9/chartex" xmlns:cx4="http://schemas.microsoft.com/office/drawing/2016/5/10/chartex" xmlns:cx5="http://schemas.microsoft.com/office/drawing/2016/5/11/chartex" xmlns:cx6="http://schemas.microsoft.com/office/drawing/2016/5/12/chartex" xmlns:cx7="http://schemas.microsoft.com/office/drawing/2016/5/13/chartex" xmlns:cx8="http://schemas.microsoft.com/office/drawing/2016/5/14/chartex" xmlns:mc="http://schemas.openxmlformats.org/markup-compatibility/2006" xmlns:aink="http://schemas.microsoft.com/office/drawing/2016/ink" xmlns:am3d="http://schemas.microsoft.com/office/drawing/2017/model3d" xmlns:o="urn:schemas-microsoft-com:office:office" xmlns:r="http://schemas.openxmlformats.org/officeDocument/2006/relationships" xmlns:m="http://schemas.openxmlformats.org/officeDocument/2006/math" xmlns:v="urn:schemas-microsoft-com:vml" xmlns:wp14="http://schemas.microsoft.com/office/word/2010/wordprocessingDrawing" xmlns:wp="http://schemas.openxmlformats.org/drawingml/2006/wordprocessingDrawing" xmlns:w10="urn:schemas-microsoft-com:office:word" xmlns:w="http://schemas.openxmlformats.org/wordprocessingml/2006/main" xmlns:w14="http://schemas.microsoft.com/office/word/2010/wordml" xmlns:w15="http://schemas.microsoft.com/office/word/2012/wordml" xmlns:w16cex="http://schemas.microsoft.com/office/word/2018/wordml/cex" xmlns:w16cid="http://schemas.microsoft.com/office/word/2016/wordml/cid" xmlns:w16="http://schemas.microsoft.com/office/word/2018/wordml" xmlns:w16sdtdh="http://schemas.microsoft.com/office/word/2020/wordml/sdtdatahash" xmlns:w16se="http://schemas.microsoft.com/office/word/2015/wordml/symex" xmlns:wpg="http://schemas.microsoft.com/office/word/2010/wordprocessingGroup" xmlns:wpi="http://schemas.microsoft.com/office/word/2010/wordprocessingInk" xmlns:wne="http://schemas.microsoft.com/office/word/2006/wordml" xmlns:wps="http://schemas.microsoft.com/office/word/2010/wordprocessingShape" mc:Ignorable="w14 w15 w16se w16cid w16 w16cex w16sdtdh wp14">
+<w:ftr xmlns:wpc="http://schemas.microsoft.com/office/word/2010/wordprocessingCanvas" xmlns:cx="http://schemas.microsoft.com/office/drawing/2014/chartex" xmlns:cx1="http://schemas.microsoft.com/office/drawing/2015/9/8/chartex" xmlns:cx2="http://schemas.microsoft.com/office/drawing/2015/10/21/chartex" xmlns:cx3="http://schemas.microsoft.com/office/drawing/2016/5/9/chartex" xmlns:cx4="http://schemas.microsoft.com/office/drawing/2016/5/10/chartex" xmlns:cx5="http://schemas.microsoft.com/office/drawing/2016/5/11/chartex" xmlns:cx6="http://schemas.microsoft.com/office/drawing/2016/5/12/chartex" xmlns:cx7="http://schemas.microsoft.com/office/drawing/2016/5/13/chartex" xmlns:cx8="http://schemas.microsoft.com/office/drawing/2016/5/14/chartex" xmlns:mc="http://schemas.openxmlformats.org/markup-compatibility/2006" xmlns:aink="http://schemas.microsoft.com/office/drawing/2016/ink" xmlns:am3d="http://schemas.microsoft.com/office/drawing/2017/model3d" xmlns:o="urn:schemas-microsoft-com:office:office" xmlns:oel="http://schemas.microsoft.com/office/2019/extlst" xmlns:r="http://schemas.openxmlformats.org/officeDocument/2006/relationships" xmlns:m="http://schemas.openxmlformats.org/officeDocument/2006/math" xmlns:v="urn:schemas-microsoft-com:vml" xmlns:wp14="http://schemas.microsoft.com/office/word/2010/wordprocessingDrawing" xmlns:wp="http://schemas.openxmlformats.org/drawingml/2006/wordprocessingDrawing" xmlns:w10="urn:schemas-microsoft-com:office:word" xmlns:w="http://schemas.openxmlformats.org/wordprocessingml/2006/main" xmlns:w14="http://schemas.microsoft.com/office/word/2010/wordml" xmlns:w15="http://schemas.microsoft.com/office/word/2012/wordml" xmlns:w16cex="http://schemas.microsoft.com/office/word/2018/wordml/cex" xmlns:w16cid="http://schemas.microsoft.com/office/word/2016/wordml/cid" xmlns:w16="http://schemas.microsoft.com/office/word/2018/wordml" xmlns:w16du="http://schemas.microsoft.com/office/word/2023/wordml/word16du" xmlns:w16sdtdh="http://schemas.microsoft.com/office/word/2020/wordml/sdtdatahash" xmlns:w16sdtfl="http://schemas.microsoft.com/office/word/2024/wordml/sdtformatlock" xmlns:w16se="http://schemas.microsoft.com/office/word/2015/wordml/symex" xmlns:wpg="http://schemas.microsoft.com/office/word/2010/wordprocessingGroup" xmlns:wpi="http://schemas.microsoft.com/office/word/2010/wordprocessingInk" xmlns:wne="http://schemas.microsoft.com/office/word/2006/wordml" xmlns:wps="http://schemas.microsoft.com/office/word/2010/wordprocessingShape" mc:Ignorable="w14 w15 w16se w16cid w16 w16cex w16sdtdh w16sdtfl w16du wp14">
   <w:p>
     <w:pPr>
-      <w:pStyle w:val="Footer"/>
+      <w:pStyle w:val="Podnoje"/>
       <w:framePr w:wrap="around" w:vAnchor="text" w:hAnchor="margin" w:xAlign="right" w:y="1"/>
       <w:rPr>
-        <w:rStyle w:val="PageNumber"/>
+        <w:rStyle w:val="Brojstranice"/>
       </w:rPr>
     </w:pPr>
     <w:r>
       <w:rPr>
-        <w:rStyle w:val="PageNumber"/>
+        <w:rStyle w:val="Brojstranice"/>
       </w:rPr>
       <w:fldChar w:fldCharType="begin"/>
     </w:r>
     <w:r>
       <w:rPr>
-        <w:rStyle w:val="PageNumber"/>
+        <w:rStyle w:val="Brojstranice"/>
       </w:rPr>
       <w:instrText xml:space="preserve">PAGE  </w:instrText>
     </w:r>
     <w:r>
       <w:rPr>
-        <w:rStyle w:val="PageNumber"/>
+        <w:rStyle w:val="Brojstranice"/>
       </w:rPr>
       <w:fldChar w:fldCharType="end"/>
     </w:r>
   </w:p>
   <w:p>
     <w:pPr>
-      <w:pStyle w:val="Footer"/>
+      <w:pStyle w:val="Podnoje"/>
       <w:ind w:right="360"/>
     </w:pPr>
   </w:p>
@@ -826,7 +2117,7 @@
 </file>
 
 <file path=word/footer2.xml><?xml version="1.0" encoding="utf-8"?>
-<w:ftr xmlns:wpc="http://schemas.microsoft.com/office/word/2010/wordprocessingCanvas" xmlns:cx="http://schemas.microsoft.com/office/drawing/2014/chartex" xmlns:cx1="http://schemas.microsoft.com/office/drawing/2015/9/8/chartex" xmlns:cx2="http://schemas.microsoft.com/office/drawing/2015/10/21/chartex" xmlns:cx3="http://schemas.microsoft.com/office/drawing/2016/5/9/chartex" xmlns:cx4="http://schemas.microsoft.com/office/drawing/2016/5/10/chartex" xmlns:cx5="http://schemas.microsoft.com/office/drawing/2016/5/11/chartex" xmlns:cx6="http://schemas.microsoft.com/office/drawing/2016/5/12/chartex" xmlns:cx7="http://schemas.microsoft.com/office/drawing/2016/5/13/chartex" xmlns:cx8="http://schemas.microsoft.com/office/drawing/2016/5/14/chartex" xmlns:mc="http://schemas.openxmlformats.org/markup-compatibility/2006" xmlns:aink="http://schemas.microsoft.com/office/drawing/2016/ink" xmlns:am3d="http://schemas.microsoft.com/office/drawing/2017/model3d" xmlns:o="urn:schemas-microsoft-com:office:office" xmlns:r="http://schemas.openxmlformats.org/officeDocument/2006/relationships" xmlns:m="http://schemas.openxmlformats.org/officeDocument/2006/math" xmlns:v="urn:schemas-microsoft-com:vml" xmlns:wp14="http://schemas.microsoft.com/office/word/2010/wordprocessingDrawing" xmlns:wp="http://schemas.openxmlformats.org/drawingml/2006/wordprocessingDrawing" xmlns:w10="urn:schemas-microsoft-com:office:word" xmlns:w="http://schemas.openxmlformats.org/wordprocessingml/2006/main" xmlns:w14="http://schemas.microsoft.com/office/word/2010/wordml" xmlns:w15="http://schemas.microsoft.com/office/word/2012/wordml" xmlns:w16cex="http://schemas.microsoft.com/office/word/2018/wordml/cex" xmlns:w16cid="http://schemas.microsoft.com/office/word/2016/wordml/cid" xmlns:w16="http://schemas.microsoft.com/office/word/2018/wordml" xmlns:w16sdtdh="http://schemas.microsoft.com/office/word/2020/wordml/sdtdatahash" xmlns:w16se="http://schemas.microsoft.com/office/word/2015/wordml/symex" xmlns:wpg="http://schemas.microsoft.com/office/word/2010/wordprocessingGroup" xmlns:wpi="http://schemas.microsoft.com/office/word/2010/wordprocessingInk" xmlns:wne="http://schemas.microsoft.com/office/word/2006/wordml" xmlns:wps="http://schemas.microsoft.com/office/word/2010/wordprocessingShape" mc:Ignorable="w14 w15 w16se w16cid w16 w16cex w16sdtdh wp14">
+<w:ftr xmlns:wpc="http://schemas.microsoft.com/office/word/2010/wordprocessingCanvas" xmlns:cx="http://schemas.microsoft.com/office/drawing/2014/chartex" xmlns:cx1="http://schemas.microsoft.com/office/drawing/2015/9/8/chartex" xmlns:cx2="http://schemas.microsoft.com/office/drawing/2015/10/21/chartex" xmlns:cx3="http://schemas.microsoft.com/office/drawing/2016/5/9/chartex" xmlns:cx4="http://schemas.microsoft.com/office/drawing/2016/5/10/chartex" xmlns:cx5="http://schemas.microsoft.com/office/drawing/2016/5/11/chartex" xmlns:cx6="http://schemas.microsoft.com/office/drawing/2016/5/12/chartex" xmlns:cx7="http://schemas.microsoft.com/office/drawing/2016/5/13/chartex" xmlns:cx8="http://schemas.microsoft.com/office/drawing/2016/5/14/chartex" xmlns:mc="http://schemas.openxmlformats.org/markup-compatibility/2006" xmlns:aink="http://schemas.microsoft.com/office/drawing/2016/ink" xmlns:am3d="http://schemas.microsoft.com/office/drawing/2017/model3d" xmlns:o="urn:schemas-microsoft-com:office:office" xmlns:oel="http://schemas.microsoft.com/office/2019/extlst" xmlns:r="http://schemas.openxmlformats.org/officeDocument/2006/relationships" xmlns:m="http://schemas.openxmlformats.org/officeDocument/2006/math" xmlns:v="urn:schemas-microsoft-com:vml" xmlns:wp14="http://schemas.microsoft.com/office/word/2010/wordprocessingDrawing" xmlns:wp="http://schemas.openxmlformats.org/drawingml/2006/wordprocessingDrawing" xmlns:w10="urn:schemas-microsoft-com:office:word" xmlns:w="http://schemas.openxmlformats.org/wordprocessingml/2006/main" xmlns:w14="http://schemas.microsoft.com/office/word/2010/wordml" xmlns:w15="http://schemas.microsoft.com/office/word/2012/wordml" xmlns:w16cex="http://schemas.microsoft.com/office/word/2018/wordml/cex" xmlns:w16cid="http://schemas.microsoft.com/office/word/2016/wordml/cid" xmlns:w16="http://schemas.microsoft.com/office/word/2018/wordml" xmlns:w16du="http://schemas.microsoft.com/office/word/2023/wordml/word16du" xmlns:w16sdtdh="http://schemas.microsoft.com/office/word/2020/wordml/sdtdatahash" xmlns:w16sdtfl="http://schemas.microsoft.com/office/word/2024/wordml/sdtformatlock" xmlns:w16se="http://schemas.microsoft.com/office/word/2015/wordml/symex" xmlns:wpg="http://schemas.microsoft.com/office/word/2010/wordprocessingGroup" xmlns:wpi="http://schemas.microsoft.com/office/word/2010/wordprocessingInk" xmlns:wne="http://schemas.microsoft.com/office/word/2006/wordml" xmlns:wps="http://schemas.microsoft.com/office/word/2010/wordprocessingShape" mc:Ignorable="w14 w15 w16se w16cid w16 w16cex w16sdtdh w16sdtfl w16du wp14">
   <w:tbl>
     <w:tblPr>
       <w:tblW w:w="0" w:type="auto"/>
@@ -847,7 +2138,7 @@
         </w:tcPr>
         <w:p>
           <w:pPr>
-            <w:pStyle w:val="Footer"/>
+            <w:pStyle w:val="Podnoje"/>
             <w:ind w:right="360"/>
           </w:pPr>
         </w:p>
@@ -858,7 +2149,7 @@
         </w:tcPr>
         <w:p>
           <w:pPr>
-            <w:pStyle w:val="Footer"/>
+            <w:pStyle w:val="Podnoje"/>
             <w:ind w:right="360"/>
             <w:jc w:val="center"/>
           </w:pPr>
@@ -887,7 +2178,7 @@
             <w:rPr>
               <w:noProof/>
             </w:rPr>
-            <w:t>2022</w:t>
+            <w:t>2026</w:t>
           </w:r>
           <w:r>
             <w:fldChar w:fldCharType="end"/>
@@ -900,74 +2191,74 @@
         </w:tcPr>
         <w:p>
           <w:pPr>
-            <w:pStyle w:val="Footer"/>
+            <w:pStyle w:val="Podnoje"/>
             <w:jc w:val="right"/>
           </w:pPr>
           <w:r>
             <w:rPr>
-              <w:rStyle w:val="PageNumber"/>
+              <w:rStyle w:val="Brojstranice"/>
             </w:rPr>
             <w:fldChar w:fldCharType="begin"/>
           </w:r>
           <w:r>
             <w:rPr>
-              <w:rStyle w:val="PageNumber"/>
+              <w:rStyle w:val="Brojstranice"/>
             </w:rPr>
             <w:instrText xml:space="preserve"> PAGE </w:instrText>
           </w:r>
           <w:r>
             <w:rPr>
-              <w:rStyle w:val="PageNumber"/>
+              <w:rStyle w:val="Brojstranice"/>
             </w:rPr>
             <w:fldChar w:fldCharType="separate"/>
           </w:r>
           <w:r>
             <w:rPr>
-              <w:rStyle w:val="PageNumber"/>
+              <w:rStyle w:val="Brojstranice"/>
               <w:noProof/>
             </w:rPr>
             <w:t>1</w:t>
           </w:r>
           <w:r>
             <w:rPr>
-              <w:rStyle w:val="PageNumber"/>
+              <w:rStyle w:val="Brojstranice"/>
             </w:rPr>
             <w:fldChar w:fldCharType="end"/>
           </w:r>
           <w:r>
             <w:rPr>
-              <w:rStyle w:val="PageNumber"/>
+              <w:rStyle w:val="Brojstranice"/>
             </w:rPr>
             <w:t>/</w:t>
           </w:r>
           <w:r>
             <w:rPr>
-              <w:rStyle w:val="PageNumber"/>
+              <w:rStyle w:val="Brojstranice"/>
             </w:rPr>
             <w:fldChar w:fldCharType="begin"/>
           </w:r>
           <w:r>
             <w:rPr>
-              <w:rStyle w:val="PageNumber"/>
+              <w:rStyle w:val="Brojstranice"/>
             </w:rPr>
             <w:instrText xml:space="preserve"> NUMPAGES </w:instrText>
           </w:r>
           <w:r>
             <w:rPr>
-              <w:rStyle w:val="PageNumber"/>
+              <w:rStyle w:val="Brojstranice"/>
             </w:rPr>
             <w:fldChar w:fldCharType="separate"/>
           </w:r>
           <w:r>
             <w:rPr>
-              <w:rStyle w:val="PageNumber"/>
+              <w:rStyle w:val="Brojstranice"/>
               <w:noProof/>
             </w:rPr>
             <w:t>4</w:t>
           </w:r>
           <w:r>
             <w:rPr>
-              <w:rStyle w:val="PageNumber"/>
+              <w:rStyle w:val="Brojstranice"/>
             </w:rPr>
             <w:fldChar w:fldCharType="end"/>
           </w:r>
@@ -977,19 +2268,19 @@
   </w:tbl>
   <w:p>
     <w:pPr>
-      <w:pStyle w:val="Footer"/>
+      <w:pStyle w:val="Podnoje"/>
     </w:pPr>
   </w:p>
   <w:p>
     <w:pPr>
-      <w:pStyle w:val="Footer"/>
+      <w:pStyle w:val="Podnoje"/>
     </w:pPr>
   </w:p>
 </w:ftr>
 </file>
 
 <file path=word/footnotes.xml><?xml version="1.0" encoding="utf-8"?>
-<w:footnotes xmlns:wpc="http://schemas.microsoft.com/office/word/2010/wordprocessingCanvas" xmlns:cx="http://schemas.microsoft.com/office/drawing/2014/chartex" xmlns:cx1="http://schemas.microsoft.com/office/drawing/2015/9/8/chartex" xmlns:cx2="http://schemas.microsoft.com/office/drawing/2015/10/21/chartex" xmlns:cx3="http://schemas.microsoft.com/office/drawing/2016/5/9/chartex" xmlns:cx4="http://schemas.microsoft.com/office/drawing/2016/5/10/chartex" xmlns:cx5="http://schemas.microsoft.com/office/drawing/2016/5/11/chartex" xmlns:cx6="http://schemas.microsoft.com/office/drawing/2016/5/12/chartex" xmlns:cx7="http://schemas.microsoft.com/office/drawing/2016/5/13/chartex" xmlns:cx8="http://schemas.microsoft.com/office/drawing/2016/5/14/chartex" xmlns:mc="http://schemas.openxmlformats.org/markup-compatibility/2006" xmlns:aink="http://schemas.microsoft.com/office/drawing/2016/ink" xmlns:am3d="http://schemas.microsoft.com/office/drawing/2017/model3d" xmlns:o="urn:schemas-microsoft-com:office:office" xmlns:r="http://schemas.openxmlformats.org/officeDocument/2006/relationships" xmlns:m="http://schemas.openxmlformats.org/officeDocument/2006/math" xmlns:v="urn:schemas-microsoft-com:vml" xmlns:wp14="http://schemas.microsoft.com/office/word/2010/wordprocessingDrawing" xmlns:wp="http://schemas.openxmlformats.org/drawingml/2006/wordprocessingDrawing" xmlns:w10="urn:schemas-microsoft-com:office:word" xmlns:w="http://schemas.openxmlformats.org/wordprocessingml/2006/main" xmlns:w14="http://schemas.microsoft.com/office/word/2010/wordml" xmlns:w15="http://schemas.microsoft.com/office/word/2012/wordml" xmlns:w16cex="http://schemas.microsoft.com/office/word/2018/wordml/cex" xmlns:w16cid="http://schemas.microsoft.com/office/word/2016/wordml/cid" xmlns:w16="http://schemas.microsoft.com/office/word/2018/wordml" xmlns:w16sdtdh="http://schemas.microsoft.com/office/word/2020/wordml/sdtdatahash" xmlns:w16se="http://schemas.microsoft.com/office/word/2015/wordml/symex" xmlns:wpg="http://schemas.microsoft.com/office/word/2010/wordprocessingGroup" xmlns:wpi="http://schemas.microsoft.com/office/word/2010/wordprocessingInk" xmlns:wne="http://schemas.microsoft.com/office/word/2006/wordml" xmlns:wps="http://schemas.microsoft.com/office/word/2010/wordprocessingShape" mc:Ignorable="w14 w15 w16se w16cid w16 w16cex w16sdtdh wp14">
+<w:footnotes xmlns:wpc="http://schemas.microsoft.com/office/word/2010/wordprocessingCanvas" xmlns:cx="http://schemas.microsoft.com/office/drawing/2014/chartex" xmlns:cx1="http://schemas.microsoft.com/office/drawing/2015/9/8/chartex" xmlns:cx2="http://schemas.microsoft.com/office/drawing/2015/10/21/chartex" xmlns:cx3="http://schemas.microsoft.com/office/drawing/2016/5/9/chartex" xmlns:cx4="http://schemas.microsoft.com/office/drawing/2016/5/10/chartex" xmlns:cx5="http://schemas.microsoft.com/office/drawing/2016/5/11/chartex" xmlns:cx6="http://schemas.microsoft.com/office/drawing/2016/5/12/chartex" xmlns:cx7="http://schemas.microsoft.com/office/drawing/2016/5/13/chartex" xmlns:cx8="http://schemas.microsoft.com/office/drawing/2016/5/14/chartex" xmlns:mc="http://schemas.openxmlformats.org/markup-compatibility/2006" xmlns:aink="http://schemas.microsoft.com/office/drawing/2016/ink" xmlns:am3d="http://schemas.microsoft.com/office/drawing/2017/model3d" xmlns:o="urn:schemas-microsoft-com:office:office" xmlns:oel="http://schemas.microsoft.com/office/2019/extlst" xmlns:r="http://schemas.openxmlformats.org/officeDocument/2006/relationships" xmlns:m="http://schemas.openxmlformats.org/officeDocument/2006/math" xmlns:v="urn:schemas-microsoft-com:vml" xmlns:wp14="http://schemas.microsoft.com/office/word/2010/wordprocessingDrawing" xmlns:wp="http://schemas.openxmlformats.org/drawingml/2006/wordprocessingDrawing" xmlns:w10="urn:schemas-microsoft-com:office:word" xmlns:w="http://schemas.openxmlformats.org/wordprocessingml/2006/main" xmlns:w14="http://schemas.microsoft.com/office/word/2010/wordml" xmlns:w15="http://schemas.microsoft.com/office/word/2012/wordml" xmlns:w16cex="http://schemas.microsoft.com/office/word/2018/wordml/cex" xmlns:w16cid="http://schemas.microsoft.com/office/word/2016/wordml/cid" xmlns:w16="http://schemas.microsoft.com/office/word/2018/wordml" xmlns:w16du="http://schemas.microsoft.com/office/word/2023/wordml/word16du" xmlns:w16sdtdh="http://schemas.microsoft.com/office/word/2020/wordml/sdtdatahash" xmlns:w16sdtfl="http://schemas.microsoft.com/office/word/2024/wordml/sdtformatlock" xmlns:w16se="http://schemas.microsoft.com/office/word/2015/wordml/symex" xmlns:wpg="http://schemas.microsoft.com/office/word/2010/wordprocessingGroup" xmlns:wpi="http://schemas.microsoft.com/office/word/2010/wordprocessingInk" xmlns:wne="http://schemas.microsoft.com/office/word/2006/wordml" xmlns:wps="http://schemas.microsoft.com/office/word/2010/wordprocessingShape" mc:Ignorable="w14 w15 w16se w16cid w16 w16cex w16sdtdh w16sdtfl w16du wp14">
   <w:footnote w:type="separator" w:id="-1">
     <w:p>
       <w:r>
@@ -1010,10 +2301,10 @@
 </file>
 
 <file path=word/header1.xml><?xml version="1.0" encoding="utf-8"?>
-<w:hdr xmlns:wpc="http://schemas.microsoft.com/office/word/2010/wordprocessingCanvas" xmlns:cx="http://schemas.microsoft.com/office/drawing/2014/chartex" xmlns:cx1="http://schemas.microsoft.com/office/drawing/2015/9/8/chartex" xmlns:cx2="http://schemas.microsoft.com/office/drawing/2015/10/21/chartex" xmlns:cx3="http://schemas.microsoft.com/office/drawing/2016/5/9/chartex" xmlns:cx4="http://schemas.microsoft.com/office/drawing/2016/5/10/chartex" xmlns:cx5="http://schemas.microsoft.com/office/drawing/2016/5/11/chartex" xmlns:cx6="http://schemas.microsoft.com/office/drawing/2016/5/12/chartex" xmlns:cx7="http://schemas.microsoft.com/office/drawing/2016/5/13/chartex" xmlns:cx8="http://schemas.microsoft.com/office/drawing/2016/5/14/chartex" xmlns:mc="http://schemas.openxmlformats.org/markup-compatibility/2006" xmlns:aink="http://schemas.microsoft.com/office/drawing/2016/ink" xmlns:am3d="http://schemas.microsoft.com/office/drawing/2017/model3d" xmlns:o="urn:schemas-microsoft-com:office:office" xmlns:r="http://schemas.openxmlformats.org/officeDocument/2006/relationships" xmlns:m="http://schemas.openxmlformats.org/officeDocument/2006/math" xmlns:v="urn:schemas-microsoft-com:vml" xmlns:wp14="http://schemas.microsoft.com/office/word/2010/wordprocessingDrawing" xmlns:wp="http://schemas.openxmlformats.org/drawingml/2006/wordprocessingDrawing" xmlns:w10="urn:schemas-microsoft-com:office:word" xmlns:w="http://schemas.openxmlformats.org/wordprocessingml/2006/main" xmlns:w14="http://schemas.microsoft.com/office/word/2010/wordml" xmlns:w15="http://schemas.microsoft.com/office/word/2012/wordml" xmlns:w16cex="http://schemas.microsoft.com/office/word/2018/wordml/cex" xmlns:w16cid="http://schemas.microsoft.com/office/word/2016/wordml/cid" xmlns:w16="http://schemas.microsoft.com/office/word/2018/wordml" xmlns:w16sdtdh="http://schemas.microsoft.com/office/word/2020/wordml/sdtdatahash" xmlns:w16se="http://schemas.microsoft.com/office/word/2015/wordml/symex" xmlns:wpg="http://schemas.microsoft.com/office/word/2010/wordprocessingGroup" xmlns:wpi="http://schemas.microsoft.com/office/word/2010/wordprocessingInk" xmlns:wne="http://schemas.microsoft.com/office/word/2006/wordml" xmlns:wps="http://schemas.microsoft.com/office/word/2010/wordprocessingShape" mc:Ignorable="w14 w15 w16se w16cid w16 w16cex w16sdtdh wp14">
+<w:hdr xmlns:wpc="http://schemas.microsoft.com/office/word/2010/wordprocessingCanvas" xmlns:cx="http://schemas.microsoft.com/office/drawing/2014/chartex" xmlns:cx1="http://schemas.microsoft.com/office/drawing/2015/9/8/chartex" xmlns:cx2="http://schemas.microsoft.com/office/drawing/2015/10/21/chartex" xmlns:cx3="http://schemas.microsoft.com/office/drawing/2016/5/9/chartex" xmlns:cx4="http://schemas.microsoft.com/office/drawing/2016/5/10/chartex" xmlns:cx5="http://schemas.microsoft.com/office/drawing/2016/5/11/chartex" xmlns:cx6="http://schemas.microsoft.com/office/drawing/2016/5/12/chartex" xmlns:cx7="http://schemas.microsoft.com/office/drawing/2016/5/13/chartex" xmlns:cx8="http://schemas.microsoft.com/office/drawing/2016/5/14/chartex" xmlns:mc="http://schemas.openxmlformats.org/markup-compatibility/2006" xmlns:aink="http://schemas.microsoft.com/office/drawing/2016/ink" xmlns:am3d="http://schemas.microsoft.com/office/drawing/2017/model3d" xmlns:o="urn:schemas-microsoft-com:office:office" xmlns:oel="http://schemas.microsoft.com/office/2019/extlst" xmlns:r="http://schemas.openxmlformats.org/officeDocument/2006/relationships" xmlns:m="http://schemas.openxmlformats.org/officeDocument/2006/math" xmlns:v="urn:schemas-microsoft-com:vml" xmlns:wp14="http://schemas.microsoft.com/office/word/2010/wordprocessingDrawing" xmlns:wp="http://schemas.openxmlformats.org/drawingml/2006/wordprocessingDrawing" xmlns:w10="urn:schemas-microsoft-com:office:word" xmlns:w="http://schemas.openxmlformats.org/wordprocessingml/2006/main" xmlns:w14="http://schemas.microsoft.com/office/word/2010/wordml" xmlns:w15="http://schemas.microsoft.com/office/word/2012/wordml" xmlns:w16cex="http://schemas.microsoft.com/office/word/2018/wordml/cex" xmlns:w16cid="http://schemas.microsoft.com/office/word/2016/wordml/cid" xmlns:w16="http://schemas.microsoft.com/office/word/2018/wordml" xmlns:w16du="http://schemas.microsoft.com/office/word/2023/wordml/word16du" xmlns:w16sdtdh="http://schemas.microsoft.com/office/word/2020/wordml/sdtdatahash" xmlns:w16sdtfl="http://schemas.microsoft.com/office/word/2024/wordml/sdtformatlock" xmlns:w16se="http://schemas.microsoft.com/office/word/2015/wordml/symex" xmlns:wpg="http://schemas.microsoft.com/office/word/2010/wordprocessingGroup" xmlns:wpi="http://schemas.microsoft.com/office/word/2010/wordprocessingInk" xmlns:wne="http://schemas.microsoft.com/office/word/2006/wordml" xmlns:wps="http://schemas.microsoft.com/office/word/2010/wordprocessingShape" mc:Ignorable="w14 w15 w16se w16cid w16 w16cex w16sdtdh w16sdtfl w16du wp14">
   <w:p>
     <w:pPr>
-      <w:pStyle w:val="Header"/>
+      <w:pStyle w:val="Zaglavlje"/>
     </w:pPr>
     <w:r>
       <w:t>Plan testiranja</w:t>
@@ -1023,7 +2314,7 @@
 </file>
 
 <file path=word/numbering.xml><?xml version="1.0" encoding="utf-8"?>
-<w:numbering xmlns:wpc="http://schemas.microsoft.com/office/word/2010/wordprocessingCanvas" xmlns:cx="http://schemas.microsoft.com/office/drawing/2014/chartex" xmlns:cx1="http://schemas.microsoft.com/office/drawing/2015/9/8/chartex" xmlns:cx2="http://schemas.microsoft.com/office/drawing/2015/10/21/chartex" xmlns:cx3="http://schemas.microsoft.com/office/drawing/2016/5/9/chartex" xmlns:cx4="http://schemas.microsoft.com/office/drawing/2016/5/10/chartex" xmlns:cx5="http://schemas.microsoft.com/office/drawing/2016/5/11/chartex" xmlns:cx6="http://schemas.microsoft.com/office/drawing/2016/5/12/chartex" xmlns:cx7="http://schemas.microsoft.com/office/drawing/2016/5/13/chartex" xmlns:cx8="http://schemas.microsoft.com/office/drawing/2016/5/14/chartex" xmlns:mc="http://schemas.openxmlformats.org/markup-compatibility/2006" xmlns:aink="http://schemas.microsoft.com/office/drawing/2016/ink" xmlns:am3d="http://schemas.microsoft.com/office/drawing/2017/model3d" xmlns:o="urn:schemas-microsoft-com:office:office" xmlns:r="http://schemas.openxmlformats.org/officeDocument/2006/relationships" xmlns:m="http://schemas.openxmlformats.org/officeDocument/2006/math" xmlns:v="urn:schemas-microsoft-com:vml" xmlns:wp14="http://schemas.microsoft.com/office/word/2010/wordprocessingDrawing" xmlns:wp="http://schemas.openxmlformats.org/drawingml/2006/wordprocessingDrawing" xmlns:w10="urn:schemas-microsoft-com:office:word" xmlns:w="http://schemas.openxmlformats.org/wordprocessingml/2006/main" xmlns:w14="http://schemas.microsoft.com/office/word/2010/wordml" xmlns:w15="http://schemas.microsoft.com/office/word/2012/wordml" xmlns:w16cex="http://schemas.microsoft.com/office/word/2018/wordml/cex" xmlns:w16cid="http://schemas.microsoft.com/office/word/2016/wordml/cid" xmlns:w16="http://schemas.microsoft.com/office/word/2018/wordml" xmlns:w16sdtdh="http://schemas.microsoft.com/office/word/2020/wordml/sdtdatahash" xmlns:w16se="http://schemas.microsoft.com/office/word/2015/wordml/symex" xmlns:wpg="http://schemas.microsoft.com/office/word/2010/wordprocessingGroup" xmlns:wpi="http://schemas.microsoft.com/office/word/2010/wordprocessingInk" xmlns:wne="http://schemas.microsoft.com/office/word/2006/wordml" xmlns:wps="http://schemas.microsoft.com/office/word/2010/wordprocessingShape" mc:Ignorable="w14 w15 w16se w16cid w16 w16cex w16sdtdh wp14">
+<w:numbering xmlns:wpc="http://schemas.microsoft.com/office/word/2010/wordprocessingCanvas" xmlns:cx="http://schemas.microsoft.com/office/drawing/2014/chartex" xmlns:cx1="http://schemas.microsoft.com/office/drawing/2015/9/8/chartex" xmlns:cx2="http://schemas.microsoft.com/office/drawing/2015/10/21/chartex" xmlns:cx3="http://schemas.microsoft.com/office/drawing/2016/5/9/chartex" xmlns:cx4="http://schemas.microsoft.com/office/drawing/2016/5/10/chartex" xmlns:cx5="http://schemas.microsoft.com/office/drawing/2016/5/11/chartex" xmlns:cx6="http://schemas.microsoft.com/office/drawing/2016/5/12/chartex" xmlns:cx7="http://schemas.microsoft.com/office/drawing/2016/5/13/chartex" xmlns:cx8="http://schemas.microsoft.com/office/drawing/2016/5/14/chartex" xmlns:mc="http://schemas.openxmlformats.org/markup-compatibility/2006" xmlns:aink="http://schemas.microsoft.com/office/drawing/2016/ink" xmlns:am3d="http://schemas.microsoft.com/office/drawing/2017/model3d" xmlns:o="urn:schemas-microsoft-com:office:office" xmlns:oel="http://schemas.microsoft.com/office/2019/extlst" xmlns:r="http://schemas.openxmlformats.org/officeDocument/2006/relationships" xmlns:m="http://schemas.openxmlformats.org/officeDocument/2006/math" xmlns:v="urn:schemas-microsoft-com:vml" xmlns:wp14="http://schemas.microsoft.com/office/word/2010/wordprocessingDrawing" xmlns:wp="http://schemas.openxmlformats.org/drawingml/2006/wordprocessingDrawing" xmlns:w10="urn:schemas-microsoft-com:office:word" xmlns:w="http://schemas.openxmlformats.org/wordprocessingml/2006/main" xmlns:w14="http://schemas.microsoft.com/office/word/2010/wordml" xmlns:w15="http://schemas.microsoft.com/office/word/2012/wordml" xmlns:w16cex="http://schemas.microsoft.com/office/word/2018/wordml/cex" xmlns:w16cid="http://schemas.microsoft.com/office/word/2016/wordml/cid" xmlns:w16="http://schemas.microsoft.com/office/word/2018/wordml" xmlns:w16du="http://schemas.microsoft.com/office/word/2023/wordml/word16du" xmlns:w16sdtdh="http://schemas.microsoft.com/office/word/2020/wordml/sdtdatahash" xmlns:w16sdtfl="http://schemas.microsoft.com/office/word/2024/wordml/sdtformatlock" xmlns:w16se="http://schemas.microsoft.com/office/word/2015/wordml/symex" xmlns:wpg="http://schemas.microsoft.com/office/word/2010/wordprocessingGroup" xmlns:wpi="http://schemas.microsoft.com/office/word/2010/wordprocessingInk" xmlns:wne="http://schemas.microsoft.com/office/word/2006/wordml" xmlns:wps="http://schemas.microsoft.com/office/word/2010/wordprocessingShape" mc:Ignorable="w14 w15 w16se w16cid w16 w16cex w16sdtdh w16sdtfl w16du wp14">
   <w:abstractNum w:abstractNumId="0" w15:restartNumberingAfterBreak="0">
     <w:nsid w:val="00CF3931"/>
     <w:multiLevelType w:val="hybridMultilevel"/>
@@ -1190,7 +2481,7 @@
     <w:lvl w:ilvl="0" w:tplc="B05A1022">
       <w:start w:val="1"/>
       <w:numFmt w:val="bullet"/>
-      <w:pStyle w:val="LineNumber"/>
+      <w:pStyle w:val="Naglasak"/>
       <w:lvlText w:val=""/>
       <w:lvlJc w:val="left"/>
       <w:pPr>
@@ -1331,7 +2622,7 @@
     <w:lvl w:ilvl="0">
       <w:start w:val="1"/>
       <w:numFmt w:val="lowerLetter"/>
-      <w:pStyle w:val="Slijedi"/>
+      <w:pStyle w:val="Abc"/>
       <w:lvlText w:val="%1)"/>
       <w:lvlJc w:val="left"/>
       <w:pPr>
@@ -1489,7 +2780,7 @@
     <w:lvl w:ilvl="0">
       <w:start w:val="1"/>
       <w:numFmt w:val="decimal"/>
-      <w:pStyle w:val="Heading1"/>
+      <w:pStyle w:val="Naslov1"/>
       <w:suff w:val="space"/>
       <w:lvlText w:val="%1."/>
       <w:lvlJc w:val="left"/>
@@ -1500,7 +2791,7 @@
     <w:lvl w:ilvl="1">
       <w:start w:val="1"/>
       <w:numFmt w:val="decimal"/>
-      <w:pStyle w:val="Heading2"/>
+      <w:pStyle w:val="Naslov2"/>
       <w:isLgl/>
       <w:suff w:val="space"/>
       <w:lvlText w:val="%1.%2."/>
@@ -1512,7 +2803,7 @@
     <w:lvl w:ilvl="2">
       <w:start w:val="1"/>
       <w:numFmt w:val="decimal"/>
-      <w:pStyle w:val="Heading3"/>
+      <w:pStyle w:val="Naslov3"/>
       <w:isLgl/>
       <w:suff w:val="space"/>
       <w:lvlText w:val="%1.%2.%3."/>
@@ -1524,7 +2815,7 @@
     <w:lvl w:ilvl="3">
       <w:start w:val="1"/>
       <w:numFmt w:val="decimal"/>
-      <w:pStyle w:val="Heading4"/>
+      <w:pStyle w:val="Naslov4"/>
       <w:isLgl/>
       <w:suff w:val="space"/>
       <w:lvlText w:val="%1.%2.%3.%4."/>
@@ -1599,7 +2890,7 @@
     <w:lvl w:ilvl="0">
       <w:start w:val="1"/>
       <w:numFmt w:val="bullet"/>
-      <w:pStyle w:val="Footer"/>
+      <w:pStyle w:val="Zrno"/>
       <w:lvlText w:val=""/>
       <w:lvlJc w:val="left"/>
       <w:pPr>
@@ -1721,6 +3012,155 @@
     </w:lvl>
   </w:abstractNum>
   <w:abstractNum w:abstractNumId="8" w15:restartNumberingAfterBreak="0">
+    <w:nsid w:val="4712405A"/>
+    <w:multiLevelType w:val="multilevel"/>
+    <w:tmpl w:val="093EF0C6"/>
+    <w:lvl w:ilvl="0">
+      <w:start w:val="1"/>
+      <w:numFmt w:val="bullet"/>
+      <w:lvlText w:val=""/>
+      <w:lvlJc w:val="left"/>
+      <w:pPr>
+        <w:tabs>
+          <w:tab w:val="num" w:pos="720"/>
+        </w:tabs>
+        <w:ind w:left="720" w:hanging="360"/>
+      </w:pPr>
+      <w:rPr>
+        <w:rFonts w:ascii="Symbol" w:hAnsi="Symbol" w:hint="default"/>
+        <w:sz w:val="20"/>
+      </w:rPr>
+    </w:lvl>
+    <w:lvl w:ilvl="1" w:tentative="1">
+      <w:start w:val="1"/>
+      <w:numFmt w:val="bullet"/>
+      <w:lvlText w:val="o"/>
+      <w:lvlJc w:val="left"/>
+      <w:pPr>
+        <w:tabs>
+          <w:tab w:val="num" w:pos="1440"/>
+        </w:tabs>
+        <w:ind w:left="1440" w:hanging="360"/>
+      </w:pPr>
+      <w:rPr>
+        <w:rFonts w:ascii="Courier New" w:hAnsi="Courier New" w:hint="default"/>
+        <w:sz w:val="20"/>
+      </w:rPr>
+    </w:lvl>
+    <w:lvl w:ilvl="2" w:tentative="1">
+      <w:start w:val="1"/>
+      <w:numFmt w:val="bullet"/>
+      <w:lvlText w:val=""/>
+      <w:lvlJc w:val="left"/>
+      <w:pPr>
+        <w:tabs>
+          <w:tab w:val="num" w:pos="2160"/>
+        </w:tabs>
+        <w:ind w:left="2160" w:hanging="360"/>
+      </w:pPr>
+      <w:rPr>
+        <w:rFonts w:ascii="Wingdings" w:hAnsi="Wingdings" w:hint="default"/>
+        <w:sz w:val="20"/>
+      </w:rPr>
+    </w:lvl>
+    <w:lvl w:ilvl="3" w:tentative="1">
+      <w:start w:val="1"/>
+      <w:numFmt w:val="bullet"/>
+      <w:lvlText w:val=""/>
+      <w:lvlJc w:val="left"/>
+      <w:pPr>
+        <w:tabs>
+          <w:tab w:val="num" w:pos="2880"/>
+        </w:tabs>
+        <w:ind w:left="2880" w:hanging="360"/>
+      </w:pPr>
+      <w:rPr>
+        <w:rFonts w:ascii="Wingdings" w:hAnsi="Wingdings" w:hint="default"/>
+        <w:sz w:val="20"/>
+      </w:rPr>
+    </w:lvl>
+    <w:lvl w:ilvl="4" w:tentative="1">
+      <w:start w:val="1"/>
+      <w:numFmt w:val="bullet"/>
+      <w:lvlText w:val=""/>
+      <w:lvlJc w:val="left"/>
+      <w:pPr>
+        <w:tabs>
+          <w:tab w:val="num" w:pos="3600"/>
+        </w:tabs>
+        <w:ind w:left="3600" w:hanging="360"/>
+      </w:pPr>
+      <w:rPr>
+        <w:rFonts w:ascii="Wingdings" w:hAnsi="Wingdings" w:hint="default"/>
+        <w:sz w:val="20"/>
+      </w:rPr>
+    </w:lvl>
+    <w:lvl w:ilvl="5" w:tentative="1">
+      <w:start w:val="1"/>
+      <w:numFmt w:val="bullet"/>
+      <w:lvlText w:val=""/>
+      <w:lvlJc w:val="left"/>
+      <w:pPr>
+        <w:tabs>
+          <w:tab w:val="num" w:pos="4320"/>
+        </w:tabs>
+        <w:ind w:left="4320" w:hanging="360"/>
+      </w:pPr>
+      <w:rPr>
+        <w:rFonts w:ascii="Wingdings" w:hAnsi="Wingdings" w:hint="default"/>
+        <w:sz w:val="20"/>
+      </w:rPr>
+    </w:lvl>
+    <w:lvl w:ilvl="6" w:tentative="1">
+      <w:start w:val="1"/>
+      <w:numFmt w:val="bullet"/>
+      <w:lvlText w:val=""/>
+      <w:lvlJc w:val="left"/>
+      <w:pPr>
+        <w:tabs>
+          <w:tab w:val="num" w:pos="5040"/>
+        </w:tabs>
+        <w:ind w:left="5040" w:hanging="360"/>
+      </w:pPr>
+      <w:rPr>
+        <w:rFonts w:ascii="Wingdings" w:hAnsi="Wingdings" w:hint="default"/>
+        <w:sz w:val="20"/>
+      </w:rPr>
+    </w:lvl>
+    <w:lvl w:ilvl="7" w:tentative="1">
+      <w:start w:val="1"/>
+      <w:numFmt w:val="bullet"/>
+      <w:lvlText w:val=""/>
+      <w:lvlJc w:val="left"/>
+      <w:pPr>
+        <w:tabs>
+          <w:tab w:val="num" w:pos="5760"/>
+        </w:tabs>
+        <w:ind w:left="5760" w:hanging="360"/>
+      </w:pPr>
+      <w:rPr>
+        <w:rFonts w:ascii="Wingdings" w:hAnsi="Wingdings" w:hint="default"/>
+        <w:sz w:val="20"/>
+      </w:rPr>
+    </w:lvl>
+    <w:lvl w:ilvl="8" w:tentative="1">
+      <w:start w:val="1"/>
+      <w:numFmt w:val="bullet"/>
+      <w:lvlText w:val=""/>
+      <w:lvlJc w:val="left"/>
+      <w:pPr>
+        <w:tabs>
+          <w:tab w:val="num" w:pos="6480"/>
+        </w:tabs>
+        <w:ind w:left="6480" w:hanging="360"/>
+      </w:pPr>
+      <w:rPr>
+        <w:rFonts w:ascii="Wingdings" w:hAnsi="Wingdings" w:hint="default"/>
+        <w:sz w:val="20"/>
+      </w:rPr>
+    </w:lvl>
+  </w:abstractNum>
+  <w:abstractNum w:abstractNumId="9" w15:restartNumberingAfterBreak="0">
     <w:nsid w:val="4B86068F"/>
     <w:multiLevelType w:val="multilevel"/>
     <w:tmpl w:val="426C8F74"/>
@@ -1757,7 +3197,7 @@
     <w:lvl w:ilvl="2">
       <w:start w:val="1"/>
       <w:numFmt w:val="bullet"/>
-      <w:pStyle w:val="PageNumber"/>
+      <w:pStyle w:val="Natuknice2"/>
       <w:lvlText w:val=""/>
       <w:lvlJc w:val="left"/>
       <w:pPr>
@@ -1861,7 +3301,156 @@
       </w:rPr>
     </w:lvl>
   </w:abstractNum>
-  <w:abstractNum w:abstractNumId="9" w15:restartNumberingAfterBreak="0">
+  <w:abstractNum w:abstractNumId="10" w15:restartNumberingAfterBreak="0">
+    <w:nsid w:val="5B77213A"/>
+    <w:multiLevelType w:val="multilevel"/>
+    <w:tmpl w:val="B1602A1C"/>
+    <w:lvl w:ilvl="0">
+      <w:start w:val="1"/>
+      <w:numFmt w:val="bullet"/>
+      <w:lvlText w:val=""/>
+      <w:lvlJc w:val="left"/>
+      <w:pPr>
+        <w:tabs>
+          <w:tab w:val="num" w:pos="720"/>
+        </w:tabs>
+        <w:ind w:left="720" w:hanging="360"/>
+      </w:pPr>
+      <w:rPr>
+        <w:rFonts w:ascii="Symbol" w:hAnsi="Symbol" w:hint="default"/>
+        <w:sz w:val="20"/>
+      </w:rPr>
+    </w:lvl>
+    <w:lvl w:ilvl="1" w:tentative="1">
+      <w:start w:val="1"/>
+      <w:numFmt w:val="bullet"/>
+      <w:lvlText w:val="o"/>
+      <w:lvlJc w:val="left"/>
+      <w:pPr>
+        <w:tabs>
+          <w:tab w:val="num" w:pos="1440"/>
+        </w:tabs>
+        <w:ind w:left="1440" w:hanging="360"/>
+      </w:pPr>
+      <w:rPr>
+        <w:rFonts w:ascii="Courier New" w:hAnsi="Courier New" w:hint="default"/>
+        <w:sz w:val="20"/>
+      </w:rPr>
+    </w:lvl>
+    <w:lvl w:ilvl="2" w:tentative="1">
+      <w:start w:val="1"/>
+      <w:numFmt w:val="bullet"/>
+      <w:lvlText w:val=""/>
+      <w:lvlJc w:val="left"/>
+      <w:pPr>
+        <w:tabs>
+          <w:tab w:val="num" w:pos="2160"/>
+        </w:tabs>
+        <w:ind w:left="2160" w:hanging="360"/>
+      </w:pPr>
+      <w:rPr>
+        <w:rFonts w:ascii="Wingdings" w:hAnsi="Wingdings" w:hint="default"/>
+        <w:sz w:val="20"/>
+      </w:rPr>
+    </w:lvl>
+    <w:lvl w:ilvl="3" w:tentative="1">
+      <w:start w:val="1"/>
+      <w:numFmt w:val="bullet"/>
+      <w:lvlText w:val=""/>
+      <w:lvlJc w:val="left"/>
+      <w:pPr>
+        <w:tabs>
+          <w:tab w:val="num" w:pos="2880"/>
+        </w:tabs>
+        <w:ind w:left="2880" w:hanging="360"/>
+      </w:pPr>
+      <w:rPr>
+        <w:rFonts w:ascii="Wingdings" w:hAnsi="Wingdings" w:hint="default"/>
+        <w:sz w:val="20"/>
+      </w:rPr>
+    </w:lvl>
+    <w:lvl w:ilvl="4" w:tentative="1">
+      <w:start w:val="1"/>
+      <w:numFmt w:val="bullet"/>
+      <w:lvlText w:val=""/>
+      <w:lvlJc w:val="left"/>
+      <w:pPr>
+        <w:tabs>
+          <w:tab w:val="num" w:pos="3600"/>
+        </w:tabs>
+        <w:ind w:left="3600" w:hanging="360"/>
+      </w:pPr>
+      <w:rPr>
+        <w:rFonts w:ascii="Wingdings" w:hAnsi="Wingdings" w:hint="default"/>
+        <w:sz w:val="20"/>
+      </w:rPr>
+    </w:lvl>
+    <w:lvl w:ilvl="5" w:tentative="1">
+      <w:start w:val="1"/>
+      <w:numFmt w:val="bullet"/>
+      <w:lvlText w:val=""/>
+      <w:lvlJc w:val="left"/>
+      <w:pPr>
+        <w:tabs>
+          <w:tab w:val="num" w:pos="4320"/>
+        </w:tabs>
+        <w:ind w:left="4320" w:hanging="360"/>
+      </w:pPr>
+      <w:rPr>
+        <w:rFonts w:ascii="Wingdings" w:hAnsi="Wingdings" w:hint="default"/>
+        <w:sz w:val="20"/>
+      </w:rPr>
+    </w:lvl>
+    <w:lvl w:ilvl="6" w:tentative="1">
+      <w:start w:val="1"/>
+      <w:numFmt w:val="bullet"/>
+      <w:lvlText w:val=""/>
+      <w:lvlJc w:val="left"/>
+      <w:pPr>
+        <w:tabs>
+          <w:tab w:val="num" w:pos="5040"/>
+        </w:tabs>
+        <w:ind w:left="5040" w:hanging="360"/>
+      </w:pPr>
+      <w:rPr>
+        <w:rFonts w:ascii="Wingdings" w:hAnsi="Wingdings" w:hint="default"/>
+        <w:sz w:val="20"/>
+      </w:rPr>
+    </w:lvl>
+    <w:lvl w:ilvl="7" w:tentative="1">
+      <w:start w:val="1"/>
+      <w:numFmt w:val="bullet"/>
+      <w:lvlText w:val=""/>
+      <w:lvlJc w:val="left"/>
+      <w:pPr>
+        <w:tabs>
+          <w:tab w:val="num" w:pos="5760"/>
+        </w:tabs>
+        <w:ind w:left="5760" w:hanging="360"/>
+      </w:pPr>
+      <w:rPr>
+        <w:rFonts w:ascii="Wingdings" w:hAnsi="Wingdings" w:hint="default"/>
+        <w:sz w:val="20"/>
+      </w:rPr>
+    </w:lvl>
+    <w:lvl w:ilvl="8" w:tentative="1">
+      <w:start w:val="1"/>
+      <w:numFmt w:val="bullet"/>
+      <w:lvlText w:val=""/>
+      <w:lvlJc w:val="left"/>
+      <w:pPr>
+        <w:tabs>
+          <w:tab w:val="num" w:pos="6480"/>
+        </w:tabs>
+        <w:ind w:left="6480" w:hanging="360"/>
+      </w:pPr>
+      <w:rPr>
+        <w:rFonts w:ascii="Wingdings" w:hAnsi="Wingdings" w:hint="default"/>
+        <w:sz w:val="20"/>
+      </w:rPr>
+    </w:lvl>
+  </w:abstractNum>
+  <w:abstractNum w:abstractNumId="11" w15:restartNumberingAfterBreak="0">
     <w:nsid w:val="5F99308F"/>
     <w:multiLevelType w:val="hybridMultilevel"/>
     <w:tmpl w:val="394EF594"/>
@@ -2001,7 +3590,7 @@
       </w:rPr>
     </w:lvl>
   </w:abstractNum>
-  <w:abstractNum w:abstractNumId="10" w15:restartNumberingAfterBreak="0">
+  <w:abstractNum w:abstractNumId="12" w15:restartNumberingAfterBreak="0">
     <w:nsid w:val="638352FD"/>
     <w:multiLevelType w:val="multilevel"/>
     <w:tmpl w:val="8630835A"/>
@@ -2107,14 +3696,14 @@
       </w:pPr>
     </w:lvl>
   </w:abstractNum>
-  <w:abstractNum w:abstractNumId="11" w15:restartNumberingAfterBreak="0">
+  <w:abstractNum w:abstractNumId="13" w15:restartNumberingAfterBreak="0">
     <w:nsid w:val="68717576"/>
     <w:multiLevelType w:val="singleLevel"/>
     <w:tmpl w:val="31F86AE6"/>
     <w:lvl w:ilvl="0">
       <w:start w:val="1"/>
       <w:numFmt w:val="bullet"/>
-      <w:pStyle w:val="Caption"/>
+      <w:pStyle w:val="Slijedi"/>
       <w:lvlText w:val=""/>
       <w:lvlJc w:val="left"/>
       <w:pPr>
@@ -2128,7 +3717,7 @@
       </w:rPr>
     </w:lvl>
   </w:abstractNum>
-  <w:abstractNum w:abstractNumId="12" w15:restartNumberingAfterBreak="0">
+  <w:abstractNum w:abstractNumId="14" w15:restartNumberingAfterBreak="0">
     <w:nsid w:val="740A789B"/>
     <w:multiLevelType w:val="multilevel"/>
     <w:tmpl w:val="8630835A"/>
@@ -2234,7 +3823,7 @@
       </w:pPr>
     </w:lvl>
   </w:abstractNum>
-  <w:abstractNum w:abstractNumId="13" w15:restartNumberingAfterBreak="0">
+  <w:abstractNum w:abstractNumId="15" w15:restartNumberingAfterBreak="0">
     <w:nsid w:val="7968586B"/>
     <w:multiLevelType w:val="multilevel"/>
     <w:tmpl w:val="8630835A"/>
@@ -2340,58 +3929,331 @@
       </w:pPr>
     </w:lvl>
   </w:abstractNum>
-  <w:num w:numId="1">
+  <w:abstractNum w:abstractNumId="16" w15:restartNumberingAfterBreak="0">
+    <w:nsid w:val="7AD63E6E"/>
+    <w:multiLevelType w:val="hybridMultilevel"/>
+    <w:tmpl w:val="7E643B0E"/>
+    <w:lvl w:ilvl="0" w:tplc="71649576">
+      <w:numFmt w:val="bullet"/>
+      <w:lvlText w:val="-"/>
+      <w:lvlJc w:val="left"/>
+      <w:pPr>
+        <w:ind w:left="720" w:hanging="360"/>
+      </w:pPr>
+      <w:rPr>
+        <w:rFonts w:ascii="Times New Roman" w:eastAsia="Times New Roman" w:hAnsi="Times New Roman" w:cs="Times New Roman" w:hint="default"/>
+      </w:rPr>
+    </w:lvl>
+    <w:lvl w:ilvl="1" w:tplc="04090003" w:tentative="1">
+      <w:start w:val="1"/>
+      <w:numFmt w:val="bullet"/>
+      <w:lvlText w:val="o"/>
+      <w:lvlJc w:val="left"/>
+      <w:pPr>
+        <w:ind w:left="1440" w:hanging="360"/>
+      </w:pPr>
+      <w:rPr>
+        <w:rFonts w:ascii="Courier New" w:hAnsi="Courier New" w:cs="Courier New" w:hint="default"/>
+      </w:rPr>
+    </w:lvl>
+    <w:lvl w:ilvl="2" w:tplc="04090005" w:tentative="1">
+      <w:start w:val="1"/>
+      <w:numFmt w:val="bullet"/>
+      <w:lvlText w:val=""/>
+      <w:lvlJc w:val="left"/>
+      <w:pPr>
+        <w:ind w:left="2160" w:hanging="360"/>
+      </w:pPr>
+      <w:rPr>
+        <w:rFonts w:ascii="Wingdings" w:hAnsi="Wingdings" w:hint="default"/>
+      </w:rPr>
+    </w:lvl>
+    <w:lvl w:ilvl="3" w:tplc="04090001" w:tentative="1">
+      <w:start w:val="1"/>
+      <w:numFmt w:val="bullet"/>
+      <w:lvlText w:val=""/>
+      <w:lvlJc w:val="left"/>
+      <w:pPr>
+        <w:ind w:left="2880" w:hanging="360"/>
+      </w:pPr>
+      <w:rPr>
+        <w:rFonts w:ascii="Symbol" w:hAnsi="Symbol" w:hint="default"/>
+      </w:rPr>
+    </w:lvl>
+    <w:lvl w:ilvl="4" w:tplc="04090003" w:tentative="1">
+      <w:start w:val="1"/>
+      <w:numFmt w:val="bullet"/>
+      <w:lvlText w:val="o"/>
+      <w:lvlJc w:val="left"/>
+      <w:pPr>
+        <w:ind w:left="3600" w:hanging="360"/>
+      </w:pPr>
+      <w:rPr>
+        <w:rFonts w:ascii="Courier New" w:hAnsi="Courier New" w:cs="Courier New" w:hint="default"/>
+      </w:rPr>
+    </w:lvl>
+    <w:lvl w:ilvl="5" w:tplc="04090005" w:tentative="1">
+      <w:start w:val="1"/>
+      <w:numFmt w:val="bullet"/>
+      <w:lvlText w:val=""/>
+      <w:lvlJc w:val="left"/>
+      <w:pPr>
+        <w:ind w:left="4320" w:hanging="360"/>
+      </w:pPr>
+      <w:rPr>
+        <w:rFonts w:ascii="Wingdings" w:hAnsi="Wingdings" w:hint="default"/>
+      </w:rPr>
+    </w:lvl>
+    <w:lvl w:ilvl="6" w:tplc="04090001" w:tentative="1">
+      <w:start w:val="1"/>
+      <w:numFmt w:val="bullet"/>
+      <w:lvlText w:val=""/>
+      <w:lvlJc w:val="left"/>
+      <w:pPr>
+        <w:ind w:left="5040" w:hanging="360"/>
+      </w:pPr>
+      <w:rPr>
+        <w:rFonts w:ascii="Symbol" w:hAnsi="Symbol" w:hint="default"/>
+      </w:rPr>
+    </w:lvl>
+    <w:lvl w:ilvl="7" w:tplc="04090003" w:tentative="1">
+      <w:start w:val="1"/>
+      <w:numFmt w:val="bullet"/>
+      <w:lvlText w:val="o"/>
+      <w:lvlJc w:val="left"/>
+      <w:pPr>
+        <w:ind w:left="5760" w:hanging="360"/>
+      </w:pPr>
+      <w:rPr>
+        <w:rFonts w:ascii="Courier New" w:hAnsi="Courier New" w:cs="Courier New" w:hint="default"/>
+      </w:rPr>
+    </w:lvl>
+    <w:lvl w:ilvl="8" w:tplc="04090005" w:tentative="1">
+      <w:start w:val="1"/>
+      <w:numFmt w:val="bullet"/>
+      <w:lvlText w:val=""/>
+      <w:lvlJc w:val="left"/>
+      <w:pPr>
+        <w:ind w:left="6480" w:hanging="360"/>
+      </w:pPr>
+      <w:rPr>
+        <w:rFonts w:ascii="Wingdings" w:hAnsi="Wingdings" w:hint="default"/>
+      </w:rPr>
+    </w:lvl>
+  </w:abstractNum>
+  <w:abstractNum w:abstractNumId="17" w15:restartNumberingAfterBreak="0">
+    <w:nsid w:val="7E2F21FC"/>
+    <w:multiLevelType w:val="multilevel"/>
+    <w:tmpl w:val="D5A479B4"/>
+    <w:lvl w:ilvl="0">
+      <w:start w:val="1"/>
+      <w:numFmt w:val="bullet"/>
+      <w:lvlText w:val=""/>
+      <w:lvlJc w:val="left"/>
+      <w:pPr>
+        <w:tabs>
+          <w:tab w:val="num" w:pos="720"/>
+        </w:tabs>
+        <w:ind w:left="720" w:hanging="360"/>
+      </w:pPr>
+      <w:rPr>
+        <w:rFonts w:ascii="Symbol" w:hAnsi="Symbol" w:hint="default"/>
+        <w:sz w:val="20"/>
+      </w:rPr>
+    </w:lvl>
+    <w:lvl w:ilvl="1" w:tentative="1">
+      <w:start w:val="1"/>
+      <w:numFmt w:val="bullet"/>
+      <w:lvlText w:val="o"/>
+      <w:lvlJc w:val="left"/>
+      <w:pPr>
+        <w:tabs>
+          <w:tab w:val="num" w:pos="1440"/>
+        </w:tabs>
+        <w:ind w:left="1440" w:hanging="360"/>
+      </w:pPr>
+      <w:rPr>
+        <w:rFonts w:ascii="Courier New" w:hAnsi="Courier New" w:hint="default"/>
+        <w:sz w:val="20"/>
+      </w:rPr>
+    </w:lvl>
+    <w:lvl w:ilvl="2" w:tentative="1">
+      <w:start w:val="1"/>
+      <w:numFmt w:val="bullet"/>
+      <w:lvlText w:val=""/>
+      <w:lvlJc w:val="left"/>
+      <w:pPr>
+        <w:tabs>
+          <w:tab w:val="num" w:pos="2160"/>
+        </w:tabs>
+        <w:ind w:left="2160" w:hanging="360"/>
+      </w:pPr>
+      <w:rPr>
+        <w:rFonts w:ascii="Wingdings" w:hAnsi="Wingdings" w:hint="default"/>
+        <w:sz w:val="20"/>
+      </w:rPr>
+    </w:lvl>
+    <w:lvl w:ilvl="3" w:tentative="1">
+      <w:start w:val="1"/>
+      <w:numFmt w:val="bullet"/>
+      <w:lvlText w:val=""/>
+      <w:lvlJc w:val="left"/>
+      <w:pPr>
+        <w:tabs>
+          <w:tab w:val="num" w:pos="2880"/>
+        </w:tabs>
+        <w:ind w:left="2880" w:hanging="360"/>
+      </w:pPr>
+      <w:rPr>
+        <w:rFonts w:ascii="Wingdings" w:hAnsi="Wingdings" w:hint="default"/>
+        <w:sz w:val="20"/>
+      </w:rPr>
+    </w:lvl>
+    <w:lvl w:ilvl="4" w:tentative="1">
+      <w:start w:val="1"/>
+      <w:numFmt w:val="bullet"/>
+      <w:lvlText w:val=""/>
+      <w:lvlJc w:val="left"/>
+      <w:pPr>
+        <w:tabs>
+          <w:tab w:val="num" w:pos="3600"/>
+        </w:tabs>
+        <w:ind w:left="3600" w:hanging="360"/>
+      </w:pPr>
+      <w:rPr>
+        <w:rFonts w:ascii="Wingdings" w:hAnsi="Wingdings" w:hint="default"/>
+        <w:sz w:val="20"/>
+      </w:rPr>
+    </w:lvl>
+    <w:lvl w:ilvl="5" w:tentative="1">
+      <w:start w:val="1"/>
+      <w:numFmt w:val="bullet"/>
+      <w:lvlText w:val=""/>
+      <w:lvlJc w:val="left"/>
+      <w:pPr>
+        <w:tabs>
+          <w:tab w:val="num" w:pos="4320"/>
+        </w:tabs>
+        <w:ind w:left="4320" w:hanging="360"/>
+      </w:pPr>
+      <w:rPr>
+        <w:rFonts w:ascii="Wingdings" w:hAnsi="Wingdings" w:hint="default"/>
+        <w:sz w:val="20"/>
+      </w:rPr>
+    </w:lvl>
+    <w:lvl w:ilvl="6" w:tentative="1">
+      <w:start w:val="1"/>
+      <w:numFmt w:val="bullet"/>
+      <w:lvlText w:val=""/>
+      <w:lvlJc w:val="left"/>
+      <w:pPr>
+        <w:tabs>
+          <w:tab w:val="num" w:pos="5040"/>
+        </w:tabs>
+        <w:ind w:left="5040" w:hanging="360"/>
+      </w:pPr>
+      <w:rPr>
+        <w:rFonts w:ascii="Wingdings" w:hAnsi="Wingdings" w:hint="default"/>
+        <w:sz w:val="20"/>
+      </w:rPr>
+    </w:lvl>
+    <w:lvl w:ilvl="7" w:tentative="1">
+      <w:start w:val="1"/>
+      <w:numFmt w:val="bullet"/>
+      <w:lvlText w:val=""/>
+      <w:lvlJc w:val="left"/>
+      <w:pPr>
+        <w:tabs>
+          <w:tab w:val="num" w:pos="5760"/>
+        </w:tabs>
+        <w:ind w:left="5760" w:hanging="360"/>
+      </w:pPr>
+      <w:rPr>
+        <w:rFonts w:ascii="Wingdings" w:hAnsi="Wingdings" w:hint="default"/>
+        <w:sz w:val="20"/>
+      </w:rPr>
+    </w:lvl>
+    <w:lvl w:ilvl="8" w:tentative="1">
+      <w:start w:val="1"/>
+      <w:numFmt w:val="bullet"/>
+      <w:lvlText w:val=""/>
+      <w:lvlJc w:val="left"/>
+      <w:pPr>
+        <w:tabs>
+          <w:tab w:val="num" w:pos="6480"/>
+        </w:tabs>
+        <w:ind w:left="6480" w:hanging="360"/>
+      </w:pPr>
+      <w:rPr>
+        <w:rFonts w:ascii="Wingdings" w:hAnsi="Wingdings" w:hint="default"/>
+        <w:sz w:val="20"/>
+      </w:rPr>
+    </w:lvl>
+  </w:abstractNum>
+  <w:num w:numId="1" w16cid:durableId="1131434477">
     <w:abstractNumId w:val="5"/>
   </w:num>
-  <w:num w:numId="2">
+  <w:num w:numId="2" w16cid:durableId="894241968">
     <w:abstractNumId w:val="3"/>
   </w:num>
-  <w:num w:numId="3">
+  <w:num w:numId="3" w16cid:durableId="1073116256">
     <w:abstractNumId w:val="1"/>
   </w:num>
-  <w:num w:numId="4">
+  <w:num w:numId="4" w16cid:durableId="2025281019">
+    <w:abstractNumId w:val="9"/>
+  </w:num>
+  <w:num w:numId="5" w16cid:durableId="1513031482">
+    <w:abstractNumId w:val="13"/>
+  </w:num>
+  <w:num w:numId="6" w16cid:durableId="1066341960">
+    <w:abstractNumId w:val="6"/>
+  </w:num>
+  <w:num w:numId="7" w16cid:durableId="471141649">
+    <w:abstractNumId w:val="2"/>
+  </w:num>
+  <w:num w:numId="8" w16cid:durableId="1864707758">
+    <w:abstractNumId w:val="0"/>
+  </w:num>
+  <w:num w:numId="9" w16cid:durableId="715281699">
+    <w:abstractNumId w:val="4"/>
+  </w:num>
+  <w:num w:numId="10" w16cid:durableId="1289508021">
+    <w:abstractNumId w:val="11"/>
+  </w:num>
+  <w:num w:numId="11" w16cid:durableId="1747072651">
+    <w:abstractNumId w:val="15"/>
+  </w:num>
+  <w:num w:numId="12" w16cid:durableId="973944857">
+    <w:abstractNumId w:val="7"/>
+  </w:num>
+  <w:num w:numId="13" w16cid:durableId="1962682594">
+    <w:abstractNumId w:val="14"/>
+  </w:num>
+  <w:num w:numId="14" w16cid:durableId="1500996456">
+    <w:abstractNumId w:val="12"/>
+  </w:num>
+  <w:num w:numId="15" w16cid:durableId="511069887">
+    <w:abstractNumId w:val="16"/>
+  </w:num>
+  <w:num w:numId="16" w16cid:durableId="1057319280">
     <w:abstractNumId w:val="8"/>
   </w:num>
-  <w:num w:numId="5">
-    <w:abstractNumId w:val="11"/>
+  <w:num w:numId="17" w16cid:durableId="712461662">
+    <w:abstractNumId w:val="17"/>
   </w:num>
-  <w:num w:numId="6">
-    <w:abstractNumId w:val="6"/>
-  </w:num>
-  <w:num w:numId="7">
-    <w:abstractNumId w:val="2"/>
-  </w:num>
-  <w:num w:numId="8">
-    <w:abstractNumId w:val="0"/>
-  </w:num>
-  <w:num w:numId="9">
-    <w:abstractNumId w:val="4"/>
-  </w:num>
-  <w:num w:numId="10">
-    <w:abstractNumId w:val="9"/>
-  </w:num>
-  <w:num w:numId="11">
-    <w:abstractNumId w:val="13"/>
-  </w:num>
-  <w:num w:numId="12">
-    <w:abstractNumId w:val="7"/>
-  </w:num>
-  <w:num w:numId="13">
-    <w:abstractNumId w:val="12"/>
-  </w:num>
-  <w:num w:numId="14">
+  <w:num w:numId="18" w16cid:durableId="2064669457">
     <w:abstractNumId w:val="10"/>
   </w:num>
 </w:numbering>
 </file>
 
 <file path=word/styles.xml><?xml version="1.0" encoding="utf-8"?>
-<w:styles xmlns:mc="http://schemas.openxmlformats.org/markup-compatibility/2006" xmlns:r="http://schemas.openxmlformats.org/officeDocument/2006/relationships" xmlns:w="http://schemas.openxmlformats.org/wordprocessingml/2006/main" xmlns:w14="http://schemas.microsoft.com/office/word/2010/wordml" xmlns:w15="http://schemas.microsoft.com/office/word/2012/wordml" xmlns:w16cex="http://schemas.microsoft.com/office/word/2018/wordml/cex" xmlns:w16cid="http://schemas.microsoft.com/office/word/2016/wordml/cid" xmlns:w16="http://schemas.microsoft.com/office/word/2018/wordml" xmlns:w16sdtdh="http://schemas.microsoft.com/office/word/2020/wordml/sdtdatahash" xmlns:w16se="http://schemas.microsoft.com/office/word/2015/wordml/symex" mc:Ignorable="w14 w15 w16se w16cid w16 w16cex w16sdtdh">
+<w:styles xmlns:mc="http://schemas.openxmlformats.org/markup-compatibility/2006" xmlns:r="http://schemas.openxmlformats.org/officeDocument/2006/relationships" xmlns:w="http://schemas.openxmlformats.org/wordprocessingml/2006/main" xmlns:w14="http://schemas.microsoft.com/office/word/2010/wordml" xmlns:w15="http://schemas.microsoft.com/office/word/2012/wordml" xmlns:w16cex="http://schemas.microsoft.com/office/word/2018/wordml/cex" xmlns:w16cid="http://schemas.microsoft.com/office/word/2016/wordml/cid" xmlns:w16="http://schemas.microsoft.com/office/word/2018/wordml" xmlns:w16du="http://schemas.microsoft.com/office/word/2023/wordml/word16du" xmlns:w16sdtdh="http://schemas.microsoft.com/office/word/2020/wordml/sdtdatahash" xmlns:w16sdtfl="http://schemas.microsoft.com/office/word/2024/wordml/sdtformatlock" xmlns:w16se="http://schemas.microsoft.com/office/word/2015/wordml/symex" mc:Ignorable="w14 w15 w16se w16cid w16 w16cex w16sdtdh w16sdtfl w16du">
   <w:docDefaults>
     <w:rPrDefault>
       <w:rPr>
         <w:rFonts w:ascii="Times New Roman" w:eastAsia="Times New Roman" w:hAnsi="Times New Roman" w:cs="Times New Roman"/>
-        <w:lang w:val="hr-HR" w:eastAsia="hr-HR" w:bidi="ar-SA"/>
+        <w:lang w:val="en-US" w:eastAsia="en-US" w:bidi="ar-SA"/>
       </w:rPr>
     </w:rPrDefault>
     <w:pPrDefault/>
@@ -2412,6 +4274,51 @@
     <w:lsdException w:name="Subtitle" w:qFormat="1"/>
     <w:lsdException w:name="Strong" w:qFormat="1"/>
     <w:lsdException w:name="Emphasis" w:qFormat="1"/>
+    <w:lsdException w:name="Normal (Web)" w:uiPriority="99"/>
+    <w:lsdException w:name="Normal Table" w:semiHidden="1" w:unhideWhenUsed="1"/>
+    <w:lsdException w:name="Table Simple 1" w:semiHidden="1" w:unhideWhenUsed="1"/>
+    <w:lsdException w:name="Table Simple 2" w:semiHidden="1" w:unhideWhenUsed="1"/>
+    <w:lsdException w:name="Table Simple 3" w:semiHidden="1" w:unhideWhenUsed="1"/>
+    <w:lsdException w:name="Table Classic 1" w:semiHidden="1" w:unhideWhenUsed="1"/>
+    <w:lsdException w:name="Table Classic 2" w:semiHidden="1" w:unhideWhenUsed="1"/>
+    <w:lsdException w:name="Table Classic 3" w:semiHidden="1" w:unhideWhenUsed="1"/>
+    <w:lsdException w:name="Table Classic 4" w:semiHidden="1" w:unhideWhenUsed="1"/>
+    <w:lsdException w:name="Table Colorful 1" w:semiHidden="1" w:unhideWhenUsed="1"/>
+    <w:lsdException w:name="Table Colorful 2" w:semiHidden="1" w:unhideWhenUsed="1"/>
+    <w:lsdException w:name="Table Colorful 3" w:semiHidden="1" w:unhideWhenUsed="1"/>
+    <w:lsdException w:name="Table Columns 1" w:semiHidden="1" w:unhideWhenUsed="1"/>
+    <w:lsdException w:name="Table Columns 2" w:semiHidden="1" w:unhideWhenUsed="1"/>
+    <w:lsdException w:name="Table Columns 3" w:semiHidden="1" w:unhideWhenUsed="1"/>
+    <w:lsdException w:name="Table Columns 4" w:semiHidden="1" w:unhideWhenUsed="1"/>
+    <w:lsdException w:name="Table Columns 5" w:semiHidden="1" w:unhideWhenUsed="1"/>
+    <w:lsdException w:name="Table Grid 1" w:semiHidden="1" w:unhideWhenUsed="1"/>
+    <w:lsdException w:name="Table Grid 2" w:semiHidden="1" w:unhideWhenUsed="1"/>
+    <w:lsdException w:name="Table Grid 3" w:semiHidden="1" w:unhideWhenUsed="1"/>
+    <w:lsdException w:name="Table Grid 4" w:semiHidden="1" w:unhideWhenUsed="1"/>
+    <w:lsdException w:name="Table Grid 5" w:semiHidden="1" w:unhideWhenUsed="1"/>
+    <w:lsdException w:name="Table Grid 6" w:semiHidden="1" w:unhideWhenUsed="1"/>
+    <w:lsdException w:name="Table Grid 7" w:semiHidden="1" w:unhideWhenUsed="1"/>
+    <w:lsdException w:name="Table Grid 8" w:semiHidden="1" w:unhideWhenUsed="1"/>
+    <w:lsdException w:name="Table List 1" w:semiHidden="1" w:unhideWhenUsed="1"/>
+    <w:lsdException w:name="Table List 2" w:semiHidden="1" w:unhideWhenUsed="1"/>
+    <w:lsdException w:name="Table List 3" w:semiHidden="1" w:unhideWhenUsed="1"/>
+    <w:lsdException w:name="Table List 4" w:semiHidden="1" w:unhideWhenUsed="1"/>
+    <w:lsdException w:name="Table List 5" w:semiHidden="1" w:unhideWhenUsed="1"/>
+    <w:lsdException w:name="Table List 6" w:semiHidden="1" w:unhideWhenUsed="1"/>
+    <w:lsdException w:name="Table List 7" w:semiHidden="1" w:unhideWhenUsed="1"/>
+    <w:lsdException w:name="Table List 8" w:semiHidden="1" w:unhideWhenUsed="1"/>
+    <w:lsdException w:name="Table 3D effects 1" w:semiHidden="1" w:unhideWhenUsed="1"/>
+    <w:lsdException w:name="Table 3D effects 2" w:semiHidden="1" w:unhideWhenUsed="1"/>
+    <w:lsdException w:name="Table 3D effects 3" w:semiHidden="1" w:unhideWhenUsed="1"/>
+    <w:lsdException w:name="Table Contemporary" w:semiHidden="1" w:unhideWhenUsed="1"/>
+    <w:lsdException w:name="Table Elegant" w:semiHidden="1" w:unhideWhenUsed="1"/>
+    <w:lsdException w:name="Table Professional" w:semiHidden="1" w:unhideWhenUsed="1"/>
+    <w:lsdException w:name="Table Subtle 1" w:semiHidden="1" w:unhideWhenUsed="1"/>
+    <w:lsdException w:name="Table Subtle 2" w:semiHidden="1" w:unhideWhenUsed="1"/>
+    <w:lsdException w:name="Table Web 1" w:semiHidden="1" w:unhideWhenUsed="1"/>
+    <w:lsdException w:name="Table Web 2" w:semiHidden="1" w:unhideWhenUsed="1"/>
+    <w:lsdException w:name="Table Web 3" w:semiHidden="1" w:unhideWhenUsed="1"/>
+    <w:lsdException w:name="Table Theme" w:semiHidden="1" w:unhideWhenUsed="1"/>
     <w:lsdException w:name="Placeholder Text" w:semiHidden="1" w:uiPriority="99"/>
     <w:lsdException w:name="No Spacing" w:uiPriority="1" w:qFormat="1"/>
     <w:lsdException w:name="Light Shading" w:uiPriority="60"/>
@@ -2640,10 +4547,10 @@
     <w:rPr>
       <w:sz w:val="24"/>
       <w:szCs w:val="24"/>
-      <w:lang w:eastAsia="en-US"/>
+      <w:lang w:val="hr-HR"/>
     </w:rPr>
   </w:style>
-  <w:style w:type="paragraph" w:styleId="Heading1">
+  <w:style w:type="paragraph" w:styleId="Naslov1">
     <w:name w:val="heading 1"/>
     <w:basedOn w:val="Normal"/>
     <w:next w:val="Normal"/>
@@ -2663,7 +4570,7 @@
       <w:sz w:val="28"/>
     </w:rPr>
   </w:style>
-  <w:style w:type="paragraph" w:styleId="Heading2">
+  <w:style w:type="paragraph" w:styleId="Naslov2">
     <w:name w:val="heading 2"/>
     <w:basedOn w:val="Normal"/>
     <w:next w:val="Normal"/>
@@ -2682,11 +4589,11 @@
       <w:b/>
     </w:rPr>
   </w:style>
-  <w:style w:type="paragraph" w:styleId="Heading3">
+  <w:style w:type="paragraph" w:styleId="Naslov3">
     <w:name w:val="heading 3"/>
     <w:basedOn w:val="Normal"/>
     <w:next w:val="Normal"/>
-    <w:link w:val="Heading3Char"/>
+    <w:link w:val="Naslov3Char"/>
     <w:qFormat/>
     <w:rsid w:val="00316AE4"/>
     <w:pPr>
@@ -2703,7 +4610,7 @@
       <w:i/>
     </w:rPr>
   </w:style>
-  <w:style w:type="paragraph" w:styleId="Heading4">
+  <w:style w:type="paragraph" w:styleId="Naslov4">
     <w:name w:val="heading 4"/>
     <w:basedOn w:val="Normal"/>
     <w:next w:val="Normal"/>
@@ -2717,7 +4624,7 @@
       <w:outlineLvl w:val="3"/>
     </w:pPr>
   </w:style>
-  <w:style w:type="paragraph" w:styleId="Heading6">
+  <w:style w:type="paragraph" w:styleId="Naslov6">
     <w:name w:val="heading 6"/>
     <w:basedOn w:val="Normal"/>
     <w:next w:val="Normal"/>
@@ -2734,7 +4641,7 @@
       <w:szCs w:val="22"/>
     </w:rPr>
   </w:style>
-  <w:style w:type="paragraph" w:styleId="Heading7">
+  <w:style w:type="paragraph" w:styleId="Naslov7">
     <w:name w:val="heading 7"/>
     <w:basedOn w:val="Normal"/>
     <w:next w:val="Normal"/>
@@ -2745,13 +4652,16 @@
       <w:outlineLvl w:val="6"/>
     </w:pPr>
   </w:style>
-  <w:style w:type="character" w:default="1" w:styleId="DefaultParagraphFont">
+  <w:style w:type="character" w:default="1" w:styleId="Zadanifontodlomka">
     <w:name w:val="Default Paragraph Font"/>
+    <w:uiPriority w:val="1"/>
+    <w:unhideWhenUsed/>
+  </w:style>
+  <w:style w:type="table" w:default="1" w:styleId="Obinatablica">
+    <w:name w:val="Normal Table"/>
+    <w:uiPriority w:val="99"/>
     <w:semiHidden/>
-  </w:style>
-  <w:style w:type="table" w:default="1" w:styleId="TableNormal">
-    <w:name w:val="Normal Table"/>
-    <w:semiHidden/>
+    <w:unhideWhenUsed/>
     <w:tblPr>
       <w:tblInd w:w="0" w:type="dxa"/>
       <w:tblCellMar>
@@ -2762,14 +4672,15 @@
       </w:tblCellMar>
     </w:tblPr>
   </w:style>
-  <w:style w:type="numbering" w:default="1" w:styleId="NoList">
+  <w:style w:type="numbering" w:default="1" w:styleId="Bezpopisa">
     <w:name w:val="No List"/>
+    <w:uiPriority w:val="99"/>
     <w:semiHidden/>
+    <w:unhideWhenUsed/>
   </w:style>
-  <w:style w:type="character" w:customStyle="1" w:styleId="Heading3Char">
-    <w:name w:val="Heading 3 Char"/>
-    <w:basedOn w:val="DefaultParagraphFont"/>
-    <w:link w:val="Heading3"/>
+  <w:style w:type="character" w:customStyle="1" w:styleId="Naslov3Char">
+    <w:name w:val="Naslov 3 Char"/>
+    <w:link w:val="Naslov3"/>
     <w:rsid w:val="00316AE4"/>
     <w:rPr>
       <w:rFonts w:cs="Arial"/>
@@ -2794,7 +4705,7 @@
       <w:snapToGrid w:val="0"/>
     </w:rPr>
   </w:style>
-  <w:style w:type="paragraph" w:styleId="Caption">
+  <w:style w:type="paragraph" w:styleId="Opisslike">
     <w:name w:val="caption"/>
     <w:basedOn w:val="Normal"/>
     <w:next w:val="Normal"/>
@@ -2863,7 +4774,7 @@
       <w:rFonts w:ascii="Courier New" w:hAnsi="Courier New"/>
       <w:noProof/>
       <w:sz w:val="22"/>
-      <w:lang w:val="en-GB" w:eastAsia="en-US"/>
+      <w:lang w:val="en-GB"/>
     </w:rPr>
   </w:style>
   <w:style w:type="paragraph" w:customStyle="1" w:styleId="Nabrajanje">
@@ -2903,8 +4814,8 @@
       <w:ind w:left="714" w:hanging="357"/>
     </w:pPr>
   </w:style>
-  <w:style w:type="paragraph" w:customStyle="1" w:styleId="Naslov">
-    <w:name w:val="Naslov"/>
+  <w:style w:type="paragraph" w:customStyle="1" w:styleId="Naslov10">
+    <w:name w:val="Naslov1"/>
     <w:basedOn w:val="Naslovnica"/>
     <w:rsid w:val="00FF0F28"/>
     <w:rPr>
@@ -2913,14 +4824,12 @@
   </w:style>
   <w:style w:type="character" w:customStyle="1" w:styleId="Original">
     <w:name w:val="Original"/>
-    <w:basedOn w:val="DefaultParagraphFont"/>
     <w:rPr>
       <w:i/>
     </w:rPr>
   </w:style>
   <w:style w:type="character" w:customStyle="1" w:styleId="Primjer">
     <w:name w:val="Primjer"/>
-    <w:basedOn w:val="DefaultParagraphFont"/>
     <w:rPr>
       <w:i/>
       <w:spacing w:val="0"/>
@@ -2937,7 +4846,7 @@
       <w:sz w:val="22"/>
     </w:rPr>
   </w:style>
-  <w:style w:type="paragraph" w:styleId="Title">
+  <w:style w:type="paragraph" w:styleId="Naslov">
     <w:name w:val="Title"/>
     <w:basedOn w:val="Normal"/>
     <w:qFormat/>
@@ -2950,18 +4859,18 @@
       <w:sz w:val="28"/>
     </w:rPr>
   </w:style>
-  <w:style w:type="paragraph" w:styleId="Salutation">
+  <w:style w:type="paragraph" w:styleId="Pozdrav">
     <w:name w:val="Salutation"/>
     <w:basedOn w:val="Normal"/>
     <w:next w:val="Normal"/>
   </w:style>
-  <w:style w:type="paragraph" w:styleId="BodyText">
+  <w:style w:type="paragraph" w:styleId="Tijeloteksta">
     <w:name w:val="Body Text"/>
     <w:basedOn w:val="Normal"/>
   </w:style>
-  <w:style w:type="character" w:styleId="LineNumber">
+  <w:style w:type="character" w:styleId="Brojretka">
     <w:name w:val="line number"/>
-    <w:basedOn w:val="DefaultParagraphFont"/>
+    <w:basedOn w:val="Zadanifontodlomka"/>
   </w:style>
   <w:style w:type="paragraph" w:customStyle="1" w:styleId="Zrno">
     <w:name w:val="Zrno"/>
@@ -2992,7 +4901,6 @@
   </w:style>
   <w:style w:type="character" w:customStyle="1" w:styleId="Natuknice2Char">
     <w:name w:val="Natuknice2 Char"/>
-    <w:basedOn w:val="DefaultParagraphFont"/>
     <w:link w:val="Natuknice2"/>
     <w:rsid w:val="00582254"/>
     <w:rPr>
@@ -3003,7 +4911,7 @@
       <w:lang w:val="hr-HR" w:eastAsia="hr-HR" w:bidi="ar-SA"/>
     </w:rPr>
   </w:style>
-  <w:style w:type="paragraph" w:styleId="Header">
+  <w:style w:type="paragraph" w:styleId="Zaglavlje">
     <w:name w:val="header"/>
     <w:basedOn w:val="Normal"/>
     <w:rsid w:val="00BD63C0"/>
@@ -3019,7 +4927,7 @@
       <w:szCs w:val="20"/>
     </w:rPr>
   </w:style>
-  <w:style w:type="paragraph" w:styleId="Footer">
+  <w:style w:type="paragraph" w:styleId="Podnoje">
     <w:name w:val="footer"/>
     <w:basedOn w:val="Normal"/>
     <w:rsid w:val="00BD63C0"/>
@@ -3034,13 +4942,12 @@
       <w:sz w:val="20"/>
     </w:rPr>
   </w:style>
-  <w:style w:type="character" w:styleId="PageNumber">
+  <w:style w:type="character" w:styleId="Brojstranice">
     <w:name w:val="page number"/>
-    <w:basedOn w:val="DefaultParagraphFont"/>
+    <w:basedOn w:val="Zadanifontodlomka"/>
   </w:style>
-  <w:style w:type="character" w:styleId="CommentReference">
+  <w:style w:type="character" w:styleId="Referencakomentara">
     <w:name w:val="annotation reference"/>
-    <w:basedOn w:val="DefaultParagraphFont"/>
     <w:semiHidden/>
     <w:rsid w:val="00450219"/>
     <w:rPr>
@@ -3048,7 +4955,7 @@
       <w:szCs w:val="16"/>
     </w:rPr>
   </w:style>
-  <w:style w:type="paragraph" w:styleId="CommentText">
+  <w:style w:type="paragraph" w:styleId="Tekstkomentara">
     <w:name w:val="annotation text"/>
     <w:basedOn w:val="Normal"/>
     <w:semiHidden/>
@@ -3058,10 +4965,10 @@
       <w:szCs w:val="20"/>
     </w:rPr>
   </w:style>
-  <w:style w:type="paragraph" w:styleId="CommentSubject">
+  <w:style w:type="paragraph" w:styleId="Predmetkomentara">
     <w:name w:val="annotation subject"/>
-    <w:basedOn w:val="CommentText"/>
-    <w:next w:val="CommentText"/>
+    <w:basedOn w:val="Tekstkomentara"/>
+    <w:next w:val="Tekstkomentara"/>
     <w:semiHidden/>
     <w:rsid w:val="00450219"/>
     <w:rPr>
@@ -3069,7 +4976,7 @@
       <w:bCs/>
     </w:rPr>
   </w:style>
-  <w:style w:type="paragraph" w:styleId="BalloonText">
+  <w:style w:type="paragraph" w:styleId="Tekstbalonia">
     <w:name w:val="Balloon Text"/>
     <w:basedOn w:val="Normal"/>
     <w:semiHidden/>
@@ -3080,7 +4987,7 @@
       <w:szCs w:val="16"/>
     </w:rPr>
   </w:style>
-  <w:style w:type="paragraph" w:styleId="DocumentMap">
+  <w:style w:type="paragraph" w:styleId="Kartadokumenta">
     <w:name w:val="Document Map"/>
     <w:basedOn w:val="Normal"/>
     <w:semiHidden/>
@@ -3092,7 +4999,7 @@
       <w:rFonts w:ascii="Tahoma" w:hAnsi="Tahoma" w:cs="Tahoma"/>
     </w:rPr>
   </w:style>
-  <w:style w:type="paragraph" w:styleId="TOC1">
+  <w:style w:type="paragraph" w:styleId="Sadraj1">
     <w:name w:val="toc 1"/>
     <w:basedOn w:val="Normal"/>
     <w:next w:val="Normal"/>
@@ -3100,7 +5007,7 @@
     <w:semiHidden/>
     <w:rsid w:val="004E7238"/>
   </w:style>
-  <w:style w:type="paragraph" w:styleId="TOC2">
+  <w:style w:type="paragraph" w:styleId="Sadraj2">
     <w:name w:val="toc 2"/>
     <w:basedOn w:val="Normal"/>
     <w:next w:val="Normal"/>
@@ -3111,7 +5018,7 @@
       <w:ind w:left="240"/>
     </w:pPr>
   </w:style>
-  <w:style w:type="paragraph" w:styleId="TOC3">
+  <w:style w:type="paragraph" w:styleId="Sadraj3">
     <w:name w:val="toc 3"/>
     <w:basedOn w:val="Normal"/>
     <w:next w:val="Normal"/>
@@ -3122,18 +5029,17 @@
       <w:ind w:left="480"/>
     </w:pPr>
   </w:style>
-  <w:style w:type="character" w:styleId="Hyperlink">
+  <w:style w:type="character" w:styleId="Hiperveza">
     <w:name w:val="Hyperlink"/>
-    <w:basedOn w:val="DefaultParagraphFont"/>
     <w:rsid w:val="004E7238"/>
     <w:rPr>
       <w:color w:val="0000FF"/>
       <w:u w:val="single"/>
     </w:rPr>
   </w:style>
-  <w:style w:type="table" w:styleId="TableGrid">
+  <w:style w:type="table" w:styleId="Reetkatablice">
     <w:name w:val="Table Grid"/>
-    <w:basedOn w:val="TableNormal"/>
+    <w:basedOn w:val="Obinatablica"/>
     <w:rsid w:val="009F6819"/>
     <w:tblPr>
       <w:tblBorders>
@@ -3146,18 +5052,18 @@
       </w:tblBorders>
     </w:tblPr>
   </w:style>
-  <w:style w:type="character" w:styleId="FollowedHyperlink">
+  <w:style w:type="character" w:styleId="SlijeenaHiperveza">
     <w:name w:val="FollowedHyperlink"/>
-    <w:basedOn w:val="DefaultParagraphFont"/>
     <w:rsid w:val="00026467"/>
     <w:rPr>
       <w:color w:val="800080"/>
       <w:u w:val="single"/>
     </w:rPr>
   </w:style>
-  <w:style w:type="paragraph" w:styleId="NormalWeb">
+  <w:style w:type="paragraph" w:styleId="StandardWeb">
     <w:name w:val="Normal (Web)"/>
     <w:basedOn w:val="Normal"/>
+    <w:uiPriority w:val="99"/>
     <w:rsid w:val="00F07543"/>
     <w:pPr>
       <w:spacing w:before="100" w:beforeAutospacing="1" w:after="100" w:afterAutospacing="1"/>
@@ -3476,6 +5382,15 @@
 </file>
 
 <file path=customXml/item1.xml><?xml version="1.0" encoding="utf-8"?>
+<?mso-contentType ?>
+<FormTemplates xmlns="http://schemas.microsoft.com/sharepoint/v3/contenttype/forms">
+  <Display>DocumentLibraryForm</Display>
+  <Edit>DocumentLibraryForm</Edit>
+  <New>DocumentLibraryForm</New>
+</FormTemplates>
+</file>
+
+<file path=customXml/item2.xml><?xml version="1.0" encoding="utf-8"?>
 <ct:contentTypeSchema xmlns:ct="http://schemas.microsoft.com/office/2006/metadata/contentType" xmlns:ma="http://schemas.microsoft.com/office/2006/metadata/properties/metaAttributes" ct:_="" ma:_="" ma:contentTypeName="Dokument" ma:contentTypeID="0x010100780930CFEAB0F842BCE17C13DF549F43" ma:contentTypeVersion="14" ma:contentTypeDescription="Stvaranje novog dokumenta." ma:contentTypeScope="" ma:versionID="dc1f789066bd80afc49d9f0df783ed58">
   <xsd:schema xmlns:xsd="http://www.w3.org/2001/XMLSchema" xmlns:xs="http://www.w3.org/2001/XMLSchema" xmlns:p="http://schemas.microsoft.com/office/2006/metadata/properties" xmlns:ns3="2e3aa64c-bfb3-4af8-9705-da7c5d3d3e69" xmlns:ns4="f3c1b304-23e1-4aee-b506-68c11dfc98f1" targetNamespace="http://schemas.microsoft.com/office/2006/metadata/properties" ma:root="true" ma:fieldsID="7f5774ba968f01b211b4e1c409d08e40" ns3:_="" ns4:_="">
     <xsd:import namespace="2e3aa64c-bfb3-4af8-9705-da7c5d3d3e69"/>
@@ -3704,22 +5619,25 @@
 </ct:contentTypeSchema>
 </file>
 
-<file path=customXml/item2.xml><?xml version="1.0" encoding="utf-8"?>
-<?mso-contentType ?>
-<FormTemplates xmlns="http://schemas.microsoft.com/sharepoint/v3/contenttype/forms">
-  <Display>DocumentLibraryForm</Display>
-  <Edit>DocumentLibraryForm</Edit>
-  <New>DocumentLibraryForm</New>
-</FormTemplates>
-</file>
-
 <file path=customXml/item3.xml><?xml version="1.0" encoding="utf-8"?>
 <p:properties xmlns:p="http://schemas.microsoft.com/office/2006/metadata/properties" xmlns:xsi="http://www.w3.org/2001/XMLSchema-instance" xmlns:pc="http://schemas.microsoft.com/office/infopath/2007/PartnerControls">
   <documentManagement/>
 </p:properties>
 </file>
 
+<file path=customXml/item4.xml><?xml version="1.0" encoding="utf-8"?>
+<b:Sources xmlns:b="http://schemas.openxmlformats.org/officeDocument/2006/bibliography" xmlns="http://schemas.openxmlformats.org/officeDocument/2006/bibliography" SelectedStyle="\APASixthEditionOfficeOnline.xsl" StyleName="APA" Version="6"/>
+</file>
+
 <file path=customXml/itemProps1.xml><?xml version="1.0" encoding="utf-8"?>
+<ds:datastoreItem xmlns:ds="http://schemas.openxmlformats.org/officeDocument/2006/customXml" ds:itemID="{8E086CC3-E5A7-46A8-9372-1B28684DE135}">
+  <ds:schemaRefs>
+    <ds:schemaRef ds:uri="http://schemas.microsoft.com/sharepoint/v3/contenttype/forms"/>
+  </ds:schemaRefs>
+</ds:datastoreItem>
+</file>
+
+<file path=customXml/itemProps2.xml><?xml version="1.0" encoding="utf-8"?>
 <ds:datastoreItem xmlns:ds="http://schemas.openxmlformats.org/officeDocument/2006/customXml" ds:itemID="{C3D33EE6-3D65-49DC-9783-13DF8781E06C}">
   <ds:schemaRefs>
     <ds:schemaRef ds:uri="http://schemas.microsoft.com/office/2006/metadata/contentType"/>
@@ -3738,27 +5656,19 @@
 </ds:datastoreItem>
 </file>
 
-<file path=customXml/itemProps2.xml><?xml version="1.0" encoding="utf-8"?>
-<ds:datastoreItem xmlns:ds="http://schemas.openxmlformats.org/officeDocument/2006/customXml" ds:itemID="{8E086CC3-E5A7-46A8-9372-1B28684DE135}">
+<file path=customXml/itemProps3.xml><?xml version="1.0" encoding="utf-8"?>
+<ds:datastoreItem xmlns:ds="http://schemas.openxmlformats.org/officeDocument/2006/customXml" ds:itemID="{AB2EA842-735E-48F3-9C04-C9A469E8EF52}">
   <ds:schemaRefs>
-    <ds:schemaRef ds:uri="http://schemas.microsoft.com/sharepoint/v3/contenttype/forms"/>
+    <ds:schemaRef ds:uri="http://schemas.microsoft.com/office/2006/metadata/properties"/>
+    <ds:schemaRef ds:uri="http://schemas.microsoft.com/office/infopath/2007/PartnerControls"/>
   </ds:schemaRefs>
 </ds:datastoreItem>
 </file>
 
-<file path=customXml/itemProps3.xml><?xml version="1.0" encoding="utf-8"?>
-<ds:datastoreItem xmlns:ds="http://schemas.openxmlformats.org/officeDocument/2006/customXml" ds:itemID="{AB2EA842-735E-48F3-9C04-C9A469E8EF52}">
+<file path=customXml/itemProps4.xml><?xml version="1.0" encoding="utf-8"?>
+<ds:datastoreItem xmlns:ds="http://schemas.openxmlformats.org/officeDocument/2006/customXml" ds:itemID="{7598294B-71DC-4A7D-A659-97D2028222FB}">
   <ds:schemaRefs>
-    <ds:schemaRef ds:uri="http://schemas.microsoft.com/office/infopath/2007/PartnerControls"/>
-    <ds:schemaRef ds:uri="http://purl.org/dc/elements/1.1/"/>
-    <ds:schemaRef ds:uri="http://www.w3.org/XML/1998/namespace"/>
-    <ds:schemaRef ds:uri="http://schemas.microsoft.com/office/2006/documentManagement/types"/>
-    <ds:schemaRef ds:uri="http://schemas.openxmlformats.org/package/2006/metadata/core-properties"/>
-    <ds:schemaRef ds:uri="http://purl.org/dc/dcmitype/"/>
-    <ds:schemaRef ds:uri="http://purl.org/dc/terms/"/>
-    <ds:schemaRef ds:uri="http://schemas.microsoft.com/office/2006/metadata/properties"/>
-    <ds:schemaRef ds:uri="f3c1b304-23e1-4aee-b506-68c11dfc98f1"/>
-    <ds:schemaRef ds:uri="2e3aa64c-bfb3-4af8-9705-da7c5d3d3e69"/>
+    <ds:schemaRef ds:uri="http://schemas.openxmlformats.org/officeDocument/2006/bibliography"/>
   </ds:schemaRefs>
 </ds:datastoreItem>
 </file>
--- a/DZ03/PlanTestiranja copy.docx
+++ b/DZ03/PlanTestiranja copy.docx
@@ -4,7 +4,7 @@
   <w:body>
     <w:p>
       <w:pPr>
-        <w:pStyle w:val="Naslov1"/>
+        <w:pStyle w:val="Heading1"/>
       </w:pPr>
       <w:r>
         <w:t>Uvod</w:t>
@@ -12,22 +12,20 @@
     </w:p>
     <w:p/>
     <w:p>
-      <w:r>
-        <w:t xml:space="preserve">Ovaj dokument opisuje plan, strategiju i postupke testiranja programske opreme </w:t>
-      </w:r>
-      <w:proofErr w:type="spellStart"/>
-      <w:r>
-        <w:t>FitnessStudio</w:t>
-      </w:r>
-      <w:proofErr w:type="spellEnd"/>
-      <w:r>
-        <w:t xml:space="preserve"> aplikacije. Testiranje se provodi kako bi se osigurala ispravnost, stabilnost i pouzdanost sustava prije njegove upotrebe u stvarnom radu.</w:t>
+      <w:pPr>
+        <w:pStyle w:val="p1"/>
+      </w:pPr>
+      <w:r>
+        <w:t xml:space="preserve">Ovaj dokument opisuje plan, strategiju i postupke testiranja programske opreme FitnessStudio aplikacije. </w:t>
+      </w:r>
+      <w:r>
+        <w:t>Testiranje se provodi kako bi se provjerila ispravnost, stabilnost i pouzdanost implementiranog dijela sustava prije njegove uporabe u radu.</w:t>
       </w:r>
     </w:p>
     <w:p/>
     <w:p>
       <w:pPr>
-        <w:pStyle w:val="Naslov2"/>
+        <w:pStyle w:val="Heading2"/>
       </w:pPr>
       <w:r>
         <w:t>Svrha i ciljevi</w:t>
@@ -40,7 +38,15 @@
     </w:p>
     <w:p>
       <w:pPr>
-        <w:pStyle w:val="Naslov2"/>
+        <w:pStyle w:val="p1"/>
+      </w:pPr>
+      <w:r>
+        <w:t>Poseban naglasak stavljen je na testiranje implementiranih funkcionalnosti, odnosno šifrarnika paketa te master-detail prikaza članarina i uplata.</w:t>
+      </w:r>
+    </w:p>
+    <w:p>
+      <w:pPr>
+        <w:pStyle w:val="Heading2"/>
       </w:pPr>
       <w:r>
         <w:t>Doseg</w:t>
@@ -65,49 +71,19 @@
         <w:rPr>
           <w:lang w:val="en-US"/>
         </w:rPr>
-        <w:t xml:space="preserve">CRUD </w:t>
-      </w:r>
-      <w:proofErr w:type="spellStart"/>
+        <w:t xml:space="preserve">CRUD operacije nad </w:t>
+      </w:r>
       <w:r>
         <w:rPr>
           <w:lang w:val="en-US"/>
         </w:rPr>
-        <w:t>operacije</w:t>
-      </w:r>
-      <w:proofErr w:type="spellEnd"/>
+        <w:t xml:space="preserve">implementiranim </w:t>
+      </w:r>
       <w:r>
         <w:rPr>
           <w:lang w:val="en-US"/>
         </w:rPr>
-        <w:t xml:space="preserve"> </w:t>
-      </w:r>
-      <w:proofErr w:type="spellStart"/>
-      <w:r>
-        <w:rPr>
-          <w:lang w:val="en-US"/>
-        </w:rPr>
-        <w:t>nad</w:t>
-      </w:r>
-      <w:proofErr w:type="spellEnd"/>
-      <w:r>
-        <w:rPr>
-          <w:lang w:val="en-US"/>
-        </w:rPr>
-        <w:t xml:space="preserve"> </w:t>
-      </w:r>
-      <w:proofErr w:type="spellStart"/>
-      <w:r>
-        <w:rPr>
-          <w:lang w:val="en-US"/>
-        </w:rPr>
-        <w:t>entitetima</w:t>
-      </w:r>
-      <w:proofErr w:type="spellEnd"/>
-      <w:r>
-        <w:rPr>
-          <w:lang w:val="en-US"/>
-        </w:rPr>
-        <w:t xml:space="preserve"> </w:t>
+        <w:t xml:space="preserve">entitetima </w:t>
       </w:r>
     </w:p>
     <w:p>
@@ -120,33 +96,11 @@
           <w:lang w:val="en-US"/>
         </w:rPr>
       </w:pPr>
-      <w:proofErr w:type="spellStart"/>
       <w:r>
         <w:rPr>
           <w:lang w:val="en-US"/>
         </w:rPr>
-        <w:t>validacija</w:t>
-      </w:r>
-      <w:proofErr w:type="spellEnd"/>
-      <w:r>
-        <w:rPr>
-          <w:lang w:val="en-US"/>
-        </w:rPr>
-        <w:t xml:space="preserve"> </w:t>
-      </w:r>
-      <w:proofErr w:type="spellStart"/>
-      <w:r>
-        <w:rPr>
-          <w:lang w:val="en-US"/>
-        </w:rPr>
-        <w:t>unosa</w:t>
-      </w:r>
-      <w:proofErr w:type="spellEnd"/>
-      <w:r>
-        <w:rPr>
-          <w:lang w:val="en-US"/>
-        </w:rPr>
-        <w:t xml:space="preserve"> </w:t>
+        <w:t xml:space="preserve">validacija unosa </w:t>
       </w:r>
     </w:p>
     <w:p>
@@ -159,75 +113,11 @@
           <w:lang w:val="en-US"/>
         </w:rPr>
       </w:pPr>
-      <w:proofErr w:type="spellStart"/>
       <w:r>
         <w:rPr>
           <w:lang w:val="en-US"/>
         </w:rPr>
-        <w:t>integracija</w:t>
-      </w:r>
-      <w:proofErr w:type="spellEnd"/>
-      <w:r>
-        <w:rPr>
-          <w:lang w:val="en-US"/>
-        </w:rPr>
-        <w:t xml:space="preserve"> </w:t>
-      </w:r>
-      <w:proofErr w:type="spellStart"/>
-      <w:r>
-        <w:rPr>
-          <w:lang w:val="en-US"/>
-        </w:rPr>
-        <w:t>servisnog</w:t>
-      </w:r>
-      <w:proofErr w:type="spellEnd"/>
-      <w:r>
-        <w:rPr>
-          <w:lang w:val="en-US"/>
-        </w:rPr>
-        <w:t xml:space="preserve"> </w:t>
-      </w:r>
-      <w:proofErr w:type="spellStart"/>
-      <w:r>
-        <w:rPr>
-          <w:lang w:val="en-US"/>
-        </w:rPr>
-        <w:t>i</w:t>
-      </w:r>
-      <w:proofErr w:type="spellEnd"/>
-      <w:r>
-        <w:rPr>
-          <w:lang w:val="en-US"/>
-        </w:rPr>
-        <w:t xml:space="preserve"> </w:t>
-      </w:r>
-      <w:proofErr w:type="spellStart"/>
-      <w:r>
-        <w:rPr>
-          <w:lang w:val="en-US"/>
-        </w:rPr>
-        <w:t>podatkovnog</w:t>
-      </w:r>
-      <w:proofErr w:type="spellEnd"/>
-      <w:r>
-        <w:rPr>
-          <w:lang w:val="en-US"/>
-        </w:rPr>
-        <w:t xml:space="preserve"> </w:t>
-      </w:r>
-      <w:proofErr w:type="spellStart"/>
-      <w:r>
-        <w:rPr>
-          <w:lang w:val="en-US"/>
-        </w:rPr>
-        <w:t>sloja</w:t>
-      </w:r>
-      <w:proofErr w:type="spellEnd"/>
-      <w:r>
-        <w:rPr>
-          <w:lang w:val="en-US"/>
-        </w:rPr>
-        <w:t xml:space="preserve"> </w:t>
+        <w:t xml:space="preserve">integracija servisnog i podatkovnog sloja </w:t>
       </w:r>
     </w:p>
     <w:p>
@@ -237,230 +127,11 @@
           <w:numId w:val="15"/>
         </w:numPr>
       </w:pPr>
-      <w:proofErr w:type="spellStart"/>
       <w:r>
         <w:rPr>
           <w:lang w:val="en-US"/>
         </w:rPr>
-        <w:t>dohvat</w:t>
-      </w:r>
-      <w:proofErr w:type="spellEnd"/>
-      <w:r>
-        <w:rPr>
-          <w:lang w:val="en-US"/>
-        </w:rPr>
-        <w:t xml:space="preserve"> </w:t>
-      </w:r>
-      <w:proofErr w:type="spellStart"/>
-      <w:r>
-        <w:rPr>
-          <w:lang w:val="en-US"/>
-        </w:rPr>
-        <w:t>podataka</w:t>
-      </w:r>
-      <w:proofErr w:type="spellEnd"/>
-      <w:r>
-        <w:rPr>
-          <w:lang w:val="en-US"/>
-        </w:rPr>
-        <w:t xml:space="preserve"> </w:t>
-      </w:r>
-      <w:proofErr w:type="spellStart"/>
-      <w:r>
-        <w:rPr>
-          <w:lang w:val="en-US"/>
-        </w:rPr>
-        <w:t>iz</w:t>
-      </w:r>
-      <w:proofErr w:type="spellEnd"/>
-      <w:r>
-        <w:rPr>
-          <w:lang w:val="en-US"/>
-        </w:rPr>
-        <w:t xml:space="preserve"> </w:t>
-      </w:r>
-      <w:proofErr w:type="spellStart"/>
-      <w:r>
-        <w:rPr>
-          <w:lang w:val="en-US"/>
-        </w:rPr>
-        <w:t>baze</w:t>
-      </w:r>
-      <w:proofErr w:type="spellEnd"/>
-    </w:p>
-    <w:p>
-      <w:pPr>
-        <w:pStyle w:val="Naslov2"/>
-      </w:pPr>
-      <w:r>
-        <w:t>Glavna ograničenja</w:t>
-      </w:r>
-    </w:p>
-    <w:p>
-      <w:r>
-        <w:t xml:space="preserve">Testiranje je ograničeno na lokalno razvojno okruženje. Integracijski testovi ovise o konfiguriranoj </w:t>
-      </w:r>
-      <w:proofErr w:type="spellStart"/>
-      <w:r>
-        <w:t>PostgreSQL</w:t>
-      </w:r>
-      <w:proofErr w:type="spellEnd"/>
-      <w:r>
-        <w:t xml:space="preserve"> bazi podataka, što znači da testovi mogu pasti ako baza nije dostupna ili je pogrešno konfigurirana.</w:t>
-      </w:r>
-    </w:p>
-    <w:p/>
-    <w:p/>
-    <w:p>
-      <w:pPr>
-        <w:pStyle w:val="Naslov1"/>
-      </w:pPr>
-      <w:r>
-        <w:t>Plan testiranja</w:t>
-      </w:r>
-    </w:p>
-    <w:p>
-      <w:pPr>
-        <w:pStyle w:val="Naslov2"/>
-      </w:pPr>
-      <w:r>
-        <w:t>Programska oprema za testiranje</w:t>
-      </w:r>
-    </w:p>
-    <w:p>
-      <w:r>
-        <w:t xml:space="preserve">Za testiranje se koristi: </w:t>
-      </w:r>
-      <w:proofErr w:type="spellStart"/>
-      <w:r>
-        <w:t>xUnit</w:t>
-      </w:r>
-      <w:proofErr w:type="spellEnd"/>
-      <w:r>
-        <w:t xml:space="preserve"> </w:t>
-      </w:r>
-      <w:proofErr w:type="spellStart"/>
-      <w:r>
-        <w:t>framework</w:t>
-      </w:r>
-      <w:proofErr w:type="spellEnd"/>
-      <w:r>
-        <w:t xml:space="preserve">, .NET 8, </w:t>
-      </w:r>
-      <w:proofErr w:type="spellStart"/>
-      <w:r>
-        <w:t>PostgreSQL</w:t>
-      </w:r>
-      <w:proofErr w:type="spellEnd"/>
-      <w:r>
-        <w:t xml:space="preserve"> baza podataka(</w:t>
-      </w:r>
-      <w:proofErr w:type="spellStart"/>
-      <w:r>
-        <w:t>pgAdmin</w:t>
-      </w:r>
-      <w:proofErr w:type="spellEnd"/>
-      <w:r>
-        <w:t xml:space="preserve"> 4), </w:t>
-      </w:r>
-      <w:proofErr w:type="spellStart"/>
-      <w:r>
-        <w:t>Visual</w:t>
-      </w:r>
-      <w:proofErr w:type="spellEnd"/>
-      <w:r>
-        <w:t xml:space="preserve"> Studio </w:t>
-      </w:r>
-      <w:proofErr w:type="spellStart"/>
-      <w:r>
-        <w:t>Code</w:t>
-      </w:r>
-      <w:proofErr w:type="spellEnd"/>
-      <w:r>
-        <w:t>.</w:t>
-      </w:r>
-    </w:p>
-    <w:p/>
-    <w:p>
-      <w:pPr>
-        <w:pStyle w:val="Naslov2"/>
-      </w:pPr>
-      <w:r>
-        <w:t>Strategija testiranja</w:t>
-      </w:r>
-    </w:p>
-    <w:p>
-      <w:r>
-        <w:t>Strategija testiranja temelji se na kombinaciji jediničnih i integracijskih testova. Jedinični testovi koriste se za provjeru poslovne logike u servisnom sloju, dok integracijski testovi provjeravaju rad sustava s bazom podataka.</w:t>
-      </w:r>
-    </w:p>
-    <w:p>
-      <w:pPr>
-        <w:pStyle w:val="Naslov3"/>
-      </w:pPr>
-      <w:r>
-        <w:t>Testiranje</w:t>
-      </w:r>
-      <w:r>
-        <w:t xml:space="preserve"> okrajaka</w:t>
-      </w:r>
-      <w:r>
-        <w:t xml:space="preserve"> (</w:t>
-      </w:r>
-      <w:r>
-        <w:t xml:space="preserve">cjeline, </w:t>
-      </w:r>
-      <w:r>
-        <w:t>jedinice)</w:t>
-      </w:r>
-    </w:p>
-    <w:p>
-      <w:pPr>
-        <w:rPr>
-          <w:lang w:val="en-US"/>
-        </w:rPr>
-      </w:pPr>
-      <w:proofErr w:type="spellStart"/>
-      <w:r>
-        <w:rPr>
-          <w:lang w:val="en-US"/>
-        </w:rPr>
-        <w:t>Testiraju</w:t>
-      </w:r>
-      <w:proofErr w:type="spellEnd"/>
-      <w:r>
-        <w:rPr>
-          <w:lang w:val="en-US"/>
-        </w:rPr>
-        <w:t xml:space="preserve"> se </w:t>
-      </w:r>
-      <w:proofErr w:type="spellStart"/>
-      <w:r>
-        <w:rPr>
-          <w:lang w:val="en-US"/>
-        </w:rPr>
-        <w:t>sljedeće</w:t>
-      </w:r>
-      <w:proofErr w:type="spellEnd"/>
-      <w:r>
-        <w:rPr>
-          <w:lang w:val="en-US"/>
-        </w:rPr>
-        <w:t xml:space="preserve"> </w:t>
-      </w:r>
-      <w:proofErr w:type="spellStart"/>
-      <w:r>
-        <w:rPr>
-          <w:lang w:val="en-US"/>
-        </w:rPr>
-        <w:t>komponente</w:t>
-      </w:r>
-      <w:proofErr w:type="spellEnd"/>
-      <w:r>
-        <w:rPr>
-          <w:lang w:val="en-US"/>
-        </w:rPr>
-        <w:t>:</w:t>
+        <w:t>dohvat podataka iz baze</w:t>
       </w:r>
     </w:p>
     <w:p>
@@ -469,51 +140,115 @@
           <w:ilvl w:val="0"/>
           <w:numId w:val="15"/>
         </w:numPr>
+      </w:pPr>
+      <w:r>
         <w:rPr>
           <w:lang w:val="en-US"/>
         </w:rPr>
-      </w:pPr>
-      <w:proofErr w:type="spellStart"/>
-      <w:r>
+        <w:t>provjera poslovnih pravila</w:t>
+      </w:r>
+    </w:p>
+    <w:p>
+      <w:pPr>
+        <w:pStyle w:val="p1"/>
+      </w:pPr>
+      <w:r>
+        <w:t>Poslovna pravila koja se posebno provjeravaju uključuju jedinstvenost naziva paketa, ispravnost datuma članarine, dopuštene statuse članarine te pravilo da ukupan iznos uplata ne smije biti veći od cijene povezanog paketa.</w:t>
+      </w:r>
+    </w:p>
+    <w:p>
+      <w:pPr>
+        <w:pStyle w:val="Heading2"/>
+      </w:pPr>
+      <w:r>
+        <w:t>Glavna ograničenja</w:t>
+      </w:r>
+    </w:p>
+    <w:p>
+      <w:pPr>
+        <w:pStyle w:val="p1"/>
+      </w:pPr>
+      <w:r>
+        <w:t>Testiranje je ograničeno na lokalno razvojno okruženje. Integracijski testovi ovise o konfiguriranoj PostgreSQL bazi podataka, što znači da testovi mogu pasti ako baza nije dostupna</w:t>
+      </w:r>
+      <w:r>
+        <w:t xml:space="preserve">, </w:t>
+      </w:r>
+      <w:r>
+        <w:t>ako je pogrešno konfigurirana ili ako connection string nije ispravno postavljen.</w:t>
+      </w:r>
+    </w:p>
+    <w:p>
+      <w:pPr>
+        <w:pStyle w:val="Heading1"/>
+      </w:pPr>
+      <w:r>
+        <w:t>Plan testiranja</w:t>
+      </w:r>
+    </w:p>
+    <w:p>
+      <w:pPr>
+        <w:pStyle w:val="Heading2"/>
+      </w:pPr>
+      <w:r>
+        <w:t>Programska oprema za testiranje</w:t>
+      </w:r>
+    </w:p>
+    <w:p>
+      <w:pPr>
         <w:rPr>
           <w:lang w:val="en-US"/>
         </w:rPr>
-        <w:t>PaketService</w:t>
-      </w:r>
-      <w:proofErr w:type="spellEnd"/>
-      <w:r>
+      </w:pPr>
+      <w:r>
+        <w:t>Za testiranje se koristi: xUnit framework, .NET 8, PostgreSQL baza podataka(pgAdmin 4), Visual Studio Code.</w:t>
+      </w:r>
+    </w:p>
+    <w:p/>
+    <w:p>
+      <w:pPr>
+        <w:pStyle w:val="Heading2"/>
+      </w:pPr>
+      <w:r>
+        <w:t>Strategija testiranja</w:t>
+      </w:r>
+    </w:p>
+    <w:p>
+      <w:r>
+        <w:t>Strategija testiranja temelji se na kombinaciji jediničnih i integracijskih testova. Jedinični testovi koriste se za provjeru poslovne logike u servisnom sloju, dok integracijski testovi provjeravaju rad sustava s bazom podataka.</w:t>
+      </w:r>
+    </w:p>
+    <w:p>
+      <w:pPr>
+        <w:pStyle w:val="Heading3"/>
+      </w:pPr>
+      <w:r>
+        <w:t>Testiranje</w:t>
+      </w:r>
+      <w:r>
+        <w:t xml:space="preserve"> okrajaka</w:t>
+      </w:r>
+      <w:r>
+        <w:t xml:space="preserve"> (</w:t>
+      </w:r>
+      <w:r>
+        <w:t xml:space="preserve">cjeline, </w:t>
+      </w:r>
+      <w:r>
+        <w:t>jedinice)</w:t>
+      </w:r>
+    </w:p>
+    <w:p>
+      <w:pPr>
         <w:rPr>
           <w:lang w:val="en-US"/>
         </w:rPr>
-        <w:t xml:space="preserve"> (</w:t>
-      </w:r>
-      <w:proofErr w:type="spellStart"/>
+      </w:pPr>
       <w:r>
         <w:rPr>
           <w:lang w:val="en-US"/>
         </w:rPr>
-        <w:t>poslovna</w:t>
-      </w:r>
-      <w:proofErr w:type="spellEnd"/>
-      <w:r>
-        <w:rPr>
-          <w:lang w:val="en-US"/>
-        </w:rPr>
-        <w:t xml:space="preserve"> </w:t>
-      </w:r>
-      <w:proofErr w:type="spellStart"/>
-      <w:r>
-        <w:rPr>
-          <w:lang w:val="en-US"/>
-        </w:rPr>
-        <w:t>logika</w:t>
-      </w:r>
-      <w:proofErr w:type="spellEnd"/>
-      <w:r>
-        <w:rPr>
-          <w:lang w:val="en-US"/>
-        </w:rPr>
-        <w:t xml:space="preserve">) </w:t>
+        <w:t>Testiraju se sljedeće komponente:</w:t>
       </w:r>
     </w:p>
     <w:p>
@@ -526,47 +261,12 @@
           <w:lang w:val="en-US"/>
         </w:rPr>
       </w:pPr>
-      <w:proofErr w:type="spellStart"/>
       <w:r>
         <w:rPr>
           <w:lang w:val="en-US"/>
         </w:rPr>
-        <w:t>validacija</w:t>
-      </w:r>
-      <w:proofErr w:type="spellEnd"/>
-      <w:r>
-        <w:rPr>
-          <w:lang w:val="en-US"/>
-        </w:rPr>
-        <w:t xml:space="preserve"> </w:t>
-      </w:r>
-      <w:proofErr w:type="spellStart"/>
-      <w:r>
-        <w:rPr>
-          <w:lang w:val="en-US"/>
-        </w:rPr>
-        <w:t>unosa</w:t>
-      </w:r>
-      <w:proofErr w:type="spellEnd"/>
-      <w:r>
-        <w:rPr>
-          <w:lang w:val="en-US"/>
-        </w:rPr>
-        <w:t xml:space="preserve"> </w:t>
-      </w:r>
-      <w:proofErr w:type="spellStart"/>
-      <w:r>
-        <w:rPr>
-          <w:lang w:val="en-US"/>
-        </w:rPr>
-        <w:t>podataka</w:t>
-      </w:r>
-      <w:proofErr w:type="spellEnd"/>
-      <w:r>
-        <w:rPr>
-          <w:lang w:val="en-US"/>
-        </w:rPr>
-        <w:t xml:space="preserve"> </w:t>
+        <w:lastRenderedPageBreak/>
+        <w:t xml:space="preserve">PaketService (poslovna logika) </w:t>
       </w:r>
     </w:p>
     <w:p>
@@ -579,189 +279,11 @@
           <w:lang w:val="en-US"/>
         </w:rPr>
       </w:pPr>
-      <w:proofErr w:type="spellStart"/>
       <w:r>
         <w:rPr>
           <w:lang w:val="en-US"/>
         </w:rPr>
-        <w:t>pravila</w:t>
-      </w:r>
-      <w:proofErr w:type="spellEnd"/>
-      <w:r>
-        <w:rPr>
-          <w:lang w:val="en-US"/>
-        </w:rPr>
-        <w:t xml:space="preserve"> </w:t>
-      </w:r>
-      <w:proofErr w:type="spellStart"/>
-      <w:r>
-        <w:rPr>
-          <w:lang w:val="en-US"/>
-        </w:rPr>
-        <w:t>poslovne</w:t>
-      </w:r>
-      <w:proofErr w:type="spellEnd"/>
-      <w:r>
-        <w:rPr>
-          <w:lang w:val="en-US"/>
-        </w:rPr>
-        <w:t xml:space="preserve"> </w:t>
-      </w:r>
-      <w:proofErr w:type="spellStart"/>
-      <w:r>
-        <w:rPr>
-          <w:lang w:val="en-US"/>
-        </w:rPr>
-        <w:t>logike</w:t>
-      </w:r>
-      <w:proofErr w:type="spellEnd"/>
-      <w:r>
-        <w:rPr>
-          <w:lang w:val="en-US"/>
-        </w:rPr>
-        <w:t xml:space="preserve"> (</w:t>
-      </w:r>
-      <w:proofErr w:type="spellStart"/>
-      <w:r>
-        <w:rPr>
-          <w:lang w:val="en-US"/>
-        </w:rPr>
-        <w:t>jedinstvenost</w:t>
-      </w:r>
-      <w:proofErr w:type="spellEnd"/>
-      <w:r>
-        <w:rPr>
-          <w:lang w:val="en-US"/>
-        </w:rPr>
-        <w:t xml:space="preserve"> </w:t>
-      </w:r>
-      <w:proofErr w:type="spellStart"/>
-      <w:r>
-        <w:rPr>
-          <w:lang w:val="en-US"/>
-        </w:rPr>
-        <w:t>naziva</w:t>
-      </w:r>
-      <w:proofErr w:type="spellEnd"/>
-      <w:r>
-        <w:rPr>
-          <w:lang w:val="en-US"/>
-        </w:rPr>
-        <w:t xml:space="preserve">, </w:t>
-      </w:r>
-      <w:proofErr w:type="spellStart"/>
-      <w:r>
-        <w:rPr>
-          <w:lang w:val="en-US"/>
-        </w:rPr>
-        <w:t>validne</w:t>
-      </w:r>
-      <w:proofErr w:type="spellEnd"/>
-      <w:r>
-        <w:rPr>
-          <w:lang w:val="en-US"/>
-        </w:rPr>
-        <w:t xml:space="preserve"> </w:t>
-      </w:r>
-      <w:proofErr w:type="spellStart"/>
-      <w:r>
-        <w:rPr>
-          <w:lang w:val="en-US"/>
-        </w:rPr>
-        <w:t>vrijednosti</w:t>
-      </w:r>
-      <w:proofErr w:type="spellEnd"/>
-      <w:r>
-        <w:rPr>
-          <w:lang w:val="en-US"/>
-        </w:rPr>
-        <w:t>)</w:t>
-      </w:r>
-    </w:p>
-    <w:p/>
-    <w:p>
-      <w:pPr>
-        <w:pStyle w:val="Naslov3"/>
-      </w:pPr>
-      <w:r>
-        <w:t>Integracijska provjera</w:t>
-      </w:r>
-    </w:p>
-    <w:p>
-      <w:pPr>
-        <w:rPr>
-          <w:lang w:val="en-US"/>
-        </w:rPr>
-      </w:pPr>
-      <w:proofErr w:type="spellStart"/>
-      <w:r>
-        <w:rPr>
-          <w:lang w:val="en-US"/>
-        </w:rPr>
-        <w:t>Integracijski</w:t>
-      </w:r>
-      <w:proofErr w:type="spellEnd"/>
-      <w:r>
-        <w:rPr>
-          <w:lang w:val="en-US"/>
-        </w:rPr>
-        <w:t xml:space="preserve"> </w:t>
-      </w:r>
-      <w:proofErr w:type="spellStart"/>
-      <w:r>
-        <w:rPr>
-          <w:lang w:val="en-US"/>
-        </w:rPr>
-        <w:t>testovi</w:t>
-      </w:r>
-      <w:proofErr w:type="spellEnd"/>
-      <w:r>
-        <w:rPr>
-          <w:lang w:val="en-US"/>
-        </w:rPr>
-        <w:t xml:space="preserve"> </w:t>
-      </w:r>
-      <w:proofErr w:type="spellStart"/>
-      <w:r>
-        <w:rPr>
-          <w:lang w:val="en-US"/>
-        </w:rPr>
-        <w:t>provjeravaju</w:t>
-      </w:r>
-      <w:proofErr w:type="spellEnd"/>
-      <w:r>
-        <w:rPr>
-          <w:lang w:val="en-US"/>
-        </w:rPr>
-        <w:t xml:space="preserve"> </w:t>
-      </w:r>
-      <w:proofErr w:type="spellStart"/>
-      <w:r>
-        <w:rPr>
-          <w:lang w:val="en-US"/>
-        </w:rPr>
-        <w:t>komunikaciju</w:t>
-      </w:r>
-      <w:proofErr w:type="spellEnd"/>
-      <w:r>
-        <w:rPr>
-          <w:lang w:val="en-US"/>
-        </w:rPr>
-        <w:t xml:space="preserve"> </w:t>
-      </w:r>
-      <w:proofErr w:type="spellStart"/>
-      <w:r>
-        <w:rPr>
-          <w:lang w:val="en-US"/>
-        </w:rPr>
-        <w:t>između</w:t>
-      </w:r>
-      <w:proofErr w:type="spellEnd"/>
-      <w:r>
-        <w:rPr>
-          <w:lang w:val="en-US"/>
-        </w:rPr>
-        <w:t>:</w:t>
+        <w:t xml:space="preserve">validacija unosa podataka </w:t>
       </w:r>
     </w:p>
     <w:p>
@@ -778,22 +300,29 @@
         <w:rPr>
           <w:lang w:val="en-US"/>
         </w:rPr>
-        <w:lastRenderedPageBreak/>
-        <w:t xml:space="preserve">Business </w:t>
-      </w:r>
-      <w:proofErr w:type="spellStart"/>
-      <w:r>
+        <w:t>pravila poslovne logike (jedinstvenost naziva, validne vrijednosti)</w:t>
+      </w:r>
+    </w:p>
+    <w:p/>
+    <w:p>
+      <w:pPr>
+        <w:pStyle w:val="Heading3"/>
+      </w:pPr>
+      <w:r>
+        <w:t>Integracijska provjera</w:t>
+      </w:r>
+    </w:p>
+    <w:p>
+      <w:pPr>
         <w:rPr>
           <w:lang w:val="en-US"/>
         </w:rPr>
-        <w:t>sloja</w:t>
-      </w:r>
-      <w:proofErr w:type="spellEnd"/>
+      </w:pPr>
       <w:r>
         <w:rPr>
           <w:lang w:val="en-US"/>
         </w:rPr>
-        <w:t xml:space="preserve"> </w:t>
+        <w:t>Integracijski testovi provjeravaju komunikaciju između:</w:t>
       </w:r>
     </w:p>
     <w:p>
@@ -810,21 +339,7 @@
         <w:rPr>
           <w:lang w:val="en-US"/>
         </w:rPr>
-        <w:t xml:space="preserve">Data </w:t>
-      </w:r>
-      <w:proofErr w:type="spellStart"/>
-      <w:r>
-        <w:rPr>
-          <w:lang w:val="en-US"/>
-        </w:rPr>
-        <w:t>sloja</w:t>
-      </w:r>
-      <w:proofErr w:type="spellEnd"/>
-      <w:r>
-        <w:rPr>
-          <w:lang w:val="en-US"/>
-        </w:rPr>
-        <w:t xml:space="preserve"> </w:t>
+        <w:t xml:space="preserve">Business sloja </w:t>
       </w:r>
     </w:p>
     <w:p>
@@ -841,169 +356,7 @@
         <w:rPr>
           <w:lang w:val="en-US"/>
         </w:rPr>
-        <w:t xml:space="preserve">PostgreSQL </w:t>
-      </w:r>
-      <w:proofErr w:type="spellStart"/>
-      <w:r>
-        <w:rPr>
-          <w:lang w:val="en-US"/>
-        </w:rPr>
-        <w:t>baze</w:t>
-      </w:r>
-      <w:proofErr w:type="spellEnd"/>
-      <w:r>
-        <w:rPr>
-          <w:lang w:val="en-US"/>
-        </w:rPr>
-        <w:t xml:space="preserve"> </w:t>
-      </w:r>
-    </w:p>
-    <w:p>
-      <w:pPr>
-        <w:rPr>
-          <w:lang w:val="en-US"/>
-        </w:rPr>
-      </w:pPr>
-      <w:proofErr w:type="spellStart"/>
-      <w:r>
-        <w:rPr>
-          <w:lang w:val="en-US"/>
-        </w:rPr>
-        <w:t>Testira</w:t>
-      </w:r>
-      <w:proofErr w:type="spellEnd"/>
-      <w:r>
-        <w:rPr>
-          <w:lang w:val="en-US"/>
-        </w:rPr>
-        <w:t xml:space="preserve"> se </w:t>
-      </w:r>
-      <w:proofErr w:type="spellStart"/>
-      <w:r>
-        <w:rPr>
-          <w:lang w:val="en-US"/>
-        </w:rPr>
-        <w:t>cijeli</w:t>
-      </w:r>
-      <w:proofErr w:type="spellEnd"/>
-      <w:r>
-        <w:rPr>
-          <w:lang w:val="en-US"/>
-        </w:rPr>
-        <w:t xml:space="preserve"> </w:t>
-      </w:r>
-      <w:proofErr w:type="spellStart"/>
-      <w:r>
-        <w:rPr>
-          <w:lang w:val="en-US"/>
-        </w:rPr>
-        <w:t>tok</w:t>
-      </w:r>
-      <w:proofErr w:type="spellEnd"/>
-      <w:r>
-        <w:rPr>
-          <w:lang w:val="en-US"/>
-        </w:rPr>
-        <w:t xml:space="preserve"> od </w:t>
-      </w:r>
-      <w:proofErr w:type="spellStart"/>
-      <w:r>
-        <w:rPr>
-          <w:lang w:val="en-US"/>
-        </w:rPr>
-        <w:t>servisa</w:t>
-      </w:r>
-      <w:proofErr w:type="spellEnd"/>
-      <w:r>
-        <w:rPr>
-          <w:lang w:val="en-US"/>
-        </w:rPr>
-        <w:t xml:space="preserve"> do </w:t>
-      </w:r>
-      <w:proofErr w:type="spellStart"/>
-      <w:r>
-        <w:rPr>
-          <w:lang w:val="en-US"/>
-        </w:rPr>
-        <w:t>baze</w:t>
-      </w:r>
-      <w:proofErr w:type="spellEnd"/>
-      <w:r>
-        <w:rPr>
-          <w:lang w:val="en-US"/>
-        </w:rPr>
-        <w:t xml:space="preserve"> </w:t>
-      </w:r>
-      <w:proofErr w:type="spellStart"/>
-      <w:r>
-        <w:rPr>
-          <w:lang w:val="en-US"/>
-        </w:rPr>
-        <w:t>i</w:t>
-      </w:r>
-      <w:proofErr w:type="spellEnd"/>
-      <w:r>
-        <w:rPr>
-          <w:lang w:val="en-US"/>
-        </w:rPr>
-        <w:t xml:space="preserve"> </w:t>
-      </w:r>
-      <w:proofErr w:type="spellStart"/>
-      <w:r>
-        <w:rPr>
-          <w:lang w:val="en-US"/>
-        </w:rPr>
-        <w:t>natrag</w:t>
-      </w:r>
-      <w:proofErr w:type="spellEnd"/>
-      <w:r>
-        <w:rPr>
-          <w:lang w:val="en-US"/>
-        </w:rPr>
-        <w:t>.</w:t>
-      </w:r>
-    </w:p>
-    <w:p/>
-    <w:p>
-      <w:pPr>
-        <w:pStyle w:val="Naslov3"/>
-      </w:pPr>
-      <w:r>
-        <w:t>Validacija</w:t>
-      </w:r>
-    </w:p>
-    <w:p>
-      <w:r>
-        <w:t xml:space="preserve">Validacija se provodi na razini servisnog sloja i modela koristeći Data </w:t>
-      </w:r>
-      <w:proofErr w:type="spellStart"/>
-      <w:r>
-        <w:t>Annotations</w:t>
-      </w:r>
-      <w:proofErr w:type="spellEnd"/>
-      <w:r>
-        <w:t xml:space="preserve"> i dodatna poslovna pravila.</w:t>
-      </w:r>
-    </w:p>
-    <w:p>
-      <w:pPr>
-        <w:pStyle w:val="Naslov3"/>
-      </w:pPr>
-      <w:r>
-        <w:t>Provjera sustava</w:t>
-      </w:r>
-    </w:p>
-    <w:p>
-      <w:r>
-        <w:t>Provodi se funkcionalno testiranje sustava kroz web aplikaciju. Testira se rad u pregledniku i ispravnost korisničkih operacija.</w:t>
-      </w:r>
-    </w:p>
-    <w:p>
-      <w:pPr>
-        <w:pStyle w:val="Naslov2"/>
-      </w:pPr>
-      <w:r>
-        <w:t>Resursi i sredstva testiranja</w:t>
+        <w:t xml:space="preserve">Data sloja </w:t>
       </w:r>
     </w:p>
     <w:p>
@@ -1012,9 +365,63 @@
           <w:ilvl w:val="0"/>
           <w:numId w:val="15"/>
         </w:numPr>
-      </w:pPr>
-      <w:r>
-        <w:t xml:space="preserve">računalo za razvoj </w:t>
+        <w:rPr>
+          <w:lang w:val="en-US"/>
+        </w:rPr>
+      </w:pPr>
+      <w:r>
+        <w:rPr>
+          <w:lang w:val="en-US"/>
+        </w:rPr>
+        <w:t xml:space="preserve">PostgreSQL baze </w:t>
+      </w:r>
+    </w:p>
+    <w:p>
+      <w:pPr>
+        <w:rPr>
+          <w:lang w:val="en-US"/>
+        </w:rPr>
+      </w:pPr>
+      <w:r>
+        <w:rPr>
+          <w:lang w:val="en-US"/>
+        </w:rPr>
+        <w:t>Testira se cijeli tok od servisa do baze i natrag.</w:t>
+      </w:r>
+    </w:p>
+    <w:p/>
+    <w:p>
+      <w:pPr>
+        <w:pStyle w:val="Heading3"/>
+      </w:pPr>
+      <w:r>
+        <w:t>Validacija</w:t>
+      </w:r>
+    </w:p>
+    <w:p>
+      <w:r>
+        <w:t>Validacija se provodi na razini servisnog sloja i modela koristeći Data Annotations i dodatna poslovna pravila.</w:t>
+      </w:r>
+    </w:p>
+    <w:p>
+      <w:pPr>
+        <w:pStyle w:val="Heading3"/>
+      </w:pPr>
+      <w:r>
+        <w:t>Provjera sustava</w:t>
+      </w:r>
+    </w:p>
+    <w:p>
+      <w:r>
+        <w:t>Provodi se funkcionalno testiranje sustava kroz web aplikaciju. Testira se rad u pregledniku i ispravnost korisničkih operacija.</w:t>
+      </w:r>
+    </w:p>
+    <w:p>
+      <w:pPr>
+        <w:pStyle w:val="Heading2"/>
+      </w:pPr>
+      <w:r>
+        <w:t>Resursi i sredstva testiranja</w:t>
       </w:r>
     </w:p>
     <w:p>
@@ -1024,13 +431,8 @@
           <w:numId w:val="15"/>
         </w:numPr>
       </w:pPr>
-      <w:proofErr w:type="spellStart"/>
-      <w:r>
-        <w:t>PostgreSQL</w:t>
-      </w:r>
-      <w:proofErr w:type="spellEnd"/>
-      <w:r>
-        <w:t xml:space="preserve"> baza </w:t>
+      <w:r>
+        <w:t xml:space="preserve">računalo za razvoj </w:t>
       </w:r>
     </w:p>
     <w:p>
@@ -1040,21 +442,8 @@
           <w:numId w:val="15"/>
         </w:numPr>
       </w:pPr>
-      <w:proofErr w:type="spellStart"/>
-      <w:r>
-        <w:t>Visual</w:t>
-      </w:r>
-      <w:proofErr w:type="spellEnd"/>
-      <w:r>
-        <w:t xml:space="preserve"> Studio </w:t>
-      </w:r>
-      <w:proofErr w:type="spellStart"/>
-      <w:r>
-        <w:t>Code</w:t>
-      </w:r>
-      <w:proofErr w:type="spellEnd"/>
-      <w:r>
-        <w:t xml:space="preserve"> </w:t>
+      <w:r>
+        <w:t xml:space="preserve">PostgreSQL baza </w:t>
       </w:r>
     </w:p>
     <w:p>
@@ -1064,26 +453,8 @@
           <w:numId w:val="15"/>
         </w:numPr>
       </w:pPr>
-      <w:proofErr w:type="spellStart"/>
-      <w:r>
-        <w:t>xUnit</w:t>
-      </w:r>
-      <w:proofErr w:type="spellEnd"/>
-      <w:r>
-        <w:t xml:space="preserve"> </w:t>
-      </w:r>
-      <w:proofErr w:type="spellStart"/>
-      <w:r>
-        <w:t>framework</w:t>
-      </w:r>
-      <w:proofErr w:type="spellEnd"/>
-    </w:p>
-    <w:p>
-      <w:pPr>
-        <w:pStyle w:val="Naslov2"/>
-      </w:pPr>
-      <w:r>
-        <w:t>Produkti nastali testiranjem</w:t>
+      <w:r>
+        <w:t xml:space="preserve">Visual Studio Code </w:t>
       </w:r>
     </w:p>
     <w:p>
@@ -1094,7 +465,15 @@
         </w:numPr>
       </w:pPr>
       <w:r>
-        <w:t xml:space="preserve">izvještaji o testiranju </w:t>
+        <w:t>xUnit framework</w:t>
+      </w:r>
+    </w:p>
+    <w:p>
+      <w:pPr>
+        <w:pStyle w:val="Heading2"/>
+      </w:pPr>
+      <w:r>
+        <w:t>Produkti nastali testiranjem</w:t>
       </w:r>
     </w:p>
     <w:p>
@@ -1105,15 +484,7 @@
         </w:numPr>
       </w:pPr>
       <w:r>
-        <w:t>logovi testova (</w:t>
-      </w:r>
-      <w:proofErr w:type="spellStart"/>
-      <w:r>
-        <w:t>dotnet</w:t>
-      </w:r>
-      <w:proofErr w:type="spellEnd"/>
-      <w:r>
-        <w:t xml:space="preserve"> test output) </w:t>
+        <w:t xml:space="preserve">izvještaji o testiranju </w:t>
       </w:r>
     </w:p>
     <w:p>
@@ -1124,50 +495,7 @@
         </w:numPr>
       </w:pPr>
       <w:r>
-        <w:t>testni slučajevi u kodu</w:t>
-      </w:r>
-    </w:p>
-    <w:p>
-      <w:pPr>
-        <w:pStyle w:val="Naslov2"/>
-      </w:pPr>
-      <w:r>
-        <w:t>Spremanje rezultata testiranja</w:t>
-      </w:r>
-    </w:p>
-    <w:p>
-      <w:r>
-        <w:t xml:space="preserve">Rezultati testiranja bilježe se kroz </w:t>
-      </w:r>
-      <w:proofErr w:type="spellStart"/>
-      <w:r>
-        <w:t>xUnit</w:t>
-      </w:r>
-      <w:proofErr w:type="spellEnd"/>
-      <w:r>
-        <w:t xml:space="preserve"> output i prikazuju u terminalu putem naredbe </w:t>
-      </w:r>
-      <w:proofErr w:type="spellStart"/>
-      <w:r>
-        <w:t>dotnet</w:t>
-      </w:r>
-      <w:proofErr w:type="spellEnd"/>
-      <w:r>
-        <w:t xml:space="preserve"> test.</w:t>
-      </w:r>
-    </w:p>
-    <w:p>
-      <w:pPr>
-        <w:pStyle w:val="Naslov2"/>
-      </w:pPr>
-      <w:r>
-        <w:t>Me</w:t>
-      </w:r>
-      <w:r>
-        <w:t>trike</w:t>
-      </w:r>
-      <w:r>
-        <w:t xml:space="preserve"> koje se koriste kod testiranja</w:t>
+        <w:t xml:space="preserve">logovi testova (dotnet test output) </w:t>
       </w:r>
     </w:p>
     <w:p>
@@ -1178,7 +506,34 @@
         </w:numPr>
       </w:pPr>
       <w:r>
-        <w:t xml:space="preserve"> broj uspješnih/neuspješnih testova </w:t>
+        <w:t>testni slučajevi u kodu</w:t>
+      </w:r>
+    </w:p>
+    <w:p>
+      <w:pPr>
+        <w:pStyle w:val="Heading2"/>
+      </w:pPr>
+      <w:r>
+        <w:t>Spremanje rezultata testiranja</w:t>
+      </w:r>
+    </w:p>
+    <w:p>
+      <w:r>
+        <w:t>Rezultati testiranja bilježe se kroz xUnit output i prikazuju u terminalu putem naredbe dotnet test.</w:t>
+      </w:r>
+    </w:p>
+    <w:p>
+      <w:pPr>
+        <w:pStyle w:val="Heading2"/>
+      </w:pPr>
+      <w:r>
+        <w:t>Me</w:t>
+      </w:r>
+      <w:r>
+        <w:t>trike</w:t>
+      </w:r>
+      <w:r>
+        <w:t xml:space="preserve"> koje se koriste kod testiranja</w:t>
       </w:r>
     </w:p>
     <w:p>
@@ -1189,7 +544,7 @@
         </w:numPr>
       </w:pPr>
       <w:r>
-        <w:t xml:space="preserve">pokrivenost poslovne logike </w:t>
+        <w:t xml:space="preserve"> broj uspješnih/neuspješnih testova </w:t>
       </w:r>
     </w:p>
     <w:p>
@@ -1200,82 +555,8 @@
         </w:numPr>
       </w:pPr>
       <w:r>
-        <w:t>vrijeme izvršavanja testova</w:t>
-      </w:r>
-    </w:p>
-    <w:p>
-      <w:pPr>
-        <w:ind w:left="720"/>
-      </w:pPr>
-    </w:p>
-    <w:p>
-      <w:pPr>
-        <w:pStyle w:val="Naslov1"/>
-      </w:pPr>
-      <w:r>
-        <w:t>Procedura testiranja</w:t>
-      </w:r>
-    </w:p>
-    <w:p>
-      <w:pPr>
-        <w:pStyle w:val="Naslov2"/>
-      </w:pPr>
-      <w:r>
-        <w:t>Programska oprema za testiranje</w:t>
-      </w:r>
-    </w:p>
-    <w:p>
-      <w:r>
-        <w:t xml:space="preserve">Testira se </w:t>
-      </w:r>
-      <w:proofErr w:type="spellStart"/>
-      <w:r>
-        <w:t>FitnessStudio</w:t>
-      </w:r>
-      <w:proofErr w:type="spellEnd"/>
-      <w:r>
-        <w:t xml:space="preserve"> aplikacija (MVC web aplikacija), uključujući poslovni i podatkovni sloj.</w:t>
-      </w:r>
-    </w:p>
-    <w:p>
-      <w:pPr>
-        <w:pStyle w:val="Naslov2"/>
-      </w:pPr>
-      <w:r>
-        <w:t>Procedura testiranja</w:t>
-      </w:r>
-    </w:p>
-    <w:p>
-      <w:r>
-        <w:t>Testiranje se provodi automatski (jedinični i integracijski testovi) te ručno kroz web sučelje aplikacije.</w:t>
-      </w:r>
-    </w:p>
-    <w:p>
-      <w:pPr>
-        <w:pStyle w:val="Naslov3"/>
-      </w:pPr>
-      <w:r>
-        <w:t xml:space="preserve">Testni slučajevi za </w:t>
-      </w:r>
-      <w:r>
-        <w:t>testiranje okrajaka</w:t>
-      </w:r>
-    </w:p>
-    <w:p>
-      <w:pPr>
-        <w:ind w:left="360"/>
-        <w:rPr>
-          <w:lang w:val="en-US"/>
-        </w:rPr>
-      </w:pPr>
-      <w:proofErr w:type="spellStart"/>
-      <w:r>
-        <w:rPr>
-          <w:lang w:val="en-US"/>
-        </w:rPr>
-        <w:t>PaketService</w:t>
-      </w:r>
-      <w:proofErr w:type="spellEnd"/>
+        <w:t xml:space="preserve">pokrivenost poslovne logike </w:t>
+      </w:r>
     </w:p>
     <w:p>
       <w:pPr>
@@ -1283,57 +564,75 @@
           <w:ilvl w:val="0"/>
           <w:numId w:val="15"/>
         </w:numPr>
+      </w:pPr>
+      <w:r>
+        <w:t>vrijeme izvršavanja testova</w:t>
+      </w:r>
+    </w:p>
+    <w:p>
+      <w:pPr>
+        <w:ind w:left="720"/>
+      </w:pPr>
+    </w:p>
+    <w:p>
+      <w:pPr>
+        <w:pStyle w:val="Heading1"/>
+      </w:pPr>
+      <w:r>
+        <w:t>Procedura testiranja</w:t>
+      </w:r>
+    </w:p>
+    <w:p>
+      <w:pPr>
+        <w:pStyle w:val="Heading2"/>
+      </w:pPr>
+      <w:r>
+        <w:t>Programska oprema za testiranje</w:t>
+      </w:r>
+    </w:p>
+    <w:p>
+      <w:r>
+        <w:t>Testira se FitnessStudio aplikacija (MVC web aplikacija), uključujući poslovni i podatkovni sloj.</w:t>
+      </w:r>
+    </w:p>
+    <w:p>
+      <w:pPr>
+        <w:pStyle w:val="Heading2"/>
+      </w:pPr>
+      <w:r>
+        <w:t>Procedura testiranja</w:t>
+      </w:r>
+    </w:p>
+    <w:p>
+      <w:r>
+        <w:t>Testiranje se provodi automatski (jedinični i integracijski testovi) te ručno kroz web sučelje aplikacije.</w:t>
+      </w:r>
+    </w:p>
+    <w:p>
+      <w:pPr>
+        <w:pStyle w:val="Heading3"/>
+      </w:pPr>
+      <w:r>
+        <w:lastRenderedPageBreak/>
+        <w:t xml:space="preserve">Testni slučajevi za </w:t>
+      </w:r>
+      <w:r>
+        <w:t>testiranje okrajaka</w:t>
+      </w:r>
+    </w:p>
+    <w:p>
+      <w:pPr>
+        <w:ind w:left="360"/>
         <w:rPr>
           <w:lang w:val="en-US"/>
         </w:rPr>
       </w:pPr>
+      <w:bookmarkStart w:id="0" w:name="OLE_LINK1"/>
       <w:r>
         <w:rPr>
           <w:lang w:val="en-US"/>
         </w:rPr>
-        <w:t xml:space="preserve">test </w:t>
-      </w:r>
-      <w:proofErr w:type="spellStart"/>
-      <w:r>
-        <w:rPr>
-          <w:lang w:val="en-US"/>
-        </w:rPr>
-        <w:t>dohvaćanja</w:t>
-      </w:r>
-      <w:proofErr w:type="spellEnd"/>
-      <w:r>
-        <w:rPr>
-          <w:lang w:val="en-US"/>
-        </w:rPr>
-        <w:t xml:space="preserve"> </w:t>
-      </w:r>
-      <w:proofErr w:type="spellStart"/>
-      <w:r>
-        <w:rPr>
-          <w:lang w:val="en-US"/>
-        </w:rPr>
-        <w:t>svih</w:t>
-      </w:r>
-      <w:proofErr w:type="spellEnd"/>
-      <w:r>
-        <w:rPr>
-          <w:lang w:val="en-US"/>
-        </w:rPr>
-        <w:t xml:space="preserve"> </w:t>
-      </w:r>
-      <w:proofErr w:type="spellStart"/>
-      <w:r>
-        <w:rPr>
-          <w:lang w:val="en-US"/>
-        </w:rPr>
-        <w:t>paketa</w:t>
-      </w:r>
-      <w:proofErr w:type="spellEnd"/>
-      <w:r>
-        <w:rPr>
-          <w:lang w:val="en-US"/>
-        </w:rPr>
-        <w:t xml:space="preserve"> </w:t>
+        <w:t>PaketService</w:t>
       </w:r>
     </w:p>
     <w:p>
@@ -1350,63 +649,7 @@
         <w:rPr>
           <w:lang w:val="en-US"/>
         </w:rPr>
-        <w:t xml:space="preserve">test </w:t>
-      </w:r>
-      <w:proofErr w:type="spellStart"/>
-      <w:r>
-        <w:rPr>
-          <w:lang w:val="en-US"/>
-        </w:rPr>
-        <w:t>stvaranja</w:t>
-      </w:r>
-      <w:proofErr w:type="spellEnd"/>
-      <w:r>
-        <w:rPr>
-          <w:lang w:val="en-US"/>
-        </w:rPr>
-        <w:t xml:space="preserve"> </w:t>
-      </w:r>
-      <w:proofErr w:type="spellStart"/>
-      <w:r>
-        <w:rPr>
-          <w:lang w:val="en-US"/>
-        </w:rPr>
-        <w:t>paketa</w:t>
-      </w:r>
-      <w:proofErr w:type="spellEnd"/>
-      <w:r>
-        <w:rPr>
-          <w:lang w:val="en-US"/>
-        </w:rPr>
-        <w:t xml:space="preserve"> s </w:t>
-      </w:r>
-      <w:proofErr w:type="spellStart"/>
-      <w:r>
-        <w:rPr>
-          <w:lang w:val="en-US"/>
-        </w:rPr>
-        <w:t>ispravnim</w:t>
-      </w:r>
-      <w:proofErr w:type="spellEnd"/>
-      <w:r>
-        <w:rPr>
-          <w:lang w:val="en-US"/>
-        </w:rPr>
-        <w:t xml:space="preserve"> </w:t>
-      </w:r>
-      <w:proofErr w:type="spellStart"/>
-      <w:r>
-        <w:rPr>
-          <w:lang w:val="en-US"/>
-        </w:rPr>
-        <w:t>podacima</w:t>
-      </w:r>
-      <w:proofErr w:type="spellEnd"/>
-      <w:r>
-        <w:rPr>
-          <w:lang w:val="en-US"/>
-        </w:rPr>
-        <w:t xml:space="preserve"> </w:t>
+        <w:t xml:space="preserve">test dohvaćanja svih paketa </w:t>
       </w:r>
     </w:p>
     <w:p>
@@ -1423,49 +666,7 @@
         <w:rPr>
           <w:lang w:val="en-US"/>
         </w:rPr>
-        <w:t xml:space="preserve">test </w:t>
-      </w:r>
-      <w:proofErr w:type="spellStart"/>
-      <w:r>
-        <w:rPr>
-          <w:lang w:val="en-US"/>
-        </w:rPr>
-        <w:t>validacije</w:t>
-      </w:r>
-      <w:proofErr w:type="spellEnd"/>
-      <w:r>
-        <w:rPr>
-          <w:lang w:val="en-US"/>
-        </w:rPr>
-        <w:t xml:space="preserve"> </w:t>
-      </w:r>
-      <w:proofErr w:type="spellStart"/>
-      <w:r>
-        <w:rPr>
-          <w:lang w:val="en-US"/>
-        </w:rPr>
-        <w:t>praznog</w:t>
-      </w:r>
-      <w:proofErr w:type="spellEnd"/>
-      <w:r>
-        <w:rPr>
-          <w:lang w:val="en-US"/>
-        </w:rPr>
-        <w:t xml:space="preserve"> </w:t>
-      </w:r>
-      <w:proofErr w:type="spellStart"/>
-      <w:r>
-        <w:rPr>
-          <w:lang w:val="en-US"/>
-        </w:rPr>
-        <w:t>naziva</w:t>
-      </w:r>
-      <w:proofErr w:type="spellEnd"/>
-      <w:r>
-        <w:rPr>
-          <w:lang w:val="en-US"/>
-        </w:rPr>
-        <w:t xml:space="preserve"> </w:t>
+        <w:t xml:space="preserve">test stvaranja paketa s ispravnim podacima </w:t>
       </w:r>
     </w:p>
     <w:p>
@@ -1482,36 +683,32 @@
         <w:rPr>
           <w:lang w:val="en-US"/>
         </w:rPr>
-        <w:t xml:space="preserve">test </w:t>
-      </w:r>
-      <w:proofErr w:type="spellStart"/>
-      <w:r>
+        <w:t xml:space="preserve">test validacije praznog naziva </w:t>
+      </w:r>
+    </w:p>
+    <w:p>
+      <w:pPr>
+        <w:numPr>
+          <w:ilvl w:val="0"/>
+          <w:numId w:val="15"/>
+        </w:numPr>
         <w:rPr>
           <w:lang w:val="en-US"/>
         </w:rPr>
-        <w:t>jedinstvenosti</w:t>
-      </w:r>
-      <w:proofErr w:type="spellEnd"/>
+      </w:pPr>
       <w:r>
         <w:rPr>
           <w:lang w:val="en-US"/>
         </w:rPr>
-        <w:t xml:space="preserve"> </w:t>
-      </w:r>
-      <w:proofErr w:type="spellStart"/>
-      <w:r>
-        <w:rPr>
-          <w:lang w:val="en-US"/>
-        </w:rPr>
-        <w:t>naziva</w:t>
-      </w:r>
-      <w:proofErr w:type="spellEnd"/>
+        <w:t>test jedinstvenosti naziva</w:t>
+      </w:r>
     </w:p>
     <w:p/>
+    <w:bookmarkEnd w:id="0"/>
     <w:p/>
     <w:p>
       <w:pPr>
-        <w:pStyle w:val="Naslov4"/>
+        <w:pStyle w:val="Heading4"/>
       </w:pPr>
       <w:r>
         <w:t xml:space="preserve">Svrha testiranja komponente </w:t>
@@ -1525,7 +722,7 @@
     <w:p/>
     <w:p>
       <w:pPr>
-        <w:pStyle w:val="Naslov4"/>
+        <w:pStyle w:val="Heading4"/>
       </w:pPr>
       <w:r>
         <w:t>Očekivani rezultati testiranja komponente i</w:t>
@@ -1541,7 +738,7 @@
     <w:p/>
     <w:p>
       <w:pPr>
-        <w:pStyle w:val="Naslov3"/>
+        <w:pStyle w:val="Heading3"/>
       </w:pPr>
       <w:r>
         <w:t>Integracij</w:t>
@@ -1552,7 +749,7 @@
     </w:p>
     <w:p>
       <w:pPr>
-        <w:pStyle w:val="Naslov4"/>
+        <w:pStyle w:val="Heading4"/>
       </w:pPr>
       <w:r>
         <w:t>Testna procedura za integracij</w:t>
@@ -1563,21 +760,13 @@
     </w:p>
     <w:p>
       <w:r>
-        <w:t xml:space="preserve">Testira se komunikacija servis → </w:t>
-      </w:r>
-      <w:proofErr w:type="spellStart"/>
-      <w:r>
-        <w:t>repository</w:t>
-      </w:r>
-      <w:proofErr w:type="spellEnd"/>
-      <w:r>
-        <w:t xml:space="preserve"> → baza.</w:t>
+        <w:t>Testira se komunikacija servis → repository → baza.</w:t>
       </w:r>
     </w:p>
     <w:p/>
     <w:p>
       <w:pPr>
-        <w:pStyle w:val="Naslov4"/>
+        <w:pStyle w:val="Heading4"/>
       </w:pPr>
       <w:r>
         <w:t>Očekivani rezultati</w:t>
@@ -1591,7 +780,7 @@
     <w:p/>
     <w:p>
       <w:pPr>
-        <w:pStyle w:val="Naslov3"/>
+        <w:pStyle w:val="Heading3"/>
       </w:pPr>
       <w:r>
         <w:t>Test validacije</w:t>
@@ -1599,7 +788,7 @@
     </w:p>
     <w:p>
       <w:pPr>
-        <w:pStyle w:val="Naslov3"/>
+        <w:pStyle w:val="Heading3"/>
         <w:numPr>
           <w:ilvl w:val="0"/>
           <w:numId w:val="0"/>
@@ -1613,7 +802,6 @@
           <w:szCs w:val="27"/>
         </w:rPr>
       </w:pPr>
-      <w:proofErr w:type="spellStart"/>
       <w:r>
         <w:rPr>
           <w:b w:val="0"/>
@@ -1639,9 +827,8 @@
           <w:i w:val="0"/>
           <w:iCs/>
         </w:rPr>
-        <w:t>overy</w:t>
-      </w:r>
-      <w:proofErr w:type="spellEnd"/>
+        <w:t>overy test</w:t>
+      </w:r>
       <w:r>
         <w:rPr>
           <w:b w:val="0"/>
@@ -1649,142 +836,28 @@
           <w:i w:val="0"/>
           <w:iCs/>
         </w:rPr>
-        <w:t xml:space="preserve"> test</w:t>
-      </w:r>
-      <w:r>
-        <w:rPr>
-          <w:b w:val="0"/>
-          <w:bCs/>
-          <w:i w:val="0"/>
-          <w:iCs/>
-        </w:rPr>
         <w:t>:</w:t>
       </w:r>
     </w:p>
     <w:p>
       <w:pPr>
-        <w:pStyle w:val="StandardWeb"/>
+        <w:pStyle w:val="NormalWeb"/>
         <w:rPr>
           <w:bCs/>
           <w:iCs/>
         </w:rPr>
       </w:pPr>
-      <w:proofErr w:type="spellStart"/>
       <w:r>
         <w:rPr>
           <w:bCs/>
           <w:iCs/>
         </w:rPr>
-        <w:t>Ponovno</w:t>
-      </w:r>
-      <w:proofErr w:type="spellEnd"/>
-      <w:r>
-        <w:rPr>
-          <w:bCs/>
-          <w:iCs/>
-        </w:rPr>
-        <w:t xml:space="preserve"> </w:t>
-      </w:r>
-      <w:proofErr w:type="spellStart"/>
-      <w:r>
-        <w:rPr>
-          <w:bCs/>
-          <w:iCs/>
-        </w:rPr>
-        <w:t>pokretanje</w:t>
-      </w:r>
-      <w:proofErr w:type="spellEnd"/>
-      <w:r>
-        <w:rPr>
-          <w:bCs/>
-          <w:iCs/>
-        </w:rPr>
-        <w:t xml:space="preserve"> </w:t>
-      </w:r>
-      <w:proofErr w:type="spellStart"/>
-      <w:r>
-        <w:rPr>
-          <w:bCs/>
-          <w:iCs/>
-        </w:rPr>
-        <w:t>aplikacije</w:t>
-      </w:r>
-      <w:proofErr w:type="spellEnd"/>
-      <w:r>
-        <w:rPr>
-          <w:bCs/>
-          <w:iCs/>
-        </w:rPr>
-        <w:t xml:space="preserve"> </w:t>
-      </w:r>
-      <w:proofErr w:type="spellStart"/>
-      <w:r>
-        <w:rPr>
-          <w:bCs/>
-          <w:iCs/>
-        </w:rPr>
-        <w:t>nakon</w:t>
-      </w:r>
-      <w:proofErr w:type="spellEnd"/>
-      <w:r>
-        <w:rPr>
-          <w:bCs/>
-          <w:iCs/>
-        </w:rPr>
-        <w:t xml:space="preserve"> </w:t>
-      </w:r>
-      <w:proofErr w:type="spellStart"/>
-      <w:r>
-        <w:rPr>
-          <w:bCs/>
-          <w:iCs/>
-        </w:rPr>
-        <w:t>prekida</w:t>
-      </w:r>
-      <w:proofErr w:type="spellEnd"/>
-      <w:r>
-        <w:rPr>
-          <w:bCs/>
-          <w:iCs/>
-        </w:rPr>
-        <w:t xml:space="preserve"> </w:t>
-      </w:r>
-      <w:proofErr w:type="spellStart"/>
-      <w:r>
-        <w:rPr>
-          <w:bCs/>
-          <w:iCs/>
-        </w:rPr>
-        <w:t>veze</w:t>
-      </w:r>
-      <w:proofErr w:type="spellEnd"/>
-      <w:r>
-        <w:rPr>
-          <w:bCs/>
-          <w:iCs/>
-        </w:rPr>
-        <w:t xml:space="preserve"> s </w:t>
-      </w:r>
-      <w:proofErr w:type="spellStart"/>
-      <w:r>
-        <w:rPr>
-          <w:bCs/>
-          <w:iCs/>
-        </w:rPr>
-        <w:t>bazom</w:t>
-      </w:r>
-      <w:proofErr w:type="spellEnd"/>
-      <w:r>
-        <w:rPr>
-          <w:bCs/>
-          <w:iCs/>
-        </w:rPr>
-        <w:t>.</w:t>
-      </w:r>
-    </w:p>
-    <w:p>
-      <w:pPr>
-        <w:pStyle w:val="Naslov3"/>
+        <w:t>Ponovno pokretanje aplikacije nakon prekida veze s bazom.</w:t>
+      </w:r>
+    </w:p>
+    <w:p>
+      <w:pPr>
+        <w:pStyle w:val="Heading3"/>
         <w:numPr>
           <w:ilvl w:val="0"/>
           <w:numId w:val="0"/>
@@ -1818,80 +891,23 @@
     </w:p>
     <w:p>
       <w:pPr>
-        <w:pStyle w:val="StandardWeb"/>
+        <w:pStyle w:val="NormalWeb"/>
         <w:rPr>
           <w:bCs/>
           <w:iCs/>
         </w:rPr>
       </w:pPr>
-      <w:proofErr w:type="spellStart"/>
       <w:r>
         <w:rPr>
           <w:bCs/>
           <w:iCs/>
         </w:rPr>
-        <w:t>Provjera</w:t>
-      </w:r>
-      <w:proofErr w:type="spellEnd"/>
-      <w:r>
-        <w:rPr>
-          <w:bCs/>
-          <w:iCs/>
-        </w:rPr>
-        <w:t xml:space="preserve"> </w:t>
-      </w:r>
-      <w:proofErr w:type="spellStart"/>
-      <w:r>
-        <w:rPr>
-          <w:bCs/>
-          <w:iCs/>
-        </w:rPr>
-        <w:t>osnovne</w:t>
-      </w:r>
-      <w:proofErr w:type="spellEnd"/>
-      <w:r>
-        <w:rPr>
-          <w:bCs/>
-          <w:iCs/>
-        </w:rPr>
-        <w:t xml:space="preserve"> </w:t>
-      </w:r>
-      <w:proofErr w:type="spellStart"/>
-      <w:r>
-        <w:rPr>
-          <w:bCs/>
-          <w:iCs/>
-        </w:rPr>
-        <w:t>validacije</w:t>
-      </w:r>
-      <w:proofErr w:type="spellEnd"/>
-      <w:r>
-        <w:rPr>
-          <w:bCs/>
-          <w:iCs/>
-        </w:rPr>
-        <w:t xml:space="preserve"> </w:t>
-      </w:r>
-      <w:proofErr w:type="spellStart"/>
-      <w:r>
-        <w:rPr>
-          <w:bCs/>
-          <w:iCs/>
-        </w:rPr>
-        <w:t>unosa</w:t>
-      </w:r>
-      <w:proofErr w:type="spellEnd"/>
-      <w:r>
-        <w:rPr>
-          <w:bCs/>
-          <w:iCs/>
-        </w:rPr>
-        <w:t>.</w:t>
-      </w:r>
-    </w:p>
-    <w:p>
-      <w:pPr>
-        <w:pStyle w:val="Naslov3"/>
+        <w:t>Provjera osnovne validacije unosa.</w:t>
+      </w:r>
+    </w:p>
+    <w:p>
+      <w:pPr>
+        <w:pStyle w:val="Heading3"/>
         <w:numPr>
           <w:ilvl w:val="0"/>
           <w:numId w:val="0"/>
@@ -1925,65 +941,24 @@
     </w:p>
     <w:p>
       <w:pPr>
-        <w:pStyle w:val="StandardWeb"/>
+        <w:pStyle w:val="NormalWeb"/>
         <w:rPr>
           <w:bCs/>
           <w:iCs/>
         </w:rPr>
       </w:pPr>
-      <w:proofErr w:type="spellStart"/>
       <w:r>
         <w:rPr>
           <w:bCs/>
           <w:iCs/>
         </w:rPr>
-        <w:t>Brzina</w:t>
-      </w:r>
-      <w:proofErr w:type="spellEnd"/>
-      <w:r>
-        <w:rPr>
-          <w:bCs/>
-          <w:iCs/>
-        </w:rPr>
-        <w:t xml:space="preserve"> </w:t>
-      </w:r>
-      <w:proofErr w:type="spellStart"/>
-      <w:r>
-        <w:rPr>
-          <w:bCs/>
-          <w:iCs/>
-        </w:rPr>
-        <w:t>dohvaćanja</w:t>
-      </w:r>
-      <w:proofErr w:type="spellEnd"/>
-      <w:r>
-        <w:rPr>
-          <w:bCs/>
-          <w:iCs/>
-        </w:rPr>
-        <w:t xml:space="preserve"> </w:t>
-      </w:r>
-      <w:proofErr w:type="spellStart"/>
-      <w:r>
-        <w:rPr>
-          <w:bCs/>
-          <w:iCs/>
-        </w:rPr>
-        <w:t>podataka</w:t>
-      </w:r>
-      <w:proofErr w:type="spellEnd"/>
-      <w:r>
-        <w:rPr>
-          <w:bCs/>
-          <w:iCs/>
-        </w:rPr>
-        <w:t>.</w:t>
+        <w:t>Brzina dohvaćanja podataka.</w:t>
       </w:r>
     </w:p>
     <w:p/>
     <w:p>
       <w:pPr>
-        <w:pStyle w:val="Naslov2"/>
+        <w:pStyle w:val="Heading2"/>
       </w:pPr>
       <w:r>
         <w:t>Spremanje r</w:t>
@@ -2000,22 +975,23 @@
     </w:p>
     <w:p>
       <w:r>
-        <w:t xml:space="preserve">Logovi testiranja dobiveni su izvršavanjem naredbe </w:t>
-      </w:r>
-      <w:proofErr w:type="spellStart"/>
-      <w:r>
-        <w:t>dotnet</w:t>
-      </w:r>
-      <w:proofErr w:type="spellEnd"/>
-      <w:r>
-        <w:t xml:space="preserve"> test u terminalu. Rezultati prikazuju broj uspješnih i neuspješnih testova te eventualne greške u izvršavanju.</w:t>
-      </w:r>
-    </w:p>
-    <w:p/>
-    <w:p>
-      <w:r>
+        <w:t>Logovi testiranja dobiveni su izvršavanjem naredbe dotnet test u terminalu. Rezultati prikazuju broj uspješnih i neuspješnih testova te eventualne greške u izvršavanju.</w:t>
+      </w:r>
+    </w:p>
+    <w:p>
+      <w:pPr>
+        <w:rPr>
+          <w:lang w:val="en-US"/>
+        </w:rPr>
+      </w:pPr>
+    </w:p>
+    <w:p>
+      <w:r>
+        <w:rPr>
+          <w:noProof/>
+        </w:rPr>
         <w:lastRenderedPageBreak/>
-        <w:pict w14:anchorId="71CE97D3">
+        <w:pict w14:anchorId="4196367A">
           <v:shapetype id="_x0000_t75" coordsize="21600,21600" o:spt="75" o:preferrelative="t" path="m@4@5l@4@11@9@11@9@5xe" filled="f" stroked="f">
             <v:stroke joinstyle="miter"/>
             <v:formulas>
@@ -2035,7 +1011,7 @@
             <v:path o:extrusionok="f" gradientshapeok="t" o:connecttype="rect"/>
             <o:lock v:ext="edit" aspectratio="t"/>
           </v:shapetype>
-          <v:shape id="_x0000_i1025" type="#_x0000_t75" style="width:451pt;height:236.5pt">
+          <v:shape id="_x0000_i1025" type="#_x0000_t75" alt="" style="width:451.3pt;height:236.5pt;mso-width-percent:0;mso-height-percent:0;mso-width-percent:0;mso-height-percent:0">
             <v:imagedata r:id="rId11" o:title="Screenshot (72)"/>
           </v:shape>
         </w:pict>
@@ -2081,34 +1057,34 @@
 <w:ftr xmlns:wpc="http://schemas.microsoft.com/office/word/2010/wordprocessingCanvas" xmlns:cx="http://schemas.microsoft.com/office/drawing/2014/chartex" xmlns:cx1="http://schemas.microsoft.com/office/drawing/2015/9/8/chartex" xmlns:cx2="http://schemas.microsoft.com/office/drawing/2015/10/21/chartex" xmlns:cx3="http://schemas.microsoft.com/office/drawing/2016/5/9/chartex" xmlns:cx4="http://schemas.microsoft.com/office/drawing/2016/5/10/chartex" xmlns:cx5="http://schemas.microsoft.com/office/drawing/2016/5/11/chartex" xmlns:cx6="http://schemas.microsoft.com/office/drawing/2016/5/12/chartex" xmlns:cx7="http://schemas.microsoft.com/office/drawing/2016/5/13/chartex" xmlns:cx8="http://schemas.microsoft.com/office/drawing/2016/5/14/chartex" xmlns:mc="http://schemas.openxmlformats.org/markup-compatibility/2006" xmlns:aink="http://schemas.microsoft.com/office/drawing/2016/ink" xmlns:am3d="http://schemas.microsoft.com/office/drawing/2017/model3d" xmlns:o="urn:schemas-microsoft-com:office:office" xmlns:oel="http://schemas.microsoft.com/office/2019/extlst" xmlns:r="http://schemas.openxmlformats.org/officeDocument/2006/relationships" xmlns:m="http://schemas.openxmlformats.org/officeDocument/2006/math" xmlns:v="urn:schemas-microsoft-com:vml" xmlns:wp14="http://schemas.microsoft.com/office/word/2010/wordprocessingDrawing" xmlns:wp="http://schemas.openxmlformats.org/drawingml/2006/wordprocessingDrawing" xmlns:w10="urn:schemas-microsoft-com:office:word" xmlns:w="http://schemas.openxmlformats.org/wordprocessingml/2006/main" xmlns:w14="http://schemas.microsoft.com/office/word/2010/wordml" xmlns:w15="http://schemas.microsoft.com/office/word/2012/wordml" xmlns:w16cex="http://schemas.microsoft.com/office/word/2018/wordml/cex" xmlns:w16cid="http://schemas.microsoft.com/office/word/2016/wordml/cid" xmlns:w16="http://schemas.microsoft.com/office/word/2018/wordml" xmlns:w16du="http://schemas.microsoft.com/office/word/2023/wordml/word16du" xmlns:w16sdtdh="http://schemas.microsoft.com/office/word/2020/wordml/sdtdatahash" xmlns:w16sdtfl="http://schemas.microsoft.com/office/word/2024/wordml/sdtformatlock" xmlns:w16se="http://schemas.microsoft.com/office/word/2015/wordml/symex" xmlns:wpg="http://schemas.microsoft.com/office/word/2010/wordprocessingGroup" xmlns:wpi="http://schemas.microsoft.com/office/word/2010/wordprocessingInk" xmlns:wne="http://schemas.microsoft.com/office/word/2006/wordml" xmlns:wps="http://schemas.microsoft.com/office/word/2010/wordprocessingShape" mc:Ignorable="w14 w15 w16se w16cid w16 w16cex w16sdtdh w16sdtfl w16du wp14">
   <w:p>
     <w:pPr>
-      <w:pStyle w:val="Podnoje"/>
+      <w:pStyle w:val="Footer"/>
       <w:framePr w:wrap="around" w:vAnchor="text" w:hAnchor="margin" w:xAlign="right" w:y="1"/>
       <w:rPr>
-        <w:rStyle w:val="Brojstranice"/>
+        <w:rStyle w:val="PageNumber"/>
       </w:rPr>
     </w:pPr>
     <w:r>
       <w:rPr>
-        <w:rStyle w:val="Brojstranice"/>
+        <w:rStyle w:val="PageNumber"/>
       </w:rPr>
       <w:fldChar w:fldCharType="begin"/>
     </w:r>
     <w:r>
       <w:rPr>
-        <w:rStyle w:val="Brojstranice"/>
+        <w:rStyle w:val="PageNumber"/>
       </w:rPr>
       <w:instrText xml:space="preserve">PAGE  </w:instrText>
     </w:r>
     <w:r>
       <w:rPr>
-        <w:rStyle w:val="Brojstranice"/>
+        <w:rStyle w:val="PageNumber"/>
       </w:rPr>
       <w:fldChar w:fldCharType="end"/>
     </w:r>
   </w:p>
   <w:p>
     <w:pPr>
-      <w:pStyle w:val="Podnoje"/>
+      <w:pStyle w:val="Footer"/>
       <w:ind w:right="360"/>
     </w:pPr>
   </w:p>
@@ -2138,7 +1114,7 @@
         </w:tcPr>
         <w:p>
           <w:pPr>
-            <w:pStyle w:val="Podnoje"/>
+            <w:pStyle w:val="Footer"/>
             <w:ind w:right="360"/>
           </w:pPr>
         </w:p>
@@ -2149,7 +1125,7 @@
         </w:tcPr>
         <w:p>
           <w:pPr>
-            <w:pStyle w:val="Podnoje"/>
+            <w:pStyle w:val="Footer"/>
             <w:ind w:right="360"/>
             <w:jc w:val="center"/>
           </w:pPr>
@@ -2191,74 +1167,74 @@
         </w:tcPr>
         <w:p>
           <w:pPr>
-            <w:pStyle w:val="Podnoje"/>
+            <w:pStyle w:val="Footer"/>
             <w:jc w:val="right"/>
           </w:pPr>
           <w:r>
             <w:rPr>
-              <w:rStyle w:val="Brojstranice"/>
+              <w:rStyle w:val="PageNumber"/>
             </w:rPr>
             <w:fldChar w:fldCharType="begin"/>
           </w:r>
           <w:r>
             <w:rPr>
-              <w:rStyle w:val="Brojstranice"/>
+              <w:rStyle w:val="PageNumber"/>
             </w:rPr>
             <w:instrText xml:space="preserve"> PAGE </w:instrText>
           </w:r>
           <w:r>
             <w:rPr>
-              <w:rStyle w:val="Brojstranice"/>
+              <w:rStyle w:val="PageNumber"/>
             </w:rPr>
             <w:fldChar w:fldCharType="separate"/>
           </w:r>
           <w:r>
             <w:rPr>
-              <w:rStyle w:val="Brojstranice"/>
+              <w:rStyle w:val="PageNumber"/>
               <w:noProof/>
             </w:rPr>
             <w:t>1</w:t>
           </w:r>
           <w:r>
             <w:rPr>
-              <w:rStyle w:val="Brojstranice"/>
+              <w:rStyle w:val="PageNumber"/>
             </w:rPr>
             <w:fldChar w:fldCharType="end"/>
           </w:r>
           <w:r>
             <w:rPr>
-              <w:rStyle w:val="Brojstranice"/>
+              <w:rStyle w:val="PageNumber"/>
             </w:rPr>
             <w:t>/</w:t>
           </w:r>
           <w:r>
             <w:rPr>
-              <w:rStyle w:val="Brojstranice"/>
+              <w:rStyle w:val="PageNumber"/>
             </w:rPr>
             <w:fldChar w:fldCharType="begin"/>
           </w:r>
           <w:r>
             <w:rPr>
-              <w:rStyle w:val="Brojstranice"/>
+              <w:rStyle w:val="PageNumber"/>
             </w:rPr>
             <w:instrText xml:space="preserve"> NUMPAGES </w:instrText>
           </w:r>
           <w:r>
             <w:rPr>
-              <w:rStyle w:val="Brojstranice"/>
+              <w:rStyle w:val="PageNumber"/>
             </w:rPr>
             <w:fldChar w:fldCharType="separate"/>
           </w:r>
           <w:r>
             <w:rPr>
-              <w:rStyle w:val="Brojstranice"/>
+              <w:rStyle w:val="PageNumber"/>
               <w:noProof/>
             </w:rPr>
             <w:t>4</w:t>
           </w:r>
           <w:r>
             <w:rPr>
-              <w:rStyle w:val="Brojstranice"/>
+              <w:rStyle w:val="PageNumber"/>
             </w:rPr>
             <w:fldChar w:fldCharType="end"/>
           </w:r>
@@ -2268,12 +1244,12 @@
   </w:tbl>
   <w:p>
     <w:pPr>
-      <w:pStyle w:val="Podnoje"/>
+      <w:pStyle w:val="Footer"/>
     </w:pPr>
   </w:p>
   <w:p>
     <w:pPr>
-      <w:pStyle w:val="Podnoje"/>
+      <w:pStyle w:val="Footer"/>
     </w:pPr>
   </w:p>
 </w:ftr>
@@ -2304,7 +1280,7 @@
 <w:hdr xmlns:wpc="http://schemas.microsoft.com/office/word/2010/wordprocessingCanvas" xmlns:cx="http://schemas.microsoft.com/office/drawing/2014/chartex" xmlns:cx1="http://schemas.microsoft.com/office/drawing/2015/9/8/chartex" xmlns:cx2="http://schemas.microsoft.com/office/drawing/2015/10/21/chartex" xmlns:cx3="http://schemas.microsoft.com/office/drawing/2016/5/9/chartex" xmlns:cx4="http://schemas.microsoft.com/office/drawing/2016/5/10/chartex" xmlns:cx5="http://schemas.microsoft.com/office/drawing/2016/5/11/chartex" xmlns:cx6="http://schemas.microsoft.com/office/drawing/2016/5/12/chartex" xmlns:cx7="http://schemas.microsoft.com/office/drawing/2016/5/13/chartex" xmlns:cx8="http://schemas.microsoft.com/office/drawing/2016/5/14/chartex" xmlns:mc="http://schemas.openxmlformats.org/markup-compatibility/2006" xmlns:aink="http://schemas.microsoft.com/office/drawing/2016/ink" xmlns:am3d="http://schemas.microsoft.com/office/drawing/2017/model3d" xmlns:o="urn:schemas-microsoft-com:office:office" xmlns:oel="http://schemas.microsoft.com/office/2019/extlst" xmlns:r="http://schemas.openxmlformats.org/officeDocument/2006/relationships" xmlns:m="http://schemas.openxmlformats.org/officeDocument/2006/math" xmlns:v="urn:schemas-microsoft-com:vml" xmlns:wp14="http://schemas.microsoft.com/office/word/2010/wordprocessingDrawing" xmlns:wp="http://schemas.openxmlformats.org/drawingml/2006/wordprocessingDrawing" xmlns:w10="urn:schemas-microsoft-com:office:word" xmlns:w="http://schemas.openxmlformats.org/wordprocessingml/2006/main" xmlns:w14="http://schemas.microsoft.com/office/word/2010/wordml" xmlns:w15="http://schemas.microsoft.com/office/word/2012/wordml" xmlns:w16cex="http://schemas.microsoft.com/office/word/2018/wordml/cex" xmlns:w16cid="http://schemas.microsoft.com/office/word/2016/wordml/cid" xmlns:w16="http://schemas.microsoft.com/office/word/2018/wordml" xmlns:w16du="http://schemas.microsoft.com/office/word/2023/wordml/word16du" xmlns:w16sdtdh="http://schemas.microsoft.com/office/word/2020/wordml/sdtdatahash" xmlns:w16sdtfl="http://schemas.microsoft.com/office/word/2024/wordml/sdtformatlock" xmlns:w16se="http://schemas.microsoft.com/office/word/2015/wordml/symex" xmlns:wpg="http://schemas.microsoft.com/office/word/2010/wordprocessingGroup" xmlns:wpi="http://schemas.microsoft.com/office/word/2010/wordprocessingInk" xmlns:wne="http://schemas.microsoft.com/office/word/2006/wordml" xmlns:wps="http://schemas.microsoft.com/office/word/2010/wordprocessingShape" mc:Ignorable="w14 w15 w16se w16cid w16 w16cex w16sdtdh w16sdtfl w16du wp14">
   <w:p>
     <w:pPr>
-      <w:pStyle w:val="Zaglavlje"/>
+      <w:pStyle w:val="Header"/>
     </w:pPr>
     <w:r>
       <w:t>Plan testiranja</w:t>
@@ -2780,7 +1756,7 @@
     <w:lvl w:ilvl="0">
       <w:start w:val="1"/>
       <w:numFmt w:val="decimal"/>
-      <w:pStyle w:val="Naslov1"/>
+      <w:pStyle w:val="Heading1"/>
       <w:suff w:val="space"/>
       <w:lvlText w:val="%1."/>
       <w:lvlJc w:val="left"/>
@@ -2791,7 +1767,7 @@
     <w:lvl w:ilvl="1">
       <w:start w:val="1"/>
       <w:numFmt w:val="decimal"/>
-      <w:pStyle w:val="Naslov2"/>
+      <w:pStyle w:val="Heading2"/>
       <w:isLgl/>
       <w:suff w:val="space"/>
       <w:lvlText w:val="%1.%2."/>
@@ -2803,7 +1779,7 @@
     <w:lvl w:ilvl="2">
       <w:start w:val="1"/>
       <w:numFmt w:val="decimal"/>
-      <w:pStyle w:val="Naslov3"/>
+      <w:pStyle w:val="Heading3"/>
       <w:isLgl/>
       <w:suff w:val="space"/>
       <w:lvlText w:val="%1.%2.%3."/>
@@ -2815,7 +1791,7 @@
     <w:lvl w:ilvl="3">
       <w:start w:val="1"/>
       <w:numFmt w:val="decimal"/>
-      <w:pStyle w:val="Naslov4"/>
+      <w:pStyle w:val="Heading4"/>
       <w:isLgl/>
       <w:suff w:val="space"/>
       <w:lvlText w:val="%1.%2.%3.%4."/>
@@ -4253,7 +3229,7 @@
     <w:rPrDefault>
       <w:rPr>
         <w:rFonts w:ascii="Times New Roman" w:eastAsia="Times New Roman" w:hAnsi="Times New Roman" w:cs="Times New Roman"/>
-        <w:lang w:val="en-US" w:eastAsia="en-US" w:bidi="ar-SA"/>
+        <w:lang w:val="en-HR" w:eastAsia="en-GB" w:bidi="ar-SA"/>
       </w:rPr>
     </w:rPrDefault>
     <w:pPrDefault/>
@@ -4547,10 +3523,10 @@
     <w:rPr>
       <w:sz w:val="24"/>
       <w:szCs w:val="24"/>
-      <w:lang w:val="hr-HR"/>
+      <w:lang w:val="hr-HR" w:eastAsia="en-US"/>
     </w:rPr>
   </w:style>
-  <w:style w:type="paragraph" w:styleId="Naslov1">
+  <w:style w:type="paragraph" w:styleId="Heading1">
     <w:name w:val="heading 1"/>
     <w:basedOn w:val="Normal"/>
     <w:next w:val="Normal"/>
@@ -4570,7 +3546,7 @@
       <w:sz w:val="28"/>
     </w:rPr>
   </w:style>
-  <w:style w:type="paragraph" w:styleId="Naslov2">
+  <w:style w:type="paragraph" w:styleId="Heading2">
     <w:name w:val="heading 2"/>
     <w:basedOn w:val="Normal"/>
     <w:next w:val="Normal"/>
@@ -4589,11 +3565,11 @@
       <w:b/>
     </w:rPr>
   </w:style>
-  <w:style w:type="paragraph" w:styleId="Naslov3">
+  <w:style w:type="paragraph" w:styleId="Heading3">
     <w:name w:val="heading 3"/>
     <w:basedOn w:val="Normal"/>
     <w:next w:val="Normal"/>
-    <w:link w:val="Naslov3Char"/>
+    <w:link w:val="Heading3Char"/>
     <w:qFormat/>
     <w:rsid w:val="00316AE4"/>
     <w:pPr>
@@ -4610,7 +3586,7 @@
       <w:i/>
     </w:rPr>
   </w:style>
-  <w:style w:type="paragraph" w:styleId="Naslov4">
+  <w:style w:type="paragraph" w:styleId="Heading4">
     <w:name w:val="heading 4"/>
     <w:basedOn w:val="Normal"/>
     <w:next w:val="Normal"/>
@@ -4624,7 +3600,7 @@
       <w:outlineLvl w:val="3"/>
     </w:pPr>
   </w:style>
-  <w:style w:type="paragraph" w:styleId="Naslov6">
+  <w:style w:type="paragraph" w:styleId="Heading6">
     <w:name w:val="heading 6"/>
     <w:basedOn w:val="Normal"/>
     <w:next w:val="Normal"/>
@@ -4641,7 +3617,7 @@
       <w:szCs w:val="22"/>
     </w:rPr>
   </w:style>
-  <w:style w:type="paragraph" w:styleId="Naslov7">
+  <w:style w:type="paragraph" w:styleId="Heading7">
     <w:name w:val="heading 7"/>
     <w:basedOn w:val="Normal"/>
     <w:next w:val="Normal"/>
@@ -4652,12 +3628,13 @@
       <w:outlineLvl w:val="6"/>
     </w:pPr>
   </w:style>
-  <w:style w:type="character" w:default="1" w:styleId="Zadanifontodlomka">
+  <w:style w:type="character" w:default="1" w:styleId="DefaultParagraphFont">
     <w:name w:val="Default Paragraph Font"/>
     <w:uiPriority w:val="1"/>
+    <w:semiHidden/>
     <w:unhideWhenUsed/>
   </w:style>
-  <w:style w:type="table" w:default="1" w:styleId="Obinatablica">
+  <w:style w:type="table" w:default="1" w:styleId="TableNormal">
     <w:name w:val="Normal Table"/>
     <w:uiPriority w:val="99"/>
     <w:semiHidden/>
@@ -4672,15 +3649,15 @@
       </w:tblCellMar>
     </w:tblPr>
   </w:style>
-  <w:style w:type="numbering" w:default="1" w:styleId="Bezpopisa">
+  <w:style w:type="numbering" w:default="1" w:styleId="NoList">
     <w:name w:val="No List"/>
     <w:uiPriority w:val="99"/>
     <w:semiHidden/>
     <w:unhideWhenUsed/>
   </w:style>
-  <w:style w:type="character" w:customStyle="1" w:styleId="Naslov3Char">
-    <w:name w:val="Naslov 3 Char"/>
-    <w:link w:val="Naslov3"/>
+  <w:style w:type="character" w:customStyle="1" w:styleId="Heading3Char">
+    <w:name w:val="Heading 3 Char"/>
+    <w:link w:val="Heading3"/>
     <w:rsid w:val="00316AE4"/>
     <w:rPr>
       <w:rFonts w:cs="Arial"/>
@@ -4705,7 +3682,7 @@
       <w:snapToGrid w:val="0"/>
     </w:rPr>
   </w:style>
-  <w:style w:type="paragraph" w:styleId="Opisslike">
+  <w:style w:type="paragraph" w:styleId="Caption">
     <w:name w:val="caption"/>
     <w:basedOn w:val="Normal"/>
     <w:next w:val="Normal"/>
@@ -4774,7 +3751,7 @@
       <w:rFonts w:ascii="Courier New" w:hAnsi="Courier New"/>
       <w:noProof/>
       <w:sz w:val="22"/>
-      <w:lang w:val="en-GB"/>
+      <w:lang w:val="en-GB" w:eastAsia="en-US"/>
     </w:rPr>
   </w:style>
   <w:style w:type="paragraph" w:customStyle="1" w:styleId="Nabrajanje">
@@ -4814,7 +3791,7 @@
       <w:ind w:left="714" w:hanging="357"/>
     </w:pPr>
   </w:style>
-  <w:style w:type="paragraph" w:customStyle="1" w:styleId="Naslov10">
+  <w:style w:type="paragraph" w:customStyle="1" w:styleId="Naslov1">
     <w:name w:val="Naslov1"/>
     <w:basedOn w:val="Naslovnica"/>
     <w:rsid w:val="00FF0F28"/>
@@ -4846,7 +3823,7 @@
       <w:sz w:val="22"/>
     </w:rPr>
   </w:style>
-  <w:style w:type="paragraph" w:styleId="Naslov">
+  <w:style w:type="paragraph" w:styleId="Title">
     <w:name w:val="Title"/>
     <w:basedOn w:val="Normal"/>
     <w:qFormat/>
@@ -4859,18 +3836,18 @@
       <w:sz w:val="28"/>
     </w:rPr>
   </w:style>
-  <w:style w:type="paragraph" w:styleId="Pozdrav">
+  <w:style w:type="paragraph" w:styleId="Salutation">
     <w:name w:val="Salutation"/>
     <w:basedOn w:val="Normal"/>
     <w:next w:val="Normal"/>
   </w:style>
-  <w:style w:type="paragraph" w:styleId="Tijeloteksta">
+  <w:style w:type="paragraph" w:styleId="BodyText">
     <w:name w:val="Body Text"/>
     <w:basedOn w:val="Normal"/>
   </w:style>
-  <w:style w:type="character" w:styleId="Brojretka">
+  <w:style w:type="character" w:styleId="LineNumber">
     <w:name w:val="line number"/>
-    <w:basedOn w:val="Zadanifontodlomka"/>
+    <w:basedOn w:val="DefaultParagraphFont"/>
   </w:style>
   <w:style w:type="paragraph" w:customStyle="1" w:styleId="Zrno">
     <w:name w:val="Zrno"/>
@@ -4911,7 +3888,7 @@
       <w:lang w:val="hr-HR" w:eastAsia="hr-HR" w:bidi="ar-SA"/>
     </w:rPr>
   </w:style>
-  <w:style w:type="paragraph" w:styleId="Zaglavlje">
+  <w:style w:type="paragraph" w:styleId="Header">
     <w:name w:val="header"/>
     <w:basedOn w:val="Normal"/>
     <w:rsid w:val="00BD63C0"/>
@@ -4927,7 +3904,7 @@
       <w:szCs w:val="20"/>
     </w:rPr>
   </w:style>
-  <w:style w:type="paragraph" w:styleId="Podnoje">
+  <w:style w:type="paragraph" w:styleId="Footer">
     <w:name w:val="footer"/>
     <w:basedOn w:val="Normal"/>
     <w:rsid w:val="00BD63C0"/>
@@ -4942,11 +3919,11 @@
       <w:sz w:val="20"/>
     </w:rPr>
   </w:style>
-  <w:style w:type="character" w:styleId="Brojstranice">
+  <w:style w:type="character" w:styleId="PageNumber">
     <w:name w:val="page number"/>
-    <w:basedOn w:val="Zadanifontodlomka"/>
-  </w:style>
-  <w:style w:type="character" w:styleId="Referencakomentara">
+    <w:basedOn w:val="DefaultParagraphFont"/>
+  </w:style>
+  <w:style w:type="character" w:styleId="CommentReference">
     <w:name w:val="annotation reference"/>
     <w:semiHidden/>
     <w:rsid w:val="00450219"/>
@@ -4955,7 +3932,7 @@
       <w:szCs w:val="16"/>
     </w:rPr>
   </w:style>
-  <w:style w:type="paragraph" w:styleId="Tekstkomentara">
+  <w:style w:type="paragraph" w:styleId="CommentText">
     <w:name w:val="annotation text"/>
     <w:basedOn w:val="Normal"/>
     <w:semiHidden/>
@@ -4965,10 +3942,10 @@
       <w:szCs w:val="20"/>
     </w:rPr>
   </w:style>
-  <w:style w:type="paragraph" w:styleId="Predmetkomentara">
+  <w:style w:type="paragraph" w:styleId="CommentSubject">
     <w:name w:val="annotation subject"/>
-    <w:basedOn w:val="Tekstkomentara"/>
-    <w:next w:val="Tekstkomentara"/>
+    <w:basedOn w:val="CommentText"/>
+    <w:next w:val="CommentText"/>
     <w:semiHidden/>
     <w:rsid w:val="00450219"/>
     <w:rPr>
@@ -4976,7 +3953,7 @@
       <w:bCs/>
     </w:rPr>
   </w:style>
-  <w:style w:type="paragraph" w:styleId="Tekstbalonia">
+  <w:style w:type="paragraph" w:styleId="BalloonText">
     <w:name w:val="Balloon Text"/>
     <w:basedOn w:val="Normal"/>
     <w:semiHidden/>
@@ -4987,7 +3964,7 @@
       <w:szCs w:val="16"/>
     </w:rPr>
   </w:style>
-  <w:style w:type="paragraph" w:styleId="Kartadokumenta">
+  <w:style w:type="paragraph" w:styleId="DocumentMap">
     <w:name w:val="Document Map"/>
     <w:basedOn w:val="Normal"/>
     <w:semiHidden/>
@@ -4999,7 +3976,7 @@
       <w:rFonts w:ascii="Tahoma" w:hAnsi="Tahoma" w:cs="Tahoma"/>
     </w:rPr>
   </w:style>
-  <w:style w:type="paragraph" w:styleId="Sadraj1">
+  <w:style w:type="paragraph" w:styleId="TOC1">
     <w:name w:val="toc 1"/>
     <w:basedOn w:val="Normal"/>
     <w:next w:val="Normal"/>
@@ -5007,7 +3984,7 @@
     <w:semiHidden/>
     <w:rsid w:val="004E7238"/>
   </w:style>
-  <w:style w:type="paragraph" w:styleId="Sadraj2">
+  <w:style w:type="paragraph" w:styleId="TOC2">
     <w:name w:val="toc 2"/>
     <w:basedOn w:val="Normal"/>
     <w:next w:val="Normal"/>
@@ -5018,7 +3995,7 @@
       <w:ind w:left="240"/>
     </w:pPr>
   </w:style>
-  <w:style w:type="paragraph" w:styleId="Sadraj3">
+  <w:style w:type="paragraph" w:styleId="TOC3">
     <w:name w:val="toc 3"/>
     <w:basedOn w:val="Normal"/>
     <w:next w:val="Normal"/>
@@ -5029,7 +4006,7 @@
       <w:ind w:left="480"/>
     </w:pPr>
   </w:style>
-  <w:style w:type="character" w:styleId="Hiperveza">
+  <w:style w:type="character" w:styleId="Hyperlink">
     <w:name w:val="Hyperlink"/>
     <w:rsid w:val="004E7238"/>
     <w:rPr>
@@ -5037,9 +4014,9 @@
       <w:u w:val="single"/>
     </w:rPr>
   </w:style>
-  <w:style w:type="table" w:styleId="Reetkatablice">
+  <w:style w:type="table" w:styleId="TableGrid">
     <w:name w:val="Table Grid"/>
-    <w:basedOn w:val="Obinatablica"/>
+    <w:basedOn w:val="TableNormal"/>
     <w:rsid w:val="009F6819"/>
     <w:tblPr>
       <w:tblBorders>
@@ -5052,7 +4029,7 @@
       </w:tblBorders>
     </w:tblPr>
   </w:style>
-  <w:style w:type="character" w:styleId="SlijeenaHiperveza">
+  <w:style w:type="character" w:styleId="FollowedHyperlink">
     <w:name w:val="FollowedHyperlink"/>
     <w:rsid w:val="00026467"/>
     <w:rPr>
@@ -5060,7 +4037,7 @@
       <w:u w:val="single"/>
     </w:rPr>
   </w:style>
-  <w:style w:type="paragraph" w:styleId="StandardWeb">
+  <w:style w:type="paragraph" w:styleId="NormalWeb">
     <w:name w:val="Normal (Web)"/>
     <w:basedOn w:val="Normal"/>
     <w:uiPriority w:val="99"/>
@@ -5081,6 +4058,17 @@
       <w:rFonts w:ascii="Arial" w:hAnsi="Arial"/>
       <w:color w:val="0000FF"/>
       <w:sz w:val="20"/>
+    </w:rPr>
+  </w:style>
+  <w:style w:type="paragraph" w:customStyle="1" w:styleId="p1">
+    <w:name w:val="p1"/>
+    <w:basedOn w:val="Normal"/>
+    <w:rsid w:val="00AF2AEC"/>
+    <w:pPr>
+      <w:spacing w:before="100" w:beforeAutospacing="1" w:after="100" w:afterAutospacing="1"/>
+    </w:pPr>
+    <w:rPr>
+      <w:lang w:val="en-HR" w:eastAsia="en-GB"/>
     </w:rPr>
   </w:style>
 </w:styles>
@@ -5382,12 +4370,9 @@
 </file>
 
 <file path=customXml/item1.xml><?xml version="1.0" encoding="utf-8"?>
-<?mso-contentType ?>
-<FormTemplates xmlns="http://schemas.microsoft.com/sharepoint/v3/contenttype/forms">
-  <Display>DocumentLibraryForm</Display>
-  <Edit>DocumentLibraryForm</Edit>
-  <New>DocumentLibraryForm</New>
-</FormTemplates>
+<p:properties xmlns:p="http://schemas.microsoft.com/office/2006/metadata/properties" xmlns:xsi="http://www.w3.org/2001/XMLSchema-instance" xmlns:pc="http://schemas.microsoft.com/office/infopath/2007/PartnerControls">
+  <documentManagement/>
+</p:properties>
 </file>
 
 <file path=customXml/item2.xml><?xml version="1.0" encoding="utf-8"?>
@@ -5620,9 +4605,12 @@
 </file>
 
 <file path=customXml/item3.xml><?xml version="1.0" encoding="utf-8"?>
-<p:properties xmlns:p="http://schemas.microsoft.com/office/2006/metadata/properties" xmlns:xsi="http://www.w3.org/2001/XMLSchema-instance" xmlns:pc="http://schemas.microsoft.com/office/infopath/2007/PartnerControls">
-  <documentManagement/>
-</p:properties>
+<?mso-contentType ?>
+<FormTemplates xmlns="http://schemas.microsoft.com/sharepoint/v3/contenttype/forms">
+  <Display>DocumentLibraryForm</Display>
+  <Edit>DocumentLibraryForm</Edit>
+  <New>DocumentLibraryForm</New>
+</FormTemplates>
 </file>
 
 <file path=customXml/item4.xml><?xml version="1.0" encoding="utf-8"?>
@@ -5630,9 +4618,10 @@
 </file>
 
 <file path=customXml/itemProps1.xml><?xml version="1.0" encoding="utf-8"?>
-<ds:datastoreItem xmlns:ds="http://schemas.openxmlformats.org/officeDocument/2006/customXml" ds:itemID="{8E086CC3-E5A7-46A8-9372-1B28684DE135}">
+<ds:datastoreItem xmlns:ds="http://schemas.openxmlformats.org/officeDocument/2006/customXml" ds:itemID="{AB2EA842-735E-48F3-9C04-C9A469E8EF52}">
   <ds:schemaRefs>
-    <ds:schemaRef ds:uri="http://schemas.microsoft.com/sharepoint/v3/contenttype/forms"/>
+    <ds:schemaRef ds:uri="http://schemas.microsoft.com/office/2006/metadata/properties"/>
+    <ds:schemaRef ds:uri="http://schemas.microsoft.com/office/infopath/2007/PartnerControls"/>
   </ds:schemaRefs>
 </ds:datastoreItem>
 </file>
@@ -5657,10 +4646,9 @@
 </file>
 
 <file path=customXml/itemProps3.xml><?xml version="1.0" encoding="utf-8"?>
-<ds:datastoreItem xmlns:ds="http://schemas.openxmlformats.org/officeDocument/2006/customXml" ds:itemID="{AB2EA842-735E-48F3-9C04-C9A469E8EF52}">
+<ds:datastoreItem xmlns:ds="http://schemas.openxmlformats.org/officeDocument/2006/customXml" ds:itemID="{8E086CC3-E5A7-46A8-9372-1B28684DE135}">
   <ds:schemaRefs>
-    <ds:schemaRef ds:uri="http://schemas.microsoft.com/office/2006/metadata/properties"/>
-    <ds:schemaRef ds:uri="http://schemas.microsoft.com/office/infopath/2007/PartnerControls"/>
+    <ds:schemaRef ds:uri="http://schemas.microsoft.com/sharepoint/v3/contenttype/forms"/>
   </ds:schemaRefs>
 </ds:datastoreItem>
 </file>

--- a/DZ03/PlanTestiranja copy.docx
+++ b/DZ03/PlanTestiranja copy.docx
@@ -4,7 +4,7 @@
   <w:body>
     <w:p>
       <w:pPr>
-        <w:pStyle w:val="Heading1"/>
+        <w:pStyle w:val="Naslov1"/>
       </w:pPr>
       <w:r>
         <w:t>Uvod</w:t>
@@ -25,7 +25,7 @@
     <w:p/>
     <w:p>
       <w:pPr>
-        <w:pStyle w:val="Heading2"/>
+        <w:pStyle w:val="Naslov2"/>
       </w:pPr>
       <w:r>
         <w:t>Svrha i ciljevi</w:t>
@@ -46,7 +46,7 @@
     </w:p>
     <w:p>
       <w:pPr>
-        <w:pStyle w:val="Heading2"/>
+        <w:pStyle w:val="Naslov2"/>
       </w:pPr>
       <w:r>
         <w:t>Doseg</w:t>
@@ -71,19 +71,63 @@
         <w:rPr>
           <w:lang w:val="en-US"/>
         </w:rPr>
-        <w:t xml:space="preserve">CRUD operacije nad </w:t>
-      </w:r>
-      <w:r>
-        <w:rPr>
-          <w:lang w:val="en-US"/>
-        </w:rPr>
-        <w:t xml:space="preserve">implementiranim </w:t>
-      </w:r>
-      <w:r>
-        <w:rPr>
-          <w:lang w:val="en-US"/>
-        </w:rPr>
-        <w:t xml:space="preserve">entitetima </w:t>
+        <w:t xml:space="preserve">CRUD </w:t>
+      </w:r>
+      <w:proofErr w:type="spellStart"/>
+      <w:r>
+        <w:rPr>
+          <w:lang w:val="en-US"/>
+        </w:rPr>
+        <w:t>operacije</w:t>
+      </w:r>
+      <w:proofErr w:type="spellEnd"/>
+      <w:r>
+        <w:rPr>
+          <w:lang w:val="en-US"/>
+        </w:rPr>
+        <w:t xml:space="preserve"> </w:t>
+      </w:r>
+      <w:proofErr w:type="spellStart"/>
+      <w:r>
+        <w:rPr>
+          <w:lang w:val="en-US"/>
+        </w:rPr>
+        <w:t>nad</w:t>
+      </w:r>
+      <w:proofErr w:type="spellEnd"/>
+      <w:r>
+        <w:rPr>
+          <w:lang w:val="en-US"/>
+        </w:rPr>
+        <w:t xml:space="preserve"> </w:t>
+      </w:r>
+      <w:proofErr w:type="spellStart"/>
+      <w:r>
+        <w:rPr>
+          <w:lang w:val="en-US"/>
+        </w:rPr>
+        <w:t>implementiranim</w:t>
+      </w:r>
+      <w:proofErr w:type="spellEnd"/>
+      <w:r>
+        <w:rPr>
+          <w:lang w:val="en-US"/>
+        </w:rPr>
+        <w:t xml:space="preserve"> </w:t>
+      </w:r>
+      <w:proofErr w:type="spellStart"/>
+      <w:r>
+        <w:rPr>
+          <w:lang w:val="en-US"/>
+        </w:rPr>
+        <w:t>entitetima</w:t>
+      </w:r>
+      <w:proofErr w:type="spellEnd"/>
+      <w:r>
+        <w:rPr>
+          <w:lang w:val="en-US"/>
+        </w:rPr>
+        <w:t xml:space="preserve"> </w:t>
       </w:r>
     </w:p>
     <w:p>
@@ -96,11 +140,33 @@
           <w:lang w:val="en-US"/>
         </w:rPr>
       </w:pPr>
-      <w:r>
-        <w:rPr>
-          <w:lang w:val="en-US"/>
-        </w:rPr>
-        <w:t xml:space="preserve">validacija unosa </w:t>
+      <w:proofErr w:type="spellStart"/>
+      <w:r>
+        <w:rPr>
+          <w:lang w:val="en-US"/>
+        </w:rPr>
+        <w:t>validacija</w:t>
+      </w:r>
+      <w:proofErr w:type="spellEnd"/>
+      <w:r>
+        <w:rPr>
+          <w:lang w:val="en-US"/>
+        </w:rPr>
+        <w:t xml:space="preserve"> </w:t>
+      </w:r>
+      <w:proofErr w:type="spellStart"/>
+      <w:r>
+        <w:rPr>
+          <w:lang w:val="en-US"/>
+        </w:rPr>
+        <w:t>unosa</w:t>
+      </w:r>
+      <w:proofErr w:type="spellEnd"/>
+      <w:r>
+        <w:rPr>
+          <w:lang w:val="en-US"/>
+        </w:rPr>
+        <w:t xml:space="preserve"> </w:t>
       </w:r>
     </w:p>
     <w:p>
@@ -113,11 +179,75 @@
           <w:lang w:val="en-US"/>
         </w:rPr>
       </w:pPr>
-      <w:r>
-        <w:rPr>
-          <w:lang w:val="en-US"/>
-        </w:rPr>
-        <w:t xml:space="preserve">integracija servisnog i podatkovnog sloja </w:t>
+      <w:proofErr w:type="spellStart"/>
+      <w:r>
+        <w:rPr>
+          <w:lang w:val="en-US"/>
+        </w:rPr>
+        <w:t>integracija</w:t>
+      </w:r>
+      <w:proofErr w:type="spellEnd"/>
+      <w:r>
+        <w:rPr>
+          <w:lang w:val="en-US"/>
+        </w:rPr>
+        <w:t xml:space="preserve"> </w:t>
+      </w:r>
+      <w:proofErr w:type="spellStart"/>
+      <w:r>
+        <w:rPr>
+          <w:lang w:val="en-US"/>
+        </w:rPr>
+        <w:t>servisnog</w:t>
+      </w:r>
+      <w:proofErr w:type="spellEnd"/>
+      <w:r>
+        <w:rPr>
+          <w:lang w:val="en-US"/>
+        </w:rPr>
+        <w:t xml:space="preserve"> </w:t>
+      </w:r>
+      <w:proofErr w:type="spellStart"/>
+      <w:r>
+        <w:rPr>
+          <w:lang w:val="en-US"/>
+        </w:rPr>
+        <w:t>i</w:t>
+      </w:r>
+      <w:proofErr w:type="spellEnd"/>
+      <w:r>
+        <w:rPr>
+          <w:lang w:val="en-US"/>
+        </w:rPr>
+        <w:t xml:space="preserve"> </w:t>
+      </w:r>
+      <w:proofErr w:type="spellStart"/>
+      <w:r>
+        <w:rPr>
+          <w:lang w:val="en-US"/>
+        </w:rPr>
+        <w:t>podatkovnog</w:t>
+      </w:r>
+      <w:proofErr w:type="spellEnd"/>
+      <w:r>
+        <w:rPr>
+          <w:lang w:val="en-US"/>
+        </w:rPr>
+        <w:t xml:space="preserve"> </w:t>
+      </w:r>
+      <w:proofErr w:type="spellStart"/>
+      <w:r>
+        <w:rPr>
+          <w:lang w:val="en-US"/>
+        </w:rPr>
+        <w:t>sloja</w:t>
+      </w:r>
+      <w:proofErr w:type="spellEnd"/>
+      <w:r>
+        <w:rPr>
+          <w:lang w:val="en-US"/>
+        </w:rPr>
+        <w:t xml:space="preserve"> </w:t>
       </w:r>
     </w:p>
     <w:p>
@@ -127,12 +257,56 @@
           <w:numId w:val="15"/>
         </w:numPr>
       </w:pPr>
-      <w:r>
-        <w:rPr>
-          <w:lang w:val="en-US"/>
-        </w:rPr>
-        <w:t>dohvat podataka iz baze</w:t>
-      </w:r>
+      <w:proofErr w:type="spellStart"/>
+      <w:r>
+        <w:rPr>
+          <w:lang w:val="en-US"/>
+        </w:rPr>
+        <w:t>dohvat</w:t>
+      </w:r>
+      <w:proofErr w:type="spellEnd"/>
+      <w:r>
+        <w:rPr>
+          <w:lang w:val="en-US"/>
+        </w:rPr>
+        <w:t xml:space="preserve"> </w:t>
+      </w:r>
+      <w:proofErr w:type="spellStart"/>
+      <w:r>
+        <w:rPr>
+          <w:lang w:val="en-US"/>
+        </w:rPr>
+        <w:t>podataka</w:t>
+      </w:r>
+      <w:proofErr w:type="spellEnd"/>
+      <w:r>
+        <w:rPr>
+          <w:lang w:val="en-US"/>
+        </w:rPr>
+        <w:t xml:space="preserve"> </w:t>
+      </w:r>
+      <w:proofErr w:type="spellStart"/>
+      <w:r>
+        <w:rPr>
+          <w:lang w:val="en-US"/>
+        </w:rPr>
+        <w:t>iz</w:t>
+      </w:r>
+      <w:proofErr w:type="spellEnd"/>
+      <w:r>
+        <w:rPr>
+          <w:lang w:val="en-US"/>
+        </w:rPr>
+        <w:t xml:space="preserve"> </w:t>
+      </w:r>
+      <w:proofErr w:type="spellStart"/>
+      <w:r>
+        <w:rPr>
+          <w:lang w:val="en-US"/>
+        </w:rPr>
+        <w:t>baze</w:t>
+      </w:r>
+      <w:proofErr w:type="spellEnd"/>
     </w:p>
     <w:p>
       <w:pPr>
@@ -141,12 +315,42 @@
           <w:numId w:val="15"/>
         </w:numPr>
       </w:pPr>
-      <w:r>
-        <w:rPr>
-          <w:lang w:val="en-US"/>
-        </w:rPr>
-        <w:t>provjera poslovnih pravila</w:t>
-      </w:r>
+      <w:proofErr w:type="spellStart"/>
+      <w:r>
+        <w:rPr>
+          <w:lang w:val="en-US"/>
+        </w:rPr>
+        <w:t>provjera</w:t>
+      </w:r>
+      <w:proofErr w:type="spellEnd"/>
+      <w:r>
+        <w:rPr>
+          <w:lang w:val="en-US"/>
+        </w:rPr>
+        <w:t xml:space="preserve"> </w:t>
+      </w:r>
+      <w:proofErr w:type="spellStart"/>
+      <w:r>
+        <w:rPr>
+          <w:lang w:val="en-US"/>
+        </w:rPr>
+        <w:t>poslovnih</w:t>
+      </w:r>
+      <w:proofErr w:type="spellEnd"/>
+      <w:r>
+        <w:rPr>
+          <w:lang w:val="en-US"/>
+        </w:rPr>
+        <w:t xml:space="preserve"> </w:t>
+      </w:r>
+      <w:proofErr w:type="spellStart"/>
+      <w:r>
+        <w:rPr>
+          <w:lang w:val="en-US"/>
+        </w:rPr>
+        <w:t>pravila</w:t>
+      </w:r>
+      <w:proofErr w:type="spellEnd"/>
     </w:p>
     <w:p>
       <w:pPr>
@@ -158,7 +362,7 @@
     </w:p>
     <w:p>
       <w:pPr>
-        <w:pStyle w:val="Heading2"/>
+        <w:pStyle w:val="Naslov2"/>
       </w:pPr>
       <w:r>
         <w:t>Glavna ograničenja</w:t>
@@ -172,15 +376,12 @@
         <w:t>Testiranje je ograničeno na lokalno razvojno okruženje. Integracijski testovi ovise o konfiguriranoj PostgreSQL bazi podataka, što znači da testovi mogu pasti ako baza nije dostupna</w:t>
       </w:r>
       <w:r>
-        <w:t xml:space="preserve">, </w:t>
-      </w:r>
-      <w:r>
-        <w:t>ako je pogrešno konfigurirana ili ako connection string nije ispravno postavljen.</w:t>
-      </w:r>
-    </w:p>
-    <w:p>
-      <w:pPr>
-        <w:pStyle w:val="Heading1"/>
+        <w:t>, ako je pogrešno konfigurirana ili ako connection string nije ispravno postavljen.</w:t>
+      </w:r>
+    </w:p>
+    <w:p>
+      <w:pPr>
+        <w:pStyle w:val="Naslov1"/>
       </w:pPr>
       <w:r>
         <w:t>Plan testiranja</w:t>
@@ -188,7 +389,7 @@
     </w:p>
     <w:p>
       <w:pPr>
-        <w:pStyle w:val="Heading2"/>
+        <w:pStyle w:val="Naslov2"/>
       </w:pPr>
       <w:r>
         <w:t>Programska oprema za testiranje</w:t>
@@ -201,13 +402,61 @@
         </w:rPr>
       </w:pPr>
       <w:r>
-        <w:t>Za testiranje se koristi: xUnit framework, .NET 8, PostgreSQL baza podataka(pgAdmin 4), Visual Studio Code.</w:t>
+        <w:t xml:space="preserve">Za testiranje se koristi: </w:t>
+      </w:r>
+      <w:proofErr w:type="spellStart"/>
+      <w:r>
+        <w:t>xUnit</w:t>
+      </w:r>
+      <w:proofErr w:type="spellEnd"/>
+      <w:r>
+        <w:t xml:space="preserve"> </w:t>
+      </w:r>
+      <w:proofErr w:type="spellStart"/>
+      <w:r>
+        <w:t>framework</w:t>
+      </w:r>
+      <w:proofErr w:type="spellEnd"/>
+      <w:r>
+        <w:t xml:space="preserve">, .NET 8, </w:t>
+      </w:r>
+      <w:proofErr w:type="spellStart"/>
+      <w:r>
+        <w:t>PostgreSQL</w:t>
+      </w:r>
+      <w:proofErr w:type="spellEnd"/>
+      <w:r>
+        <w:t xml:space="preserve"> baza podataka(</w:t>
+      </w:r>
+      <w:proofErr w:type="spellStart"/>
+      <w:r>
+        <w:t>pgAdmin</w:t>
+      </w:r>
+      <w:proofErr w:type="spellEnd"/>
+      <w:r>
+        <w:t xml:space="preserve"> 4), </w:t>
+      </w:r>
+      <w:proofErr w:type="spellStart"/>
+      <w:r>
+        <w:t>Visual</w:t>
+      </w:r>
+      <w:proofErr w:type="spellEnd"/>
+      <w:r>
+        <w:t xml:space="preserve"> Studio </w:t>
+      </w:r>
+      <w:proofErr w:type="spellStart"/>
+      <w:r>
+        <w:t>Code</w:t>
+      </w:r>
+      <w:proofErr w:type="spellEnd"/>
+      <w:r>
+        <w:t>.</w:t>
       </w:r>
     </w:p>
     <w:p/>
     <w:p>
       <w:pPr>
-        <w:pStyle w:val="Heading2"/>
+        <w:pStyle w:val="Naslov2"/>
       </w:pPr>
       <w:r>
         <w:t>Strategija testiranja</w:t>
@@ -220,7 +469,7 @@
     </w:p>
     <w:p>
       <w:pPr>
-        <w:pStyle w:val="Heading3"/>
+        <w:pStyle w:val="Naslov3"/>
       </w:pPr>
       <w:r>
         <w:t>Testiranje</w:t>
@@ -244,12 +493,65 @@
           <w:lang w:val="en-US"/>
         </w:rPr>
       </w:pPr>
-      <w:r>
-        <w:rPr>
-          <w:lang w:val="en-US"/>
-        </w:rPr>
-        <w:t>Testiraju se sljedeće komponente:</w:t>
-      </w:r>
+      <w:proofErr w:type="spellStart"/>
+      <w:r>
+        <w:rPr>
+          <w:lang w:val="en-US"/>
+        </w:rPr>
+        <w:t>Testiraju</w:t>
+      </w:r>
+      <w:proofErr w:type="spellEnd"/>
+      <w:r>
+        <w:rPr>
+          <w:lang w:val="en-US"/>
+        </w:rPr>
+        <w:t xml:space="preserve"> se </w:t>
+      </w:r>
+      <w:proofErr w:type="spellStart"/>
+      <w:r>
+        <w:rPr>
+          <w:lang w:val="en-US"/>
+        </w:rPr>
+        <w:t>sljedeće</w:t>
+      </w:r>
+      <w:proofErr w:type="spellEnd"/>
+      <w:r>
+        <w:rPr>
+          <w:lang w:val="en-US"/>
+        </w:rPr>
+        <w:t xml:space="preserve"> </w:t>
+      </w:r>
+      <w:proofErr w:type="spellStart"/>
+      <w:r>
+        <w:rPr>
+          <w:lang w:val="en-US"/>
+        </w:rPr>
+        <w:t>komponente</w:t>
+      </w:r>
+      <w:proofErr w:type="spellEnd"/>
+      <w:r>
+        <w:rPr>
+          <w:lang w:val="en-US"/>
+        </w:rPr>
+        <w:t>:</w:t>
+      </w:r>
+    </w:p>
+    <w:p>
+      <w:pPr>
+        <w:ind w:left="360"/>
+        <w:rPr>
+          <w:lang w:val="en-US"/>
+        </w:rPr>
+      </w:pPr>
+      <w:proofErr w:type="spellStart"/>
+      <w:r>
+        <w:rPr>
+          <w:lang w:val="en-US"/>
+        </w:rPr>
+        <w:lastRenderedPageBreak/>
+        <w:t>PaketService</w:t>
+      </w:r>
+      <w:proofErr w:type="spellEnd"/>
     </w:p>
     <w:p>
       <w:pPr>
@@ -265,9 +567,72 @@
         <w:rPr>
           <w:lang w:val="en-US"/>
         </w:rPr>
-        <w:lastRenderedPageBreak/>
-        <w:t xml:space="preserve">PaketService (poslovna logika) </w:t>
-      </w:r>
+        <w:t xml:space="preserve">test </w:t>
+      </w:r>
+      <w:proofErr w:type="spellStart"/>
+      <w:r>
+        <w:rPr>
+          <w:lang w:val="en-US"/>
+        </w:rPr>
+        <w:t>dohvaćanja</w:t>
+      </w:r>
+      <w:proofErr w:type="spellEnd"/>
+      <w:r>
+        <w:rPr>
+          <w:lang w:val="en-US"/>
+        </w:rPr>
+        <w:t xml:space="preserve"> </w:t>
+      </w:r>
+      <w:proofErr w:type="spellStart"/>
+      <w:r>
+        <w:rPr>
+          <w:lang w:val="en-US"/>
+        </w:rPr>
+        <w:t>svih</w:t>
+      </w:r>
+      <w:proofErr w:type="spellEnd"/>
+      <w:r>
+        <w:rPr>
+          <w:lang w:val="en-US"/>
+        </w:rPr>
+        <w:t xml:space="preserve"> </w:t>
+      </w:r>
+      <w:proofErr w:type="spellStart"/>
+      <w:r>
+        <w:rPr>
+          <w:lang w:val="en-US"/>
+        </w:rPr>
+        <w:t>paketa</w:t>
+      </w:r>
+      <w:proofErr w:type="spellEnd"/>
+      <w:r>
+        <w:rPr>
+          <w:lang w:val="en-US"/>
+        </w:rPr>
+        <w:t xml:space="preserve"> </w:t>
+      </w:r>
+      <w:proofErr w:type="spellStart"/>
+      <w:r>
+        <w:rPr>
+          <w:lang w:val="en-US"/>
+        </w:rPr>
+        <w:t>iz</w:t>
+      </w:r>
+      <w:proofErr w:type="spellEnd"/>
+      <w:r>
+        <w:rPr>
+          <w:lang w:val="en-US"/>
+        </w:rPr>
+        <w:t xml:space="preserve"> </w:t>
+      </w:r>
+      <w:proofErr w:type="spellStart"/>
+      <w:r>
+        <w:rPr>
+          <w:lang w:val="en-US"/>
+        </w:rPr>
+        <w:t>baze</w:t>
+      </w:r>
+      <w:proofErr w:type="spellEnd"/>
     </w:p>
     <w:p>
       <w:pPr>
@@ -283,7 +648,63 @@
         <w:rPr>
           <w:lang w:val="en-US"/>
         </w:rPr>
-        <w:t xml:space="preserve">validacija unosa podataka </w:t>
+        <w:t xml:space="preserve">test </w:t>
+      </w:r>
+      <w:proofErr w:type="spellStart"/>
+      <w:r>
+        <w:rPr>
+          <w:lang w:val="en-US"/>
+        </w:rPr>
+        <w:t>kreiranja</w:t>
+      </w:r>
+      <w:proofErr w:type="spellEnd"/>
+      <w:r>
+        <w:rPr>
+          <w:lang w:val="en-US"/>
+        </w:rPr>
+        <w:t xml:space="preserve"> </w:t>
+      </w:r>
+      <w:proofErr w:type="spellStart"/>
+      <w:r>
+        <w:rPr>
+          <w:lang w:val="en-US"/>
+        </w:rPr>
+        <w:t>paketa</w:t>
+      </w:r>
+      <w:proofErr w:type="spellEnd"/>
+      <w:r>
+        <w:rPr>
+          <w:lang w:val="en-US"/>
+        </w:rPr>
+        <w:t xml:space="preserve"> s </w:t>
+      </w:r>
+      <w:proofErr w:type="spellStart"/>
+      <w:r>
+        <w:rPr>
+          <w:lang w:val="en-US"/>
+        </w:rPr>
+        <w:t>ispravnim</w:t>
+      </w:r>
+      <w:proofErr w:type="spellEnd"/>
+      <w:r>
+        <w:rPr>
+          <w:lang w:val="en-US"/>
+        </w:rPr>
+        <w:t xml:space="preserve"> </w:t>
+      </w:r>
+      <w:proofErr w:type="spellStart"/>
+      <w:r>
+        <w:rPr>
+          <w:lang w:val="en-US"/>
+        </w:rPr>
+        <w:t>podacima</w:t>
+      </w:r>
+      <w:proofErr w:type="spellEnd"/>
+      <w:r>
+        <w:rPr>
+          <w:lang w:val="en-US"/>
+        </w:rPr>
+        <w:t xml:space="preserve"> </w:t>
       </w:r>
     </w:p>
     <w:p>
@@ -300,29 +721,91 @@
         <w:rPr>
           <w:lang w:val="en-US"/>
         </w:rPr>
-        <w:t>pravila poslovne logike (jedinstvenost naziva, validne vrijednosti)</w:t>
-      </w:r>
-    </w:p>
-    <w:p/>
-    <w:p>
-      <w:pPr>
-        <w:pStyle w:val="Heading3"/>
-      </w:pPr>
-      <w:r>
-        <w:t>Integracijska provjera</w:t>
-      </w:r>
-    </w:p>
-    <w:p>
-      <w:pPr>
-        <w:rPr>
-          <w:lang w:val="en-US"/>
-        </w:rPr>
-      </w:pPr>
-      <w:r>
-        <w:rPr>
-          <w:lang w:val="en-US"/>
-        </w:rPr>
-        <w:t>Integracijski testovi provjeravaju komunikaciju između:</w:t>
+        <w:t xml:space="preserve">test </w:t>
+      </w:r>
+      <w:proofErr w:type="spellStart"/>
+      <w:r>
+        <w:rPr>
+          <w:lang w:val="en-US"/>
+        </w:rPr>
+        <w:t>validacije</w:t>
+      </w:r>
+      <w:proofErr w:type="spellEnd"/>
+      <w:r>
+        <w:rPr>
+          <w:lang w:val="en-US"/>
+        </w:rPr>
+        <w:t xml:space="preserve"> da </w:t>
+      </w:r>
+      <w:proofErr w:type="spellStart"/>
+      <w:r>
+        <w:rPr>
+          <w:lang w:val="en-US"/>
+        </w:rPr>
+        <w:t>naziv</w:t>
+      </w:r>
+      <w:proofErr w:type="spellEnd"/>
+      <w:r>
+        <w:rPr>
+          <w:lang w:val="en-US"/>
+        </w:rPr>
+        <w:t xml:space="preserve"> </w:t>
+      </w:r>
+      <w:proofErr w:type="spellStart"/>
+      <w:r>
+        <w:rPr>
+          <w:lang w:val="en-US"/>
+        </w:rPr>
+        <w:t>paketa</w:t>
+      </w:r>
+      <w:proofErr w:type="spellEnd"/>
+      <w:r>
+        <w:rPr>
+          <w:lang w:val="en-US"/>
+        </w:rPr>
+        <w:t xml:space="preserve"> ne </w:t>
+      </w:r>
+      <w:proofErr w:type="spellStart"/>
+      <w:r>
+        <w:rPr>
+          <w:lang w:val="en-US"/>
+        </w:rPr>
+        <w:t>smije</w:t>
+      </w:r>
+      <w:proofErr w:type="spellEnd"/>
+      <w:r>
+        <w:rPr>
+          <w:lang w:val="en-US"/>
+        </w:rPr>
+        <w:t xml:space="preserve"> </w:t>
+      </w:r>
+      <w:proofErr w:type="spellStart"/>
+      <w:r>
+        <w:rPr>
+          <w:lang w:val="en-US"/>
+        </w:rPr>
+        <w:t>biti</w:t>
+      </w:r>
+      <w:proofErr w:type="spellEnd"/>
+      <w:r>
+        <w:rPr>
+          <w:lang w:val="en-US"/>
+        </w:rPr>
+        <w:t xml:space="preserve"> </w:t>
+      </w:r>
+      <w:proofErr w:type="spellStart"/>
+      <w:r>
+        <w:rPr>
+          <w:lang w:val="en-US"/>
+        </w:rPr>
+        <w:t>prazan</w:t>
+      </w:r>
+      <w:proofErr w:type="spellEnd"/>
+      <w:r>
+        <w:rPr>
+          <w:lang w:val="en-US"/>
+        </w:rPr>
+        <w:t xml:space="preserve"> </w:t>
       </w:r>
     </w:p>
     <w:p>
@@ -339,7 +822,161 @@
         <w:rPr>
           <w:lang w:val="en-US"/>
         </w:rPr>
-        <w:t xml:space="preserve">Business sloja </w:t>
+        <w:t xml:space="preserve">test </w:t>
+      </w:r>
+      <w:proofErr w:type="spellStart"/>
+      <w:r>
+        <w:rPr>
+          <w:lang w:val="en-US"/>
+        </w:rPr>
+        <w:t>validacije</w:t>
+      </w:r>
+      <w:proofErr w:type="spellEnd"/>
+      <w:r>
+        <w:rPr>
+          <w:lang w:val="en-US"/>
+        </w:rPr>
+        <w:t xml:space="preserve"> da </w:t>
+      </w:r>
+      <w:proofErr w:type="spellStart"/>
+      <w:r>
+        <w:rPr>
+          <w:lang w:val="en-US"/>
+        </w:rPr>
+        <w:t>paket</w:t>
+      </w:r>
+      <w:proofErr w:type="spellEnd"/>
+      <w:r>
+        <w:rPr>
+          <w:lang w:val="en-US"/>
+        </w:rPr>
+        <w:t xml:space="preserve"> ne </w:t>
+      </w:r>
+      <w:proofErr w:type="spellStart"/>
+      <w:r>
+        <w:rPr>
+          <w:lang w:val="en-US"/>
+        </w:rPr>
+        <w:t>može</w:t>
+      </w:r>
+      <w:proofErr w:type="spellEnd"/>
+      <w:r>
+        <w:rPr>
+          <w:lang w:val="en-US"/>
+        </w:rPr>
+        <w:t xml:space="preserve"> </w:t>
+      </w:r>
+      <w:proofErr w:type="spellStart"/>
+      <w:r>
+        <w:rPr>
+          <w:lang w:val="en-US"/>
+        </w:rPr>
+        <w:t>biti</w:t>
+      </w:r>
+      <w:proofErr w:type="spellEnd"/>
+      <w:r>
+        <w:rPr>
+          <w:lang w:val="en-US"/>
+        </w:rPr>
+        <w:t xml:space="preserve"> </w:t>
+      </w:r>
+      <w:proofErr w:type="spellStart"/>
+      <w:r>
+        <w:rPr>
+          <w:lang w:val="en-US"/>
+        </w:rPr>
+        <w:t>kreiran</w:t>
+      </w:r>
+      <w:proofErr w:type="spellEnd"/>
+      <w:r>
+        <w:rPr>
+          <w:lang w:val="en-US"/>
+        </w:rPr>
+        <w:t xml:space="preserve"> </w:t>
+      </w:r>
+      <w:proofErr w:type="spellStart"/>
+      <w:r>
+        <w:rPr>
+          <w:lang w:val="en-US"/>
+        </w:rPr>
+        <w:t>ako</w:t>
+      </w:r>
+      <w:proofErr w:type="spellEnd"/>
+      <w:r>
+        <w:rPr>
+          <w:lang w:val="en-US"/>
+        </w:rPr>
+        <w:t xml:space="preserve"> </w:t>
+      </w:r>
+      <w:proofErr w:type="spellStart"/>
+      <w:r>
+        <w:rPr>
+          <w:lang w:val="en-US"/>
+        </w:rPr>
+        <w:t>već</w:t>
+      </w:r>
+      <w:proofErr w:type="spellEnd"/>
+      <w:r>
+        <w:rPr>
+          <w:lang w:val="en-US"/>
+        </w:rPr>
+        <w:t xml:space="preserve"> </w:t>
+      </w:r>
+      <w:proofErr w:type="spellStart"/>
+      <w:r>
+        <w:rPr>
+          <w:lang w:val="en-US"/>
+        </w:rPr>
+        <w:t>postoji</w:t>
+      </w:r>
+      <w:proofErr w:type="spellEnd"/>
+      <w:r>
+        <w:rPr>
+          <w:lang w:val="en-US"/>
+        </w:rPr>
+        <w:t xml:space="preserve"> </w:t>
+      </w:r>
+      <w:proofErr w:type="spellStart"/>
+      <w:r>
+        <w:rPr>
+          <w:lang w:val="en-US"/>
+        </w:rPr>
+        <w:t>paket</w:t>
+      </w:r>
+      <w:proofErr w:type="spellEnd"/>
+      <w:r>
+        <w:rPr>
+          <w:lang w:val="en-US"/>
+        </w:rPr>
+        <w:t xml:space="preserve"> s </w:t>
+      </w:r>
+      <w:proofErr w:type="spellStart"/>
+      <w:r>
+        <w:rPr>
+          <w:lang w:val="en-US"/>
+        </w:rPr>
+        <w:t>istim</w:t>
+      </w:r>
+      <w:proofErr w:type="spellEnd"/>
+      <w:r>
+        <w:rPr>
+          <w:lang w:val="en-US"/>
+        </w:rPr>
+        <w:t xml:space="preserve"> </w:t>
+      </w:r>
+      <w:proofErr w:type="spellStart"/>
+      <w:r>
+        <w:rPr>
+          <w:lang w:val="en-US"/>
+        </w:rPr>
+        <w:t>nazivom</w:t>
+      </w:r>
+      <w:proofErr w:type="spellEnd"/>
+      <w:r>
+        <w:rPr>
+          <w:lang w:val="en-US"/>
+        </w:rPr>
+        <w:t xml:space="preserve"> </w:t>
       </w:r>
     </w:p>
     <w:p>
@@ -356,7 +993,203 @@
         <w:rPr>
           <w:lang w:val="en-US"/>
         </w:rPr>
-        <w:t xml:space="preserve">Data sloja </w:t>
+        <w:t xml:space="preserve">test </w:t>
+      </w:r>
+      <w:proofErr w:type="spellStart"/>
+      <w:r>
+        <w:rPr>
+          <w:lang w:val="en-US"/>
+        </w:rPr>
+        <w:t>validacije</w:t>
+      </w:r>
+      <w:proofErr w:type="spellEnd"/>
+      <w:r>
+        <w:rPr>
+          <w:lang w:val="en-US"/>
+        </w:rPr>
+        <w:t xml:space="preserve"> </w:t>
+      </w:r>
+      <w:proofErr w:type="spellStart"/>
+      <w:r>
+        <w:rPr>
+          <w:lang w:val="en-US"/>
+        </w:rPr>
+        <w:t>osnovnih</w:t>
+      </w:r>
+      <w:proofErr w:type="spellEnd"/>
+      <w:r>
+        <w:rPr>
+          <w:lang w:val="en-US"/>
+        </w:rPr>
+        <w:t xml:space="preserve"> </w:t>
+      </w:r>
+      <w:proofErr w:type="spellStart"/>
+      <w:r>
+        <w:rPr>
+          <w:lang w:val="en-US"/>
+        </w:rPr>
+        <w:t>poslovnih</w:t>
+      </w:r>
+      <w:proofErr w:type="spellEnd"/>
+      <w:r>
+        <w:rPr>
+          <w:lang w:val="en-US"/>
+        </w:rPr>
+        <w:t xml:space="preserve"> </w:t>
+      </w:r>
+      <w:proofErr w:type="spellStart"/>
+      <w:r>
+        <w:rPr>
+          <w:lang w:val="en-US"/>
+        </w:rPr>
+        <w:t>pravila</w:t>
+      </w:r>
+      <w:proofErr w:type="spellEnd"/>
+      <w:r>
+        <w:rPr>
+          <w:lang w:val="en-US"/>
+        </w:rPr>
+        <w:t xml:space="preserve"> (</w:t>
+      </w:r>
+      <w:proofErr w:type="spellStart"/>
+      <w:r>
+        <w:rPr>
+          <w:lang w:val="en-US"/>
+        </w:rPr>
+        <w:t>npr</w:t>
+      </w:r>
+      <w:proofErr w:type="spellEnd"/>
+      <w:r>
+        <w:rPr>
+          <w:lang w:val="en-US"/>
+        </w:rPr>
+        <w:t xml:space="preserve">. </w:t>
+      </w:r>
+      <w:proofErr w:type="spellStart"/>
+      <w:r>
+        <w:rPr>
+          <w:lang w:val="en-US"/>
+        </w:rPr>
+        <w:t>cijena</w:t>
+      </w:r>
+      <w:proofErr w:type="spellEnd"/>
+      <w:r>
+        <w:rPr>
+          <w:lang w:val="en-US"/>
+        </w:rPr>
+        <w:t xml:space="preserve"> mora </w:t>
+      </w:r>
+      <w:proofErr w:type="spellStart"/>
+      <w:r>
+        <w:rPr>
+          <w:lang w:val="en-US"/>
+        </w:rPr>
+        <w:t>biti</w:t>
+      </w:r>
+      <w:proofErr w:type="spellEnd"/>
+      <w:r>
+        <w:rPr>
+          <w:lang w:val="en-US"/>
+        </w:rPr>
+        <w:t xml:space="preserve"> </w:t>
+      </w:r>
+      <w:proofErr w:type="spellStart"/>
+      <w:r>
+        <w:rPr>
+          <w:lang w:val="en-US"/>
+        </w:rPr>
+        <w:t>veća</w:t>
+      </w:r>
+      <w:proofErr w:type="spellEnd"/>
+      <w:r>
+        <w:rPr>
+          <w:lang w:val="en-US"/>
+        </w:rPr>
+        <w:t xml:space="preserve"> od 0, </w:t>
+      </w:r>
+      <w:proofErr w:type="spellStart"/>
+      <w:r>
+        <w:rPr>
+          <w:lang w:val="en-US"/>
+        </w:rPr>
+        <w:t>broj</w:t>
+      </w:r>
+      <w:proofErr w:type="spellEnd"/>
+      <w:r>
+        <w:rPr>
+          <w:lang w:val="en-US"/>
+        </w:rPr>
+        <w:t xml:space="preserve"> </w:t>
+      </w:r>
+      <w:proofErr w:type="spellStart"/>
+      <w:r>
+        <w:rPr>
+          <w:lang w:val="en-US"/>
+        </w:rPr>
+        <w:t>treninga</w:t>
+      </w:r>
+      <w:proofErr w:type="spellEnd"/>
+      <w:r>
+        <w:rPr>
+          <w:lang w:val="en-US"/>
+        </w:rPr>
+        <w:t xml:space="preserve"> mora </w:t>
+      </w:r>
+      <w:proofErr w:type="spellStart"/>
+      <w:r>
+        <w:rPr>
+          <w:lang w:val="en-US"/>
+        </w:rPr>
+        <w:t>biti</w:t>
+      </w:r>
+      <w:proofErr w:type="spellEnd"/>
+      <w:r>
+        <w:rPr>
+          <w:lang w:val="en-US"/>
+        </w:rPr>
+        <w:t xml:space="preserve"> </w:t>
+      </w:r>
+      <w:proofErr w:type="spellStart"/>
+      <w:r>
+        <w:rPr>
+          <w:lang w:val="en-US"/>
+        </w:rPr>
+        <w:t>ispravan</w:t>
+      </w:r>
+      <w:proofErr w:type="spellEnd"/>
+      <w:r>
+        <w:rPr>
+          <w:lang w:val="en-US"/>
+        </w:rPr>
+        <w:t xml:space="preserve"> </w:t>
+      </w:r>
+      <w:proofErr w:type="spellStart"/>
+      <w:r>
+        <w:rPr>
+          <w:lang w:val="en-US"/>
+        </w:rPr>
+        <w:t>ako</w:t>
+      </w:r>
+      <w:proofErr w:type="spellEnd"/>
+      <w:r>
+        <w:rPr>
+          <w:lang w:val="en-US"/>
+        </w:rPr>
+        <w:t xml:space="preserve"> je </w:t>
+      </w:r>
+      <w:proofErr w:type="spellStart"/>
+      <w:r>
+        <w:rPr>
+          <w:lang w:val="en-US"/>
+        </w:rPr>
+        <w:t>definiran</w:t>
+      </w:r>
+      <w:proofErr w:type="spellEnd"/>
+      <w:r>
+        <w:rPr>
+          <w:lang w:val="en-US"/>
+        </w:rPr>
+        <w:t xml:space="preserve">) </w:t>
       </w:r>
     </w:p>
     <w:p>
@@ -373,55 +1206,91 @@
         <w:rPr>
           <w:lang w:val="en-US"/>
         </w:rPr>
-        <w:t xml:space="preserve">PostgreSQL baze </w:t>
-      </w:r>
-    </w:p>
-    <w:p>
-      <w:pPr>
-        <w:rPr>
-          <w:lang w:val="en-US"/>
-        </w:rPr>
-      </w:pPr>
-      <w:r>
-        <w:rPr>
-          <w:lang w:val="en-US"/>
-        </w:rPr>
-        <w:t>Testira se cijeli tok od servisa do baze i natrag.</w:t>
-      </w:r>
-    </w:p>
-    <w:p/>
-    <w:p>
-      <w:pPr>
-        <w:pStyle w:val="Heading3"/>
-      </w:pPr>
-      <w:r>
-        <w:t>Validacija</w:t>
-      </w:r>
-    </w:p>
-    <w:p>
-      <w:r>
-        <w:t>Validacija se provodi na razini servisnog sloja i modela koristeći Data Annotations i dodatna poslovna pravila.</w:t>
-      </w:r>
-    </w:p>
-    <w:p>
-      <w:pPr>
-        <w:pStyle w:val="Heading3"/>
-      </w:pPr>
-      <w:r>
-        <w:t>Provjera sustava</w:t>
-      </w:r>
-    </w:p>
-    <w:p>
-      <w:r>
-        <w:t>Provodi se funkcionalno testiranje sustava kroz web aplikaciju. Testira se rad u pregledniku i ispravnost korisničkih operacija.</w:t>
-      </w:r>
-    </w:p>
-    <w:p>
-      <w:pPr>
-        <w:pStyle w:val="Heading2"/>
-      </w:pPr>
-      <w:r>
-        <w:t>Resursi i sredstva testiranja</w:t>
+        <w:t xml:space="preserve">test </w:t>
+      </w:r>
+      <w:proofErr w:type="spellStart"/>
+      <w:r>
+        <w:rPr>
+          <w:lang w:val="en-US"/>
+        </w:rPr>
+        <w:t>brisanja</w:t>
+      </w:r>
+      <w:proofErr w:type="spellEnd"/>
+      <w:r>
+        <w:rPr>
+          <w:lang w:val="en-US"/>
+        </w:rPr>
+        <w:t xml:space="preserve"> </w:t>
+      </w:r>
+      <w:proofErr w:type="spellStart"/>
+      <w:r>
+        <w:rPr>
+          <w:lang w:val="en-US"/>
+        </w:rPr>
+        <w:t>paketa</w:t>
+      </w:r>
+      <w:proofErr w:type="spellEnd"/>
+      <w:r>
+        <w:rPr>
+          <w:lang w:val="en-US"/>
+        </w:rPr>
+        <w:t xml:space="preserve"> koji ne </w:t>
+      </w:r>
+      <w:proofErr w:type="spellStart"/>
+      <w:r>
+        <w:rPr>
+          <w:lang w:val="en-US"/>
+        </w:rPr>
+        <w:t>postoji</w:t>
+      </w:r>
+      <w:proofErr w:type="spellEnd"/>
+      <w:r>
+        <w:rPr>
+          <w:lang w:val="en-US"/>
+        </w:rPr>
+        <w:t xml:space="preserve"> (</w:t>
+      </w:r>
+      <w:proofErr w:type="spellStart"/>
+      <w:r>
+        <w:rPr>
+          <w:lang w:val="en-US"/>
+        </w:rPr>
+        <w:t>vraća</w:t>
+      </w:r>
+      <w:proofErr w:type="spellEnd"/>
+      <w:r>
+        <w:rPr>
+          <w:lang w:val="en-US"/>
+        </w:rPr>
+        <w:t xml:space="preserve"> </w:t>
+      </w:r>
+      <w:proofErr w:type="spellStart"/>
+      <w:r>
+        <w:rPr>
+          <w:lang w:val="en-US"/>
+        </w:rPr>
+        <w:t>odgovarajuću</w:t>
+      </w:r>
+      <w:proofErr w:type="spellEnd"/>
+      <w:r>
+        <w:rPr>
+          <w:lang w:val="en-US"/>
+        </w:rPr>
+        <w:t xml:space="preserve"> </w:t>
+      </w:r>
+      <w:proofErr w:type="spellStart"/>
+      <w:r>
+        <w:rPr>
+          <w:lang w:val="en-US"/>
+        </w:rPr>
+        <w:t>grešku</w:t>
+      </w:r>
+      <w:proofErr w:type="spellEnd"/>
+      <w:r>
+        <w:rPr>
+          <w:lang w:val="en-US"/>
+        </w:rPr>
+        <w:t xml:space="preserve">) </w:t>
       </w:r>
     </w:p>
     <w:p>
@@ -430,10 +1299,89 @@
           <w:ilvl w:val="0"/>
           <w:numId w:val="15"/>
         </w:numPr>
-      </w:pPr>
-      <w:r>
-        <w:t xml:space="preserve">računalo za razvoj </w:t>
-      </w:r>
+        <w:rPr>
+          <w:lang w:val="en-US"/>
+        </w:rPr>
+      </w:pPr>
+      <w:r>
+        <w:rPr>
+          <w:lang w:val="en-US"/>
+        </w:rPr>
+        <w:t xml:space="preserve">test </w:t>
+      </w:r>
+      <w:proofErr w:type="spellStart"/>
+      <w:r>
+        <w:rPr>
+          <w:lang w:val="en-US"/>
+        </w:rPr>
+        <w:t>uspješnog</w:t>
+      </w:r>
+      <w:proofErr w:type="spellEnd"/>
+      <w:r>
+        <w:rPr>
+          <w:lang w:val="en-US"/>
+        </w:rPr>
+        <w:t xml:space="preserve"> </w:t>
+      </w:r>
+      <w:proofErr w:type="spellStart"/>
+      <w:r>
+        <w:rPr>
+          <w:lang w:val="en-US"/>
+        </w:rPr>
+        <w:t>brisanja</w:t>
+      </w:r>
+      <w:proofErr w:type="spellEnd"/>
+      <w:r>
+        <w:rPr>
+          <w:lang w:val="en-US"/>
+        </w:rPr>
+        <w:t xml:space="preserve"> </w:t>
+      </w:r>
+      <w:proofErr w:type="spellStart"/>
+      <w:r>
+        <w:rPr>
+          <w:lang w:val="en-US"/>
+        </w:rPr>
+        <w:t>postojećeg</w:t>
+      </w:r>
+      <w:proofErr w:type="spellEnd"/>
+      <w:r>
+        <w:rPr>
+          <w:lang w:val="en-US"/>
+        </w:rPr>
+        <w:t xml:space="preserve"> </w:t>
+      </w:r>
+      <w:proofErr w:type="spellStart"/>
+      <w:r>
+        <w:rPr>
+          <w:lang w:val="en-US"/>
+        </w:rPr>
+        <w:t>paketa</w:t>
+      </w:r>
+      <w:proofErr w:type="spellEnd"/>
+    </w:p>
+    <w:p>
+      <w:pPr>
+        <w:rPr>
+          <w:lang w:val="en-US"/>
+        </w:rPr>
+      </w:pPr>
+    </w:p>
+    <w:p>
+      <w:pPr>
+        <w:ind w:left="360"/>
+        <w:rPr>
+          <w:lang w:val="en-US"/>
+        </w:rPr>
+      </w:pPr>
+      <w:proofErr w:type="spellStart"/>
+      <w:r>
+        <w:rPr>
+          <w:lang w:val="en-US"/>
+        </w:rPr>
+        <w:t>ClanarinaService</w:t>
+      </w:r>
+      <w:proofErr w:type="spellEnd"/>
     </w:p>
     <w:p>
       <w:pPr>
@@ -441,9 +1389,71 @@
           <w:ilvl w:val="0"/>
           <w:numId w:val="15"/>
         </w:numPr>
-      </w:pPr>
-      <w:r>
-        <w:t xml:space="preserve">PostgreSQL baza </w:t>
+        <w:rPr>
+          <w:lang w:val="en-US"/>
+        </w:rPr>
+      </w:pPr>
+      <w:r>
+        <w:rPr>
+          <w:lang w:val="en-US"/>
+        </w:rPr>
+        <w:t xml:space="preserve">test </w:t>
+      </w:r>
+      <w:proofErr w:type="spellStart"/>
+      <w:r>
+        <w:rPr>
+          <w:lang w:val="en-US"/>
+        </w:rPr>
+        <w:t>kreiranja</w:t>
+      </w:r>
+      <w:proofErr w:type="spellEnd"/>
+      <w:r>
+        <w:rPr>
+          <w:lang w:val="en-US"/>
+        </w:rPr>
+        <w:t xml:space="preserve"> </w:t>
+      </w:r>
+      <w:proofErr w:type="spellStart"/>
+      <w:r>
+        <w:rPr>
+          <w:lang w:val="en-US"/>
+        </w:rPr>
+        <w:t>članarine</w:t>
+      </w:r>
+      <w:proofErr w:type="spellEnd"/>
+      <w:r>
+        <w:rPr>
+          <w:lang w:val="en-US"/>
+        </w:rPr>
+        <w:t xml:space="preserve"> s </w:t>
+      </w:r>
+      <w:proofErr w:type="spellStart"/>
+      <w:r>
+        <w:rPr>
+          <w:lang w:val="en-US"/>
+        </w:rPr>
+        <w:t>ispravnim</w:t>
+      </w:r>
+      <w:proofErr w:type="spellEnd"/>
+      <w:r>
+        <w:rPr>
+          <w:lang w:val="en-US"/>
+        </w:rPr>
+        <w:t xml:space="preserve"> </w:t>
+      </w:r>
+      <w:proofErr w:type="spellStart"/>
+      <w:r>
+        <w:rPr>
+          <w:lang w:val="en-US"/>
+        </w:rPr>
+        <w:t>podacima</w:t>
+      </w:r>
+      <w:proofErr w:type="spellEnd"/>
+      <w:r>
+        <w:rPr>
+          <w:lang w:val="en-US"/>
+        </w:rPr>
+        <w:t xml:space="preserve"> </w:t>
       </w:r>
     </w:p>
     <w:p>
@@ -452,9 +1462,127 @@
           <w:ilvl w:val="0"/>
           <w:numId w:val="15"/>
         </w:numPr>
-      </w:pPr>
-      <w:r>
-        <w:t xml:space="preserve">Visual Studio Code </w:t>
+        <w:rPr>
+          <w:lang w:val="en-US"/>
+        </w:rPr>
+      </w:pPr>
+      <w:r>
+        <w:rPr>
+          <w:lang w:val="en-US"/>
+        </w:rPr>
+        <w:t xml:space="preserve">test </w:t>
+      </w:r>
+      <w:proofErr w:type="spellStart"/>
+      <w:r>
+        <w:rPr>
+          <w:lang w:val="en-US"/>
+        </w:rPr>
+        <w:t>validacije</w:t>
+      </w:r>
+      <w:proofErr w:type="spellEnd"/>
+      <w:r>
+        <w:rPr>
+          <w:lang w:val="en-US"/>
+        </w:rPr>
+        <w:t xml:space="preserve"> da </w:t>
+      </w:r>
+      <w:proofErr w:type="spellStart"/>
+      <w:r>
+        <w:rPr>
+          <w:lang w:val="en-US"/>
+        </w:rPr>
+        <w:t>članarina</w:t>
+      </w:r>
+      <w:proofErr w:type="spellEnd"/>
+      <w:r>
+        <w:rPr>
+          <w:lang w:val="en-US"/>
+        </w:rPr>
+        <w:t xml:space="preserve"> ne </w:t>
+      </w:r>
+      <w:proofErr w:type="spellStart"/>
+      <w:r>
+        <w:rPr>
+          <w:lang w:val="en-US"/>
+        </w:rPr>
+        <w:t>može</w:t>
+      </w:r>
+      <w:proofErr w:type="spellEnd"/>
+      <w:r>
+        <w:rPr>
+          <w:lang w:val="en-US"/>
+        </w:rPr>
+        <w:t xml:space="preserve"> </w:t>
+      </w:r>
+      <w:proofErr w:type="spellStart"/>
+      <w:r>
+        <w:rPr>
+          <w:lang w:val="en-US"/>
+        </w:rPr>
+        <w:t>biti</w:t>
+      </w:r>
+      <w:proofErr w:type="spellEnd"/>
+      <w:r>
+        <w:rPr>
+          <w:lang w:val="en-US"/>
+        </w:rPr>
+        <w:t xml:space="preserve"> </w:t>
+      </w:r>
+      <w:proofErr w:type="spellStart"/>
+      <w:r>
+        <w:rPr>
+          <w:lang w:val="en-US"/>
+        </w:rPr>
+        <w:t>kreirana</w:t>
+      </w:r>
+      <w:proofErr w:type="spellEnd"/>
+      <w:r>
+        <w:rPr>
+          <w:lang w:val="en-US"/>
+        </w:rPr>
+        <w:t xml:space="preserve"> </w:t>
+      </w:r>
+      <w:proofErr w:type="spellStart"/>
+      <w:r>
+        <w:rPr>
+          <w:lang w:val="en-US"/>
+        </w:rPr>
+        <w:t>ako</w:t>
+      </w:r>
+      <w:proofErr w:type="spellEnd"/>
+      <w:r>
+        <w:rPr>
+          <w:lang w:val="en-US"/>
+        </w:rPr>
+        <w:t xml:space="preserve"> </w:t>
+      </w:r>
+      <w:proofErr w:type="spellStart"/>
+      <w:r>
+        <w:rPr>
+          <w:lang w:val="en-US"/>
+        </w:rPr>
+        <w:t>član</w:t>
+      </w:r>
+      <w:proofErr w:type="spellEnd"/>
+      <w:r>
+        <w:rPr>
+          <w:lang w:val="en-US"/>
+        </w:rPr>
+        <w:t xml:space="preserve"> ne </w:t>
+      </w:r>
+      <w:proofErr w:type="spellStart"/>
+      <w:r>
+        <w:rPr>
+          <w:lang w:val="en-US"/>
+        </w:rPr>
+        <w:t>postoji</w:t>
+      </w:r>
+      <w:proofErr w:type="spellEnd"/>
+      <w:r>
+        <w:rPr>
+          <w:lang w:val="en-US"/>
+        </w:rPr>
+        <w:t xml:space="preserve"> </w:t>
       </w:r>
     </w:p>
     <w:p>
@@ -463,17 +1591,127 @@
           <w:ilvl w:val="0"/>
           <w:numId w:val="15"/>
         </w:numPr>
-      </w:pPr>
-      <w:r>
-        <w:t>xUnit framework</w:t>
-      </w:r>
-    </w:p>
-    <w:p>
-      <w:pPr>
-        <w:pStyle w:val="Heading2"/>
-      </w:pPr>
-      <w:r>
-        <w:t>Produkti nastali testiranjem</w:t>
+        <w:rPr>
+          <w:lang w:val="en-US"/>
+        </w:rPr>
+      </w:pPr>
+      <w:r>
+        <w:rPr>
+          <w:lang w:val="en-US"/>
+        </w:rPr>
+        <w:t xml:space="preserve">test </w:t>
+      </w:r>
+      <w:proofErr w:type="spellStart"/>
+      <w:r>
+        <w:rPr>
+          <w:lang w:val="en-US"/>
+        </w:rPr>
+        <w:t>validacije</w:t>
+      </w:r>
+      <w:proofErr w:type="spellEnd"/>
+      <w:r>
+        <w:rPr>
+          <w:lang w:val="en-US"/>
+        </w:rPr>
+        <w:t xml:space="preserve"> da </w:t>
+      </w:r>
+      <w:proofErr w:type="spellStart"/>
+      <w:r>
+        <w:rPr>
+          <w:lang w:val="en-US"/>
+        </w:rPr>
+        <w:t>članarina</w:t>
+      </w:r>
+      <w:proofErr w:type="spellEnd"/>
+      <w:r>
+        <w:rPr>
+          <w:lang w:val="en-US"/>
+        </w:rPr>
+        <w:t xml:space="preserve"> ne </w:t>
+      </w:r>
+      <w:proofErr w:type="spellStart"/>
+      <w:r>
+        <w:rPr>
+          <w:lang w:val="en-US"/>
+        </w:rPr>
+        <w:t>može</w:t>
+      </w:r>
+      <w:proofErr w:type="spellEnd"/>
+      <w:r>
+        <w:rPr>
+          <w:lang w:val="en-US"/>
+        </w:rPr>
+        <w:t xml:space="preserve"> </w:t>
+      </w:r>
+      <w:proofErr w:type="spellStart"/>
+      <w:r>
+        <w:rPr>
+          <w:lang w:val="en-US"/>
+        </w:rPr>
+        <w:t>biti</w:t>
+      </w:r>
+      <w:proofErr w:type="spellEnd"/>
+      <w:r>
+        <w:rPr>
+          <w:lang w:val="en-US"/>
+        </w:rPr>
+        <w:t xml:space="preserve"> </w:t>
+      </w:r>
+      <w:proofErr w:type="spellStart"/>
+      <w:r>
+        <w:rPr>
+          <w:lang w:val="en-US"/>
+        </w:rPr>
+        <w:t>kreirana</w:t>
+      </w:r>
+      <w:proofErr w:type="spellEnd"/>
+      <w:r>
+        <w:rPr>
+          <w:lang w:val="en-US"/>
+        </w:rPr>
+        <w:t xml:space="preserve"> </w:t>
+      </w:r>
+      <w:proofErr w:type="spellStart"/>
+      <w:r>
+        <w:rPr>
+          <w:lang w:val="en-US"/>
+        </w:rPr>
+        <w:t>ako</w:t>
+      </w:r>
+      <w:proofErr w:type="spellEnd"/>
+      <w:r>
+        <w:rPr>
+          <w:lang w:val="en-US"/>
+        </w:rPr>
+        <w:t xml:space="preserve"> </w:t>
+      </w:r>
+      <w:proofErr w:type="spellStart"/>
+      <w:r>
+        <w:rPr>
+          <w:lang w:val="en-US"/>
+        </w:rPr>
+        <w:t>paket</w:t>
+      </w:r>
+      <w:proofErr w:type="spellEnd"/>
+      <w:r>
+        <w:rPr>
+          <w:lang w:val="en-US"/>
+        </w:rPr>
+        <w:t xml:space="preserve"> ne </w:t>
+      </w:r>
+      <w:proofErr w:type="spellStart"/>
+      <w:r>
+        <w:rPr>
+          <w:lang w:val="en-US"/>
+        </w:rPr>
+        <w:t>postoji</w:t>
+      </w:r>
+      <w:proofErr w:type="spellEnd"/>
+      <w:r>
+        <w:rPr>
+          <w:lang w:val="en-US"/>
+        </w:rPr>
+        <w:t xml:space="preserve"> </w:t>
       </w:r>
     </w:p>
     <w:p>
@@ -482,9 +1720,113 @@
           <w:ilvl w:val="0"/>
           <w:numId w:val="15"/>
         </w:numPr>
-      </w:pPr>
-      <w:r>
-        <w:t xml:space="preserve">izvještaji o testiranju </w:t>
+        <w:rPr>
+          <w:lang w:val="en-US"/>
+        </w:rPr>
+      </w:pPr>
+      <w:r>
+        <w:rPr>
+          <w:lang w:val="en-US"/>
+        </w:rPr>
+        <w:t xml:space="preserve">test </w:t>
+      </w:r>
+      <w:proofErr w:type="spellStart"/>
+      <w:r>
+        <w:rPr>
+          <w:lang w:val="en-US"/>
+        </w:rPr>
+        <w:t>validacije</w:t>
+      </w:r>
+      <w:proofErr w:type="spellEnd"/>
+      <w:r>
+        <w:rPr>
+          <w:lang w:val="en-US"/>
+        </w:rPr>
+        <w:t xml:space="preserve"> </w:t>
+      </w:r>
+      <w:proofErr w:type="spellStart"/>
+      <w:r>
+        <w:rPr>
+          <w:lang w:val="en-US"/>
+        </w:rPr>
+        <w:t>datuma</w:t>
+      </w:r>
+      <w:proofErr w:type="spellEnd"/>
+      <w:r>
+        <w:rPr>
+          <w:lang w:val="en-US"/>
+        </w:rPr>
+        <w:t xml:space="preserve"> (datum </w:t>
+      </w:r>
+      <w:proofErr w:type="spellStart"/>
+      <w:r>
+        <w:rPr>
+          <w:lang w:val="en-US"/>
+        </w:rPr>
+        <w:t>početka</w:t>
+      </w:r>
+      <w:proofErr w:type="spellEnd"/>
+      <w:r>
+        <w:rPr>
+          <w:lang w:val="en-US"/>
+        </w:rPr>
+        <w:t xml:space="preserve"> mora </w:t>
+      </w:r>
+      <w:proofErr w:type="spellStart"/>
+      <w:r>
+        <w:rPr>
+          <w:lang w:val="en-US"/>
+        </w:rPr>
+        <w:t>biti</w:t>
+      </w:r>
+      <w:proofErr w:type="spellEnd"/>
+      <w:r>
+        <w:rPr>
+          <w:lang w:val="en-US"/>
+        </w:rPr>
+        <w:t xml:space="preserve"> </w:t>
+      </w:r>
+      <w:proofErr w:type="spellStart"/>
+      <w:r>
+        <w:rPr>
+          <w:lang w:val="en-US"/>
+        </w:rPr>
+        <w:t>prije</w:t>
+      </w:r>
+      <w:proofErr w:type="spellEnd"/>
+      <w:r>
+        <w:rPr>
+          <w:lang w:val="en-US"/>
+        </w:rPr>
+        <w:t xml:space="preserve"> </w:t>
+      </w:r>
+      <w:proofErr w:type="spellStart"/>
+      <w:r>
+        <w:rPr>
+          <w:lang w:val="en-US"/>
+        </w:rPr>
+        <w:t>datuma</w:t>
+      </w:r>
+      <w:proofErr w:type="spellEnd"/>
+      <w:r>
+        <w:rPr>
+          <w:lang w:val="en-US"/>
+        </w:rPr>
+        <w:t xml:space="preserve"> </w:t>
+      </w:r>
+      <w:proofErr w:type="spellStart"/>
+      <w:r>
+        <w:rPr>
+          <w:lang w:val="en-US"/>
+        </w:rPr>
+        <w:t>završetka</w:t>
+      </w:r>
+      <w:proofErr w:type="spellEnd"/>
+      <w:r>
+        <w:rPr>
+          <w:lang w:val="en-US"/>
+        </w:rPr>
+        <w:t xml:space="preserve">) </w:t>
       </w:r>
     </w:p>
     <w:p>
@@ -493,10 +1835,145 @@
           <w:ilvl w:val="0"/>
           <w:numId w:val="15"/>
         </w:numPr>
-      </w:pPr>
-      <w:r>
-        <w:t xml:space="preserve">logovi testova (dotnet test output) </w:t>
-      </w:r>
+        <w:rPr>
+          <w:lang w:val="en-US"/>
+        </w:rPr>
+      </w:pPr>
+      <w:r>
+        <w:rPr>
+          <w:lang w:val="en-US"/>
+        </w:rPr>
+        <w:t xml:space="preserve">test </w:t>
+      </w:r>
+      <w:proofErr w:type="spellStart"/>
+      <w:r>
+        <w:rPr>
+          <w:lang w:val="en-US"/>
+        </w:rPr>
+        <w:t>odbijanja</w:t>
+      </w:r>
+      <w:proofErr w:type="spellEnd"/>
+      <w:r>
+        <w:rPr>
+          <w:lang w:val="en-US"/>
+        </w:rPr>
+        <w:t xml:space="preserve"> </w:t>
+      </w:r>
+      <w:proofErr w:type="spellStart"/>
+      <w:r>
+        <w:rPr>
+          <w:lang w:val="en-US"/>
+        </w:rPr>
+        <w:t>kreiranja</w:t>
+      </w:r>
+      <w:proofErr w:type="spellEnd"/>
+      <w:r>
+        <w:rPr>
+          <w:lang w:val="en-US"/>
+        </w:rPr>
+        <w:t xml:space="preserve"> </w:t>
+      </w:r>
+      <w:proofErr w:type="spellStart"/>
+      <w:r>
+        <w:rPr>
+          <w:lang w:val="en-US"/>
+        </w:rPr>
+        <w:t>članarine</w:t>
+      </w:r>
+      <w:proofErr w:type="spellEnd"/>
+      <w:r>
+        <w:rPr>
+          <w:lang w:val="en-US"/>
+        </w:rPr>
+        <w:t xml:space="preserve"> </w:t>
+      </w:r>
+      <w:proofErr w:type="spellStart"/>
+      <w:r>
+        <w:rPr>
+          <w:lang w:val="en-US"/>
+        </w:rPr>
+        <w:t>ako</w:t>
+      </w:r>
+      <w:proofErr w:type="spellEnd"/>
+      <w:r>
+        <w:rPr>
+          <w:lang w:val="en-US"/>
+        </w:rPr>
+        <w:t xml:space="preserve"> </w:t>
+      </w:r>
+      <w:proofErr w:type="spellStart"/>
+      <w:r>
+        <w:rPr>
+          <w:lang w:val="en-US"/>
+        </w:rPr>
+        <w:t>su</w:t>
+      </w:r>
+      <w:proofErr w:type="spellEnd"/>
+      <w:r>
+        <w:rPr>
+          <w:lang w:val="en-US"/>
+        </w:rPr>
+        <w:t xml:space="preserve"> </w:t>
+      </w:r>
+      <w:proofErr w:type="spellStart"/>
+      <w:r>
+        <w:rPr>
+          <w:lang w:val="en-US"/>
+        </w:rPr>
+        <w:t>poslovna</w:t>
+      </w:r>
+      <w:proofErr w:type="spellEnd"/>
+      <w:r>
+        <w:rPr>
+          <w:lang w:val="en-US"/>
+        </w:rPr>
+        <w:t xml:space="preserve"> </w:t>
+      </w:r>
+      <w:proofErr w:type="spellStart"/>
+      <w:r>
+        <w:rPr>
+          <w:lang w:val="en-US"/>
+        </w:rPr>
+        <w:t>pravila</w:t>
+      </w:r>
+      <w:proofErr w:type="spellEnd"/>
+      <w:r>
+        <w:rPr>
+          <w:lang w:val="en-US"/>
+        </w:rPr>
+        <w:t xml:space="preserve"> </w:t>
+      </w:r>
+      <w:proofErr w:type="spellStart"/>
+      <w:r>
+        <w:rPr>
+          <w:lang w:val="en-US"/>
+        </w:rPr>
+        <w:t>prekršena</w:t>
+      </w:r>
+      <w:proofErr w:type="spellEnd"/>
+    </w:p>
+    <w:p>
+      <w:pPr>
+        <w:rPr>
+          <w:lang w:val="en-US"/>
+        </w:rPr>
+      </w:pPr>
+    </w:p>
+    <w:p>
+      <w:pPr>
+        <w:ind w:left="360"/>
+        <w:rPr>
+          <w:lang w:val="en-US"/>
+        </w:rPr>
+      </w:pPr>
+      <w:proofErr w:type="spellStart"/>
+      <w:r>
+        <w:rPr>
+          <w:lang w:val="en-US"/>
+        </w:rPr>
+        <w:t>UplataService</w:t>
+      </w:r>
+      <w:proofErr w:type="spellEnd"/>
     </w:p>
     <w:p>
       <w:pPr>
@@ -504,36 +1981,57 @@
           <w:ilvl w:val="0"/>
           <w:numId w:val="15"/>
         </w:numPr>
-      </w:pPr>
-      <w:r>
-        <w:t>testni slučajevi u kodu</w:t>
-      </w:r>
-    </w:p>
-    <w:p>
-      <w:pPr>
-        <w:pStyle w:val="Heading2"/>
-      </w:pPr>
-      <w:r>
-        <w:t>Spremanje rezultata testiranja</w:t>
-      </w:r>
-    </w:p>
-    <w:p>
-      <w:r>
-        <w:t>Rezultati testiranja bilježe se kroz xUnit output i prikazuju u terminalu putem naredbe dotnet test.</w:t>
-      </w:r>
-    </w:p>
-    <w:p>
-      <w:pPr>
-        <w:pStyle w:val="Heading2"/>
-      </w:pPr>
-      <w:r>
-        <w:t>Me</w:t>
-      </w:r>
-      <w:r>
-        <w:t>trike</w:t>
-      </w:r>
-      <w:r>
-        <w:t xml:space="preserve"> koje se koriste kod testiranja</w:t>
+        <w:rPr>
+          <w:lang w:val="en-US"/>
+        </w:rPr>
+      </w:pPr>
+      <w:r>
+        <w:rPr>
+          <w:lang w:val="en-US"/>
+        </w:rPr>
+        <w:t xml:space="preserve">test </w:t>
+      </w:r>
+      <w:proofErr w:type="spellStart"/>
+      <w:r>
+        <w:rPr>
+          <w:lang w:val="en-US"/>
+        </w:rPr>
+        <w:t>dohvaćanja</w:t>
+      </w:r>
+      <w:proofErr w:type="spellEnd"/>
+      <w:r>
+        <w:rPr>
+          <w:lang w:val="en-US"/>
+        </w:rPr>
+        <w:t xml:space="preserve"> </w:t>
+      </w:r>
+      <w:proofErr w:type="spellStart"/>
+      <w:r>
+        <w:rPr>
+          <w:lang w:val="en-US"/>
+        </w:rPr>
+        <w:t>uplata</w:t>
+      </w:r>
+      <w:proofErr w:type="spellEnd"/>
+      <w:r>
+        <w:rPr>
+          <w:lang w:val="en-US"/>
+        </w:rPr>
+        <w:t xml:space="preserve"> po ID-u </w:t>
+      </w:r>
+      <w:proofErr w:type="spellStart"/>
+      <w:r>
+        <w:rPr>
+          <w:lang w:val="en-US"/>
+        </w:rPr>
+        <w:t>članarine</w:t>
+      </w:r>
+      <w:proofErr w:type="spellEnd"/>
+      <w:r>
+        <w:rPr>
+          <w:lang w:val="en-US"/>
+        </w:rPr>
+        <w:t xml:space="preserve"> </w:t>
       </w:r>
     </w:p>
     <w:p>
@@ -542,9 +2040,71 @@
           <w:ilvl w:val="0"/>
           <w:numId w:val="15"/>
         </w:numPr>
-      </w:pPr>
-      <w:r>
-        <w:t xml:space="preserve"> broj uspješnih/neuspješnih testova </w:t>
+        <w:rPr>
+          <w:lang w:val="en-US"/>
+        </w:rPr>
+      </w:pPr>
+      <w:r>
+        <w:rPr>
+          <w:lang w:val="en-US"/>
+        </w:rPr>
+        <w:t xml:space="preserve">test </w:t>
+      </w:r>
+      <w:proofErr w:type="spellStart"/>
+      <w:r>
+        <w:rPr>
+          <w:lang w:val="en-US"/>
+        </w:rPr>
+        <w:t>kreiranja</w:t>
+      </w:r>
+      <w:proofErr w:type="spellEnd"/>
+      <w:r>
+        <w:rPr>
+          <w:lang w:val="en-US"/>
+        </w:rPr>
+        <w:t xml:space="preserve"> </w:t>
+      </w:r>
+      <w:proofErr w:type="spellStart"/>
+      <w:r>
+        <w:rPr>
+          <w:lang w:val="en-US"/>
+        </w:rPr>
+        <w:t>uplate</w:t>
+      </w:r>
+      <w:proofErr w:type="spellEnd"/>
+      <w:r>
+        <w:rPr>
+          <w:lang w:val="en-US"/>
+        </w:rPr>
+        <w:t xml:space="preserve"> s </w:t>
+      </w:r>
+      <w:proofErr w:type="spellStart"/>
+      <w:r>
+        <w:rPr>
+          <w:lang w:val="en-US"/>
+        </w:rPr>
+        <w:t>ispravnim</w:t>
+      </w:r>
+      <w:proofErr w:type="spellEnd"/>
+      <w:r>
+        <w:rPr>
+          <w:lang w:val="en-US"/>
+        </w:rPr>
+        <w:t xml:space="preserve"> </w:t>
+      </w:r>
+      <w:proofErr w:type="spellStart"/>
+      <w:r>
+        <w:rPr>
+          <w:lang w:val="en-US"/>
+        </w:rPr>
+        <w:t>podacima</w:t>
+      </w:r>
+      <w:proofErr w:type="spellEnd"/>
+      <w:r>
+        <w:rPr>
+          <w:lang w:val="en-US"/>
+        </w:rPr>
+        <w:t xml:space="preserve"> </w:t>
       </w:r>
     </w:p>
     <w:p>
@@ -553,9 +2113,85 @@
           <w:ilvl w:val="0"/>
           <w:numId w:val="15"/>
         </w:numPr>
-      </w:pPr>
-      <w:r>
-        <w:t xml:space="preserve">pokrivenost poslovne logike </w:t>
+        <w:rPr>
+          <w:lang w:val="en-US"/>
+        </w:rPr>
+      </w:pPr>
+      <w:r>
+        <w:rPr>
+          <w:lang w:val="en-US"/>
+        </w:rPr>
+        <w:t xml:space="preserve">test </w:t>
+      </w:r>
+      <w:proofErr w:type="spellStart"/>
+      <w:r>
+        <w:rPr>
+          <w:lang w:val="en-US"/>
+        </w:rPr>
+        <w:t>validacije</w:t>
+      </w:r>
+      <w:proofErr w:type="spellEnd"/>
+      <w:r>
+        <w:rPr>
+          <w:lang w:val="en-US"/>
+        </w:rPr>
+        <w:t xml:space="preserve"> da </w:t>
+      </w:r>
+      <w:proofErr w:type="spellStart"/>
+      <w:r>
+        <w:rPr>
+          <w:lang w:val="en-US"/>
+        </w:rPr>
+        <w:t>iznos</w:t>
+      </w:r>
+      <w:proofErr w:type="spellEnd"/>
+      <w:r>
+        <w:rPr>
+          <w:lang w:val="en-US"/>
+        </w:rPr>
+        <w:t xml:space="preserve"> </w:t>
+      </w:r>
+      <w:proofErr w:type="spellStart"/>
+      <w:r>
+        <w:rPr>
+          <w:lang w:val="en-US"/>
+        </w:rPr>
+        <w:t>uplate</w:t>
+      </w:r>
+      <w:proofErr w:type="spellEnd"/>
+      <w:r>
+        <w:rPr>
+          <w:lang w:val="en-US"/>
+        </w:rPr>
+        <w:t xml:space="preserve"> mora </w:t>
+      </w:r>
+      <w:proofErr w:type="spellStart"/>
+      <w:r>
+        <w:rPr>
+          <w:lang w:val="en-US"/>
+        </w:rPr>
+        <w:t>biti</w:t>
+      </w:r>
+      <w:proofErr w:type="spellEnd"/>
+      <w:r>
+        <w:rPr>
+          <w:lang w:val="en-US"/>
+        </w:rPr>
+        <w:t xml:space="preserve"> </w:t>
+      </w:r>
+      <w:proofErr w:type="spellStart"/>
+      <w:r>
+        <w:rPr>
+          <w:lang w:val="en-US"/>
+        </w:rPr>
+        <w:t>veći</w:t>
+      </w:r>
+      <w:proofErr w:type="spellEnd"/>
+      <w:r>
+        <w:rPr>
+          <w:lang w:val="en-US"/>
+        </w:rPr>
+        <w:t xml:space="preserve"> od 0 </w:t>
       </w:r>
     </w:p>
     <w:p>
@@ -564,75 +2200,99 @@
           <w:ilvl w:val="0"/>
           <w:numId w:val="15"/>
         </w:numPr>
-      </w:pPr>
-      <w:r>
-        <w:t>vrijeme izvršavanja testova</w:t>
-      </w:r>
-    </w:p>
-    <w:p>
-      <w:pPr>
-        <w:ind w:left="720"/>
-      </w:pPr>
-    </w:p>
-    <w:p>
-      <w:pPr>
-        <w:pStyle w:val="Heading1"/>
-      </w:pPr>
-      <w:r>
-        <w:t>Procedura testiranja</w:t>
-      </w:r>
-    </w:p>
-    <w:p>
-      <w:pPr>
-        <w:pStyle w:val="Heading2"/>
-      </w:pPr>
-      <w:r>
-        <w:t>Programska oprema za testiranje</w:t>
-      </w:r>
-    </w:p>
-    <w:p>
-      <w:r>
-        <w:t>Testira se FitnessStudio aplikacija (MVC web aplikacija), uključujući poslovni i podatkovni sloj.</w:t>
-      </w:r>
-    </w:p>
-    <w:p>
-      <w:pPr>
-        <w:pStyle w:val="Heading2"/>
-      </w:pPr>
-      <w:r>
-        <w:t>Procedura testiranja</w:t>
-      </w:r>
-    </w:p>
-    <w:p>
-      <w:r>
-        <w:t>Testiranje se provodi automatski (jedinični i integracijski testovi) te ručno kroz web sučelje aplikacije.</w:t>
-      </w:r>
-    </w:p>
-    <w:p>
-      <w:pPr>
-        <w:pStyle w:val="Heading3"/>
-      </w:pPr>
-      <w:r>
-        <w:lastRenderedPageBreak/>
-        <w:t xml:space="preserve">Testni slučajevi za </w:t>
-      </w:r>
-      <w:r>
-        <w:t>testiranje okrajaka</w:t>
-      </w:r>
-    </w:p>
-    <w:p>
-      <w:pPr>
-        <w:ind w:left="360"/>
-        <w:rPr>
-          <w:lang w:val="en-US"/>
-        </w:rPr>
-      </w:pPr>
-      <w:bookmarkStart w:id="0" w:name="OLE_LINK1"/>
-      <w:r>
-        <w:rPr>
-          <w:lang w:val="en-US"/>
-        </w:rPr>
-        <w:t>PaketService</w:t>
+        <w:rPr>
+          <w:lang w:val="en-US"/>
+        </w:rPr>
+      </w:pPr>
+      <w:r>
+        <w:rPr>
+          <w:lang w:val="en-US"/>
+        </w:rPr>
+        <w:t xml:space="preserve">test </w:t>
+      </w:r>
+      <w:proofErr w:type="spellStart"/>
+      <w:r>
+        <w:rPr>
+          <w:lang w:val="en-US"/>
+        </w:rPr>
+        <w:t>validacije</w:t>
+      </w:r>
+      <w:proofErr w:type="spellEnd"/>
+      <w:r>
+        <w:rPr>
+          <w:lang w:val="en-US"/>
+        </w:rPr>
+        <w:t xml:space="preserve"> da </w:t>
+      </w:r>
+      <w:proofErr w:type="spellStart"/>
+      <w:r>
+        <w:rPr>
+          <w:lang w:val="en-US"/>
+        </w:rPr>
+        <w:t>uplata</w:t>
+      </w:r>
+      <w:proofErr w:type="spellEnd"/>
+      <w:r>
+        <w:rPr>
+          <w:lang w:val="en-US"/>
+        </w:rPr>
+        <w:t xml:space="preserve"> ne </w:t>
+      </w:r>
+      <w:proofErr w:type="spellStart"/>
+      <w:r>
+        <w:rPr>
+          <w:lang w:val="en-US"/>
+        </w:rPr>
+        <w:t>može</w:t>
+      </w:r>
+      <w:proofErr w:type="spellEnd"/>
+      <w:r>
+        <w:rPr>
+          <w:lang w:val="en-US"/>
+        </w:rPr>
+        <w:t xml:space="preserve"> </w:t>
+      </w:r>
+      <w:proofErr w:type="spellStart"/>
+      <w:r>
+        <w:rPr>
+          <w:lang w:val="en-US"/>
+        </w:rPr>
+        <w:t>postojati</w:t>
+      </w:r>
+      <w:proofErr w:type="spellEnd"/>
+      <w:r>
+        <w:rPr>
+          <w:lang w:val="en-US"/>
+        </w:rPr>
+        <w:t xml:space="preserve"> bez </w:t>
+      </w:r>
+      <w:proofErr w:type="spellStart"/>
+      <w:r>
+        <w:rPr>
+          <w:lang w:val="en-US"/>
+        </w:rPr>
+        <w:t>postojeće</w:t>
+      </w:r>
+      <w:proofErr w:type="spellEnd"/>
+      <w:r>
+        <w:rPr>
+          <w:lang w:val="en-US"/>
+        </w:rPr>
+        <w:t xml:space="preserve"> </w:t>
+      </w:r>
+      <w:proofErr w:type="spellStart"/>
+      <w:r>
+        <w:rPr>
+          <w:lang w:val="en-US"/>
+        </w:rPr>
+        <w:t>članarine</w:t>
+      </w:r>
+      <w:proofErr w:type="spellEnd"/>
+      <w:r>
+        <w:rPr>
+          <w:lang w:val="en-US"/>
+        </w:rPr>
+        <w:t xml:space="preserve"> </w:t>
       </w:r>
     </w:p>
     <w:p>
@@ -649,7 +2309,133 @@
         <w:rPr>
           <w:lang w:val="en-US"/>
         </w:rPr>
-        <w:t xml:space="preserve">test dohvaćanja svih paketa </w:t>
+        <w:t xml:space="preserve">test </w:t>
+      </w:r>
+      <w:proofErr w:type="spellStart"/>
+      <w:r>
+        <w:rPr>
+          <w:lang w:val="en-US"/>
+        </w:rPr>
+        <w:t>provjere</w:t>
+      </w:r>
+      <w:proofErr w:type="spellEnd"/>
+      <w:r>
+        <w:rPr>
+          <w:lang w:val="en-US"/>
+        </w:rPr>
+        <w:t xml:space="preserve"> da </w:t>
+      </w:r>
+      <w:proofErr w:type="spellStart"/>
+      <w:r>
+        <w:rPr>
+          <w:lang w:val="en-US"/>
+        </w:rPr>
+        <w:t>ukupan</w:t>
+      </w:r>
+      <w:proofErr w:type="spellEnd"/>
+      <w:r>
+        <w:rPr>
+          <w:lang w:val="en-US"/>
+        </w:rPr>
+        <w:t xml:space="preserve"> </w:t>
+      </w:r>
+      <w:proofErr w:type="spellStart"/>
+      <w:r>
+        <w:rPr>
+          <w:lang w:val="en-US"/>
+        </w:rPr>
+        <w:t>iznos</w:t>
+      </w:r>
+      <w:proofErr w:type="spellEnd"/>
+      <w:r>
+        <w:rPr>
+          <w:lang w:val="en-US"/>
+        </w:rPr>
+        <w:t xml:space="preserve"> </w:t>
+      </w:r>
+      <w:proofErr w:type="spellStart"/>
+      <w:r>
+        <w:rPr>
+          <w:lang w:val="en-US"/>
+        </w:rPr>
+        <w:t>uplata</w:t>
+      </w:r>
+      <w:proofErr w:type="spellEnd"/>
+      <w:r>
+        <w:rPr>
+          <w:lang w:val="en-US"/>
+        </w:rPr>
+        <w:t xml:space="preserve"> ne </w:t>
+      </w:r>
+      <w:proofErr w:type="spellStart"/>
+      <w:r>
+        <w:rPr>
+          <w:lang w:val="en-US"/>
+        </w:rPr>
+        <w:t>smije</w:t>
+      </w:r>
+      <w:proofErr w:type="spellEnd"/>
+      <w:r>
+        <w:rPr>
+          <w:lang w:val="en-US"/>
+        </w:rPr>
+        <w:t xml:space="preserve"> </w:t>
+      </w:r>
+      <w:proofErr w:type="spellStart"/>
+      <w:r>
+        <w:rPr>
+          <w:lang w:val="en-US"/>
+        </w:rPr>
+        <w:t>prijeći</w:t>
+      </w:r>
+      <w:proofErr w:type="spellEnd"/>
+      <w:r>
+        <w:rPr>
+          <w:lang w:val="en-US"/>
+        </w:rPr>
+        <w:t xml:space="preserve"> </w:t>
+      </w:r>
+      <w:proofErr w:type="spellStart"/>
+      <w:r>
+        <w:rPr>
+          <w:lang w:val="en-US"/>
+        </w:rPr>
+        <w:t>cijenu</w:t>
+      </w:r>
+      <w:proofErr w:type="spellEnd"/>
+      <w:r>
+        <w:rPr>
+          <w:lang w:val="en-US"/>
+        </w:rPr>
+        <w:t xml:space="preserve"> </w:t>
+      </w:r>
+      <w:proofErr w:type="spellStart"/>
+      <w:r>
+        <w:rPr>
+          <w:lang w:val="en-US"/>
+        </w:rPr>
+        <w:t>povezanog</w:t>
+      </w:r>
+      <w:proofErr w:type="spellEnd"/>
+      <w:r>
+        <w:rPr>
+          <w:lang w:val="en-US"/>
+        </w:rPr>
+        <w:t xml:space="preserve"> </w:t>
+      </w:r>
+      <w:proofErr w:type="spellStart"/>
+      <w:r>
+        <w:rPr>
+          <w:lang w:val="en-US"/>
+        </w:rPr>
+        <w:t>paketa</w:t>
+      </w:r>
+      <w:proofErr w:type="spellEnd"/>
+      <w:r>
+        <w:rPr>
+          <w:lang w:val="en-US"/>
+        </w:rPr>
+        <w:t xml:space="preserve"> </w:t>
       </w:r>
     </w:p>
     <w:p>
@@ -666,7 +2452,63 @@
         <w:rPr>
           <w:lang w:val="en-US"/>
         </w:rPr>
-        <w:t xml:space="preserve">test stvaranja paketa s ispravnim podacima </w:t>
+        <w:t xml:space="preserve">test </w:t>
+      </w:r>
+      <w:proofErr w:type="spellStart"/>
+      <w:r>
+        <w:rPr>
+          <w:lang w:val="en-US"/>
+        </w:rPr>
+        <w:t>brisanja</w:t>
+      </w:r>
+      <w:proofErr w:type="spellEnd"/>
+      <w:r>
+        <w:rPr>
+          <w:lang w:val="en-US"/>
+        </w:rPr>
+        <w:t xml:space="preserve"> </w:t>
+      </w:r>
+      <w:proofErr w:type="spellStart"/>
+      <w:r>
+        <w:rPr>
+          <w:lang w:val="en-US"/>
+        </w:rPr>
+        <w:t>uplate</w:t>
+      </w:r>
+      <w:proofErr w:type="spellEnd"/>
+      <w:r>
+        <w:rPr>
+          <w:lang w:val="en-US"/>
+        </w:rPr>
+        <w:t xml:space="preserve"> </w:t>
+      </w:r>
+      <w:proofErr w:type="spellStart"/>
+      <w:r>
+        <w:rPr>
+          <w:lang w:val="en-US"/>
+        </w:rPr>
+        <w:t>koja</w:t>
+      </w:r>
+      <w:proofErr w:type="spellEnd"/>
+      <w:r>
+        <w:rPr>
+          <w:lang w:val="en-US"/>
+        </w:rPr>
+        <w:t xml:space="preserve"> ne </w:t>
+      </w:r>
+      <w:proofErr w:type="spellStart"/>
+      <w:r>
+        <w:rPr>
+          <w:lang w:val="en-US"/>
+        </w:rPr>
+        <w:t>postoji</w:t>
+      </w:r>
+      <w:proofErr w:type="spellEnd"/>
+      <w:r>
+        <w:rPr>
+          <w:lang w:val="en-US"/>
+        </w:rPr>
+        <w:t xml:space="preserve"> </w:t>
       </w:r>
     </w:p>
     <w:p>
@@ -683,7 +2525,157 @@
         <w:rPr>
           <w:lang w:val="en-US"/>
         </w:rPr>
-        <w:t xml:space="preserve">test validacije praznog naziva </w:t>
+        <w:t xml:space="preserve">test </w:t>
+      </w:r>
+      <w:proofErr w:type="spellStart"/>
+      <w:r>
+        <w:rPr>
+          <w:lang w:val="en-US"/>
+        </w:rPr>
+        <w:t>uspješnog</w:t>
+      </w:r>
+      <w:proofErr w:type="spellEnd"/>
+      <w:r>
+        <w:rPr>
+          <w:lang w:val="en-US"/>
+        </w:rPr>
+        <w:t xml:space="preserve"> </w:t>
+      </w:r>
+      <w:proofErr w:type="spellStart"/>
+      <w:r>
+        <w:rPr>
+          <w:lang w:val="en-US"/>
+        </w:rPr>
+        <w:t>brisanja</w:t>
+      </w:r>
+      <w:proofErr w:type="spellEnd"/>
+      <w:r>
+        <w:rPr>
+          <w:lang w:val="en-US"/>
+        </w:rPr>
+        <w:t xml:space="preserve"> </w:t>
+      </w:r>
+      <w:proofErr w:type="spellStart"/>
+      <w:r>
+        <w:rPr>
+          <w:lang w:val="en-US"/>
+        </w:rPr>
+        <w:t>postojeće</w:t>
+      </w:r>
+      <w:proofErr w:type="spellEnd"/>
+      <w:r>
+        <w:rPr>
+          <w:lang w:val="en-US"/>
+        </w:rPr>
+        <w:t xml:space="preserve"> </w:t>
+      </w:r>
+      <w:proofErr w:type="spellStart"/>
+      <w:r>
+        <w:rPr>
+          <w:lang w:val="en-US"/>
+        </w:rPr>
+        <w:t>uplate</w:t>
+      </w:r>
+      <w:proofErr w:type="spellEnd"/>
+    </w:p>
+    <w:p>
+      <w:pPr>
+        <w:rPr>
+          <w:lang w:val="en-US"/>
+        </w:rPr>
+      </w:pPr>
+    </w:p>
+    <w:p>
+      <w:pPr>
+        <w:rPr>
+          <w:lang w:val="en-US"/>
+        </w:rPr>
+      </w:pPr>
+    </w:p>
+    <w:p/>
+    <w:p>
+      <w:pPr>
+        <w:pStyle w:val="Naslov3"/>
+      </w:pPr>
+      <w:r>
+        <w:t>Integracijska provjera</w:t>
+      </w:r>
+    </w:p>
+    <w:p>
+      <w:pPr>
+        <w:rPr>
+          <w:lang w:val="en-US"/>
+        </w:rPr>
+      </w:pPr>
+      <w:proofErr w:type="spellStart"/>
+      <w:r>
+        <w:rPr>
+          <w:lang w:val="en-US"/>
+        </w:rPr>
+        <w:t>Integracijski</w:t>
+      </w:r>
+      <w:proofErr w:type="spellEnd"/>
+      <w:r>
+        <w:rPr>
+          <w:lang w:val="en-US"/>
+        </w:rPr>
+        <w:t xml:space="preserve"> </w:t>
+      </w:r>
+      <w:proofErr w:type="spellStart"/>
+      <w:r>
+        <w:rPr>
+          <w:lang w:val="en-US"/>
+        </w:rPr>
+        <w:t>testovi</w:t>
+      </w:r>
+      <w:proofErr w:type="spellEnd"/>
+      <w:r>
+        <w:rPr>
+          <w:lang w:val="en-US"/>
+        </w:rPr>
+        <w:t xml:space="preserve"> </w:t>
+      </w:r>
+      <w:proofErr w:type="spellStart"/>
+      <w:r>
+        <w:rPr>
+          <w:lang w:val="en-US"/>
+        </w:rPr>
+        <w:t>provjeravaju</w:t>
+      </w:r>
+      <w:proofErr w:type="spellEnd"/>
+      <w:r>
+        <w:rPr>
+          <w:lang w:val="en-US"/>
+        </w:rPr>
+        <w:t xml:space="preserve"> </w:t>
+      </w:r>
+      <w:proofErr w:type="spellStart"/>
+      <w:r>
+        <w:rPr>
+          <w:lang w:val="en-US"/>
+        </w:rPr>
+        <w:t>komunikaciju</w:t>
+      </w:r>
+      <w:proofErr w:type="spellEnd"/>
+      <w:r>
+        <w:rPr>
+          <w:lang w:val="en-US"/>
+        </w:rPr>
+        <w:t xml:space="preserve"> </w:t>
+      </w:r>
+      <w:proofErr w:type="spellStart"/>
+      <w:r>
+        <w:rPr>
+          <w:lang w:val="en-US"/>
+        </w:rPr>
+        <w:t>između</w:t>
+      </w:r>
+      <w:proofErr w:type="spellEnd"/>
+      <w:r>
+        <w:rPr>
+          <w:lang w:val="en-US"/>
+        </w:rPr>
+        <w:t>:</w:t>
       </w:r>
     </w:p>
     <w:p>
@@ -700,87 +2692,541 @@
         <w:rPr>
           <w:lang w:val="en-US"/>
         </w:rPr>
-        <w:t>test jedinstvenosti naziva</w:t>
+        <w:t xml:space="preserve">Business </w:t>
+      </w:r>
+      <w:proofErr w:type="spellStart"/>
+      <w:r>
+        <w:rPr>
+          <w:lang w:val="en-US"/>
+        </w:rPr>
+        <w:t>sloja</w:t>
+      </w:r>
+      <w:proofErr w:type="spellEnd"/>
+      <w:r>
+        <w:rPr>
+          <w:lang w:val="en-US"/>
+        </w:rPr>
+        <w:t xml:space="preserve"> </w:t>
+      </w:r>
+    </w:p>
+    <w:p>
+      <w:pPr>
+        <w:numPr>
+          <w:ilvl w:val="0"/>
+          <w:numId w:val="15"/>
+        </w:numPr>
+        <w:rPr>
+          <w:lang w:val="en-US"/>
+        </w:rPr>
+      </w:pPr>
+      <w:r>
+        <w:rPr>
+          <w:lang w:val="en-US"/>
+        </w:rPr>
+        <w:t xml:space="preserve">Data </w:t>
+      </w:r>
+      <w:proofErr w:type="spellStart"/>
+      <w:r>
+        <w:rPr>
+          <w:lang w:val="en-US"/>
+        </w:rPr>
+        <w:t>sloja</w:t>
+      </w:r>
+      <w:proofErr w:type="spellEnd"/>
+      <w:r>
+        <w:rPr>
+          <w:lang w:val="en-US"/>
+        </w:rPr>
+        <w:t xml:space="preserve"> </w:t>
+      </w:r>
+    </w:p>
+    <w:p>
+      <w:pPr>
+        <w:numPr>
+          <w:ilvl w:val="0"/>
+          <w:numId w:val="15"/>
+        </w:numPr>
+        <w:rPr>
+          <w:lang w:val="en-US"/>
+        </w:rPr>
+      </w:pPr>
+      <w:r>
+        <w:rPr>
+          <w:lang w:val="en-US"/>
+        </w:rPr>
+        <w:t xml:space="preserve">PostgreSQL </w:t>
+      </w:r>
+      <w:proofErr w:type="spellStart"/>
+      <w:r>
+        <w:rPr>
+          <w:lang w:val="en-US"/>
+        </w:rPr>
+        <w:t>baze</w:t>
+      </w:r>
+      <w:proofErr w:type="spellEnd"/>
+      <w:r>
+        <w:rPr>
+          <w:lang w:val="en-US"/>
+        </w:rPr>
+        <w:t xml:space="preserve"> </w:t>
+      </w:r>
+    </w:p>
+    <w:p>
+      <w:pPr>
+        <w:rPr>
+          <w:lang w:val="en-US"/>
+        </w:rPr>
+      </w:pPr>
+      <w:proofErr w:type="spellStart"/>
+      <w:r>
+        <w:rPr>
+          <w:lang w:val="en-US"/>
+        </w:rPr>
+        <w:t>Testira</w:t>
+      </w:r>
+      <w:proofErr w:type="spellEnd"/>
+      <w:r>
+        <w:rPr>
+          <w:lang w:val="en-US"/>
+        </w:rPr>
+        <w:t xml:space="preserve"> se </w:t>
+      </w:r>
+      <w:proofErr w:type="spellStart"/>
+      <w:r>
+        <w:rPr>
+          <w:lang w:val="en-US"/>
+        </w:rPr>
+        <w:t>cijeli</w:t>
+      </w:r>
+      <w:proofErr w:type="spellEnd"/>
+      <w:r>
+        <w:rPr>
+          <w:lang w:val="en-US"/>
+        </w:rPr>
+        <w:t xml:space="preserve"> </w:t>
+      </w:r>
+      <w:proofErr w:type="spellStart"/>
+      <w:r>
+        <w:rPr>
+          <w:lang w:val="en-US"/>
+        </w:rPr>
+        <w:t>tok</w:t>
+      </w:r>
+      <w:proofErr w:type="spellEnd"/>
+      <w:r>
+        <w:rPr>
+          <w:lang w:val="en-US"/>
+        </w:rPr>
+        <w:t xml:space="preserve"> od </w:t>
+      </w:r>
+      <w:proofErr w:type="spellStart"/>
+      <w:r>
+        <w:rPr>
+          <w:lang w:val="en-US"/>
+        </w:rPr>
+        <w:t>servisa</w:t>
+      </w:r>
+      <w:proofErr w:type="spellEnd"/>
+      <w:r>
+        <w:rPr>
+          <w:lang w:val="en-US"/>
+        </w:rPr>
+        <w:t xml:space="preserve"> do </w:t>
+      </w:r>
+      <w:proofErr w:type="spellStart"/>
+      <w:r>
+        <w:rPr>
+          <w:lang w:val="en-US"/>
+        </w:rPr>
+        <w:t>baze</w:t>
+      </w:r>
+      <w:proofErr w:type="spellEnd"/>
+      <w:r>
+        <w:rPr>
+          <w:lang w:val="en-US"/>
+        </w:rPr>
+        <w:t xml:space="preserve"> </w:t>
+      </w:r>
+      <w:proofErr w:type="spellStart"/>
+      <w:r>
+        <w:rPr>
+          <w:lang w:val="en-US"/>
+        </w:rPr>
+        <w:t>i</w:t>
+      </w:r>
+      <w:proofErr w:type="spellEnd"/>
+      <w:r>
+        <w:rPr>
+          <w:lang w:val="en-US"/>
+        </w:rPr>
+        <w:t xml:space="preserve"> </w:t>
+      </w:r>
+      <w:proofErr w:type="spellStart"/>
+      <w:r>
+        <w:rPr>
+          <w:lang w:val="en-US"/>
+        </w:rPr>
+        <w:t>natrag</w:t>
+      </w:r>
+      <w:proofErr w:type="spellEnd"/>
+      <w:r>
+        <w:rPr>
+          <w:lang w:val="en-US"/>
+        </w:rPr>
+        <w:t>.</w:t>
       </w:r>
     </w:p>
     <w:p/>
-    <w:bookmarkEnd w:id="0"/>
+    <w:p>
+      <w:pPr>
+        <w:pStyle w:val="Naslov3"/>
+      </w:pPr>
+      <w:r>
+        <w:t>Validacija</w:t>
+      </w:r>
+    </w:p>
+    <w:p>
+      <w:r>
+        <w:t xml:space="preserve">Validacija se provodi na razini servisnog sloja i modela koristeći Data </w:t>
+      </w:r>
+      <w:proofErr w:type="spellStart"/>
+      <w:r>
+        <w:t>Annotations</w:t>
+      </w:r>
+      <w:proofErr w:type="spellEnd"/>
+      <w:r>
+        <w:t xml:space="preserve"> i dodatna poslovna pravila.</w:t>
+      </w:r>
+    </w:p>
+    <w:p>
+      <w:pPr>
+        <w:pStyle w:val="Naslov3"/>
+      </w:pPr>
+      <w:r>
+        <w:t>Provjera sustava</w:t>
+      </w:r>
+    </w:p>
+    <w:p>
+      <w:r>
+        <w:t>Provodi se funkcionalno testiranje sustava kroz web aplikaciju. Testira se rad u pregledniku i ispravnost korisničkih operacija.</w:t>
+      </w:r>
+    </w:p>
+    <w:p>
+      <w:pPr>
+        <w:pStyle w:val="Naslov2"/>
+      </w:pPr>
+      <w:r>
+        <w:t>Resursi i sredstva testiranja</w:t>
+      </w:r>
+    </w:p>
+    <w:p>
+      <w:pPr>
+        <w:numPr>
+          <w:ilvl w:val="0"/>
+          <w:numId w:val="15"/>
+        </w:numPr>
+      </w:pPr>
+      <w:r>
+        <w:t xml:space="preserve">računalo za razvoj </w:t>
+      </w:r>
+    </w:p>
+    <w:p>
+      <w:pPr>
+        <w:numPr>
+          <w:ilvl w:val="0"/>
+          <w:numId w:val="15"/>
+        </w:numPr>
+      </w:pPr>
+      <w:proofErr w:type="spellStart"/>
+      <w:r>
+        <w:t>PostgreSQL</w:t>
+      </w:r>
+      <w:proofErr w:type="spellEnd"/>
+      <w:r>
+        <w:t xml:space="preserve"> baza </w:t>
+      </w:r>
+    </w:p>
+    <w:p>
+      <w:pPr>
+        <w:numPr>
+          <w:ilvl w:val="0"/>
+          <w:numId w:val="15"/>
+        </w:numPr>
+      </w:pPr>
+      <w:proofErr w:type="spellStart"/>
+      <w:r>
+        <w:t>Visual</w:t>
+      </w:r>
+      <w:proofErr w:type="spellEnd"/>
+      <w:r>
+        <w:t xml:space="preserve"> Studio </w:t>
+      </w:r>
+      <w:proofErr w:type="spellStart"/>
+      <w:r>
+        <w:t>Code</w:t>
+      </w:r>
+      <w:proofErr w:type="spellEnd"/>
+      <w:r>
+        <w:t xml:space="preserve"> </w:t>
+      </w:r>
+    </w:p>
+    <w:p>
+      <w:pPr>
+        <w:numPr>
+          <w:ilvl w:val="0"/>
+          <w:numId w:val="15"/>
+        </w:numPr>
+      </w:pPr>
+      <w:proofErr w:type="spellStart"/>
+      <w:r>
+        <w:t>xUnit</w:t>
+      </w:r>
+      <w:proofErr w:type="spellEnd"/>
+      <w:r>
+        <w:t xml:space="preserve"> </w:t>
+      </w:r>
+      <w:proofErr w:type="spellStart"/>
+      <w:r>
+        <w:t>framework</w:t>
+      </w:r>
+      <w:proofErr w:type="spellEnd"/>
+    </w:p>
+    <w:p>
+      <w:pPr>
+        <w:pStyle w:val="Naslov2"/>
+      </w:pPr>
+      <w:r>
+        <w:lastRenderedPageBreak/>
+        <w:t>Produkti nastali testiranjem</w:t>
+      </w:r>
+    </w:p>
+    <w:p>
+      <w:pPr>
+        <w:numPr>
+          <w:ilvl w:val="0"/>
+          <w:numId w:val="15"/>
+        </w:numPr>
+      </w:pPr>
+      <w:r>
+        <w:t xml:space="preserve">izvještaji o testiranju </w:t>
+      </w:r>
+    </w:p>
+    <w:p>
+      <w:pPr>
+        <w:numPr>
+          <w:ilvl w:val="0"/>
+          <w:numId w:val="15"/>
+        </w:numPr>
+      </w:pPr>
+      <w:r>
+        <w:t>logovi testova (</w:t>
+      </w:r>
+      <w:proofErr w:type="spellStart"/>
+      <w:r>
+        <w:t>dotnet</w:t>
+      </w:r>
+      <w:proofErr w:type="spellEnd"/>
+      <w:r>
+        <w:t xml:space="preserve"> test output) </w:t>
+      </w:r>
+    </w:p>
+    <w:p>
+      <w:pPr>
+        <w:numPr>
+          <w:ilvl w:val="0"/>
+          <w:numId w:val="15"/>
+        </w:numPr>
+      </w:pPr>
+      <w:r>
+        <w:t>testni slučajevi u kodu</w:t>
+      </w:r>
+    </w:p>
+    <w:p>
+      <w:pPr>
+        <w:pStyle w:val="Naslov2"/>
+      </w:pPr>
+      <w:r>
+        <w:t>Spremanje rezultata testiranja</w:t>
+      </w:r>
+    </w:p>
+    <w:p>
+      <w:r>
+        <w:t xml:space="preserve">Rezultati testiranja bilježe se kroz </w:t>
+      </w:r>
+      <w:proofErr w:type="spellStart"/>
+      <w:r>
+        <w:t>xUnit</w:t>
+      </w:r>
+      <w:proofErr w:type="spellEnd"/>
+      <w:r>
+        <w:t xml:space="preserve"> output i prikazuju u terminalu putem naredbe </w:t>
+      </w:r>
+      <w:proofErr w:type="spellStart"/>
+      <w:r>
+        <w:t>dotnet</w:t>
+      </w:r>
+      <w:proofErr w:type="spellEnd"/>
+      <w:r>
+        <w:t xml:space="preserve"> test.</w:t>
+      </w:r>
+    </w:p>
+    <w:p>
+      <w:pPr>
+        <w:pStyle w:val="Naslov2"/>
+      </w:pPr>
+      <w:r>
+        <w:t>Me</w:t>
+      </w:r>
+      <w:r>
+        <w:t>trike</w:t>
+      </w:r>
+      <w:r>
+        <w:t xml:space="preserve"> koje se koriste kod testiranja</w:t>
+      </w:r>
+    </w:p>
+    <w:p>
+      <w:pPr>
+        <w:numPr>
+          <w:ilvl w:val="0"/>
+          <w:numId w:val="15"/>
+        </w:numPr>
+      </w:pPr>
+      <w:r>
+        <w:t xml:space="preserve"> broj uspješnih/neuspješnih testova </w:t>
+      </w:r>
+    </w:p>
+    <w:p>
+      <w:pPr>
+        <w:numPr>
+          <w:ilvl w:val="0"/>
+          <w:numId w:val="15"/>
+        </w:numPr>
+      </w:pPr>
+      <w:r>
+        <w:t xml:space="preserve">pokrivenost poslovne logike </w:t>
+      </w:r>
+    </w:p>
+    <w:p>
+      <w:pPr>
+        <w:numPr>
+          <w:ilvl w:val="0"/>
+          <w:numId w:val="15"/>
+        </w:numPr>
+      </w:pPr>
+      <w:r>
+        <w:t>vrijeme izvršavanja testova</w:t>
+      </w:r>
+    </w:p>
+    <w:p>
+      <w:pPr>
+        <w:ind w:left="720"/>
+      </w:pPr>
+    </w:p>
+    <w:p>
+      <w:pPr>
+        <w:pStyle w:val="Naslov1"/>
+      </w:pPr>
+      <w:r>
+        <w:t>Procedura testiranja</w:t>
+      </w:r>
+    </w:p>
+    <w:p>
+      <w:pPr>
+        <w:pStyle w:val="Naslov2"/>
+      </w:pPr>
+      <w:r>
+        <w:t>Programska oprema za testiranje</w:t>
+      </w:r>
+    </w:p>
+    <w:p>
+      <w:r>
+        <w:t xml:space="preserve">Testira se </w:t>
+      </w:r>
+      <w:proofErr w:type="spellStart"/>
+      <w:r>
+        <w:t>FitnessStudio</w:t>
+      </w:r>
+      <w:proofErr w:type="spellEnd"/>
+      <w:r>
+        <w:t xml:space="preserve"> aplikacija (MVC web aplikacija), uključujući poslovni i podatkovni sloj.</w:t>
+      </w:r>
+    </w:p>
+    <w:p>
+      <w:pPr>
+        <w:pStyle w:val="Naslov2"/>
+      </w:pPr>
+      <w:r>
+        <w:t>Procedura testiranja</w:t>
+      </w:r>
+    </w:p>
+    <w:p>
+      <w:r>
+        <w:t>Testiranje se provodi automatski (jedinični i integracijski testovi) te ručno kroz web sučelje aplikacije.</w:t>
+      </w:r>
+    </w:p>
     <w:p/>
     <w:p>
       <w:pPr>
-        <w:pStyle w:val="Heading4"/>
-      </w:pPr>
-      <w:r>
-        <w:t xml:space="preserve">Svrha testiranja komponente </w:t>
-      </w:r>
-    </w:p>
-    <w:p>
-      <w:r>
-        <w:t>Provjera poslovne logike i ispravnosti validacije</w:t>
+        <w:pStyle w:val="Naslov3"/>
+      </w:pPr>
+      <w:r>
+        <w:t>Integracij</w:t>
+      </w:r>
+      <w:r>
+        <w:t>ska provjera</w:t>
+      </w:r>
+    </w:p>
+    <w:p>
+      <w:pPr>
+        <w:pStyle w:val="Naslov4"/>
+      </w:pPr>
+      <w:r>
+        <w:t>Testna procedura za integracij</w:t>
+      </w:r>
+      <w:r>
+        <w:t>sku provjeru</w:t>
+      </w:r>
+    </w:p>
+    <w:p>
+      <w:r>
+        <w:t xml:space="preserve">Testira se komunikacija servis </w:t>
+      </w:r>
+      <w:r>
+        <w:t xml:space="preserve">- </w:t>
+      </w:r>
+      <w:proofErr w:type="spellStart"/>
+      <w:r>
+        <w:t>repository</w:t>
+      </w:r>
+      <w:proofErr w:type="spellEnd"/>
+      <w:r>
+        <w:t xml:space="preserve"> </w:t>
+      </w:r>
+      <w:r>
+        <w:t xml:space="preserve">- </w:t>
+      </w:r>
+      <w:r>
+        <w:t>baza.</w:t>
       </w:r>
     </w:p>
     <w:p/>
     <w:p>
       <w:pPr>
-        <w:pStyle w:val="Heading4"/>
-      </w:pPr>
-      <w:r>
-        <w:t>Očekivani rezultati testiranja komponente i</w:t>
-      </w:r>
-    </w:p>
-    <w:p>
-      <w:r>
-        <w:t>Svi validni podaci prolaze, neispravni se odbijaju s odgovarajućom porukom.</w:t>
+        <w:pStyle w:val="Naslov4"/>
+      </w:pPr>
+      <w:r>
+        <w:t>Očekivani rezultati</w:t>
+      </w:r>
+    </w:p>
+    <w:p>
+      <w:r>
+        <w:t>Provjerava se ispravnost unosa podataka kroz servisni sloj.</w:t>
       </w:r>
     </w:p>
     <w:p/>
-    <w:p/>
-    <w:p/>
-    <w:p>
-      <w:pPr>
-        <w:pStyle w:val="Heading3"/>
-      </w:pPr>
-      <w:r>
-        <w:t>Integracij</w:t>
-      </w:r>
-      <w:r>
-        <w:t>ska provjera</w:t>
-      </w:r>
-    </w:p>
-    <w:p>
-      <w:pPr>
-        <w:pStyle w:val="Heading4"/>
-      </w:pPr>
-      <w:r>
-        <w:t>Testna procedura za integracij</w:t>
-      </w:r>
-      <w:r>
-        <w:t>sku provjeru</w:t>
-      </w:r>
-    </w:p>
-    <w:p>
-      <w:r>
-        <w:t>Testira se komunikacija servis → repository → baza.</w:t>
-      </w:r>
-    </w:p>
-    <w:p/>
-    <w:p>
-      <w:pPr>
-        <w:pStyle w:val="Heading4"/>
-      </w:pPr>
-      <w:r>
-        <w:t>Očekivani rezultati</w:t>
-      </w:r>
-    </w:p>
-    <w:p>
-      <w:r>
-        <w:t>Provjerava se ispravnost unosa podataka kroz servisni sloj.</w:t>
-      </w:r>
-    </w:p>
-    <w:p/>
-    <w:p>
-      <w:pPr>
-        <w:pStyle w:val="Heading3"/>
+    <w:p>
+      <w:pPr>
+        <w:pStyle w:val="Naslov3"/>
       </w:pPr>
       <w:r>
         <w:t>Test validacije</w:t>
@@ -788,7 +3234,7 @@
     </w:p>
     <w:p>
       <w:pPr>
-        <w:pStyle w:val="Heading3"/>
+        <w:pStyle w:val="Naslov3"/>
         <w:numPr>
           <w:ilvl w:val="0"/>
           <w:numId w:val="0"/>
@@ -802,6 +3248,7 @@
           <w:szCs w:val="27"/>
         </w:rPr>
       </w:pPr>
+      <w:proofErr w:type="spellStart"/>
       <w:r>
         <w:rPr>
           <w:b w:val="0"/>
@@ -827,8 +3274,9 @@
           <w:i w:val="0"/>
           <w:iCs/>
         </w:rPr>
-        <w:t>overy test</w:t>
-      </w:r>
+        <w:t>overy</w:t>
+      </w:r>
+      <w:proofErr w:type="spellEnd"/>
       <w:r>
         <w:rPr>
           <w:b w:val="0"/>
@@ -836,28 +3284,142 @@
           <w:i w:val="0"/>
           <w:iCs/>
         </w:rPr>
+        <w:t xml:space="preserve"> test</w:t>
+      </w:r>
+      <w:r>
+        <w:rPr>
+          <w:b w:val="0"/>
+          <w:bCs/>
+          <w:i w:val="0"/>
+          <w:iCs/>
+        </w:rPr>
         <w:t>:</w:t>
       </w:r>
     </w:p>
     <w:p>
       <w:pPr>
-        <w:pStyle w:val="NormalWeb"/>
+        <w:pStyle w:val="StandardWeb"/>
         <w:rPr>
           <w:bCs/>
           <w:iCs/>
         </w:rPr>
       </w:pPr>
+      <w:proofErr w:type="spellStart"/>
       <w:r>
         <w:rPr>
           <w:bCs/>
           <w:iCs/>
         </w:rPr>
-        <w:t>Ponovno pokretanje aplikacije nakon prekida veze s bazom.</w:t>
-      </w:r>
-    </w:p>
-    <w:p>
-      <w:pPr>
-        <w:pStyle w:val="Heading3"/>
+        <w:t>Ponovno</w:t>
+      </w:r>
+      <w:proofErr w:type="spellEnd"/>
+      <w:r>
+        <w:rPr>
+          <w:bCs/>
+          <w:iCs/>
+        </w:rPr>
+        <w:t xml:space="preserve"> </w:t>
+      </w:r>
+      <w:proofErr w:type="spellStart"/>
+      <w:r>
+        <w:rPr>
+          <w:bCs/>
+          <w:iCs/>
+        </w:rPr>
+        <w:t>pokretanje</w:t>
+      </w:r>
+      <w:proofErr w:type="spellEnd"/>
+      <w:r>
+        <w:rPr>
+          <w:bCs/>
+          <w:iCs/>
+        </w:rPr>
+        <w:t xml:space="preserve"> </w:t>
+      </w:r>
+      <w:proofErr w:type="spellStart"/>
+      <w:r>
+        <w:rPr>
+          <w:bCs/>
+          <w:iCs/>
+        </w:rPr>
+        <w:t>aplikacije</w:t>
+      </w:r>
+      <w:proofErr w:type="spellEnd"/>
+      <w:r>
+        <w:rPr>
+          <w:bCs/>
+          <w:iCs/>
+        </w:rPr>
+        <w:t xml:space="preserve"> </w:t>
+      </w:r>
+      <w:proofErr w:type="spellStart"/>
+      <w:r>
+        <w:rPr>
+          <w:bCs/>
+          <w:iCs/>
+        </w:rPr>
+        <w:t>nakon</w:t>
+      </w:r>
+      <w:proofErr w:type="spellEnd"/>
+      <w:r>
+        <w:rPr>
+          <w:bCs/>
+          <w:iCs/>
+        </w:rPr>
+        <w:t xml:space="preserve"> </w:t>
+      </w:r>
+      <w:proofErr w:type="spellStart"/>
+      <w:r>
+        <w:rPr>
+          <w:bCs/>
+          <w:iCs/>
+        </w:rPr>
+        <w:t>prekida</w:t>
+      </w:r>
+      <w:proofErr w:type="spellEnd"/>
+      <w:r>
+        <w:rPr>
+          <w:bCs/>
+          <w:iCs/>
+        </w:rPr>
+        <w:t xml:space="preserve"> </w:t>
+      </w:r>
+      <w:proofErr w:type="spellStart"/>
+      <w:r>
+        <w:rPr>
+          <w:bCs/>
+          <w:iCs/>
+        </w:rPr>
+        <w:t>veze</w:t>
+      </w:r>
+      <w:proofErr w:type="spellEnd"/>
+      <w:r>
+        <w:rPr>
+          <w:bCs/>
+          <w:iCs/>
+        </w:rPr>
+        <w:t xml:space="preserve"> s </w:t>
+      </w:r>
+      <w:proofErr w:type="spellStart"/>
+      <w:r>
+        <w:rPr>
+          <w:bCs/>
+          <w:iCs/>
+        </w:rPr>
+        <w:t>bazom</w:t>
+      </w:r>
+      <w:proofErr w:type="spellEnd"/>
+      <w:r>
+        <w:rPr>
+          <w:bCs/>
+          <w:iCs/>
+        </w:rPr>
+        <w:t>.</w:t>
+      </w:r>
+    </w:p>
+    <w:p>
+      <w:pPr>
+        <w:pStyle w:val="Naslov3"/>
         <w:numPr>
           <w:ilvl w:val="0"/>
           <w:numId w:val="0"/>
@@ -891,23 +3453,80 @@
     </w:p>
     <w:p>
       <w:pPr>
-        <w:pStyle w:val="NormalWeb"/>
+        <w:pStyle w:val="StandardWeb"/>
         <w:rPr>
           <w:bCs/>
           <w:iCs/>
         </w:rPr>
       </w:pPr>
+      <w:proofErr w:type="spellStart"/>
       <w:r>
         <w:rPr>
           <w:bCs/>
           <w:iCs/>
         </w:rPr>
-        <w:t>Provjera osnovne validacije unosa.</w:t>
-      </w:r>
-    </w:p>
-    <w:p>
-      <w:pPr>
-        <w:pStyle w:val="Heading3"/>
+        <w:t>Provjera</w:t>
+      </w:r>
+      <w:proofErr w:type="spellEnd"/>
+      <w:r>
+        <w:rPr>
+          <w:bCs/>
+          <w:iCs/>
+        </w:rPr>
+        <w:t xml:space="preserve"> </w:t>
+      </w:r>
+      <w:proofErr w:type="spellStart"/>
+      <w:r>
+        <w:rPr>
+          <w:bCs/>
+          <w:iCs/>
+        </w:rPr>
+        <w:t>osnovne</w:t>
+      </w:r>
+      <w:proofErr w:type="spellEnd"/>
+      <w:r>
+        <w:rPr>
+          <w:bCs/>
+          <w:iCs/>
+        </w:rPr>
+        <w:t xml:space="preserve"> </w:t>
+      </w:r>
+      <w:proofErr w:type="spellStart"/>
+      <w:r>
+        <w:rPr>
+          <w:bCs/>
+          <w:iCs/>
+        </w:rPr>
+        <w:t>validacije</w:t>
+      </w:r>
+      <w:proofErr w:type="spellEnd"/>
+      <w:r>
+        <w:rPr>
+          <w:bCs/>
+          <w:iCs/>
+        </w:rPr>
+        <w:t xml:space="preserve"> </w:t>
+      </w:r>
+      <w:proofErr w:type="spellStart"/>
+      <w:r>
+        <w:rPr>
+          <w:bCs/>
+          <w:iCs/>
+        </w:rPr>
+        <w:t>unosa</w:t>
+      </w:r>
+      <w:proofErr w:type="spellEnd"/>
+      <w:r>
+        <w:rPr>
+          <w:bCs/>
+          <w:iCs/>
+        </w:rPr>
+        <w:t>.</w:t>
+      </w:r>
+    </w:p>
+    <w:p>
+      <w:pPr>
+        <w:pStyle w:val="Naslov3"/>
         <w:numPr>
           <w:ilvl w:val="0"/>
           <w:numId w:val="0"/>
@@ -941,24 +3560,65 @@
     </w:p>
     <w:p>
       <w:pPr>
-        <w:pStyle w:val="NormalWeb"/>
+        <w:pStyle w:val="StandardWeb"/>
         <w:rPr>
           <w:bCs/>
           <w:iCs/>
         </w:rPr>
       </w:pPr>
+      <w:proofErr w:type="spellStart"/>
       <w:r>
         <w:rPr>
           <w:bCs/>
           <w:iCs/>
         </w:rPr>
-        <w:t>Brzina dohvaćanja podataka.</w:t>
+        <w:t>Brzina</w:t>
+      </w:r>
+      <w:proofErr w:type="spellEnd"/>
+      <w:r>
+        <w:rPr>
+          <w:bCs/>
+          <w:iCs/>
+        </w:rPr>
+        <w:t xml:space="preserve"> </w:t>
+      </w:r>
+      <w:proofErr w:type="spellStart"/>
+      <w:r>
+        <w:rPr>
+          <w:bCs/>
+          <w:iCs/>
+        </w:rPr>
+        <w:t>dohvaćanja</w:t>
+      </w:r>
+      <w:proofErr w:type="spellEnd"/>
+      <w:r>
+        <w:rPr>
+          <w:bCs/>
+          <w:iCs/>
+        </w:rPr>
+        <w:t xml:space="preserve"> </w:t>
+      </w:r>
+      <w:proofErr w:type="spellStart"/>
+      <w:r>
+        <w:rPr>
+          <w:bCs/>
+          <w:iCs/>
+        </w:rPr>
+        <w:t>podataka</w:t>
+      </w:r>
+      <w:proofErr w:type="spellEnd"/>
+      <w:r>
+        <w:rPr>
+          <w:bCs/>
+          <w:iCs/>
+        </w:rPr>
+        <w:t>.</w:t>
       </w:r>
     </w:p>
     <w:p/>
     <w:p>
       <w:pPr>
-        <w:pStyle w:val="Heading2"/>
+        <w:pStyle w:val="Naslov2"/>
       </w:pPr>
       <w:r>
         <w:t>Spremanje r</w:t>
@@ -975,7 +3635,15 @@
     </w:p>
     <w:p>
       <w:r>
-        <w:t>Logovi testiranja dobiveni su izvršavanjem naredbe dotnet test u terminalu. Rezultati prikazuju broj uspješnih i neuspješnih testova te eventualne greške u izvršavanju.</w:t>
+        <w:t xml:space="preserve">Logovi testiranja dobiveni su izvršavanjem naredbe </w:t>
+      </w:r>
+      <w:proofErr w:type="spellStart"/>
+      <w:r>
+        <w:t>dotnet</w:t>
+      </w:r>
+      <w:proofErr w:type="spellEnd"/>
+      <w:r>
+        <w:t xml:space="preserve"> test u terminalu. Rezultati prikazuju broj uspješnih i neuspješnih testova te eventualne greške u izvršavanju.</w:t>
       </w:r>
     </w:p>
     <w:p>
@@ -990,8 +3658,7 @@
         <w:rPr>
           <w:noProof/>
         </w:rPr>
-        <w:lastRenderedPageBreak/>
-        <w:pict w14:anchorId="4196367A">
+        <w:pict w14:anchorId="23279062">
           <v:shapetype id="_x0000_t75" coordsize="21600,21600" o:spt="75" o:preferrelative="t" path="m@4@5l@4@11@9@11@9@5xe" filled="f" stroked="f">
             <v:stroke joinstyle="miter"/>
             <v:formulas>
@@ -1011,8 +3678,8 @@
             <v:path o:extrusionok="f" gradientshapeok="t" o:connecttype="rect"/>
             <o:lock v:ext="edit" aspectratio="t"/>
           </v:shapetype>
-          <v:shape id="_x0000_i1025" type="#_x0000_t75" alt="" style="width:451.3pt;height:236.5pt;mso-width-percent:0;mso-height-percent:0;mso-width-percent:0;mso-height-percent:0">
-            <v:imagedata r:id="rId11" o:title="Screenshot (72)"/>
+          <v:shape id="_x0000_i1027" type="#_x0000_t75" style="width:450.5pt;height:239pt">
+            <v:imagedata r:id="rId11" o:title="Screenshot (73)" cropbottom="3749f"/>
           </v:shape>
         </w:pict>
       </w:r>
@@ -1057,34 +3724,34 @@
 <w:ftr xmlns:wpc="http://schemas.microsoft.com/office/word/2010/wordprocessingCanvas" xmlns:cx="http://schemas.microsoft.com/office/drawing/2014/chartex" xmlns:cx1="http://schemas.microsoft.com/office/drawing/2015/9/8/chartex" xmlns:cx2="http://schemas.microsoft.com/office/drawing/2015/10/21/chartex" xmlns:cx3="http://schemas.microsoft.com/office/drawing/2016/5/9/chartex" xmlns:cx4="http://schemas.microsoft.com/office/drawing/2016/5/10/chartex" xmlns:cx5="http://schemas.microsoft.com/office/drawing/2016/5/11/chartex" xmlns:cx6="http://schemas.microsoft.com/office/drawing/2016/5/12/chartex" xmlns:cx7="http://schemas.microsoft.com/office/drawing/2016/5/13/chartex" xmlns:cx8="http://schemas.microsoft.com/office/drawing/2016/5/14/chartex" xmlns:mc="http://schemas.openxmlformats.org/markup-compatibility/2006" xmlns:aink="http://schemas.microsoft.com/office/drawing/2016/ink" xmlns:am3d="http://schemas.microsoft.com/office/drawing/2017/model3d" xmlns:o="urn:schemas-microsoft-com:office:office" xmlns:oel="http://schemas.microsoft.com/office/2019/extlst" xmlns:r="http://schemas.openxmlformats.org/officeDocument/2006/relationships" xmlns:m="http://schemas.openxmlformats.org/officeDocument/2006/math" xmlns:v="urn:schemas-microsoft-com:vml" xmlns:wp14="http://schemas.microsoft.com/office/word/2010/wordprocessingDrawing" xmlns:wp="http://schemas.openxmlformats.org/drawingml/2006/wordprocessingDrawing" xmlns:w10="urn:schemas-microsoft-com:office:word" xmlns:w="http://schemas.openxmlformats.org/wordprocessingml/2006/main" xmlns:w14="http://schemas.microsoft.com/office/word/2010/wordml" xmlns:w15="http://schemas.microsoft.com/office/word/2012/wordml" xmlns:w16cex="http://schemas.microsoft.com/office/word/2018/wordml/cex" xmlns:w16cid="http://schemas.microsoft.com/office/word/2016/wordml/cid" xmlns:w16="http://schemas.microsoft.com/office/word/2018/wordml" xmlns:w16du="http://schemas.microsoft.com/office/word/2023/wordml/word16du" xmlns:w16sdtdh="http://schemas.microsoft.com/office/word/2020/wordml/sdtdatahash" xmlns:w16sdtfl="http://schemas.microsoft.com/office/word/2024/wordml/sdtformatlock" xmlns:w16se="http://schemas.microsoft.com/office/word/2015/wordml/symex" xmlns:wpg="http://schemas.microsoft.com/office/word/2010/wordprocessingGroup" xmlns:wpi="http://schemas.microsoft.com/office/word/2010/wordprocessingInk" xmlns:wne="http://schemas.microsoft.com/office/word/2006/wordml" xmlns:wps="http://schemas.microsoft.com/office/word/2010/wordprocessingShape" mc:Ignorable="w14 w15 w16se w16cid w16 w16cex w16sdtdh w16sdtfl w16du wp14">
   <w:p>
     <w:pPr>
-      <w:pStyle w:val="Footer"/>
+      <w:pStyle w:val="Podnoje"/>
       <w:framePr w:wrap="around" w:vAnchor="text" w:hAnchor="margin" w:xAlign="right" w:y="1"/>
       <w:rPr>
-        <w:rStyle w:val="PageNumber"/>
+        <w:rStyle w:val="Brojstranice"/>
       </w:rPr>
     </w:pPr>
     <w:r>
       <w:rPr>
-        <w:rStyle w:val="PageNumber"/>
+        <w:rStyle w:val="Brojstranice"/>
       </w:rPr>
       <w:fldChar w:fldCharType="begin"/>
     </w:r>
     <w:r>
       <w:rPr>
-        <w:rStyle w:val="PageNumber"/>
+        <w:rStyle w:val="Brojstranice"/>
       </w:rPr>
       <w:instrText xml:space="preserve">PAGE  </w:instrText>
     </w:r>
     <w:r>
       <w:rPr>
-        <w:rStyle w:val="PageNumber"/>
+        <w:rStyle w:val="Brojstranice"/>
       </w:rPr>
       <w:fldChar w:fldCharType="end"/>
     </w:r>
   </w:p>
   <w:p>
     <w:pPr>
-      <w:pStyle w:val="Footer"/>
+      <w:pStyle w:val="Podnoje"/>
       <w:ind w:right="360"/>
     </w:pPr>
   </w:p>
@@ -1114,7 +3781,7 @@
         </w:tcPr>
         <w:p>
           <w:pPr>
-            <w:pStyle w:val="Footer"/>
+            <w:pStyle w:val="Podnoje"/>
             <w:ind w:right="360"/>
           </w:pPr>
         </w:p>
@@ -1125,7 +3792,7 @@
         </w:tcPr>
         <w:p>
           <w:pPr>
-            <w:pStyle w:val="Footer"/>
+            <w:pStyle w:val="Podnoje"/>
             <w:ind w:right="360"/>
             <w:jc w:val="center"/>
           </w:pPr>
@@ -1167,74 +3834,74 @@
         </w:tcPr>
         <w:p>
           <w:pPr>
-            <w:pStyle w:val="Footer"/>
+            <w:pStyle w:val="Podnoje"/>
             <w:jc w:val="right"/>
           </w:pPr>
           <w:r>
             <w:rPr>
-              <w:rStyle w:val="PageNumber"/>
+              <w:rStyle w:val="Brojstranice"/>
             </w:rPr>
             <w:fldChar w:fldCharType="begin"/>
           </w:r>
           <w:r>
             <w:rPr>
-              <w:rStyle w:val="PageNumber"/>
+              <w:rStyle w:val="Brojstranice"/>
             </w:rPr>
             <w:instrText xml:space="preserve"> PAGE </w:instrText>
           </w:r>
           <w:r>
             <w:rPr>
-              <w:rStyle w:val="PageNumber"/>
+              <w:rStyle w:val="Brojstranice"/>
             </w:rPr>
             <w:fldChar w:fldCharType="separate"/>
           </w:r>
           <w:r>
             <w:rPr>
-              <w:rStyle w:val="PageNumber"/>
+              <w:rStyle w:val="Brojstranice"/>
               <w:noProof/>
             </w:rPr>
             <w:t>1</w:t>
           </w:r>
           <w:r>
             <w:rPr>
-              <w:rStyle w:val="PageNumber"/>
+              <w:rStyle w:val="Brojstranice"/>
             </w:rPr>
             <w:fldChar w:fldCharType="end"/>
           </w:r>
           <w:r>
             <w:rPr>
-              <w:rStyle w:val="PageNumber"/>
+              <w:rStyle w:val="Brojstranice"/>
             </w:rPr>
             <w:t>/</w:t>
           </w:r>
           <w:r>
             <w:rPr>
-              <w:rStyle w:val="PageNumber"/>
+              <w:rStyle w:val="Brojstranice"/>
             </w:rPr>
             <w:fldChar w:fldCharType="begin"/>
           </w:r>
           <w:r>
             <w:rPr>
-              <w:rStyle w:val="PageNumber"/>
+              <w:rStyle w:val="Brojstranice"/>
             </w:rPr>
             <w:instrText xml:space="preserve"> NUMPAGES </w:instrText>
           </w:r>
           <w:r>
             <w:rPr>
-              <w:rStyle w:val="PageNumber"/>
+              <w:rStyle w:val="Brojstranice"/>
             </w:rPr>
             <w:fldChar w:fldCharType="separate"/>
           </w:r>
           <w:r>
             <w:rPr>
-              <w:rStyle w:val="PageNumber"/>
+              <w:rStyle w:val="Brojstranice"/>
               <w:noProof/>
             </w:rPr>
             <w:t>4</w:t>
           </w:r>
           <w:r>
             <w:rPr>
-              <w:rStyle w:val="PageNumber"/>
+              <w:rStyle w:val="Brojstranice"/>
             </w:rPr>
             <w:fldChar w:fldCharType="end"/>
           </w:r>
@@ -1244,12 +3911,12 @@
   </w:tbl>
   <w:p>
     <w:pPr>
-      <w:pStyle w:val="Footer"/>
+      <w:pStyle w:val="Podnoje"/>
     </w:pPr>
   </w:p>
   <w:p>
     <w:pPr>
-      <w:pStyle w:val="Footer"/>
+      <w:pStyle w:val="Podnoje"/>
     </w:pPr>
   </w:p>
 </w:ftr>
@@ -1280,7 +3947,7 @@
 <w:hdr xmlns:wpc="http://schemas.microsoft.com/office/word/2010/wordprocessingCanvas" xmlns:cx="http://schemas.microsoft.com/office/drawing/2014/chartex" xmlns:cx1="http://schemas.microsoft.com/office/drawing/2015/9/8/chartex" xmlns:cx2="http://schemas.microsoft.com/office/drawing/2015/10/21/chartex" xmlns:cx3="http://schemas.microsoft.com/office/drawing/2016/5/9/chartex" xmlns:cx4="http://schemas.microsoft.com/office/drawing/2016/5/10/chartex" xmlns:cx5="http://schemas.microsoft.com/office/drawing/2016/5/11/chartex" xmlns:cx6="http://schemas.microsoft.com/office/drawing/2016/5/12/chartex" xmlns:cx7="http://schemas.microsoft.com/office/drawing/2016/5/13/chartex" xmlns:cx8="http://schemas.microsoft.com/office/drawing/2016/5/14/chartex" xmlns:mc="http://schemas.openxmlformats.org/markup-compatibility/2006" xmlns:aink="http://schemas.microsoft.com/office/drawing/2016/ink" xmlns:am3d="http://schemas.microsoft.com/office/drawing/2017/model3d" xmlns:o="urn:schemas-microsoft-com:office:office" xmlns:oel="http://schemas.microsoft.com/office/2019/extlst" xmlns:r="http://schemas.openxmlformats.org/officeDocument/2006/relationships" xmlns:m="http://schemas.openxmlformats.org/officeDocument/2006/math" xmlns:v="urn:schemas-microsoft-com:vml" xmlns:wp14="http://schemas.microsoft.com/office/word/2010/wordprocessingDrawing" xmlns:wp="http://schemas.openxmlformats.org/drawingml/2006/wordprocessingDrawing" xmlns:w10="urn:schemas-microsoft-com:office:word" xmlns:w="http://schemas.openxmlformats.org/wordprocessingml/2006/main" xmlns:w14="http://schemas.microsoft.com/office/word/2010/wordml" xmlns:w15="http://schemas.microsoft.com/office/word/2012/wordml" xmlns:w16cex="http://schemas.microsoft.com/office/word/2018/wordml/cex" xmlns:w16cid="http://schemas.microsoft.com/office/word/2016/wordml/cid" xmlns:w16="http://schemas.microsoft.com/office/word/2018/wordml" xmlns:w16du="http://schemas.microsoft.com/office/word/2023/wordml/word16du" xmlns:w16sdtdh="http://schemas.microsoft.com/office/word/2020/wordml/sdtdatahash" xmlns:w16sdtfl="http://schemas.microsoft.com/office/word/2024/wordml/sdtformatlock" xmlns:w16se="http://schemas.microsoft.com/office/word/2015/wordml/symex" xmlns:wpg="http://schemas.microsoft.com/office/word/2010/wordprocessingGroup" xmlns:wpi="http://schemas.microsoft.com/office/word/2010/wordprocessingInk" xmlns:wne="http://schemas.microsoft.com/office/word/2006/wordml" xmlns:wps="http://schemas.microsoft.com/office/word/2010/wordprocessingShape" mc:Ignorable="w14 w15 w16se w16cid w16 w16cex w16sdtdh w16sdtfl w16du wp14">
   <w:p>
     <w:pPr>
-      <w:pStyle w:val="Header"/>
+      <w:pStyle w:val="Zaglavlje"/>
     </w:pPr>
     <w:r>
       <w:t>Plan testiranja</w:t>
@@ -1451,6 +4118,304 @@
     </w:lvl>
   </w:abstractNum>
   <w:abstractNum w:abstractNumId="2" w15:restartNumberingAfterBreak="0">
+    <w:nsid w:val="0BC36218"/>
+    <w:multiLevelType w:val="multilevel"/>
+    <w:tmpl w:val="1B8AF902"/>
+    <w:lvl w:ilvl="0">
+      <w:start w:val="1"/>
+      <w:numFmt w:val="bullet"/>
+      <w:lvlText w:val=""/>
+      <w:lvlJc w:val="left"/>
+      <w:pPr>
+        <w:tabs>
+          <w:tab w:val="num" w:pos="720"/>
+        </w:tabs>
+        <w:ind w:left="720" w:hanging="360"/>
+      </w:pPr>
+      <w:rPr>
+        <w:rFonts w:ascii="Symbol" w:hAnsi="Symbol" w:hint="default"/>
+        <w:sz w:val="20"/>
+      </w:rPr>
+    </w:lvl>
+    <w:lvl w:ilvl="1" w:tentative="1">
+      <w:start w:val="1"/>
+      <w:numFmt w:val="bullet"/>
+      <w:lvlText w:val="o"/>
+      <w:lvlJc w:val="left"/>
+      <w:pPr>
+        <w:tabs>
+          <w:tab w:val="num" w:pos="1440"/>
+        </w:tabs>
+        <w:ind w:left="1440" w:hanging="360"/>
+      </w:pPr>
+      <w:rPr>
+        <w:rFonts w:ascii="Courier New" w:hAnsi="Courier New" w:hint="default"/>
+        <w:sz w:val="20"/>
+      </w:rPr>
+    </w:lvl>
+    <w:lvl w:ilvl="2" w:tentative="1">
+      <w:start w:val="1"/>
+      <w:numFmt w:val="bullet"/>
+      <w:lvlText w:val=""/>
+      <w:lvlJc w:val="left"/>
+      <w:pPr>
+        <w:tabs>
+          <w:tab w:val="num" w:pos="2160"/>
+        </w:tabs>
+        <w:ind w:left="2160" w:hanging="360"/>
+      </w:pPr>
+      <w:rPr>
+        <w:rFonts w:ascii="Wingdings" w:hAnsi="Wingdings" w:hint="default"/>
+        <w:sz w:val="20"/>
+      </w:rPr>
+    </w:lvl>
+    <w:lvl w:ilvl="3" w:tentative="1">
+      <w:start w:val="1"/>
+      <w:numFmt w:val="bullet"/>
+      <w:lvlText w:val=""/>
+      <w:lvlJc w:val="left"/>
+      <w:pPr>
+        <w:tabs>
+          <w:tab w:val="num" w:pos="2880"/>
+        </w:tabs>
+        <w:ind w:left="2880" w:hanging="360"/>
+      </w:pPr>
+      <w:rPr>
+        <w:rFonts w:ascii="Wingdings" w:hAnsi="Wingdings" w:hint="default"/>
+        <w:sz w:val="20"/>
+      </w:rPr>
+    </w:lvl>
+    <w:lvl w:ilvl="4" w:tentative="1">
+      <w:start w:val="1"/>
+      <w:numFmt w:val="bullet"/>
+      <w:lvlText w:val=""/>
+      <w:lvlJc w:val="left"/>
+      <w:pPr>
+        <w:tabs>
+          <w:tab w:val="num" w:pos="3600"/>
+        </w:tabs>
+        <w:ind w:left="3600" w:hanging="360"/>
+      </w:pPr>
+      <w:rPr>
+        <w:rFonts w:ascii="Wingdings" w:hAnsi="Wingdings" w:hint="default"/>
+        <w:sz w:val="20"/>
+      </w:rPr>
+    </w:lvl>
+    <w:lvl w:ilvl="5" w:tentative="1">
+      <w:start w:val="1"/>
+      <w:numFmt w:val="bullet"/>
+      <w:lvlText w:val=""/>
+      <w:lvlJc w:val="left"/>
+      <w:pPr>
+        <w:tabs>
+          <w:tab w:val="num" w:pos="4320"/>
+        </w:tabs>
+        <w:ind w:left="4320" w:hanging="360"/>
+      </w:pPr>
+      <w:rPr>
+        <w:rFonts w:ascii="Wingdings" w:hAnsi="Wingdings" w:hint="default"/>
+        <w:sz w:val="20"/>
+      </w:rPr>
+    </w:lvl>
+    <w:lvl w:ilvl="6" w:tentative="1">
+      <w:start w:val="1"/>
+      <w:numFmt w:val="bullet"/>
+      <w:lvlText w:val=""/>
+      <w:lvlJc w:val="left"/>
+      <w:pPr>
+        <w:tabs>
+          <w:tab w:val="num" w:pos="5040"/>
+        </w:tabs>
+        <w:ind w:left="5040" w:hanging="360"/>
+      </w:pPr>
+      <w:rPr>
+        <w:rFonts w:ascii="Wingdings" w:hAnsi="Wingdings" w:hint="default"/>
+        <w:sz w:val="20"/>
+      </w:rPr>
+    </w:lvl>
+    <w:lvl w:ilvl="7" w:tentative="1">
+      <w:start w:val="1"/>
+      <w:numFmt w:val="bullet"/>
+      <w:lvlText w:val=""/>
+      <w:lvlJc w:val="left"/>
+      <w:pPr>
+        <w:tabs>
+          <w:tab w:val="num" w:pos="5760"/>
+        </w:tabs>
+        <w:ind w:left="5760" w:hanging="360"/>
+      </w:pPr>
+      <w:rPr>
+        <w:rFonts w:ascii="Wingdings" w:hAnsi="Wingdings" w:hint="default"/>
+        <w:sz w:val="20"/>
+      </w:rPr>
+    </w:lvl>
+    <w:lvl w:ilvl="8" w:tentative="1">
+      <w:start w:val="1"/>
+      <w:numFmt w:val="bullet"/>
+      <w:lvlText w:val=""/>
+      <w:lvlJc w:val="left"/>
+      <w:pPr>
+        <w:tabs>
+          <w:tab w:val="num" w:pos="6480"/>
+        </w:tabs>
+        <w:ind w:left="6480" w:hanging="360"/>
+      </w:pPr>
+      <w:rPr>
+        <w:rFonts w:ascii="Wingdings" w:hAnsi="Wingdings" w:hint="default"/>
+        <w:sz w:val="20"/>
+      </w:rPr>
+    </w:lvl>
+  </w:abstractNum>
+  <w:abstractNum w:abstractNumId="3" w15:restartNumberingAfterBreak="0">
+    <w:nsid w:val="1900442F"/>
+    <w:multiLevelType w:val="multilevel"/>
+    <w:tmpl w:val="282EC740"/>
+    <w:lvl w:ilvl="0">
+      <w:start w:val="1"/>
+      <w:numFmt w:val="bullet"/>
+      <w:lvlText w:val=""/>
+      <w:lvlJc w:val="left"/>
+      <w:pPr>
+        <w:tabs>
+          <w:tab w:val="num" w:pos="720"/>
+        </w:tabs>
+        <w:ind w:left="720" w:hanging="360"/>
+      </w:pPr>
+      <w:rPr>
+        <w:rFonts w:ascii="Symbol" w:hAnsi="Symbol" w:hint="default"/>
+        <w:sz w:val="20"/>
+      </w:rPr>
+    </w:lvl>
+    <w:lvl w:ilvl="1" w:tentative="1">
+      <w:start w:val="1"/>
+      <w:numFmt w:val="bullet"/>
+      <w:lvlText w:val="o"/>
+      <w:lvlJc w:val="left"/>
+      <w:pPr>
+        <w:tabs>
+          <w:tab w:val="num" w:pos="1440"/>
+        </w:tabs>
+        <w:ind w:left="1440" w:hanging="360"/>
+      </w:pPr>
+      <w:rPr>
+        <w:rFonts w:ascii="Courier New" w:hAnsi="Courier New" w:hint="default"/>
+        <w:sz w:val="20"/>
+      </w:rPr>
+    </w:lvl>
+    <w:lvl w:ilvl="2" w:tentative="1">
+      <w:start w:val="1"/>
+      <w:numFmt w:val="bullet"/>
+      <w:lvlText w:val=""/>
+      <w:lvlJc w:val="left"/>
+      <w:pPr>
+        <w:tabs>
+          <w:tab w:val="num" w:pos="2160"/>
+        </w:tabs>
+        <w:ind w:left="2160" w:hanging="360"/>
+      </w:pPr>
+      <w:rPr>
+        <w:rFonts w:ascii="Wingdings" w:hAnsi="Wingdings" w:hint="default"/>
+        <w:sz w:val="20"/>
+      </w:rPr>
+    </w:lvl>
+    <w:lvl w:ilvl="3" w:tentative="1">
+      <w:start w:val="1"/>
+      <w:numFmt w:val="bullet"/>
+      <w:lvlText w:val=""/>
+      <w:lvlJc w:val="left"/>
+      <w:pPr>
+        <w:tabs>
+          <w:tab w:val="num" w:pos="2880"/>
+        </w:tabs>
+        <w:ind w:left="2880" w:hanging="360"/>
+      </w:pPr>
+      <w:rPr>
+        <w:rFonts w:ascii="Wingdings" w:hAnsi="Wingdings" w:hint="default"/>
+        <w:sz w:val="20"/>
+      </w:rPr>
+    </w:lvl>
+    <w:lvl w:ilvl="4" w:tentative="1">
+      <w:start w:val="1"/>
+      <w:numFmt w:val="bullet"/>
+      <w:lvlText w:val=""/>
+      <w:lvlJc w:val="left"/>
+      <w:pPr>
+        <w:tabs>
+          <w:tab w:val="num" w:pos="3600"/>
+        </w:tabs>
+        <w:ind w:left="3600" w:hanging="360"/>
+      </w:pPr>
+      <w:rPr>
+        <w:rFonts w:ascii="Wingdings" w:hAnsi="Wingdings" w:hint="default"/>
+        <w:sz w:val="20"/>
+      </w:rPr>
+    </w:lvl>
+    <w:lvl w:ilvl="5" w:tentative="1">
+      <w:start w:val="1"/>
+      <w:numFmt w:val="bullet"/>
+      <w:lvlText w:val=""/>
+      <w:lvlJc w:val="left"/>
+      <w:pPr>
+        <w:tabs>
+          <w:tab w:val="num" w:pos="4320"/>
+        </w:tabs>
+        <w:ind w:left="4320" w:hanging="360"/>
+      </w:pPr>
+      <w:rPr>
+        <w:rFonts w:ascii="Wingdings" w:hAnsi="Wingdings" w:hint="default"/>
+        <w:sz w:val="20"/>
+      </w:rPr>
+    </w:lvl>
+    <w:lvl w:ilvl="6" w:tentative="1">
+      <w:start w:val="1"/>
+      <w:numFmt w:val="bullet"/>
+      <w:lvlText w:val=""/>
+      <w:lvlJc w:val="left"/>
+      <w:pPr>
+        <w:tabs>
+          <w:tab w:val="num" w:pos="5040"/>
+        </w:tabs>
+        <w:ind w:left="5040" w:hanging="360"/>
+      </w:pPr>
+      <w:rPr>
+        <w:rFonts w:ascii="Wingdings" w:hAnsi="Wingdings" w:hint="default"/>
+        <w:sz w:val="20"/>
+      </w:rPr>
+    </w:lvl>
+    <w:lvl w:ilvl="7" w:tentative="1">
+      <w:start w:val="1"/>
+      <w:numFmt w:val="bullet"/>
+      <w:lvlText w:val=""/>
+      <w:lvlJc w:val="left"/>
+      <w:pPr>
+        <w:tabs>
+          <w:tab w:val="num" w:pos="5760"/>
+        </w:tabs>
+        <w:ind w:left="5760" w:hanging="360"/>
+      </w:pPr>
+      <w:rPr>
+        <w:rFonts w:ascii="Wingdings" w:hAnsi="Wingdings" w:hint="default"/>
+        <w:sz w:val="20"/>
+      </w:rPr>
+    </w:lvl>
+    <w:lvl w:ilvl="8" w:tentative="1">
+      <w:start w:val="1"/>
+      <w:numFmt w:val="bullet"/>
+      <w:lvlText w:val=""/>
+      <w:lvlJc w:val="left"/>
+      <w:pPr>
+        <w:tabs>
+          <w:tab w:val="num" w:pos="6480"/>
+        </w:tabs>
+        <w:ind w:left="6480" w:hanging="360"/>
+      </w:pPr>
+      <w:rPr>
+        <w:rFonts w:ascii="Wingdings" w:hAnsi="Wingdings" w:hint="default"/>
+        <w:sz w:val="20"/>
+      </w:rPr>
+    </w:lvl>
+  </w:abstractNum>
+  <w:abstractNum w:abstractNumId="4" w15:restartNumberingAfterBreak="0">
     <w:nsid w:val="21C837C4"/>
     <w:multiLevelType w:val="hybridMultilevel"/>
     <w:tmpl w:val="5434B58C"/>
@@ -1591,7 +4556,7 @@
       </w:rPr>
     </w:lvl>
   </w:abstractNum>
-  <w:abstractNum w:abstractNumId="3" w15:restartNumberingAfterBreak="0">
+  <w:abstractNum w:abstractNumId="5" w15:restartNumberingAfterBreak="0">
     <w:nsid w:val="24A3445B"/>
     <w:multiLevelType w:val="singleLevel"/>
     <w:tmpl w:val="BF1AE6A0"/>
@@ -1609,7 +4574,7 @@
       </w:pPr>
     </w:lvl>
   </w:abstractNum>
-  <w:abstractNum w:abstractNumId="4" w15:restartNumberingAfterBreak="0">
+  <w:abstractNum w:abstractNumId="6" w15:restartNumberingAfterBreak="0">
     <w:nsid w:val="26FE1FA3"/>
     <w:multiLevelType w:val="hybridMultilevel"/>
     <w:tmpl w:val="D02824DE"/>
@@ -1749,14 +4714,14 @@
       </w:rPr>
     </w:lvl>
   </w:abstractNum>
-  <w:abstractNum w:abstractNumId="5" w15:restartNumberingAfterBreak="0">
+  <w:abstractNum w:abstractNumId="7" w15:restartNumberingAfterBreak="0">
     <w:nsid w:val="2DBD709B"/>
     <w:multiLevelType w:val="multilevel"/>
     <w:tmpl w:val="8630835A"/>
     <w:lvl w:ilvl="0">
       <w:start w:val="1"/>
       <w:numFmt w:val="decimal"/>
-      <w:pStyle w:val="Heading1"/>
+      <w:pStyle w:val="Naslov1"/>
       <w:suff w:val="space"/>
       <w:lvlText w:val="%1."/>
       <w:lvlJc w:val="left"/>
@@ -1767,7 +4732,7 @@
     <w:lvl w:ilvl="1">
       <w:start w:val="1"/>
       <w:numFmt w:val="decimal"/>
-      <w:pStyle w:val="Heading2"/>
+      <w:pStyle w:val="Naslov2"/>
       <w:isLgl/>
       <w:suff w:val="space"/>
       <w:lvlText w:val="%1.%2."/>
@@ -1779,7 +4744,7 @@
     <w:lvl w:ilvl="2">
       <w:start w:val="1"/>
       <w:numFmt w:val="decimal"/>
-      <w:pStyle w:val="Heading3"/>
+      <w:pStyle w:val="Naslov3"/>
       <w:isLgl/>
       <w:suff w:val="space"/>
       <w:lvlText w:val="%1.%2.%3."/>
@@ -1791,7 +4756,7 @@
     <w:lvl w:ilvl="3">
       <w:start w:val="1"/>
       <w:numFmt w:val="decimal"/>
-      <w:pStyle w:val="Heading4"/>
+      <w:pStyle w:val="Naslov4"/>
       <w:isLgl/>
       <w:suff w:val="space"/>
       <w:lvlText w:val="%1.%2.%3.%4."/>
@@ -1859,7 +4824,7 @@
       </w:pPr>
     </w:lvl>
   </w:abstractNum>
-  <w:abstractNum w:abstractNumId="6" w15:restartNumberingAfterBreak="0">
+  <w:abstractNum w:abstractNumId="8" w15:restartNumberingAfterBreak="0">
     <w:nsid w:val="3A0E6566"/>
     <w:multiLevelType w:val="singleLevel"/>
     <w:tmpl w:val="EF8C85FA"/>
@@ -1881,7 +4846,156 @@
       </w:rPr>
     </w:lvl>
   </w:abstractNum>
-  <w:abstractNum w:abstractNumId="7" w15:restartNumberingAfterBreak="0">
+  <w:abstractNum w:abstractNumId="9" w15:restartNumberingAfterBreak="0">
+    <w:nsid w:val="3AB035CC"/>
+    <w:multiLevelType w:val="multilevel"/>
+    <w:tmpl w:val="3E56DAC6"/>
+    <w:lvl w:ilvl="0">
+      <w:start w:val="1"/>
+      <w:numFmt w:val="bullet"/>
+      <w:lvlText w:val=""/>
+      <w:lvlJc w:val="left"/>
+      <w:pPr>
+        <w:tabs>
+          <w:tab w:val="num" w:pos="720"/>
+        </w:tabs>
+        <w:ind w:left="720" w:hanging="360"/>
+      </w:pPr>
+      <w:rPr>
+        <w:rFonts w:ascii="Symbol" w:hAnsi="Symbol" w:hint="default"/>
+        <w:sz w:val="20"/>
+      </w:rPr>
+    </w:lvl>
+    <w:lvl w:ilvl="1" w:tentative="1">
+      <w:start w:val="1"/>
+      <w:numFmt w:val="bullet"/>
+      <w:lvlText w:val="o"/>
+      <w:lvlJc w:val="left"/>
+      <w:pPr>
+        <w:tabs>
+          <w:tab w:val="num" w:pos="1440"/>
+        </w:tabs>
+        <w:ind w:left="1440" w:hanging="360"/>
+      </w:pPr>
+      <w:rPr>
+        <w:rFonts w:ascii="Courier New" w:hAnsi="Courier New" w:hint="default"/>
+        <w:sz w:val="20"/>
+      </w:rPr>
+    </w:lvl>
+    <w:lvl w:ilvl="2" w:tentative="1">
+      <w:start w:val="1"/>
+      <w:numFmt w:val="bullet"/>
+      <w:lvlText w:val=""/>
+      <w:lvlJc w:val="left"/>
+      <w:pPr>
+        <w:tabs>
+          <w:tab w:val="num" w:pos="2160"/>
+        </w:tabs>
+        <w:ind w:left="2160" w:hanging="360"/>
+      </w:pPr>
+      <w:rPr>
+        <w:rFonts w:ascii="Wingdings" w:hAnsi="Wingdings" w:hint="default"/>
+        <w:sz w:val="20"/>
+      </w:rPr>
+    </w:lvl>
+    <w:lvl w:ilvl="3" w:tentative="1">
+      <w:start w:val="1"/>
+      <w:numFmt w:val="bullet"/>
+      <w:lvlText w:val=""/>
+      <w:lvlJc w:val="left"/>
+      <w:pPr>
+        <w:tabs>
+          <w:tab w:val="num" w:pos="2880"/>
+        </w:tabs>
+        <w:ind w:left="2880" w:hanging="360"/>
+      </w:pPr>
+      <w:rPr>
+        <w:rFonts w:ascii="Wingdings" w:hAnsi="Wingdings" w:hint="default"/>
+        <w:sz w:val="20"/>
+      </w:rPr>
+    </w:lvl>
+    <w:lvl w:ilvl="4" w:tentative="1">
+      <w:start w:val="1"/>
+      <w:numFmt w:val="bullet"/>
+      <w:lvlText w:val=""/>
+      <w:lvlJc w:val="left"/>
+      <w:pPr>
+        <w:tabs>
+          <w:tab w:val="num" w:pos="3600"/>
+        </w:tabs>
+        <w:ind w:left="3600" w:hanging="360"/>
+      </w:pPr>
+      <w:rPr>
+        <w:rFonts w:ascii="Wingdings" w:hAnsi="Wingdings" w:hint="default"/>
+        <w:sz w:val="20"/>
+      </w:rPr>
+    </w:lvl>
+    <w:lvl w:ilvl="5" w:tentative="1">
+      <w:start w:val="1"/>
+      <w:numFmt w:val="bullet"/>
+      <w:lvlText w:val=""/>
+      <w:lvlJc w:val="left"/>
+      <w:pPr>
+        <w:tabs>
+          <w:tab w:val="num" w:pos="4320"/>
+        </w:tabs>
+        <w:ind w:left="4320" w:hanging="360"/>
+      </w:pPr>
+      <w:rPr>
+        <w:rFonts w:ascii="Wingdings" w:hAnsi="Wingdings" w:hint="default"/>
+        <w:sz w:val="20"/>
+      </w:rPr>
+    </w:lvl>
+    <w:lvl w:ilvl="6" w:tentative="1">
+      <w:start w:val="1"/>
+      <w:numFmt w:val="bullet"/>
+      <w:lvlText w:val=""/>
+      <w:lvlJc w:val="left"/>
+      <w:pPr>
+        <w:tabs>
+          <w:tab w:val="num" w:pos="5040"/>
+        </w:tabs>
+        <w:ind w:left="5040" w:hanging="360"/>
+      </w:pPr>
+      <w:rPr>
+        <w:rFonts w:ascii="Wingdings" w:hAnsi="Wingdings" w:hint="default"/>
+        <w:sz w:val="20"/>
+      </w:rPr>
+    </w:lvl>
+    <w:lvl w:ilvl="7" w:tentative="1">
+      <w:start w:val="1"/>
+      <w:numFmt w:val="bullet"/>
+      <w:lvlText w:val=""/>
+      <w:lvlJc w:val="left"/>
+      <w:pPr>
+        <w:tabs>
+          <w:tab w:val="num" w:pos="5760"/>
+        </w:tabs>
+        <w:ind w:left="5760" w:hanging="360"/>
+      </w:pPr>
+      <w:rPr>
+        <w:rFonts w:ascii="Wingdings" w:hAnsi="Wingdings" w:hint="default"/>
+        <w:sz w:val="20"/>
+      </w:rPr>
+    </w:lvl>
+    <w:lvl w:ilvl="8" w:tentative="1">
+      <w:start w:val="1"/>
+      <w:numFmt w:val="bullet"/>
+      <w:lvlText w:val=""/>
+      <w:lvlJc w:val="left"/>
+      <w:pPr>
+        <w:tabs>
+          <w:tab w:val="num" w:pos="6480"/>
+        </w:tabs>
+        <w:ind w:left="6480" w:hanging="360"/>
+      </w:pPr>
+      <w:rPr>
+        <w:rFonts w:ascii="Wingdings" w:hAnsi="Wingdings" w:hint="default"/>
+        <w:sz w:val="20"/>
+      </w:rPr>
+    </w:lvl>
+  </w:abstractNum>
+  <w:abstractNum w:abstractNumId="10" w15:restartNumberingAfterBreak="0">
     <w:nsid w:val="416B642A"/>
     <w:multiLevelType w:val="multilevel"/>
     <w:tmpl w:val="8630835A"/>
@@ -1987,7 +5101,7 @@
       </w:pPr>
     </w:lvl>
   </w:abstractNum>
-  <w:abstractNum w:abstractNumId="8" w15:restartNumberingAfterBreak="0">
+  <w:abstractNum w:abstractNumId="11" w15:restartNumberingAfterBreak="0">
     <w:nsid w:val="4712405A"/>
     <w:multiLevelType w:val="multilevel"/>
     <w:tmpl w:val="093EF0C6"/>
@@ -2136,7 +5250,7 @@
       </w:rPr>
     </w:lvl>
   </w:abstractNum>
-  <w:abstractNum w:abstractNumId="9" w15:restartNumberingAfterBreak="0">
+  <w:abstractNum w:abstractNumId="12" w15:restartNumberingAfterBreak="0">
     <w:nsid w:val="4B86068F"/>
     <w:multiLevelType w:val="multilevel"/>
     <w:tmpl w:val="426C8F74"/>
@@ -2277,7 +5391,7 @@
       </w:rPr>
     </w:lvl>
   </w:abstractNum>
-  <w:abstractNum w:abstractNumId="10" w15:restartNumberingAfterBreak="0">
+  <w:abstractNum w:abstractNumId="13" w15:restartNumberingAfterBreak="0">
     <w:nsid w:val="5B77213A"/>
     <w:multiLevelType w:val="multilevel"/>
     <w:tmpl w:val="B1602A1C"/>
@@ -2426,7 +5540,7 @@
       </w:rPr>
     </w:lvl>
   </w:abstractNum>
-  <w:abstractNum w:abstractNumId="11" w15:restartNumberingAfterBreak="0">
+  <w:abstractNum w:abstractNumId="14" w15:restartNumberingAfterBreak="0">
     <w:nsid w:val="5F99308F"/>
     <w:multiLevelType w:val="hybridMultilevel"/>
     <w:tmpl w:val="394EF594"/>
@@ -2566,7 +5680,7 @@
       </w:rPr>
     </w:lvl>
   </w:abstractNum>
-  <w:abstractNum w:abstractNumId="12" w15:restartNumberingAfterBreak="0">
+  <w:abstractNum w:abstractNumId="15" w15:restartNumberingAfterBreak="0">
     <w:nsid w:val="638352FD"/>
     <w:multiLevelType w:val="multilevel"/>
     <w:tmpl w:val="8630835A"/>
@@ -2672,7 +5786,7 @@
       </w:pPr>
     </w:lvl>
   </w:abstractNum>
-  <w:abstractNum w:abstractNumId="13" w15:restartNumberingAfterBreak="0">
+  <w:abstractNum w:abstractNumId="16" w15:restartNumberingAfterBreak="0">
     <w:nsid w:val="68717576"/>
     <w:multiLevelType w:val="singleLevel"/>
     <w:tmpl w:val="31F86AE6"/>
@@ -2693,7 +5807,7 @@
       </w:rPr>
     </w:lvl>
   </w:abstractNum>
-  <w:abstractNum w:abstractNumId="14" w15:restartNumberingAfterBreak="0">
+  <w:abstractNum w:abstractNumId="17" w15:restartNumberingAfterBreak="0">
     <w:nsid w:val="740A789B"/>
     <w:multiLevelType w:val="multilevel"/>
     <w:tmpl w:val="8630835A"/>
@@ -2799,7 +5913,7 @@
       </w:pPr>
     </w:lvl>
   </w:abstractNum>
-  <w:abstractNum w:abstractNumId="15" w15:restartNumberingAfterBreak="0">
+  <w:abstractNum w:abstractNumId="18" w15:restartNumberingAfterBreak="0">
     <w:nsid w:val="7968586B"/>
     <w:multiLevelType w:val="multilevel"/>
     <w:tmpl w:val="8630835A"/>
@@ -2905,7 +6019,7 @@
       </w:pPr>
     </w:lvl>
   </w:abstractNum>
-  <w:abstractNum w:abstractNumId="16" w15:restartNumberingAfterBreak="0">
+  <w:abstractNum w:abstractNumId="19" w15:restartNumberingAfterBreak="0">
     <w:nsid w:val="7AD63E6E"/>
     <w:multiLevelType w:val="hybridMultilevel"/>
     <w:tmpl w:val="7E643B0E"/>
@@ -3017,7 +6131,7 @@
       </w:rPr>
     </w:lvl>
   </w:abstractNum>
-  <w:abstractNum w:abstractNumId="17" w15:restartNumberingAfterBreak="0">
+  <w:abstractNum w:abstractNumId="20" w15:restartNumberingAfterBreak="0">
     <w:nsid w:val="7E2F21FC"/>
     <w:multiLevelType w:val="multilevel"/>
     <w:tmpl w:val="D5A479B4"/>
@@ -3167,58 +6281,67 @@
     </w:lvl>
   </w:abstractNum>
   <w:num w:numId="1" w16cid:durableId="1131434477">
-    <w:abstractNumId w:val="5"/>
+    <w:abstractNumId w:val="7"/>
   </w:num>
   <w:num w:numId="2" w16cid:durableId="894241968">
-    <w:abstractNumId w:val="3"/>
+    <w:abstractNumId w:val="5"/>
   </w:num>
   <w:num w:numId="3" w16cid:durableId="1073116256">
     <w:abstractNumId w:val="1"/>
   </w:num>
   <w:num w:numId="4" w16cid:durableId="2025281019">
-    <w:abstractNumId w:val="9"/>
+    <w:abstractNumId w:val="12"/>
   </w:num>
   <w:num w:numId="5" w16cid:durableId="1513031482">
-    <w:abstractNumId w:val="13"/>
+    <w:abstractNumId w:val="16"/>
   </w:num>
   <w:num w:numId="6" w16cid:durableId="1066341960">
-    <w:abstractNumId w:val="6"/>
+    <w:abstractNumId w:val="8"/>
   </w:num>
   <w:num w:numId="7" w16cid:durableId="471141649">
-    <w:abstractNumId w:val="2"/>
+    <w:abstractNumId w:val="4"/>
   </w:num>
   <w:num w:numId="8" w16cid:durableId="1864707758">
     <w:abstractNumId w:val="0"/>
   </w:num>
   <w:num w:numId="9" w16cid:durableId="715281699">
-    <w:abstractNumId w:val="4"/>
+    <w:abstractNumId w:val="6"/>
   </w:num>
   <w:num w:numId="10" w16cid:durableId="1289508021">
+    <w:abstractNumId w:val="14"/>
+  </w:num>
+  <w:num w:numId="11" w16cid:durableId="1747072651">
+    <w:abstractNumId w:val="18"/>
+  </w:num>
+  <w:num w:numId="12" w16cid:durableId="973944857">
+    <w:abstractNumId w:val="10"/>
+  </w:num>
+  <w:num w:numId="13" w16cid:durableId="1962682594">
+    <w:abstractNumId w:val="17"/>
+  </w:num>
+  <w:num w:numId="14" w16cid:durableId="1500996456">
+    <w:abstractNumId w:val="15"/>
+  </w:num>
+  <w:num w:numId="15" w16cid:durableId="511069887">
+    <w:abstractNumId w:val="19"/>
+  </w:num>
+  <w:num w:numId="16" w16cid:durableId="1057319280">
     <w:abstractNumId w:val="11"/>
   </w:num>
-  <w:num w:numId="11" w16cid:durableId="1747072651">
-    <w:abstractNumId w:val="15"/>
-  </w:num>
-  <w:num w:numId="12" w16cid:durableId="973944857">
-    <w:abstractNumId w:val="7"/>
-  </w:num>
-  <w:num w:numId="13" w16cid:durableId="1962682594">
-    <w:abstractNumId w:val="14"/>
-  </w:num>
-  <w:num w:numId="14" w16cid:durableId="1500996456">
-    <w:abstractNumId w:val="12"/>
-  </w:num>
-  <w:num w:numId="15" w16cid:durableId="511069887">
-    <w:abstractNumId w:val="16"/>
-  </w:num>
-  <w:num w:numId="16" w16cid:durableId="1057319280">
-    <w:abstractNumId w:val="8"/>
-  </w:num>
   <w:num w:numId="17" w16cid:durableId="712461662">
-    <w:abstractNumId w:val="17"/>
+    <w:abstractNumId w:val="20"/>
   </w:num>
   <w:num w:numId="18" w16cid:durableId="2064669457">
-    <w:abstractNumId w:val="10"/>
+    <w:abstractNumId w:val="13"/>
+  </w:num>
+  <w:num w:numId="19" w16cid:durableId="772093474">
+    <w:abstractNumId w:val="9"/>
+  </w:num>
+  <w:num w:numId="20" w16cid:durableId="1249148077">
+    <w:abstractNumId w:val="3"/>
+  </w:num>
+  <w:num w:numId="21" w16cid:durableId="1032463334">
+    <w:abstractNumId w:val="2"/>
   </w:num>
 </w:numbering>
 </file>
@@ -3229,7 +6352,7 @@
     <w:rPrDefault>
       <w:rPr>
         <w:rFonts w:ascii="Times New Roman" w:eastAsia="Times New Roman" w:hAnsi="Times New Roman" w:cs="Times New Roman"/>
-        <w:lang w:val="en-HR" w:eastAsia="en-GB" w:bidi="ar-SA"/>
+        <w:lang w:val="en-US" w:eastAsia="en-US" w:bidi="ar-SA"/>
       </w:rPr>
     </w:rPrDefault>
     <w:pPrDefault/>
@@ -3523,10 +6646,10 @@
     <w:rPr>
       <w:sz w:val="24"/>
       <w:szCs w:val="24"/>
-      <w:lang w:val="hr-HR" w:eastAsia="en-US"/>
+      <w:lang w:val="hr-HR"/>
     </w:rPr>
   </w:style>
-  <w:style w:type="paragraph" w:styleId="Heading1">
+  <w:style w:type="paragraph" w:styleId="Naslov1">
     <w:name w:val="heading 1"/>
     <w:basedOn w:val="Normal"/>
     <w:next w:val="Normal"/>
@@ -3546,7 +6669,7 @@
       <w:sz w:val="28"/>
     </w:rPr>
   </w:style>
-  <w:style w:type="paragraph" w:styleId="Heading2">
+  <w:style w:type="paragraph" w:styleId="Naslov2">
     <w:name w:val="heading 2"/>
     <w:basedOn w:val="Normal"/>
     <w:next w:val="Normal"/>
@@ -3565,11 +6688,11 @@
       <w:b/>
     </w:rPr>
   </w:style>
-  <w:style w:type="paragraph" w:styleId="Heading3">
+  <w:style w:type="paragraph" w:styleId="Naslov3">
     <w:name w:val="heading 3"/>
     <w:basedOn w:val="Normal"/>
     <w:next w:val="Normal"/>
-    <w:link w:val="Heading3Char"/>
+    <w:link w:val="Naslov3Char"/>
     <w:qFormat/>
     <w:rsid w:val="00316AE4"/>
     <w:pPr>
@@ -3586,7 +6709,7 @@
       <w:i/>
     </w:rPr>
   </w:style>
-  <w:style w:type="paragraph" w:styleId="Heading4">
+  <w:style w:type="paragraph" w:styleId="Naslov4">
     <w:name w:val="heading 4"/>
     <w:basedOn w:val="Normal"/>
     <w:next w:val="Normal"/>
@@ -3600,7 +6723,7 @@
       <w:outlineLvl w:val="3"/>
     </w:pPr>
   </w:style>
-  <w:style w:type="paragraph" w:styleId="Heading6">
+  <w:style w:type="paragraph" w:styleId="Naslov6">
     <w:name w:val="heading 6"/>
     <w:basedOn w:val="Normal"/>
     <w:next w:val="Normal"/>
@@ -3617,7 +6740,7 @@
       <w:szCs w:val="22"/>
     </w:rPr>
   </w:style>
-  <w:style w:type="paragraph" w:styleId="Heading7">
+  <w:style w:type="paragraph" w:styleId="Naslov7">
     <w:name w:val="heading 7"/>
     <w:basedOn w:val="Normal"/>
     <w:next w:val="Normal"/>
@@ -3628,13 +6751,12 @@
       <w:outlineLvl w:val="6"/>
     </w:pPr>
   </w:style>
-  <w:style w:type="character" w:default="1" w:styleId="DefaultParagraphFont">
+  <w:style w:type="character" w:default="1" w:styleId="Zadanifontodlomka">
     <w:name w:val="Default Paragraph Font"/>
     <w:uiPriority w:val="1"/>
-    <w:semiHidden/>
     <w:unhideWhenUsed/>
   </w:style>
-  <w:style w:type="table" w:default="1" w:styleId="TableNormal">
+  <w:style w:type="table" w:default="1" w:styleId="Obinatablica">
     <w:name w:val="Normal Table"/>
     <w:uiPriority w:val="99"/>
     <w:semiHidden/>
@@ -3649,15 +6771,15 @@
       </w:tblCellMar>
     </w:tblPr>
   </w:style>
-  <w:style w:type="numbering" w:default="1" w:styleId="NoList">
+  <w:style w:type="numbering" w:default="1" w:styleId="Bezpopisa">
     <w:name w:val="No List"/>
     <w:uiPriority w:val="99"/>
     <w:semiHidden/>
     <w:unhideWhenUsed/>
   </w:style>
-  <w:style w:type="character" w:customStyle="1" w:styleId="Heading3Char">
-    <w:name w:val="Heading 3 Char"/>
-    <w:link w:val="Heading3"/>
+  <w:style w:type="character" w:customStyle="1" w:styleId="Naslov3Char">
+    <w:name w:val="Naslov 3 Char"/>
+    <w:link w:val="Naslov3"/>
     <w:rsid w:val="00316AE4"/>
     <w:rPr>
       <w:rFonts w:cs="Arial"/>
@@ -3682,7 +6804,7 @@
       <w:snapToGrid w:val="0"/>
     </w:rPr>
   </w:style>
-  <w:style w:type="paragraph" w:styleId="Caption">
+  <w:style w:type="paragraph" w:styleId="Opisslike">
     <w:name w:val="caption"/>
     <w:basedOn w:val="Normal"/>
     <w:next w:val="Normal"/>
@@ -3751,7 +6873,7 @@
       <w:rFonts w:ascii="Courier New" w:hAnsi="Courier New"/>
       <w:noProof/>
       <w:sz w:val="22"/>
-      <w:lang w:val="en-GB" w:eastAsia="en-US"/>
+      <w:lang w:val="en-GB"/>
     </w:rPr>
   </w:style>
   <w:style w:type="paragraph" w:customStyle="1" w:styleId="Nabrajanje">
@@ -3791,7 +6913,7 @@
       <w:ind w:left="714" w:hanging="357"/>
     </w:pPr>
   </w:style>
-  <w:style w:type="paragraph" w:customStyle="1" w:styleId="Naslov1">
+  <w:style w:type="paragraph" w:customStyle="1" w:styleId="Naslov10">
     <w:name w:val="Naslov1"/>
     <w:basedOn w:val="Naslovnica"/>
     <w:rsid w:val="00FF0F28"/>
@@ -3823,7 +6945,7 @@
       <w:sz w:val="22"/>
     </w:rPr>
   </w:style>
-  <w:style w:type="paragraph" w:styleId="Title">
+  <w:style w:type="paragraph" w:styleId="Naslov">
     <w:name w:val="Title"/>
     <w:basedOn w:val="Normal"/>
     <w:qFormat/>
@@ -3836,18 +6958,18 @@
       <w:sz w:val="28"/>
     </w:rPr>
   </w:style>
-  <w:style w:type="paragraph" w:styleId="Salutation">
+  <w:style w:type="paragraph" w:styleId="Pozdrav">
     <w:name w:val="Salutation"/>
     <w:basedOn w:val="Normal"/>
     <w:next w:val="Normal"/>
   </w:style>
-  <w:style w:type="paragraph" w:styleId="BodyText">
+  <w:style w:type="paragraph" w:styleId="Tijeloteksta">
     <w:name w:val="Body Text"/>
     <w:basedOn w:val="Normal"/>
   </w:style>
-  <w:style w:type="character" w:styleId="LineNumber">
+  <w:style w:type="character" w:styleId="Brojretka">
     <w:name w:val="line number"/>
-    <w:basedOn w:val="DefaultParagraphFont"/>
+    <w:basedOn w:val="Zadanifontodlomka"/>
   </w:style>
   <w:style w:type="paragraph" w:customStyle="1" w:styleId="Zrno">
     <w:name w:val="Zrno"/>
@@ -3888,7 +7010,7 @@
       <w:lang w:val="hr-HR" w:eastAsia="hr-HR" w:bidi="ar-SA"/>
     </w:rPr>
   </w:style>
-  <w:style w:type="paragraph" w:styleId="Header">
+  <w:style w:type="paragraph" w:styleId="Zaglavlje">
     <w:name w:val="header"/>
     <w:basedOn w:val="Normal"/>
     <w:rsid w:val="00BD63C0"/>
@@ -3904,7 +7026,7 @@
       <w:szCs w:val="20"/>
     </w:rPr>
   </w:style>
-  <w:style w:type="paragraph" w:styleId="Footer">
+  <w:style w:type="paragraph" w:styleId="Podnoje">
     <w:name w:val="footer"/>
     <w:basedOn w:val="Normal"/>
     <w:rsid w:val="00BD63C0"/>
@@ -3919,11 +7041,11 @@
       <w:sz w:val="20"/>
     </w:rPr>
   </w:style>
-  <w:style w:type="character" w:styleId="PageNumber">
+  <w:style w:type="character" w:styleId="Brojstranice">
     <w:name w:val="page number"/>
-    <w:basedOn w:val="DefaultParagraphFont"/>
+    <w:basedOn w:val="Zadanifontodlomka"/>
   </w:style>
-  <w:style w:type="character" w:styleId="CommentReference">
+  <w:style w:type="character" w:styleId="Referencakomentara">
     <w:name w:val="annotation reference"/>
     <w:semiHidden/>
     <w:rsid w:val="00450219"/>
@@ -3932,7 +7054,7 @@
       <w:szCs w:val="16"/>
     </w:rPr>
   </w:style>
-  <w:style w:type="paragraph" w:styleId="CommentText">
+  <w:style w:type="paragraph" w:styleId="Tekstkomentara">
     <w:name w:val="annotation text"/>
     <w:basedOn w:val="Normal"/>
     <w:semiHidden/>
@@ -3942,10 +7064,10 @@
       <w:szCs w:val="20"/>
     </w:rPr>
   </w:style>
-  <w:style w:type="paragraph" w:styleId="CommentSubject">
+  <w:style w:type="paragraph" w:styleId="Predmetkomentara">
     <w:name w:val="annotation subject"/>
-    <w:basedOn w:val="CommentText"/>
-    <w:next w:val="CommentText"/>
+    <w:basedOn w:val="Tekstkomentara"/>
+    <w:next w:val="Tekstkomentara"/>
     <w:semiHidden/>
     <w:rsid w:val="00450219"/>
     <w:rPr>
@@ -3953,7 +7075,7 @@
       <w:bCs/>
     </w:rPr>
   </w:style>
-  <w:style w:type="paragraph" w:styleId="BalloonText">
+  <w:style w:type="paragraph" w:styleId="Tekstbalonia">
     <w:name w:val="Balloon Text"/>
     <w:basedOn w:val="Normal"/>
     <w:semiHidden/>
@@ -3964,7 +7086,7 @@
       <w:szCs w:val="16"/>
     </w:rPr>
   </w:style>
-  <w:style w:type="paragraph" w:styleId="DocumentMap">
+  <w:style w:type="paragraph" w:styleId="Kartadokumenta">
     <w:name w:val="Document Map"/>
     <w:basedOn w:val="Normal"/>
     <w:semiHidden/>
@@ -3976,7 +7098,7 @@
       <w:rFonts w:ascii="Tahoma" w:hAnsi="Tahoma" w:cs="Tahoma"/>
     </w:rPr>
   </w:style>
-  <w:style w:type="paragraph" w:styleId="TOC1">
+  <w:style w:type="paragraph" w:styleId="Sadraj1">
     <w:name w:val="toc 1"/>
     <w:basedOn w:val="Normal"/>
     <w:next w:val="Normal"/>
@@ -3984,7 +7106,7 @@
     <w:semiHidden/>
     <w:rsid w:val="004E7238"/>
   </w:style>
-  <w:style w:type="paragraph" w:styleId="TOC2">
+  <w:style w:type="paragraph" w:styleId="Sadraj2">
     <w:name w:val="toc 2"/>
     <w:basedOn w:val="Normal"/>
     <w:next w:val="Normal"/>
@@ -3995,7 +7117,7 @@
       <w:ind w:left="240"/>
     </w:pPr>
   </w:style>
-  <w:style w:type="paragraph" w:styleId="TOC3">
+  <w:style w:type="paragraph" w:styleId="Sadraj3">
     <w:name w:val="toc 3"/>
     <w:basedOn w:val="Normal"/>
     <w:next w:val="Normal"/>
@@ -4006,7 +7128,7 @@
       <w:ind w:left="480"/>
     </w:pPr>
   </w:style>
-  <w:style w:type="character" w:styleId="Hyperlink">
+  <w:style w:type="character" w:styleId="Hiperveza">
     <w:name w:val="Hyperlink"/>
     <w:rsid w:val="004E7238"/>
     <w:rPr>
@@ -4014,9 +7136,9 @@
       <w:u w:val="single"/>
     </w:rPr>
   </w:style>
-  <w:style w:type="table" w:styleId="TableGrid">
+  <w:style w:type="table" w:styleId="Reetkatablice">
     <w:name w:val="Table Grid"/>
-    <w:basedOn w:val="TableNormal"/>
+    <w:basedOn w:val="Obinatablica"/>
     <w:rsid w:val="009F6819"/>
     <w:tblPr>
       <w:tblBorders>
@@ -4029,7 +7151,7 @@
       </w:tblBorders>
     </w:tblPr>
   </w:style>
-  <w:style w:type="character" w:styleId="FollowedHyperlink">
+  <w:style w:type="character" w:styleId="SlijeenaHiperveza">
     <w:name w:val="FollowedHyperlink"/>
     <w:rsid w:val="00026467"/>
     <w:rPr>
@@ -4037,7 +7159,7 @@
       <w:u w:val="single"/>
     </w:rPr>
   </w:style>
-  <w:style w:type="paragraph" w:styleId="NormalWeb">
+  <w:style w:type="paragraph" w:styleId="StandardWeb">
     <w:name w:val="Normal (Web)"/>
     <w:basedOn w:val="Normal"/>
     <w:uiPriority w:val="99"/>
@@ -4068,7 +7190,7 @@
       <w:spacing w:before="100" w:beforeAutospacing="1" w:after="100" w:afterAutospacing="1"/>
     </w:pPr>
     <w:rPr>
-      <w:lang w:val="en-HR" w:eastAsia="en-GB"/>
+      <w:lang w:eastAsia="en-GB"/>
     </w:rPr>
   </w:style>
 </w:styles>
@@ -4370,12 +7492,19 @@
 </file>
 
 <file path=customXml/item1.xml><?xml version="1.0" encoding="utf-8"?>
-<p:properties xmlns:p="http://schemas.microsoft.com/office/2006/metadata/properties" xmlns:xsi="http://www.w3.org/2001/XMLSchema-instance" xmlns:pc="http://schemas.microsoft.com/office/infopath/2007/PartnerControls">
-  <documentManagement/>
-</p:properties>
+<b:Sources xmlns:b="http://schemas.openxmlformats.org/officeDocument/2006/bibliography" xmlns="http://schemas.openxmlformats.org/officeDocument/2006/bibliography" SelectedStyle="\APASixthEditionOfficeOnline.xsl" StyleName="APA" Version="6"/>
 </file>
 
 <file path=customXml/item2.xml><?xml version="1.0" encoding="utf-8"?>
+<?mso-contentType ?>
+<FormTemplates xmlns="http://schemas.microsoft.com/sharepoint/v3/contenttype/forms">
+  <Display>DocumentLibraryForm</Display>
+  <Edit>DocumentLibraryForm</Edit>
+  <New>DocumentLibraryForm</New>
+</FormTemplates>
+</file>
+
+<file path=customXml/item3.xml><?xml version="1.0" encoding="utf-8"?>
 <ct:contentTypeSchema xmlns:ct="http://schemas.microsoft.com/office/2006/metadata/contentType" xmlns:ma="http://schemas.microsoft.com/office/2006/metadata/properties/metaAttributes" ct:_="" ma:_="" ma:contentTypeName="Dokument" ma:contentTypeID="0x010100780930CFEAB0F842BCE17C13DF549F43" ma:contentTypeVersion="14" ma:contentTypeDescription="Stvaranje novog dokumenta." ma:contentTypeScope="" ma:versionID="dc1f789066bd80afc49d9f0df783ed58">
   <xsd:schema xmlns:xsd="http://www.w3.org/2001/XMLSchema" xmlns:xs="http://www.w3.org/2001/XMLSchema" xmlns:p="http://schemas.microsoft.com/office/2006/metadata/properties" xmlns:ns3="2e3aa64c-bfb3-4af8-9705-da7c5d3d3e69" xmlns:ns4="f3c1b304-23e1-4aee-b506-68c11dfc98f1" targetNamespace="http://schemas.microsoft.com/office/2006/metadata/properties" ma:root="true" ma:fieldsID="7f5774ba968f01b211b4e1c409d08e40" ns3:_="" ns4:_="">
     <xsd:import namespace="2e3aa64c-bfb3-4af8-9705-da7c5d3d3e69"/>
@@ -4604,29 +7733,29 @@
 </ct:contentTypeSchema>
 </file>
 
-<file path=customXml/item3.xml><?xml version="1.0" encoding="utf-8"?>
-<?mso-contentType ?>
-<FormTemplates xmlns="http://schemas.microsoft.com/sharepoint/v3/contenttype/forms">
-  <Display>DocumentLibraryForm</Display>
-  <Edit>DocumentLibraryForm</Edit>
-  <New>DocumentLibraryForm</New>
-</FormTemplates>
-</file>
-
 <file path=customXml/item4.xml><?xml version="1.0" encoding="utf-8"?>
-<b:Sources xmlns:b="http://schemas.openxmlformats.org/officeDocument/2006/bibliography" xmlns="http://schemas.openxmlformats.org/officeDocument/2006/bibliography" SelectedStyle="\APASixthEditionOfficeOnline.xsl" StyleName="APA" Version="6"/>
+<p:properties xmlns:p="http://schemas.microsoft.com/office/2006/metadata/properties" xmlns:xsi="http://www.w3.org/2001/XMLSchema-instance" xmlns:pc="http://schemas.microsoft.com/office/infopath/2007/PartnerControls">
+  <documentManagement/>
+</p:properties>
 </file>
 
 <file path=customXml/itemProps1.xml><?xml version="1.0" encoding="utf-8"?>
-<ds:datastoreItem xmlns:ds="http://schemas.openxmlformats.org/officeDocument/2006/customXml" ds:itemID="{AB2EA842-735E-48F3-9C04-C9A469E8EF52}">
+<ds:datastoreItem xmlns:ds="http://schemas.openxmlformats.org/officeDocument/2006/customXml" ds:itemID="{7598294B-71DC-4A7D-A659-97D2028222FB}">
   <ds:schemaRefs>
-    <ds:schemaRef ds:uri="http://schemas.microsoft.com/office/2006/metadata/properties"/>
-    <ds:schemaRef ds:uri="http://schemas.microsoft.com/office/infopath/2007/PartnerControls"/>
+    <ds:schemaRef ds:uri="http://schemas.openxmlformats.org/officeDocument/2006/bibliography"/>
   </ds:schemaRefs>
 </ds:datastoreItem>
 </file>
 
 <file path=customXml/itemProps2.xml><?xml version="1.0" encoding="utf-8"?>
+<ds:datastoreItem xmlns:ds="http://schemas.openxmlformats.org/officeDocument/2006/customXml" ds:itemID="{8E086CC3-E5A7-46A8-9372-1B28684DE135}">
+  <ds:schemaRefs>
+    <ds:schemaRef ds:uri="http://schemas.microsoft.com/sharepoint/v3/contenttype/forms"/>
+  </ds:schemaRefs>
+</ds:datastoreItem>
+</file>
+
+<file path=customXml/itemProps3.xml><?xml version="1.0" encoding="utf-8"?>
 <ds:datastoreItem xmlns:ds="http://schemas.openxmlformats.org/officeDocument/2006/customXml" ds:itemID="{C3D33EE6-3D65-49DC-9783-13DF8781E06C}">
   <ds:schemaRefs>
     <ds:schemaRef ds:uri="http://schemas.microsoft.com/office/2006/metadata/contentType"/>
@@ -4645,18 +7774,11 @@
 </ds:datastoreItem>
 </file>
 
-<file path=customXml/itemProps3.xml><?xml version="1.0" encoding="utf-8"?>
-<ds:datastoreItem xmlns:ds="http://schemas.openxmlformats.org/officeDocument/2006/customXml" ds:itemID="{8E086CC3-E5A7-46A8-9372-1B28684DE135}">
+<file path=customXml/itemProps4.xml><?xml version="1.0" encoding="utf-8"?>
+<ds:datastoreItem xmlns:ds="http://schemas.openxmlformats.org/officeDocument/2006/customXml" ds:itemID="{AB2EA842-735E-48F3-9C04-C9A469E8EF52}">
   <ds:schemaRefs>
-    <ds:schemaRef ds:uri="http://schemas.microsoft.com/sharepoint/v3/contenttype/forms"/>
-  </ds:schemaRefs>
-</ds:datastoreItem>
-</file>
-
-<file path=customXml/itemProps4.xml><?xml version="1.0" encoding="utf-8"?>
-<ds:datastoreItem xmlns:ds="http://schemas.openxmlformats.org/officeDocument/2006/customXml" ds:itemID="{7598294B-71DC-4A7D-A659-97D2028222FB}">
-  <ds:schemaRefs>
-    <ds:schemaRef ds:uri="http://schemas.openxmlformats.org/officeDocument/2006/bibliography"/>
+    <ds:schemaRef ds:uri="http://schemas.microsoft.com/office/2006/metadata/properties"/>
+    <ds:schemaRef ds:uri="http://schemas.microsoft.com/office/infopath/2007/PartnerControls"/>
   </ds:schemaRefs>
 </ds:datastoreItem>
 </file>
--- a/DZ03/PlanTestiranja copy.docx
+++ b/DZ03/PlanTestiranja copy.docx
@@ -4,7 +4,7 @@
   <w:body>
     <w:p>
       <w:pPr>
-        <w:pStyle w:val="Naslov1"/>
+        <w:pStyle w:val="Heading1"/>
       </w:pPr>
       <w:r>
         <w:t>Uvod</w:t>
@@ -22,10 +22,181 @@
         <w:t>Testiranje se provodi kako bi se provjerila ispravnost, stabilnost i pouzdanost implementiranog dijela sustava prije njegove uporabe u radu.</w:t>
       </w:r>
     </w:p>
+    <w:p>
+      <w:pPr>
+        <w:pStyle w:val="p1"/>
+      </w:pPr>
+      <w:r>
+        <w:t>Prije pokretanja testiranja, potrebno je u datoteci: `FitnessStudio.Tests/Integration/PaketIntegrationTests.cs` promjeniti connection string</w:t>
+      </w:r>
+      <w:r>
+        <w:t xml:space="preserve">: </w:t>
+      </w:r>
+    </w:p>
+    <w:p>
+      <w:pPr>
+        <w:shd w:val="clear" w:color="auto" w:fill="121314"/>
+        <w:spacing w:line="270" w:lineRule="atLeast"/>
+        <w:rPr>
+          <w:rFonts w:ascii="Menlo" w:hAnsi="Menlo" w:cs="Menlo"/>
+          <w:color w:val="BBBEBF"/>
+          <w:sz w:val="18"/>
+          <w:szCs w:val="18"/>
+          <w:lang w:val="en-HR"/>
+        </w:rPr>
+      </w:pPr>
+      <w:r>
+        <w:rPr>
+          <w:rFonts w:ascii="Menlo" w:hAnsi="Menlo" w:cs="Menlo"/>
+          <w:color w:val="BBBEBF"/>
+          <w:sz w:val="18"/>
+          <w:szCs w:val="18"/>
+        </w:rPr>
+        <w:t>{</w:t>
+      </w:r>
+    </w:p>
+    <w:p>
+      <w:pPr>
+        <w:shd w:val="clear" w:color="auto" w:fill="121314"/>
+        <w:spacing w:line="270" w:lineRule="atLeast"/>
+        <w:rPr>
+          <w:rFonts w:ascii="Menlo" w:hAnsi="Menlo" w:cs="Menlo"/>
+          <w:color w:val="BBBEBF"/>
+          <w:sz w:val="18"/>
+          <w:szCs w:val="18"/>
+        </w:rPr>
+      </w:pPr>
+      <w:r>
+        <w:rPr>
+          <w:rFonts w:ascii="Menlo" w:hAnsi="Menlo" w:cs="Menlo"/>
+          <w:color w:val="BBBEBF"/>
+          <w:sz w:val="18"/>
+          <w:szCs w:val="18"/>
+        </w:rPr>
+        <w:t xml:space="preserve">        </w:t>
+      </w:r>
+      <w:r>
+        <w:rPr>
+          <w:rFonts w:ascii="Menlo" w:hAnsi="Menlo" w:cs="Menlo"/>
+          <w:color w:val="A5D6FF"/>
+          <w:sz w:val="18"/>
+          <w:szCs w:val="18"/>
+        </w:rPr>
+        <w:t>"ConnectionStrings:DefaultConnection"</w:t>
+      </w:r>
+      <w:r>
+        <w:rPr>
+          <w:rFonts w:ascii="Menlo" w:hAnsi="Menlo" w:cs="Menlo"/>
+          <w:color w:val="BBBEBF"/>
+          <w:sz w:val="18"/>
+          <w:szCs w:val="18"/>
+        </w:rPr>
+        <w:t>,</w:t>
+      </w:r>
+    </w:p>
+    <w:p>
+      <w:pPr>
+        <w:shd w:val="clear" w:color="auto" w:fill="121314"/>
+        <w:spacing w:line="270" w:lineRule="atLeast"/>
+        <w:rPr>
+          <w:rFonts w:ascii="Menlo" w:hAnsi="Menlo" w:cs="Menlo"/>
+          <w:color w:val="BBBEBF"/>
+          <w:sz w:val="18"/>
+          <w:szCs w:val="18"/>
+        </w:rPr>
+      </w:pPr>
+      <w:r>
+        <w:rPr>
+          <w:rFonts w:ascii="Menlo" w:hAnsi="Menlo" w:cs="Menlo"/>
+          <w:color w:val="BBBEBF"/>
+          <w:sz w:val="18"/>
+          <w:szCs w:val="18"/>
+        </w:rPr>
+        <w:t xml:space="preserve">        </w:t>
+      </w:r>
+      <w:r>
+        <w:rPr>
+          <w:rFonts w:ascii="Menlo" w:hAnsi="Menlo" w:cs="Menlo"/>
+          <w:color w:val="A5D6FF"/>
+          <w:sz w:val="18"/>
+          <w:szCs w:val="18"/>
+        </w:rPr>
+        <w:t>"Host=localhost;Port=5432;Database=fitness_studio;Username=postgres;Password=bazepodataka"</w:t>
+      </w:r>
+    </w:p>
+    <w:p>
+      <w:pPr>
+        <w:shd w:val="clear" w:color="auto" w:fill="121314"/>
+        <w:spacing w:line="270" w:lineRule="atLeast"/>
+        <w:rPr>
+          <w:rFonts w:ascii="Menlo" w:hAnsi="Menlo" w:cs="Menlo"/>
+          <w:color w:val="BBBEBF"/>
+          <w:sz w:val="18"/>
+          <w:szCs w:val="18"/>
+        </w:rPr>
+      </w:pPr>
+      <w:r>
+        <w:rPr>
+          <w:rFonts w:ascii="Menlo" w:hAnsi="Menlo" w:cs="Menlo"/>
+          <w:color w:val="BBBEBF"/>
+          <w:sz w:val="18"/>
+          <w:szCs w:val="18"/>
+        </w:rPr>
+        <w:t xml:space="preserve">    }</w:t>
+      </w:r>
+    </w:p>
+    <w:p>
+      <w:pPr>
+        <w:pStyle w:val="p1"/>
+        <w:numPr>
+          <w:ilvl w:val="0"/>
+          <w:numId w:val="22"/>
+        </w:numPr>
+      </w:pPr>
+      <w:r>
+        <w:t>Port: port na koji je spojen server vaše baze,</w:t>
+      </w:r>
+    </w:p>
+    <w:p>
+      <w:pPr>
+        <w:pStyle w:val="p1"/>
+        <w:numPr>
+          <w:ilvl w:val="0"/>
+          <w:numId w:val="22"/>
+        </w:numPr>
+      </w:pPr>
+      <w:r>
+        <w:t xml:space="preserve"> Database: ime vaše baze, </w:t>
+      </w:r>
+    </w:p>
+    <w:p>
+      <w:pPr>
+        <w:pStyle w:val="p1"/>
+        <w:numPr>
+          <w:ilvl w:val="0"/>
+          <w:numId w:val="22"/>
+        </w:numPr>
+      </w:pPr>
+      <w:r>
+        <w:t xml:space="preserve">Username: ime korisnika, </w:t>
+      </w:r>
+    </w:p>
+    <w:p>
+      <w:pPr>
+        <w:pStyle w:val="p1"/>
+        <w:numPr>
+          <w:ilvl w:val="0"/>
+          <w:numId w:val="22"/>
+        </w:numPr>
+      </w:pPr>
+      <w:r>
+        <w:t>Password: vaša lozinka</w:t>
+      </w:r>
+    </w:p>
     <w:p/>
     <w:p>
       <w:pPr>
-        <w:pStyle w:val="Naslov2"/>
+        <w:pStyle w:val="Heading2"/>
       </w:pPr>
       <w:r>
         <w:t>Svrha i ciljevi</w:t>
@@ -46,7 +217,7 @@
     </w:p>
     <w:p>
       <w:pPr>
-        <w:pStyle w:val="Naslov2"/>
+        <w:pStyle w:val="Heading2"/>
       </w:pPr>
       <w:r>
         <w:t>Doseg</w:t>
@@ -71,63 +242,19 @@
         <w:rPr>
           <w:lang w:val="en-US"/>
         </w:rPr>
-        <w:t xml:space="preserve">CRUD </w:t>
-      </w:r>
-      <w:proofErr w:type="spellStart"/>
-      <w:r>
-        <w:rPr>
-          <w:lang w:val="en-US"/>
-        </w:rPr>
-        <w:t>operacije</w:t>
-      </w:r>
-      <w:proofErr w:type="spellEnd"/>
-      <w:r>
-        <w:rPr>
-          <w:lang w:val="en-US"/>
-        </w:rPr>
-        <w:t xml:space="preserve"> </w:t>
-      </w:r>
-      <w:proofErr w:type="spellStart"/>
-      <w:r>
-        <w:rPr>
-          <w:lang w:val="en-US"/>
-        </w:rPr>
-        <w:t>nad</w:t>
-      </w:r>
-      <w:proofErr w:type="spellEnd"/>
-      <w:r>
-        <w:rPr>
-          <w:lang w:val="en-US"/>
-        </w:rPr>
-        <w:t xml:space="preserve"> </w:t>
-      </w:r>
-      <w:proofErr w:type="spellStart"/>
-      <w:r>
-        <w:rPr>
-          <w:lang w:val="en-US"/>
-        </w:rPr>
-        <w:t>implementiranim</w:t>
-      </w:r>
-      <w:proofErr w:type="spellEnd"/>
-      <w:r>
-        <w:rPr>
-          <w:lang w:val="en-US"/>
-        </w:rPr>
-        <w:t xml:space="preserve"> </w:t>
-      </w:r>
-      <w:proofErr w:type="spellStart"/>
-      <w:r>
-        <w:rPr>
-          <w:lang w:val="en-US"/>
-        </w:rPr>
-        <w:t>entitetima</w:t>
-      </w:r>
-      <w:proofErr w:type="spellEnd"/>
-      <w:r>
-        <w:rPr>
-          <w:lang w:val="en-US"/>
-        </w:rPr>
-        <w:t xml:space="preserve"> </w:t>
+        <w:t xml:space="preserve">CRUD operacije nad </w:t>
+      </w:r>
+      <w:r>
+        <w:rPr>
+          <w:lang w:val="en-US"/>
+        </w:rPr>
+        <w:t xml:space="preserve">implementiranim </w:t>
+      </w:r>
+      <w:r>
+        <w:rPr>
+          <w:lang w:val="en-US"/>
+        </w:rPr>
+        <w:t xml:space="preserve">entitetima </w:t>
       </w:r>
     </w:p>
     <w:p>
@@ -140,33 +267,11 @@
           <w:lang w:val="en-US"/>
         </w:rPr>
       </w:pPr>
-      <w:proofErr w:type="spellStart"/>
-      <w:r>
-        <w:rPr>
-          <w:lang w:val="en-US"/>
-        </w:rPr>
-        <w:t>validacija</w:t>
-      </w:r>
-      <w:proofErr w:type="spellEnd"/>
-      <w:r>
-        <w:rPr>
-          <w:lang w:val="en-US"/>
-        </w:rPr>
-        <w:t xml:space="preserve"> </w:t>
-      </w:r>
-      <w:proofErr w:type="spellStart"/>
-      <w:r>
-        <w:rPr>
-          <w:lang w:val="en-US"/>
-        </w:rPr>
-        <w:t>unosa</w:t>
-      </w:r>
-      <w:proofErr w:type="spellEnd"/>
-      <w:r>
-        <w:rPr>
-          <w:lang w:val="en-US"/>
-        </w:rPr>
-        <w:t xml:space="preserve"> </w:t>
+      <w:r>
+        <w:rPr>
+          <w:lang w:val="en-US"/>
+        </w:rPr>
+        <w:t xml:space="preserve">validacija unosa </w:t>
       </w:r>
     </w:p>
     <w:p>
@@ -179,75 +284,11 @@
           <w:lang w:val="en-US"/>
         </w:rPr>
       </w:pPr>
-      <w:proofErr w:type="spellStart"/>
-      <w:r>
-        <w:rPr>
-          <w:lang w:val="en-US"/>
-        </w:rPr>
-        <w:t>integracija</w:t>
-      </w:r>
-      <w:proofErr w:type="spellEnd"/>
-      <w:r>
-        <w:rPr>
-          <w:lang w:val="en-US"/>
-        </w:rPr>
-        <w:t xml:space="preserve"> </w:t>
-      </w:r>
-      <w:proofErr w:type="spellStart"/>
-      <w:r>
-        <w:rPr>
-          <w:lang w:val="en-US"/>
-        </w:rPr>
-        <w:t>servisnog</w:t>
-      </w:r>
-      <w:proofErr w:type="spellEnd"/>
-      <w:r>
-        <w:rPr>
-          <w:lang w:val="en-US"/>
-        </w:rPr>
-        <w:t xml:space="preserve"> </w:t>
-      </w:r>
-      <w:proofErr w:type="spellStart"/>
-      <w:r>
-        <w:rPr>
-          <w:lang w:val="en-US"/>
-        </w:rPr>
-        <w:t>i</w:t>
-      </w:r>
-      <w:proofErr w:type="spellEnd"/>
-      <w:r>
-        <w:rPr>
-          <w:lang w:val="en-US"/>
-        </w:rPr>
-        <w:t xml:space="preserve"> </w:t>
-      </w:r>
-      <w:proofErr w:type="spellStart"/>
-      <w:r>
-        <w:rPr>
-          <w:lang w:val="en-US"/>
-        </w:rPr>
-        <w:t>podatkovnog</w:t>
-      </w:r>
-      <w:proofErr w:type="spellEnd"/>
-      <w:r>
-        <w:rPr>
-          <w:lang w:val="en-US"/>
-        </w:rPr>
-        <w:t xml:space="preserve"> </w:t>
-      </w:r>
-      <w:proofErr w:type="spellStart"/>
-      <w:r>
-        <w:rPr>
-          <w:lang w:val="en-US"/>
-        </w:rPr>
-        <w:t>sloja</w:t>
-      </w:r>
-      <w:proofErr w:type="spellEnd"/>
-      <w:r>
-        <w:rPr>
-          <w:lang w:val="en-US"/>
-        </w:rPr>
-        <w:t xml:space="preserve"> </w:t>
+      <w:r>
+        <w:rPr>
+          <w:lang w:val="en-US"/>
+        </w:rPr>
+        <w:t xml:space="preserve">integracija servisnog i podatkovnog sloja </w:t>
       </w:r>
     </w:p>
     <w:p>
@@ -257,56 +298,12 @@
           <w:numId w:val="15"/>
         </w:numPr>
       </w:pPr>
-      <w:proofErr w:type="spellStart"/>
-      <w:r>
-        <w:rPr>
-          <w:lang w:val="en-US"/>
-        </w:rPr>
-        <w:t>dohvat</w:t>
-      </w:r>
-      <w:proofErr w:type="spellEnd"/>
-      <w:r>
-        <w:rPr>
-          <w:lang w:val="en-US"/>
-        </w:rPr>
-        <w:t xml:space="preserve"> </w:t>
-      </w:r>
-      <w:proofErr w:type="spellStart"/>
-      <w:r>
-        <w:rPr>
-          <w:lang w:val="en-US"/>
-        </w:rPr>
-        <w:t>podataka</w:t>
-      </w:r>
-      <w:proofErr w:type="spellEnd"/>
-      <w:r>
-        <w:rPr>
-          <w:lang w:val="en-US"/>
-        </w:rPr>
-        <w:t xml:space="preserve"> </w:t>
-      </w:r>
-      <w:proofErr w:type="spellStart"/>
-      <w:r>
-        <w:rPr>
-          <w:lang w:val="en-US"/>
-        </w:rPr>
-        <w:t>iz</w:t>
-      </w:r>
-      <w:proofErr w:type="spellEnd"/>
-      <w:r>
-        <w:rPr>
-          <w:lang w:val="en-US"/>
-        </w:rPr>
-        <w:t xml:space="preserve"> </w:t>
-      </w:r>
-      <w:proofErr w:type="spellStart"/>
-      <w:r>
-        <w:rPr>
-          <w:lang w:val="en-US"/>
-        </w:rPr>
-        <w:t>baze</w:t>
-      </w:r>
-      <w:proofErr w:type="spellEnd"/>
+      <w:r>
+        <w:rPr>
+          <w:lang w:val="en-US"/>
+        </w:rPr>
+        <w:t>dohvat podataka iz baze</w:t>
+      </w:r>
     </w:p>
     <w:p>
       <w:pPr>
@@ -315,42 +312,12 @@
           <w:numId w:val="15"/>
         </w:numPr>
       </w:pPr>
-      <w:proofErr w:type="spellStart"/>
-      <w:r>
-        <w:rPr>
-          <w:lang w:val="en-US"/>
-        </w:rPr>
-        <w:t>provjera</w:t>
-      </w:r>
-      <w:proofErr w:type="spellEnd"/>
-      <w:r>
-        <w:rPr>
-          <w:lang w:val="en-US"/>
-        </w:rPr>
-        <w:t xml:space="preserve"> </w:t>
-      </w:r>
-      <w:proofErr w:type="spellStart"/>
-      <w:r>
-        <w:rPr>
-          <w:lang w:val="en-US"/>
-        </w:rPr>
-        <w:t>poslovnih</w:t>
-      </w:r>
-      <w:proofErr w:type="spellEnd"/>
-      <w:r>
-        <w:rPr>
-          <w:lang w:val="en-US"/>
-        </w:rPr>
-        <w:t xml:space="preserve"> </w:t>
-      </w:r>
-      <w:proofErr w:type="spellStart"/>
-      <w:r>
-        <w:rPr>
-          <w:lang w:val="en-US"/>
-        </w:rPr>
-        <w:t>pravila</w:t>
-      </w:r>
-      <w:proofErr w:type="spellEnd"/>
+      <w:r>
+        <w:rPr>
+          <w:lang w:val="en-US"/>
+        </w:rPr>
+        <w:t>provjera poslovnih pravila</w:t>
+      </w:r>
     </w:p>
     <w:p>
       <w:pPr>
@@ -362,9 +329,10 @@
     </w:p>
     <w:p>
       <w:pPr>
-        <w:pStyle w:val="Naslov2"/>
-      </w:pPr>
-      <w:r>
+        <w:pStyle w:val="Heading2"/>
+      </w:pPr>
+      <w:r>
+        <w:lastRenderedPageBreak/>
         <w:t>Glavna ograničenja</w:t>
       </w:r>
     </w:p>
@@ -381,7 +349,7 @@
     </w:p>
     <w:p>
       <w:pPr>
-        <w:pStyle w:val="Naslov1"/>
+        <w:pStyle w:val="Heading1"/>
       </w:pPr>
       <w:r>
         <w:t>Plan testiranja</w:t>
@@ -389,7 +357,7 @@
     </w:p>
     <w:p>
       <w:pPr>
-        <w:pStyle w:val="Naslov2"/>
+        <w:pStyle w:val="Heading2"/>
       </w:pPr>
       <w:r>
         <w:t>Programska oprema za testiranje</w:t>
@@ -402,61 +370,13 @@
         </w:rPr>
       </w:pPr>
       <w:r>
-        <w:t xml:space="preserve">Za testiranje se koristi: </w:t>
-      </w:r>
-      <w:proofErr w:type="spellStart"/>
-      <w:r>
-        <w:t>xUnit</w:t>
-      </w:r>
-      <w:proofErr w:type="spellEnd"/>
-      <w:r>
-        <w:t xml:space="preserve"> </w:t>
-      </w:r>
-      <w:proofErr w:type="spellStart"/>
-      <w:r>
-        <w:t>framework</w:t>
-      </w:r>
-      <w:proofErr w:type="spellEnd"/>
-      <w:r>
-        <w:t xml:space="preserve">, .NET 8, </w:t>
-      </w:r>
-      <w:proofErr w:type="spellStart"/>
-      <w:r>
-        <w:t>PostgreSQL</w:t>
-      </w:r>
-      <w:proofErr w:type="spellEnd"/>
-      <w:r>
-        <w:t xml:space="preserve"> baza podataka(</w:t>
-      </w:r>
-      <w:proofErr w:type="spellStart"/>
-      <w:r>
-        <w:t>pgAdmin</w:t>
-      </w:r>
-      <w:proofErr w:type="spellEnd"/>
-      <w:r>
-        <w:t xml:space="preserve"> 4), </w:t>
-      </w:r>
-      <w:proofErr w:type="spellStart"/>
-      <w:r>
-        <w:t>Visual</w:t>
-      </w:r>
-      <w:proofErr w:type="spellEnd"/>
-      <w:r>
-        <w:t xml:space="preserve"> Studio </w:t>
-      </w:r>
-      <w:proofErr w:type="spellStart"/>
-      <w:r>
-        <w:t>Code</w:t>
-      </w:r>
-      <w:proofErr w:type="spellEnd"/>
-      <w:r>
-        <w:t>.</w:t>
+        <w:t>Za testiranje se koristi: xUnit framework, .NET 8, PostgreSQL baza podataka(pgAdmin 4), Visual Studio Code.</w:t>
       </w:r>
     </w:p>
     <w:p/>
     <w:p>
       <w:pPr>
-        <w:pStyle w:val="Naslov2"/>
+        <w:pStyle w:val="Heading2"/>
       </w:pPr>
       <w:r>
         <w:t>Strategija testiranja</w:t>
@@ -469,7 +389,7 @@
     </w:p>
     <w:p>
       <w:pPr>
-        <w:pStyle w:val="Naslov3"/>
+        <w:pStyle w:val="Heading3"/>
       </w:pPr>
       <w:r>
         <w:t>Testiranje</w:t>
@@ -493,47 +413,11 @@
           <w:lang w:val="en-US"/>
         </w:rPr>
       </w:pPr>
-      <w:proofErr w:type="spellStart"/>
-      <w:r>
-        <w:rPr>
-          <w:lang w:val="en-US"/>
-        </w:rPr>
-        <w:t>Testiraju</w:t>
-      </w:r>
-      <w:proofErr w:type="spellEnd"/>
-      <w:r>
-        <w:rPr>
-          <w:lang w:val="en-US"/>
-        </w:rPr>
-        <w:t xml:space="preserve"> se </w:t>
-      </w:r>
-      <w:proofErr w:type="spellStart"/>
-      <w:r>
-        <w:rPr>
-          <w:lang w:val="en-US"/>
-        </w:rPr>
-        <w:t>sljedeće</w:t>
-      </w:r>
-      <w:proofErr w:type="spellEnd"/>
-      <w:r>
-        <w:rPr>
-          <w:lang w:val="en-US"/>
-        </w:rPr>
-        <w:t xml:space="preserve"> </w:t>
-      </w:r>
-      <w:proofErr w:type="spellStart"/>
-      <w:r>
-        <w:rPr>
-          <w:lang w:val="en-US"/>
-        </w:rPr>
-        <w:t>komponente</w:t>
-      </w:r>
-      <w:proofErr w:type="spellEnd"/>
-      <w:r>
-        <w:rPr>
-          <w:lang w:val="en-US"/>
-        </w:rPr>
-        <w:t>:</w:t>
+      <w:r>
+        <w:rPr>
+          <w:lang w:val="en-US"/>
+        </w:rPr>
+        <w:t>Testiraju se sljedeće komponente:</w:t>
       </w:r>
     </w:p>
     <w:p>
@@ -543,15 +427,12 @@
           <w:lang w:val="en-US"/>
         </w:rPr>
       </w:pPr>
-      <w:proofErr w:type="spellStart"/>
-      <w:r>
-        <w:rPr>
-          <w:lang w:val="en-US"/>
-        </w:rPr>
-        <w:lastRenderedPageBreak/>
+      <w:r>
+        <w:rPr>
+          <w:lang w:val="en-US"/>
+        </w:rPr>
         <w:t>PaketService</w:t>
       </w:r>
-      <w:proofErr w:type="spellEnd"/>
     </w:p>
     <w:p>
       <w:pPr>
@@ -567,72 +448,8 @@
         <w:rPr>
           <w:lang w:val="en-US"/>
         </w:rPr>
-        <w:t xml:space="preserve">test </w:t>
-      </w:r>
-      <w:proofErr w:type="spellStart"/>
-      <w:r>
-        <w:rPr>
-          <w:lang w:val="en-US"/>
-        </w:rPr>
-        <w:t>dohvaćanja</w:t>
-      </w:r>
-      <w:proofErr w:type="spellEnd"/>
-      <w:r>
-        <w:rPr>
-          <w:lang w:val="en-US"/>
-        </w:rPr>
-        <w:t xml:space="preserve"> </w:t>
-      </w:r>
-      <w:proofErr w:type="spellStart"/>
-      <w:r>
-        <w:rPr>
-          <w:lang w:val="en-US"/>
-        </w:rPr>
-        <w:t>svih</w:t>
-      </w:r>
-      <w:proofErr w:type="spellEnd"/>
-      <w:r>
-        <w:rPr>
-          <w:lang w:val="en-US"/>
-        </w:rPr>
-        <w:t xml:space="preserve"> </w:t>
-      </w:r>
-      <w:proofErr w:type="spellStart"/>
-      <w:r>
-        <w:rPr>
-          <w:lang w:val="en-US"/>
-        </w:rPr>
-        <w:t>paketa</w:t>
-      </w:r>
-      <w:proofErr w:type="spellEnd"/>
-      <w:r>
-        <w:rPr>
-          <w:lang w:val="en-US"/>
-        </w:rPr>
-        <w:t xml:space="preserve"> </w:t>
-      </w:r>
-      <w:proofErr w:type="spellStart"/>
-      <w:r>
-        <w:rPr>
-          <w:lang w:val="en-US"/>
-        </w:rPr>
-        <w:t>iz</w:t>
-      </w:r>
-      <w:proofErr w:type="spellEnd"/>
-      <w:r>
-        <w:rPr>
-          <w:lang w:val="en-US"/>
-        </w:rPr>
-        <w:t xml:space="preserve"> </w:t>
-      </w:r>
-      <w:proofErr w:type="spellStart"/>
-      <w:r>
-        <w:rPr>
-          <w:lang w:val="en-US"/>
-        </w:rPr>
-        <w:t>baze</w:t>
-      </w:r>
-      <w:proofErr w:type="spellEnd"/>
+        <w:t>test dohvaćanja svih paketa iz baze</w:t>
+      </w:r>
     </w:p>
     <w:p>
       <w:pPr>
@@ -648,63 +465,7 @@
         <w:rPr>
           <w:lang w:val="en-US"/>
         </w:rPr>
-        <w:t xml:space="preserve">test </w:t>
-      </w:r>
-      <w:proofErr w:type="spellStart"/>
-      <w:r>
-        <w:rPr>
-          <w:lang w:val="en-US"/>
-        </w:rPr>
-        <w:t>kreiranja</w:t>
-      </w:r>
-      <w:proofErr w:type="spellEnd"/>
-      <w:r>
-        <w:rPr>
-          <w:lang w:val="en-US"/>
-        </w:rPr>
-        <w:t xml:space="preserve"> </w:t>
-      </w:r>
-      <w:proofErr w:type="spellStart"/>
-      <w:r>
-        <w:rPr>
-          <w:lang w:val="en-US"/>
-        </w:rPr>
-        <w:t>paketa</w:t>
-      </w:r>
-      <w:proofErr w:type="spellEnd"/>
-      <w:r>
-        <w:rPr>
-          <w:lang w:val="en-US"/>
-        </w:rPr>
-        <w:t xml:space="preserve"> s </w:t>
-      </w:r>
-      <w:proofErr w:type="spellStart"/>
-      <w:r>
-        <w:rPr>
-          <w:lang w:val="en-US"/>
-        </w:rPr>
-        <w:t>ispravnim</w:t>
-      </w:r>
-      <w:proofErr w:type="spellEnd"/>
-      <w:r>
-        <w:rPr>
-          <w:lang w:val="en-US"/>
-        </w:rPr>
-        <w:t xml:space="preserve"> </w:t>
-      </w:r>
-      <w:proofErr w:type="spellStart"/>
-      <w:r>
-        <w:rPr>
-          <w:lang w:val="en-US"/>
-        </w:rPr>
-        <w:t>podacima</w:t>
-      </w:r>
-      <w:proofErr w:type="spellEnd"/>
-      <w:r>
-        <w:rPr>
-          <w:lang w:val="en-US"/>
-        </w:rPr>
-        <w:t xml:space="preserve"> </w:t>
+        <w:t xml:space="preserve">test kreiranja paketa s ispravnim podacima </w:t>
       </w:r>
     </w:p>
     <w:p>
@@ -721,91 +482,7 @@
         <w:rPr>
           <w:lang w:val="en-US"/>
         </w:rPr>
-        <w:t xml:space="preserve">test </w:t>
-      </w:r>
-      <w:proofErr w:type="spellStart"/>
-      <w:r>
-        <w:rPr>
-          <w:lang w:val="en-US"/>
-        </w:rPr>
-        <w:t>validacije</w:t>
-      </w:r>
-      <w:proofErr w:type="spellEnd"/>
-      <w:r>
-        <w:rPr>
-          <w:lang w:val="en-US"/>
-        </w:rPr>
-        <w:t xml:space="preserve"> da </w:t>
-      </w:r>
-      <w:proofErr w:type="spellStart"/>
-      <w:r>
-        <w:rPr>
-          <w:lang w:val="en-US"/>
-        </w:rPr>
-        <w:t>naziv</w:t>
-      </w:r>
-      <w:proofErr w:type="spellEnd"/>
-      <w:r>
-        <w:rPr>
-          <w:lang w:val="en-US"/>
-        </w:rPr>
-        <w:t xml:space="preserve"> </w:t>
-      </w:r>
-      <w:proofErr w:type="spellStart"/>
-      <w:r>
-        <w:rPr>
-          <w:lang w:val="en-US"/>
-        </w:rPr>
-        <w:t>paketa</w:t>
-      </w:r>
-      <w:proofErr w:type="spellEnd"/>
-      <w:r>
-        <w:rPr>
-          <w:lang w:val="en-US"/>
-        </w:rPr>
-        <w:t xml:space="preserve"> ne </w:t>
-      </w:r>
-      <w:proofErr w:type="spellStart"/>
-      <w:r>
-        <w:rPr>
-          <w:lang w:val="en-US"/>
-        </w:rPr>
-        <w:t>smije</w:t>
-      </w:r>
-      <w:proofErr w:type="spellEnd"/>
-      <w:r>
-        <w:rPr>
-          <w:lang w:val="en-US"/>
-        </w:rPr>
-        <w:t xml:space="preserve"> </w:t>
-      </w:r>
-      <w:proofErr w:type="spellStart"/>
-      <w:r>
-        <w:rPr>
-          <w:lang w:val="en-US"/>
-        </w:rPr>
-        <w:t>biti</w:t>
-      </w:r>
-      <w:proofErr w:type="spellEnd"/>
-      <w:r>
-        <w:rPr>
-          <w:lang w:val="en-US"/>
-        </w:rPr>
-        <w:t xml:space="preserve"> </w:t>
-      </w:r>
-      <w:proofErr w:type="spellStart"/>
-      <w:r>
-        <w:rPr>
-          <w:lang w:val="en-US"/>
-        </w:rPr>
-        <w:t>prazan</w:t>
-      </w:r>
-      <w:proofErr w:type="spellEnd"/>
-      <w:r>
-        <w:rPr>
-          <w:lang w:val="en-US"/>
-        </w:rPr>
-        <w:t xml:space="preserve"> </w:t>
+        <w:t xml:space="preserve">test validacije da naziv paketa ne smije biti prazan </w:t>
       </w:r>
     </w:p>
     <w:p>
@@ -822,161 +499,7 @@
         <w:rPr>
           <w:lang w:val="en-US"/>
         </w:rPr>
-        <w:t xml:space="preserve">test </w:t>
-      </w:r>
-      <w:proofErr w:type="spellStart"/>
-      <w:r>
-        <w:rPr>
-          <w:lang w:val="en-US"/>
-        </w:rPr>
-        <w:t>validacije</w:t>
-      </w:r>
-      <w:proofErr w:type="spellEnd"/>
-      <w:r>
-        <w:rPr>
-          <w:lang w:val="en-US"/>
-        </w:rPr>
-        <w:t xml:space="preserve"> da </w:t>
-      </w:r>
-      <w:proofErr w:type="spellStart"/>
-      <w:r>
-        <w:rPr>
-          <w:lang w:val="en-US"/>
-        </w:rPr>
-        <w:t>paket</w:t>
-      </w:r>
-      <w:proofErr w:type="spellEnd"/>
-      <w:r>
-        <w:rPr>
-          <w:lang w:val="en-US"/>
-        </w:rPr>
-        <w:t xml:space="preserve"> ne </w:t>
-      </w:r>
-      <w:proofErr w:type="spellStart"/>
-      <w:r>
-        <w:rPr>
-          <w:lang w:val="en-US"/>
-        </w:rPr>
-        <w:t>može</w:t>
-      </w:r>
-      <w:proofErr w:type="spellEnd"/>
-      <w:r>
-        <w:rPr>
-          <w:lang w:val="en-US"/>
-        </w:rPr>
-        <w:t xml:space="preserve"> </w:t>
-      </w:r>
-      <w:proofErr w:type="spellStart"/>
-      <w:r>
-        <w:rPr>
-          <w:lang w:val="en-US"/>
-        </w:rPr>
-        <w:t>biti</w:t>
-      </w:r>
-      <w:proofErr w:type="spellEnd"/>
-      <w:r>
-        <w:rPr>
-          <w:lang w:val="en-US"/>
-        </w:rPr>
-        <w:t xml:space="preserve"> </w:t>
-      </w:r>
-      <w:proofErr w:type="spellStart"/>
-      <w:r>
-        <w:rPr>
-          <w:lang w:val="en-US"/>
-        </w:rPr>
-        <w:t>kreiran</w:t>
-      </w:r>
-      <w:proofErr w:type="spellEnd"/>
-      <w:r>
-        <w:rPr>
-          <w:lang w:val="en-US"/>
-        </w:rPr>
-        <w:t xml:space="preserve"> </w:t>
-      </w:r>
-      <w:proofErr w:type="spellStart"/>
-      <w:r>
-        <w:rPr>
-          <w:lang w:val="en-US"/>
-        </w:rPr>
-        <w:t>ako</w:t>
-      </w:r>
-      <w:proofErr w:type="spellEnd"/>
-      <w:r>
-        <w:rPr>
-          <w:lang w:val="en-US"/>
-        </w:rPr>
-        <w:t xml:space="preserve"> </w:t>
-      </w:r>
-      <w:proofErr w:type="spellStart"/>
-      <w:r>
-        <w:rPr>
-          <w:lang w:val="en-US"/>
-        </w:rPr>
-        <w:t>već</w:t>
-      </w:r>
-      <w:proofErr w:type="spellEnd"/>
-      <w:r>
-        <w:rPr>
-          <w:lang w:val="en-US"/>
-        </w:rPr>
-        <w:t xml:space="preserve"> </w:t>
-      </w:r>
-      <w:proofErr w:type="spellStart"/>
-      <w:r>
-        <w:rPr>
-          <w:lang w:val="en-US"/>
-        </w:rPr>
-        <w:t>postoji</w:t>
-      </w:r>
-      <w:proofErr w:type="spellEnd"/>
-      <w:r>
-        <w:rPr>
-          <w:lang w:val="en-US"/>
-        </w:rPr>
-        <w:t xml:space="preserve"> </w:t>
-      </w:r>
-      <w:proofErr w:type="spellStart"/>
-      <w:r>
-        <w:rPr>
-          <w:lang w:val="en-US"/>
-        </w:rPr>
-        <w:t>paket</w:t>
-      </w:r>
-      <w:proofErr w:type="spellEnd"/>
-      <w:r>
-        <w:rPr>
-          <w:lang w:val="en-US"/>
-        </w:rPr>
-        <w:t xml:space="preserve"> s </w:t>
-      </w:r>
-      <w:proofErr w:type="spellStart"/>
-      <w:r>
-        <w:rPr>
-          <w:lang w:val="en-US"/>
-        </w:rPr>
-        <w:t>istim</w:t>
-      </w:r>
-      <w:proofErr w:type="spellEnd"/>
-      <w:r>
-        <w:rPr>
-          <w:lang w:val="en-US"/>
-        </w:rPr>
-        <w:t xml:space="preserve"> </w:t>
-      </w:r>
-      <w:proofErr w:type="spellStart"/>
-      <w:r>
-        <w:rPr>
-          <w:lang w:val="en-US"/>
-        </w:rPr>
-        <w:t>nazivom</w:t>
-      </w:r>
-      <w:proofErr w:type="spellEnd"/>
-      <w:r>
-        <w:rPr>
-          <w:lang w:val="en-US"/>
-        </w:rPr>
-        <w:t xml:space="preserve"> </w:t>
+        <w:t xml:space="preserve">test validacije da paket ne može biti kreiran ako već postoji paket s istim nazivom </w:t>
       </w:r>
     </w:p>
     <w:p>
@@ -993,203 +516,7 @@
         <w:rPr>
           <w:lang w:val="en-US"/>
         </w:rPr>
-        <w:t xml:space="preserve">test </w:t>
-      </w:r>
-      <w:proofErr w:type="spellStart"/>
-      <w:r>
-        <w:rPr>
-          <w:lang w:val="en-US"/>
-        </w:rPr>
-        <w:t>validacije</w:t>
-      </w:r>
-      <w:proofErr w:type="spellEnd"/>
-      <w:r>
-        <w:rPr>
-          <w:lang w:val="en-US"/>
-        </w:rPr>
-        <w:t xml:space="preserve"> </w:t>
-      </w:r>
-      <w:proofErr w:type="spellStart"/>
-      <w:r>
-        <w:rPr>
-          <w:lang w:val="en-US"/>
-        </w:rPr>
-        <w:t>osnovnih</w:t>
-      </w:r>
-      <w:proofErr w:type="spellEnd"/>
-      <w:r>
-        <w:rPr>
-          <w:lang w:val="en-US"/>
-        </w:rPr>
-        <w:t xml:space="preserve"> </w:t>
-      </w:r>
-      <w:proofErr w:type="spellStart"/>
-      <w:r>
-        <w:rPr>
-          <w:lang w:val="en-US"/>
-        </w:rPr>
-        <w:t>poslovnih</w:t>
-      </w:r>
-      <w:proofErr w:type="spellEnd"/>
-      <w:r>
-        <w:rPr>
-          <w:lang w:val="en-US"/>
-        </w:rPr>
-        <w:t xml:space="preserve"> </w:t>
-      </w:r>
-      <w:proofErr w:type="spellStart"/>
-      <w:r>
-        <w:rPr>
-          <w:lang w:val="en-US"/>
-        </w:rPr>
-        <w:t>pravila</w:t>
-      </w:r>
-      <w:proofErr w:type="spellEnd"/>
-      <w:r>
-        <w:rPr>
-          <w:lang w:val="en-US"/>
-        </w:rPr>
-        <w:t xml:space="preserve"> (</w:t>
-      </w:r>
-      <w:proofErr w:type="spellStart"/>
-      <w:r>
-        <w:rPr>
-          <w:lang w:val="en-US"/>
-        </w:rPr>
-        <w:t>npr</w:t>
-      </w:r>
-      <w:proofErr w:type="spellEnd"/>
-      <w:r>
-        <w:rPr>
-          <w:lang w:val="en-US"/>
-        </w:rPr>
-        <w:t xml:space="preserve">. </w:t>
-      </w:r>
-      <w:proofErr w:type="spellStart"/>
-      <w:r>
-        <w:rPr>
-          <w:lang w:val="en-US"/>
-        </w:rPr>
-        <w:t>cijena</w:t>
-      </w:r>
-      <w:proofErr w:type="spellEnd"/>
-      <w:r>
-        <w:rPr>
-          <w:lang w:val="en-US"/>
-        </w:rPr>
-        <w:t xml:space="preserve"> mora </w:t>
-      </w:r>
-      <w:proofErr w:type="spellStart"/>
-      <w:r>
-        <w:rPr>
-          <w:lang w:val="en-US"/>
-        </w:rPr>
-        <w:t>biti</w:t>
-      </w:r>
-      <w:proofErr w:type="spellEnd"/>
-      <w:r>
-        <w:rPr>
-          <w:lang w:val="en-US"/>
-        </w:rPr>
-        <w:t xml:space="preserve"> </w:t>
-      </w:r>
-      <w:proofErr w:type="spellStart"/>
-      <w:r>
-        <w:rPr>
-          <w:lang w:val="en-US"/>
-        </w:rPr>
-        <w:t>veća</w:t>
-      </w:r>
-      <w:proofErr w:type="spellEnd"/>
-      <w:r>
-        <w:rPr>
-          <w:lang w:val="en-US"/>
-        </w:rPr>
-        <w:t xml:space="preserve"> od 0, </w:t>
-      </w:r>
-      <w:proofErr w:type="spellStart"/>
-      <w:r>
-        <w:rPr>
-          <w:lang w:val="en-US"/>
-        </w:rPr>
-        <w:t>broj</w:t>
-      </w:r>
-      <w:proofErr w:type="spellEnd"/>
-      <w:r>
-        <w:rPr>
-          <w:lang w:val="en-US"/>
-        </w:rPr>
-        <w:t xml:space="preserve"> </w:t>
-      </w:r>
-      <w:proofErr w:type="spellStart"/>
-      <w:r>
-        <w:rPr>
-          <w:lang w:val="en-US"/>
-        </w:rPr>
-        <w:t>treninga</w:t>
-      </w:r>
-      <w:proofErr w:type="spellEnd"/>
-      <w:r>
-        <w:rPr>
-          <w:lang w:val="en-US"/>
-        </w:rPr>
-        <w:t xml:space="preserve"> mora </w:t>
-      </w:r>
-      <w:proofErr w:type="spellStart"/>
-      <w:r>
-        <w:rPr>
-          <w:lang w:val="en-US"/>
-        </w:rPr>
-        <w:t>biti</w:t>
-      </w:r>
-      <w:proofErr w:type="spellEnd"/>
-      <w:r>
-        <w:rPr>
-          <w:lang w:val="en-US"/>
-        </w:rPr>
-        <w:t xml:space="preserve"> </w:t>
-      </w:r>
-      <w:proofErr w:type="spellStart"/>
-      <w:r>
-        <w:rPr>
-          <w:lang w:val="en-US"/>
-        </w:rPr>
-        <w:t>ispravan</w:t>
-      </w:r>
-      <w:proofErr w:type="spellEnd"/>
-      <w:r>
-        <w:rPr>
-          <w:lang w:val="en-US"/>
-        </w:rPr>
-        <w:t xml:space="preserve"> </w:t>
-      </w:r>
-      <w:proofErr w:type="spellStart"/>
-      <w:r>
-        <w:rPr>
-          <w:lang w:val="en-US"/>
-        </w:rPr>
-        <w:t>ako</w:t>
-      </w:r>
-      <w:proofErr w:type="spellEnd"/>
-      <w:r>
-        <w:rPr>
-          <w:lang w:val="en-US"/>
-        </w:rPr>
-        <w:t xml:space="preserve"> je </w:t>
-      </w:r>
-      <w:proofErr w:type="spellStart"/>
-      <w:r>
-        <w:rPr>
-          <w:lang w:val="en-US"/>
-        </w:rPr>
-        <w:t>definiran</w:t>
-      </w:r>
-      <w:proofErr w:type="spellEnd"/>
-      <w:r>
-        <w:rPr>
-          <w:lang w:val="en-US"/>
-        </w:rPr>
-        <w:t xml:space="preserve">) </w:t>
+        <w:t xml:space="preserve">test validacije osnovnih poslovnih pravila (npr. cijena mora biti veća od 0, broj treninga mora biti ispravan ako je definiran) </w:t>
       </w:r>
     </w:p>
     <w:p>
@@ -1206,91 +533,7 @@
         <w:rPr>
           <w:lang w:val="en-US"/>
         </w:rPr>
-        <w:t xml:space="preserve">test </w:t>
-      </w:r>
-      <w:proofErr w:type="spellStart"/>
-      <w:r>
-        <w:rPr>
-          <w:lang w:val="en-US"/>
-        </w:rPr>
-        <w:t>brisanja</w:t>
-      </w:r>
-      <w:proofErr w:type="spellEnd"/>
-      <w:r>
-        <w:rPr>
-          <w:lang w:val="en-US"/>
-        </w:rPr>
-        <w:t xml:space="preserve"> </w:t>
-      </w:r>
-      <w:proofErr w:type="spellStart"/>
-      <w:r>
-        <w:rPr>
-          <w:lang w:val="en-US"/>
-        </w:rPr>
-        <w:t>paketa</w:t>
-      </w:r>
-      <w:proofErr w:type="spellEnd"/>
-      <w:r>
-        <w:rPr>
-          <w:lang w:val="en-US"/>
-        </w:rPr>
-        <w:t xml:space="preserve"> koji ne </w:t>
-      </w:r>
-      <w:proofErr w:type="spellStart"/>
-      <w:r>
-        <w:rPr>
-          <w:lang w:val="en-US"/>
-        </w:rPr>
-        <w:t>postoji</w:t>
-      </w:r>
-      <w:proofErr w:type="spellEnd"/>
-      <w:r>
-        <w:rPr>
-          <w:lang w:val="en-US"/>
-        </w:rPr>
-        <w:t xml:space="preserve"> (</w:t>
-      </w:r>
-      <w:proofErr w:type="spellStart"/>
-      <w:r>
-        <w:rPr>
-          <w:lang w:val="en-US"/>
-        </w:rPr>
-        <w:t>vraća</w:t>
-      </w:r>
-      <w:proofErr w:type="spellEnd"/>
-      <w:r>
-        <w:rPr>
-          <w:lang w:val="en-US"/>
-        </w:rPr>
-        <w:t xml:space="preserve"> </w:t>
-      </w:r>
-      <w:proofErr w:type="spellStart"/>
-      <w:r>
-        <w:rPr>
-          <w:lang w:val="en-US"/>
-        </w:rPr>
-        <w:t>odgovarajuću</w:t>
-      </w:r>
-      <w:proofErr w:type="spellEnd"/>
-      <w:r>
-        <w:rPr>
-          <w:lang w:val="en-US"/>
-        </w:rPr>
-        <w:t xml:space="preserve"> </w:t>
-      </w:r>
-      <w:proofErr w:type="spellStart"/>
-      <w:r>
-        <w:rPr>
-          <w:lang w:val="en-US"/>
-        </w:rPr>
-        <w:t>grešku</w:t>
-      </w:r>
-      <w:proofErr w:type="spellEnd"/>
-      <w:r>
-        <w:rPr>
-          <w:lang w:val="en-US"/>
-        </w:rPr>
-        <w:t xml:space="preserve">) </w:t>
+        <w:t xml:space="preserve">test brisanja paketa koji ne postoji (vraća odgovarajuću grešku) </w:t>
       </w:r>
     </w:p>
     <w:p>
@@ -1307,58 +550,8 @@
         <w:rPr>
           <w:lang w:val="en-US"/>
         </w:rPr>
-        <w:t xml:space="preserve">test </w:t>
-      </w:r>
-      <w:proofErr w:type="spellStart"/>
-      <w:r>
-        <w:rPr>
-          <w:lang w:val="en-US"/>
-        </w:rPr>
-        <w:t>uspješnog</w:t>
-      </w:r>
-      <w:proofErr w:type="spellEnd"/>
-      <w:r>
-        <w:rPr>
-          <w:lang w:val="en-US"/>
-        </w:rPr>
-        <w:t xml:space="preserve"> </w:t>
-      </w:r>
-      <w:proofErr w:type="spellStart"/>
-      <w:r>
-        <w:rPr>
-          <w:lang w:val="en-US"/>
-        </w:rPr>
-        <w:t>brisanja</w:t>
-      </w:r>
-      <w:proofErr w:type="spellEnd"/>
-      <w:r>
-        <w:rPr>
-          <w:lang w:val="en-US"/>
-        </w:rPr>
-        <w:t xml:space="preserve"> </w:t>
-      </w:r>
-      <w:proofErr w:type="spellStart"/>
-      <w:r>
-        <w:rPr>
-          <w:lang w:val="en-US"/>
-        </w:rPr>
-        <w:t>postojećeg</w:t>
-      </w:r>
-      <w:proofErr w:type="spellEnd"/>
-      <w:r>
-        <w:rPr>
-          <w:lang w:val="en-US"/>
-        </w:rPr>
-        <w:t xml:space="preserve"> </w:t>
-      </w:r>
-      <w:proofErr w:type="spellStart"/>
-      <w:r>
-        <w:rPr>
-          <w:lang w:val="en-US"/>
-        </w:rPr>
-        <w:t>paketa</w:t>
-      </w:r>
-      <w:proofErr w:type="spellEnd"/>
+        <w:t>test uspješnog brisanja postojećeg paketa</w:t>
+      </w:r>
     </w:p>
     <w:p>
       <w:pPr>
@@ -1374,14 +567,12 @@
           <w:lang w:val="en-US"/>
         </w:rPr>
       </w:pPr>
-      <w:proofErr w:type="spellStart"/>
       <w:r>
         <w:rPr>
           <w:lang w:val="en-US"/>
         </w:rPr>
         <w:t>ClanarinaService</w:t>
       </w:r>
-      <w:proofErr w:type="spellEnd"/>
     </w:p>
     <w:p>
       <w:pPr>
@@ -1397,63 +588,7 @@
         <w:rPr>
           <w:lang w:val="en-US"/>
         </w:rPr>
-        <w:t xml:space="preserve">test </w:t>
-      </w:r>
-      <w:proofErr w:type="spellStart"/>
-      <w:r>
-        <w:rPr>
-          <w:lang w:val="en-US"/>
-        </w:rPr>
-        <w:t>kreiranja</w:t>
-      </w:r>
-      <w:proofErr w:type="spellEnd"/>
-      <w:r>
-        <w:rPr>
-          <w:lang w:val="en-US"/>
-        </w:rPr>
-        <w:t xml:space="preserve"> </w:t>
-      </w:r>
-      <w:proofErr w:type="spellStart"/>
-      <w:r>
-        <w:rPr>
-          <w:lang w:val="en-US"/>
-        </w:rPr>
-        <w:t>članarine</w:t>
-      </w:r>
-      <w:proofErr w:type="spellEnd"/>
-      <w:r>
-        <w:rPr>
-          <w:lang w:val="en-US"/>
-        </w:rPr>
-        <w:t xml:space="preserve"> s </w:t>
-      </w:r>
-      <w:proofErr w:type="spellStart"/>
-      <w:r>
-        <w:rPr>
-          <w:lang w:val="en-US"/>
-        </w:rPr>
-        <w:t>ispravnim</w:t>
-      </w:r>
-      <w:proofErr w:type="spellEnd"/>
-      <w:r>
-        <w:rPr>
-          <w:lang w:val="en-US"/>
-        </w:rPr>
-        <w:t xml:space="preserve"> </w:t>
-      </w:r>
-      <w:proofErr w:type="spellStart"/>
-      <w:r>
-        <w:rPr>
-          <w:lang w:val="en-US"/>
-        </w:rPr>
-        <w:t>podacima</w:t>
-      </w:r>
-      <w:proofErr w:type="spellEnd"/>
-      <w:r>
-        <w:rPr>
-          <w:lang w:val="en-US"/>
-        </w:rPr>
-        <w:t xml:space="preserve"> </w:t>
+        <w:t xml:space="preserve">test kreiranja članarine s ispravnim podacima </w:t>
       </w:r>
     </w:p>
     <w:p>
@@ -1470,119 +605,7 @@
         <w:rPr>
           <w:lang w:val="en-US"/>
         </w:rPr>
-        <w:t xml:space="preserve">test </w:t>
-      </w:r>
-      <w:proofErr w:type="spellStart"/>
-      <w:r>
-        <w:rPr>
-          <w:lang w:val="en-US"/>
-        </w:rPr>
-        <w:t>validacije</w:t>
-      </w:r>
-      <w:proofErr w:type="spellEnd"/>
-      <w:r>
-        <w:rPr>
-          <w:lang w:val="en-US"/>
-        </w:rPr>
-        <w:t xml:space="preserve"> da </w:t>
-      </w:r>
-      <w:proofErr w:type="spellStart"/>
-      <w:r>
-        <w:rPr>
-          <w:lang w:val="en-US"/>
-        </w:rPr>
-        <w:t>članarina</w:t>
-      </w:r>
-      <w:proofErr w:type="spellEnd"/>
-      <w:r>
-        <w:rPr>
-          <w:lang w:val="en-US"/>
-        </w:rPr>
-        <w:t xml:space="preserve"> ne </w:t>
-      </w:r>
-      <w:proofErr w:type="spellStart"/>
-      <w:r>
-        <w:rPr>
-          <w:lang w:val="en-US"/>
-        </w:rPr>
-        <w:t>može</w:t>
-      </w:r>
-      <w:proofErr w:type="spellEnd"/>
-      <w:r>
-        <w:rPr>
-          <w:lang w:val="en-US"/>
-        </w:rPr>
-        <w:t xml:space="preserve"> </w:t>
-      </w:r>
-      <w:proofErr w:type="spellStart"/>
-      <w:r>
-        <w:rPr>
-          <w:lang w:val="en-US"/>
-        </w:rPr>
-        <w:t>biti</w:t>
-      </w:r>
-      <w:proofErr w:type="spellEnd"/>
-      <w:r>
-        <w:rPr>
-          <w:lang w:val="en-US"/>
-        </w:rPr>
-        <w:t xml:space="preserve"> </w:t>
-      </w:r>
-      <w:proofErr w:type="spellStart"/>
-      <w:r>
-        <w:rPr>
-          <w:lang w:val="en-US"/>
-        </w:rPr>
-        <w:t>kreirana</w:t>
-      </w:r>
-      <w:proofErr w:type="spellEnd"/>
-      <w:r>
-        <w:rPr>
-          <w:lang w:val="en-US"/>
-        </w:rPr>
-        <w:t xml:space="preserve"> </w:t>
-      </w:r>
-      <w:proofErr w:type="spellStart"/>
-      <w:r>
-        <w:rPr>
-          <w:lang w:val="en-US"/>
-        </w:rPr>
-        <w:t>ako</w:t>
-      </w:r>
-      <w:proofErr w:type="spellEnd"/>
-      <w:r>
-        <w:rPr>
-          <w:lang w:val="en-US"/>
-        </w:rPr>
-        <w:t xml:space="preserve"> </w:t>
-      </w:r>
-      <w:proofErr w:type="spellStart"/>
-      <w:r>
-        <w:rPr>
-          <w:lang w:val="en-US"/>
-        </w:rPr>
-        <w:t>član</w:t>
-      </w:r>
-      <w:proofErr w:type="spellEnd"/>
-      <w:r>
-        <w:rPr>
-          <w:lang w:val="en-US"/>
-        </w:rPr>
-        <w:t xml:space="preserve"> ne </w:t>
-      </w:r>
-      <w:proofErr w:type="spellStart"/>
-      <w:r>
-        <w:rPr>
-          <w:lang w:val="en-US"/>
-        </w:rPr>
-        <w:t>postoji</w:t>
-      </w:r>
-      <w:proofErr w:type="spellEnd"/>
-      <w:r>
-        <w:rPr>
-          <w:lang w:val="en-US"/>
-        </w:rPr>
-        <w:t xml:space="preserve"> </w:t>
+        <w:t xml:space="preserve">test validacije da članarina ne može biti kreirana ako član ne postoji </w:t>
       </w:r>
     </w:p>
     <w:p>
@@ -1599,119 +622,7 @@
         <w:rPr>
           <w:lang w:val="en-US"/>
         </w:rPr>
-        <w:t xml:space="preserve">test </w:t>
-      </w:r>
-      <w:proofErr w:type="spellStart"/>
-      <w:r>
-        <w:rPr>
-          <w:lang w:val="en-US"/>
-        </w:rPr>
-        <w:t>validacije</w:t>
-      </w:r>
-      <w:proofErr w:type="spellEnd"/>
-      <w:r>
-        <w:rPr>
-          <w:lang w:val="en-US"/>
-        </w:rPr>
-        <w:t xml:space="preserve"> da </w:t>
-      </w:r>
-      <w:proofErr w:type="spellStart"/>
-      <w:r>
-        <w:rPr>
-          <w:lang w:val="en-US"/>
-        </w:rPr>
-        <w:t>članarina</w:t>
-      </w:r>
-      <w:proofErr w:type="spellEnd"/>
-      <w:r>
-        <w:rPr>
-          <w:lang w:val="en-US"/>
-        </w:rPr>
-        <w:t xml:space="preserve"> ne </w:t>
-      </w:r>
-      <w:proofErr w:type="spellStart"/>
-      <w:r>
-        <w:rPr>
-          <w:lang w:val="en-US"/>
-        </w:rPr>
-        <w:t>može</w:t>
-      </w:r>
-      <w:proofErr w:type="spellEnd"/>
-      <w:r>
-        <w:rPr>
-          <w:lang w:val="en-US"/>
-        </w:rPr>
-        <w:t xml:space="preserve"> </w:t>
-      </w:r>
-      <w:proofErr w:type="spellStart"/>
-      <w:r>
-        <w:rPr>
-          <w:lang w:val="en-US"/>
-        </w:rPr>
-        <w:t>biti</w:t>
-      </w:r>
-      <w:proofErr w:type="spellEnd"/>
-      <w:r>
-        <w:rPr>
-          <w:lang w:val="en-US"/>
-        </w:rPr>
-        <w:t xml:space="preserve"> </w:t>
-      </w:r>
-      <w:proofErr w:type="spellStart"/>
-      <w:r>
-        <w:rPr>
-          <w:lang w:val="en-US"/>
-        </w:rPr>
-        <w:t>kreirana</w:t>
-      </w:r>
-      <w:proofErr w:type="spellEnd"/>
-      <w:r>
-        <w:rPr>
-          <w:lang w:val="en-US"/>
-        </w:rPr>
-        <w:t xml:space="preserve"> </w:t>
-      </w:r>
-      <w:proofErr w:type="spellStart"/>
-      <w:r>
-        <w:rPr>
-          <w:lang w:val="en-US"/>
-        </w:rPr>
-        <w:t>ako</w:t>
-      </w:r>
-      <w:proofErr w:type="spellEnd"/>
-      <w:r>
-        <w:rPr>
-          <w:lang w:val="en-US"/>
-        </w:rPr>
-        <w:t xml:space="preserve"> </w:t>
-      </w:r>
-      <w:proofErr w:type="spellStart"/>
-      <w:r>
-        <w:rPr>
-          <w:lang w:val="en-US"/>
-        </w:rPr>
-        <w:t>paket</w:t>
-      </w:r>
-      <w:proofErr w:type="spellEnd"/>
-      <w:r>
-        <w:rPr>
-          <w:lang w:val="en-US"/>
-        </w:rPr>
-        <w:t xml:space="preserve"> ne </w:t>
-      </w:r>
-      <w:proofErr w:type="spellStart"/>
-      <w:r>
-        <w:rPr>
-          <w:lang w:val="en-US"/>
-        </w:rPr>
-        <w:t>postoji</w:t>
-      </w:r>
-      <w:proofErr w:type="spellEnd"/>
-      <w:r>
-        <w:rPr>
-          <w:lang w:val="en-US"/>
-        </w:rPr>
-        <w:t xml:space="preserve"> </w:t>
+        <w:t xml:space="preserve">test validacije da članarina ne može biti kreirana ako paket ne postoji </w:t>
       </w:r>
     </w:p>
     <w:p>
@@ -1728,105 +639,7 @@
         <w:rPr>
           <w:lang w:val="en-US"/>
         </w:rPr>
-        <w:t xml:space="preserve">test </w:t>
-      </w:r>
-      <w:proofErr w:type="spellStart"/>
-      <w:r>
-        <w:rPr>
-          <w:lang w:val="en-US"/>
-        </w:rPr>
-        <w:t>validacije</w:t>
-      </w:r>
-      <w:proofErr w:type="spellEnd"/>
-      <w:r>
-        <w:rPr>
-          <w:lang w:val="en-US"/>
-        </w:rPr>
-        <w:t xml:space="preserve"> </w:t>
-      </w:r>
-      <w:proofErr w:type="spellStart"/>
-      <w:r>
-        <w:rPr>
-          <w:lang w:val="en-US"/>
-        </w:rPr>
-        <w:t>datuma</w:t>
-      </w:r>
-      <w:proofErr w:type="spellEnd"/>
-      <w:r>
-        <w:rPr>
-          <w:lang w:val="en-US"/>
-        </w:rPr>
-        <w:t xml:space="preserve"> (datum </w:t>
-      </w:r>
-      <w:proofErr w:type="spellStart"/>
-      <w:r>
-        <w:rPr>
-          <w:lang w:val="en-US"/>
-        </w:rPr>
-        <w:t>početka</w:t>
-      </w:r>
-      <w:proofErr w:type="spellEnd"/>
-      <w:r>
-        <w:rPr>
-          <w:lang w:val="en-US"/>
-        </w:rPr>
-        <w:t xml:space="preserve"> mora </w:t>
-      </w:r>
-      <w:proofErr w:type="spellStart"/>
-      <w:r>
-        <w:rPr>
-          <w:lang w:val="en-US"/>
-        </w:rPr>
-        <w:t>biti</w:t>
-      </w:r>
-      <w:proofErr w:type="spellEnd"/>
-      <w:r>
-        <w:rPr>
-          <w:lang w:val="en-US"/>
-        </w:rPr>
-        <w:t xml:space="preserve"> </w:t>
-      </w:r>
-      <w:proofErr w:type="spellStart"/>
-      <w:r>
-        <w:rPr>
-          <w:lang w:val="en-US"/>
-        </w:rPr>
-        <w:t>prije</w:t>
-      </w:r>
-      <w:proofErr w:type="spellEnd"/>
-      <w:r>
-        <w:rPr>
-          <w:lang w:val="en-US"/>
-        </w:rPr>
-        <w:t xml:space="preserve"> </w:t>
-      </w:r>
-      <w:proofErr w:type="spellStart"/>
-      <w:r>
-        <w:rPr>
-          <w:lang w:val="en-US"/>
-        </w:rPr>
-        <w:t>datuma</w:t>
-      </w:r>
-      <w:proofErr w:type="spellEnd"/>
-      <w:r>
-        <w:rPr>
-          <w:lang w:val="en-US"/>
-        </w:rPr>
-        <w:t xml:space="preserve"> </w:t>
-      </w:r>
-      <w:proofErr w:type="spellStart"/>
-      <w:r>
-        <w:rPr>
-          <w:lang w:val="en-US"/>
-        </w:rPr>
-        <w:t>završetka</w:t>
-      </w:r>
-      <w:proofErr w:type="spellEnd"/>
-      <w:r>
-        <w:rPr>
-          <w:lang w:val="en-US"/>
-        </w:rPr>
-        <w:t xml:space="preserve">) </w:t>
+        <w:t xml:space="preserve">test validacije datuma (datum početka mora biti prije datuma završetka) </w:t>
       </w:r>
     </w:p>
     <w:p>
@@ -1843,114 +656,8 @@
         <w:rPr>
           <w:lang w:val="en-US"/>
         </w:rPr>
-        <w:t xml:space="preserve">test </w:t>
-      </w:r>
-      <w:proofErr w:type="spellStart"/>
-      <w:r>
-        <w:rPr>
-          <w:lang w:val="en-US"/>
-        </w:rPr>
-        <w:t>odbijanja</w:t>
-      </w:r>
-      <w:proofErr w:type="spellEnd"/>
-      <w:r>
-        <w:rPr>
-          <w:lang w:val="en-US"/>
-        </w:rPr>
-        <w:t xml:space="preserve"> </w:t>
-      </w:r>
-      <w:proofErr w:type="spellStart"/>
-      <w:r>
-        <w:rPr>
-          <w:lang w:val="en-US"/>
-        </w:rPr>
-        <w:t>kreiranja</w:t>
-      </w:r>
-      <w:proofErr w:type="spellEnd"/>
-      <w:r>
-        <w:rPr>
-          <w:lang w:val="en-US"/>
-        </w:rPr>
-        <w:t xml:space="preserve"> </w:t>
-      </w:r>
-      <w:proofErr w:type="spellStart"/>
-      <w:r>
-        <w:rPr>
-          <w:lang w:val="en-US"/>
-        </w:rPr>
-        <w:t>članarine</w:t>
-      </w:r>
-      <w:proofErr w:type="spellEnd"/>
-      <w:r>
-        <w:rPr>
-          <w:lang w:val="en-US"/>
-        </w:rPr>
-        <w:t xml:space="preserve"> </w:t>
-      </w:r>
-      <w:proofErr w:type="spellStart"/>
-      <w:r>
-        <w:rPr>
-          <w:lang w:val="en-US"/>
-        </w:rPr>
-        <w:t>ako</w:t>
-      </w:r>
-      <w:proofErr w:type="spellEnd"/>
-      <w:r>
-        <w:rPr>
-          <w:lang w:val="en-US"/>
-        </w:rPr>
-        <w:t xml:space="preserve"> </w:t>
-      </w:r>
-      <w:proofErr w:type="spellStart"/>
-      <w:r>
-        <w:rPr>
-          <w:lang w:val="en-US"/>
-        </w:rPr>
-        <w:t>su</w:t>
-      </w:r>
-      <w:proofErr w:type="spellEnd"/>
-      <w:r>
-        <w:rPr>
-          <w:lang w:val="en-US"/>
-        </w:rPr>
-        <w:t xml:space="preserve"> </w:t>
-      </w:r>
-      <w:proofErr w:type="spellStart"/>
-      <w:r>
-        <w:rPr>
-          <w:lang w:val="en-US"/>
-        </w:rPr>
-        <w:t>poslovna</w:t>
-      </w:r>
-      <w:proofErr w:type="spellEnd"/>
-      <w:r>
-        <w:rPr>
-          <w:lang w:val="en-US"/>
-        </w:rPr>
-        <w:t xml:space="preserve"> </w:t>
-      </w:r>
-      <w:proofErr w:type="spellStart"/>
-      <w:r>
-        <w:rPr>
-          <w:lang w:val="en-US"/>
-        </w:rPr>
-        <w:t>pravila</w:t>
-      </w:r>
-      <w:proofErr w:type="spellEnd"/>
-      <w:r>
-        <w:rPr>
-          <w:lang w:val="en-US"/>
-        </w:rPr>
-        <w:t xml:space="preserve"> </w:t>
-      </w:r>
-      <w:proofErr w:type="spellStart"/>
-      <w:r>
-        <w:rPr>
-          <w:lang w:val="en-US"/>
-        </w:rPr>
-        <w:t>prekršena</w:t>
-      </w:r>
-      <w:proofErr w:type="spellEnd"/>
+        <w:t>test odbijanja kreiranja članarine ako su poslovna pravila prekršena</w:t>
+      </w:r>
     </w:p>
     <w:p>
       <w:pPr>
@@ -1966,14 +673,12 @@
           <w:lang w:val="en-US"/>
         </w:rPr>
       </w:pPr>
-      <w:proofErr w:type="spellStart"/>
       <w:r>
         <w:rPr>
           <w:lang w:val="en-US"/>
         </w:rPr>
         <w:t>UplataService</w:t>
       </w:r>
-      <w:proofErr w:type="spellEnd"/>
     </w:p>
     <w:p>
       <w:pPr>
@@ -1989,49 +694,7 @@
         <w:rPr>
           <w:lang w:val="en-US"/>
         </w:rPr>
-        <w:t xml:space="preserve">test </w:t>
-      </w:r>
-      <w:proofErr w:type="spellStart"/>
-      <w:r>
-        <w:rPr>
-          <w:lang w:val="en-US"/>
-        </w:rPr>
-        <w:t>dohvaćanja</w:t>
-      </w:r>
-      <w:proofErr w:type="spellEnd"/>
-      <w:r>
-        <w:rPr>
-          <w:lang w:val="en-US"/>
-        </w:rPr>
-        <w:t xml:space="preserve"> </w:t>
-      </w:r>
-      <w:proofErr w:type="spellStart"/>
-      <w:r>
-        <w:rPr>
-          <w:lang w:val="en-US"/>
-        </w:rPr>
-        <w:t>uplata</w:t>
-      </w:r>
-      <w:proofErr w:type="spellEnd"/>
-      <w:r>
-        <w:rPr>
-          <w:lang w:val="en-US"/>
-        </w:rPr>
-        <w:t xml:space="preserve"> po ID-u </w:t>
-      </w:r>
-      <w:proofErr w:type="spellStart"/>
-      <w:r>
-        <w:rPr>
-          <w:lang w:val="en-US"/>
-        </w:rPr>
-        <w:t>članarine</w:t>
-      </w:r>
-      <w:proofErr w:type="spellEnd"/>
-      <w:r>
-        <w:rPr>
-          <w:lang w:val="en-US"/>
-        </w:rPr>
-        <w:t xml:space="preserve"> </w:t>
+        <w:t xml:space="preserve">test dohvaćanja uplata po ID-u članarine </w:t>
       </w:r>
     </w:p>
     <w:p>
@@ -2048,63 +711,7 @@
         <w:rPr>
           <w:lang w:val="en-US"/>
         </w:rPr>
-        <w:t xml:space="preserve">test </w:t>
-      </w:r>
-      <w:proofErr w:type="spellStart"/>
-      <w:r>
-        <w:rPr>
-          <w:lang w:val="en-US"/>
-        </w:rPr>
-        <w:t>kreiranja</w:t>
-      </w:r>
-      <w:proofErr w:type="spellEnd"/>
-      <w:r>
-        <w:rPr>
-          <w:lang w:val="en-US"/>
-        </w:rPr>
-        <w:t xml:space="preserve"> </w:t>
-      </w:r>
-      <w:proofErr w:type="spellStart"/>
-      <w:r>
-        <w:rPr>
-          <w:lang w:val="en-US"/>
-        </w:rPr>
-        <w:t>uplate</w:t>
-      </w:r>
-      <w:proofErr w:type="spellEnd"/>
-      <w:r>
-        <w:rPr>
-          <w:lang w:val="en-US"/>
-        </w:rPr>
-        <w:t xml:space="preserve"> s </w:t>
-      </w:r>
-      <w:proofErr w:type="spellStart"/>
-      <w:r>
-        <w:rPr>
-          <w:lang w:val="en-US"/>
-        </w:rPr>
-        <w:t>ispravnim</w:t>
-      </w:r>
-      <w:proofErr w:type="spellEnd"/>
-      <w:r>
-        <w:rPr>
-          <w:lang w:val="en-US"/>
-        </w:rPr>
-        <w:t xml:space="preserve"> </w:t>
-      </w:r>
-      <w:proofErr w:type="spellStart"/>
-      <w:r>
-        <w:rPr>
-          <w:lang w:val="en-US"/>
-        </w:rPr>
-        <w:t>podacima</w:t>
-      </w:r>
-      <w:proofErr w:type="spellEnd"/>
-      <w:r>
-        <w:rPr>
-          <w:lang w:val="en-US"/>
-        </w:rPr>
-        <w:t xml:space="preserve"> </w:t>
+        <w:t xml:space="preserve">test kreiranja uplate s ispravnim podacima </w:t>
       </w:r>
     </w:p>
     <w:p>
@@ -2121,77 +728,7 @@
         <w:rPr>
           <w:lang w:val="en-US"/>
         </w:rPr>
-        <w:t xml:space="preserve">test </w:t>
-      </w:r>
-      <w:proofErr w:type="spellStart"/>
-      <w:r>
-        <w:rPr>
-          <w:lang w:val="en-US"/>
-        </w:rPr>
-        <w:t>validacije</w:t>
-      </w:r>
-      <w:proofErr w:type="spellEnd"/>
-      <w:r>
-        <w:rPr>
-          <w:lang w:val="en-US"/>
-        </w:rPr>
-        <w:t xml:space="preserve"> da </w:t>
-      </w:r>
-      <w:proofErr w:type="spellStart"/>
-      <w:r>
-        <w:rPr>
-          <w:lang w:val="en-US"/>
-        </w:rPr>
-        <w:t>iznos</w:t>
-      </w:r>
-      <w:proofErr w:type="spellEnd"/>
-      <w:r>
-        <w:rPr>
-          <w:lang w:val="en-US"/>
-        </w:rPr>
-        <w:t xml:space="preserve"> </w:t>
-      </w:r>
-      <w:proofErr w:type="spellStart"/>
-      <w:r>
-        <w:rPr>
-          <w:lang w:val="en-US"/>
-        </w:rPr>
-        <w:t>uplate</w:t>
-      </w:r>
-      <w:proofErr w:type="spellEnd"/>
-      <w:r>
-        <w:rPr>
-          <w:lang w:val="en-US"/>
-        </w:rPr>
-        <w:t xml:space="preserve"> mora </w:t>
-      </w:r>
-      <w:proofErr w:type="spellStart"/>
-      <w:r>
-        <w:rPr>
-          <w:lang w:val="en-US"/>
-        </w:rPr>
-        <w:t>biti</w:t>
-      </w:r>
-      <w:proofErr w:type="spellEnd"/>
-      <w:r>
-        <w:rPr>
-          <w:lang w:val="en-US"/>
-        </w:rPr>
-        <w:t xml:space="preserve"> </w:t>
-      </w:r>
-      <w:proofErr w:type="spellStart"/>
-      <w:r>
-        <w:rPr>
-          <w:lang w:val="en-US"/>
-        </w:rPr>
-        <w:t>veći</w:t>
-      </w:r>
-      <w:proofErr w:type="spellEnd"/>
-      <w:r>
-        <w:rPr>
-          <w:lang w:val="en-US"/>
-        </w:rPr>
-        <w:t xml:space="preserve"> od 0 </w:t>
+        <w:t xml:space="preserve">test validacije da iznos uplate mora biti veći od 0 </w:t>
       </w:r>
     </w:p>
     <w:p>
@@ -2208,91 +745,7 @@
         <w:rPr>
           <w:lang w:val="en-US"/>
         </w:rPr>
-        <w:t xml:space="preserve">test </w:t>
-      </w:r>
-      <w:proofErr w:type="spellStart"/>
-      <w:r>
-        <w:rPr>
-          <w:lang w:val="en-US"/>
-        </w:rPr>
-        <w:t>validacije</w:t>
-      </w:r>
-      <w:proofErr w:type="spellEnd"/>
-      <w:r>
-        <w:rPr>
-          <w:lang w:val="en-US"/>
-        </w:rPr>
-        <w:t xml:space="preserve"> da </w:t>
-      </w:r>
-      <w:proofErr w:type="spellStart"/>
-      <w:r>
-        <w:rPr>
-          <w:lang w:val="en-US"/>
-        </w:rPr>
-        <w:t>uplata</w:t>
-      </w:r>
-      <w:proofErr w:type="spellEnd"/>
-      <w:r>
-        <w:rPr>
-          <w:lang w:val="en-US"/>
-        </w:rPr>
-        <w:t xml:space="preserve"> ne </w:t>
-      </w:r>
-      <w:proofErr w:type="spellStart"/>
-      <w:r>
-        <w:rPr>
-          <w:lang w:val="en-US"/>
-        </w:rPr>
-        <w:t>može</w:t>
-      </w:r>
-      <w:proofErr w:type="spellEnd"/>
-      <w:r>
-        <w:rPr>
-          <w:lang w:val="en-US"/>
-        </w:rPr>
-        <w:t xml:space="preserve"> </w:t>
-      </w:r>
-      <w:proofErr w:type="spellStart"/>
-      <w:r>
-        <w:rPr>
-          <w:lang w:val="en-US"/>
-        </w:rPr>
-        <w:t>postojati</w:t>
-      </w:r>
-      <w:proofErr w:type="spellEnd"/>
-      <w:r>
-        <w:rPr>
-          <w:lang w:val="en-US"/>
-        </w:rPr>
-        <w:t xml:space="preserve"> bez </w:t>
-      </w:r>
-      <w:proofErr w:type="spellStart"/>
-      <w:r>
-        <w:rPr>
-          <w:lang w:val="en-US"/>
-        </w:rPr>
-        <w:t>postojeće</w:t>
-      </w:r>
-      <w:proofErr w:type="spellEnd"/>
-      <w:r>
-        <w:rPr>
-          <w:lang w:val="en-US"/>
-        </w:rPr>
-        <w:t xml:space="preserve"> </w:t>
-      </w:r>
-      <w:proofErr w:type="spellStart"/>
-      <w:r>
-        <w:rPr>
-          <w:lang w:val="en-US"/>
-        </w:rPr>
-        <w:t>članarine</w:t>
-      </w:r>
-      <w:proofErr w:type="spellEnd"/>
-      <w:r>
-        <w:rPr>
-          <w:lang w:val="en-US"/>
-        </w:rPr>
-        <w:t xml:space="preserve"> </w:t>
+        <w:t xml:space="preserve">test validacije da uplata ne može postojati bez postojeće članarine </w:t>
       </w:r>
     </w:p>
     <w:p>
@@ -2309,133 +762,7 @@
         <w:rPr>
           <w:lang w:val="en-US"/>
         </w:rPr>
-        <w:t xml:space="preserve">test </w:t>
-      </w:r>
-      <w:proofErr w:type="spellStart"/>
-      <w:r>
-        <w:rPr>
-          <w:lang w:val="en-US"/>
-        </w:rPr>
-        <w:t>provjere</w:t>
-      </w:r>
-      <w:proofErr w:type="spellEnd"/>
-      <w:r>
-        <w:rPr>
-          <w:lang w:val="en-US"/>
-        </w:rPr>
-        <w:t xml:space="preserve"> da </w:t>
-      </w:r>
-      <w:proofErr w:type="spellStart"/>
-      <w:r>
-        <w:rPr>
-          <w:lang w:val="en-US"/>
-        </w:rPr>
-        <w:t>ukupan</w:t>
-      </w:r>
-      <w:proofErr w:type="spellEnd"/>
-      <w:r>
-        <w:rPr>
-          <w:lang w:val="en-US"/>
-        </w:rPr>
-        <w:t xml:space="preserve"> </w:t>
-      </w:r>
-      <w:proofErr w:type="spellStart"/>
-      <w:r>
-        <w:rPr>
-          <w:lang w:val="en-US"/>
-        </w:rPr>
-        <w:t>iznos</w:t>
-      </w:r>
-      <w:proofErr w:type="spellEnd"/>
-      <w:r>
-        <w:rPr>
-          <w:lang w:val="en-US"/>
-        </w:rPr>
-        <w:t xml:space="preserve"> </w:t>
-      </w:r>
-      <w:proofErr w:type="spellStart"/>
-      <w:r>
-        <w:rPr>
-          <w:lang w:val="en-US"/>
-        </w:rPr>
-        <w:t>uplata</w:t>
-      </w:r>
-      <w:proofErr w:type="spellEnd"/>
-      <w:r>
-        <w:rPr>
-          <w:lang w:val="en-US"/>
-        </w:rPr>
-        <w:t xml:space="preserve"> ne </w:t>
-      </w:r>
-      <w:proofErr w:type="spellStart"/>
-      <w:r>
-        <w:rPr>
-          <w:lang w:val="en-US"/>
-        </w:rPr>
-        <w:t>smije</w:t>
-      </w:r>
-      <w:proofErr w:type="spellEnd"/>
-      <w:r>
-        <w:rPr>
-          <w:lang w:val="en-US"/>
-        </w:rPr>
-        <w:t xml:space="preserve"> </w:t>
-      </w:r>
-      <w:proofErr w:type="spellStart"/>
-      <w:r>
-        <w:rPr>
-          <w:lang w:val="en-US"/>
-        </w:rPr>
-        <w:t>prijeći</w:t>
-      </w:r>
-      <w:proofErr w:type="spellEnd"/>
-      <w:r>
-        <w:rPr>
-          <w:lang w:val="en-US"/>
-        </w:rPr>
-        <w:t xml:space="preserve"> </w:t>
-      </w:r>
-      <w:proofErr w:type="spellStart"/>
-      <w:r>
-        <w:rPr>
-          <w:lang w:val="en-US"/>
-        </w:rPr>
-        <w:t>cijenu</w:t>
-      </w:r>
-      <w:proofErr w:type="spellEnd"/>
-      <w:r>
-        <w:rPr>
-          <w:lang w:val="en-US"/>
-        </w:rPr>
-        <w:t xml:space="preserve"> </w:t>
-      </w:r>
-      <w:proofErr w:type="spellStart"/>
-      <w:r>
-        <w:rPr>
-          <w:lang w:val="en-US"/>
-        </w:rPr>
-        <w:t>povezanog</w:t>
-      </w:r>
-      <w:proofErr w:type="spellEnd"/>
-      <w:r>
-        <w:rPr>
-          <w:lang w:val="en-US"/>
-        </w:rPr>
-        <w:t xml:space="preserve"> </w:t>
-      </w:r>
-      <w:proofErr w:type="spellStart"/>
-      <w:r>
-        <w:rPr>
-          <w:lang w:val="en-US"/>
-        </w:rPr>
-        <w:t>paketa</w:t>
-      </w:r>
-      <w:proofErr w:type="spellEnd"/>
-      <w:r>
-        <w:rPr>
-          <w:lang w:val="en-US"/>
-        </w:rPr>
-        <w:t xml:space="preserve"> </w:t>
+        <w:t xml:space="preserve">test provjere da ukupan iznos uplata ne smije prijeći cijenu povezanog paketa </w:t>
       </w:r>
     </w:p>
     <w:p>
@@ -2452,63 +779,7 @@
         <w:rPr>
           <w:lang w:val="en-US"/>
         </w:rPr>
-        <w:t xml:space="preserve">test </w:t>
-      </w:r>
-      <w:proofErr w:type="spellStart"/>
-      <w:r>
-        <w:rPr>
-          <w:lang w:val="en-US"/>
-        </w:rPr>
-        <w:t>brisanja</w:t>
-      </w:r>
-      <w:proofErr w:type="spellEnd"/>
-      <w:r>
-        <w:rPr>
-          <w:lang w:val="en-US"/>
-        </w:rPr>
-        <w:t xml:space="preserve"> </w:t>
-      </w:r>
-      <w:proofErr w:type="spellStart"/>
-      <w:r>
-        <w:rPr>
-          <w:lang w:val="en-US"/>
-        </w:rPr>
-        <w:t>uplate</w:t>
-      </w:r>
-      <w:proofErr w:type="spellEnd"/>
-      <w:r>
-        <w:rPr>
-          <w:lang w:val="en-US"/>
-        </w:rPr>
-        <w:t xml:space="preserve"> </w:t>
-      </w:r>
-      <w:proofErr w:type="spellStart"/>
-      <w:r>
-        <w:rPr>
-          <w:lang w:val="en-US"/>
-        </w:rPr>
-        <w:t>koja</w:t>
-      </w:r>
-      <w:proofErr w:type="spellEnd"/>
-      <w:r>
-        <w:rPr>
-          <w:lang w:val="en-US"/>
-        </w:rPr>
-        <w:t xml:space="preserve"> ne </w:t>
-      </w:r>
-      <w:proofErr w:type="spellStart"/>
-      <w:r>
-        <w:rPr>
-          <w:lang w:val="en-US"/>
-        </w:rPr>
-        <w:t>postoji</w:t>
-      </w:r>
-      <w:proofErr w:type="spellEnd"/>
-      <w:r>
-        <w:rPr>
-          <w:lang w:val="en-US"/>
-        </w:rPr>
-        <w:t xml:space="preserve"> </w:t>
+        <w:t xml:space="preserve">test brisanja uplate koja ne postoji </w:t>
       </w:r>
     </w:p>
     <w:p>
@@ -2525,58 +796,8 @@
         <w:rPr>
           <w:lang w:val="en-US"/>
         </w:rPr>
-        <w:t xml:space="preserve">test </w:t>
-      </w:r>
-      <w:proofErr w:type="spellStart"/>
-      <w:r>
-        <w:rPr>
-          <w:lang w:val="en-US"/>
-        </w:rPr>
-        <w:t>uspješnog</w:t>
-      </w:r>
-      <w:proofErr w:type="spellEnd"/>
-      <w:r>
-        <w:rPr>
-          <w:lang w:val="en-US"/>
-        </w:rPr>
-        <w:t xml:space="preserve"> </w:t>
-      </w:r>
-      <w:proofErr w:type="spellStart"/>
-      <w:r>
-        <w:rPr>
-          <w:lang w:val="en-US"/>
-        </w:rPr>
-        <w:t>brisanja</w:t>
-      </w:r>
-      <w:proofErr w:type="spellEnd"/>
-      <w:r>
-        <w:rPr>
-          <w:lang w:val="en-US"/>
-        </w:rPr>
-        <w:t xml:space="preserve"> </w:t>
-      </w:r>
-      <w:proofErr w:type="spellStart"/>
-      <w:r>
-        <w:rPr>
-          <w:lang w:val="en-US"/>
-        </w:rPr>
-        <w:t>postojeće</w:t>
-      </w:r>
-      <w:proofErr w:type="spellEnd"/>
-      <w:r>
-        <w:rPr>
-          <w:lang w:val="en-US"/>
-        </w:rPr>
-        <w:t xml:space="preserve"> </w:t>
-      </w:r>
-      <w:proofErr w:type="spellStart"/>
-      <w:r>
-        <w:rPr>
-          <w:lang w:val="en-US"/>
-        </w:rPr>
-        <w:t>uplate</w:t>
-      </w:r>
-      <w:proofErr w:type="spellEnd"/>
+        <w:t>test uspješnog brisanja postojeće uplate</w:t>
+      </w:r>
     </w:p>
     <w:p>
       <w:pPr>
@@ -2595,9 +816,10 @@
     <w:p/>
     <w:p>
       <w:pPr>
-        <w:pStyle w:val="Naslov3"/>
-      </w:pPr>
-      <w:r>
+        <w:pStyle w:val="Heading3"/>
+      </w:pPr>
+      <w:r>
+        <w:lastRenderedPageBreak/>
         <w:t>Integracijska provjera</w:t>
       </w:r>
     </w:p>
@@ -2607,75 +829,11 @@
           <w:lang w:val="en-US"/>
         </w:rPr>
       </w:pPr>
-      <w:proofErr w:type="spellStart"/>
-      <w:r>
-        <w:rPr>
-          <w:lang w:val="en-US"/>
-        </w:rPr>
-        <w:t>Integracijski</w:t>
-      </w:r>
-      <w:proofErr w:type="spellEnd"/>
-      <w:r>
-        <w:rPr>
-          <w:lang w:val="en-US"/>
-        </w:rPr>
-        <w:t xml:space="preserve"> </w:t>
-      </w:r>
-      <w:proofErr w:type="spellStart"/>
-      <w:r>
-        <w:rPr>
-          <w:lang w:val="en-US"/>
-        </w:rPr>
-        <w:t>testovi</w:t>
-      </w:r>
-      <w:proofErr w:type="spellEnd"/>
-      <w:r>
-        <w:rPr>
-          <w:lang w:val="en-US"/>
-        </w:rPr>
-        <w:t xml:space="preserve"> </w:t>
-      </w:r>
-      <w:proofErr w:type="spellStart"/>
-      <w:r>
-        <w:rPr>
-          <w:lang w:val="en-US"/>
-        </w:rPr>
-        <w:t>provjeravaju</w:t>
-      </w:r>
-      <w:proofErr w:type="spellEnd"/>
-      <w:r>
-        <w:rPr>
-          <w:lang w:val="en-US"/>
-        </w:rPr>
-        <w:t xml:space="preserve"> </w:t>
-      </w:r>
-      <w:proofErr w:type="spellStart"/>
-      <w:r>
-        <w:rPr>
-          <w:lang w:val="en-US"/>
-        </w:rPr>
-        <w:t>komunikaciju</w:t>
-      </w:r>
-      <w:proofErr w:type="spellEnd"/>
-      <w:r>
-        <w:rPr>
-          <w:lang w:val="en-US"/>
-        </w:rPr>
-        <w:t xml:space="preserve"> </w:t>
-      </w:r>
-      <w:proofErr w:type="spellStart"/>
-      <w:r>
-        <w:rPr>
-          <w:lang w:val="en-US"/>
-        </w:rPr>
-        <w:t>između</w:t>
-      </w:r>
-      <w:proofErr w:type="spellEnd"/>
-      <w:r>
-        <w:rPr>
-          <w:lang w:val="en-US"/>
-        </w:rPr>
-        <w:t>:</w:t>
+      <w:r>
+        <w:rPr>
+          <w:lang w:val="en-US"/>
+        </w:rPr>
+        <w:t>Integracijski testovi provjeravaju komunikaciju između:</w:t>
       </w:r>
     </w:p>
     <w:p>
@@ -2692,21 +850,7 @@
         <w:rPr>
           <w:lang w:val="en-US"/>
         </w:rPr>
-        <w:t xml:space="preserve">Business </w:t>
-      </w:r>
-      <w:proofErr w:type="spellStart"/>
-      <w:r>
-        <w:rPr>
-          <w:lang w:val="en-US"/>
-        </w:rPr>
-        <w:t>sloja</w:t>
-      </w:r>
-      <w:proofErr w:type="spellEnd"/>
-      <w:r>
-        <w:rPr>
-          <w:lang w:val="en-US"/>
-        </w:rPr>
-        <w:t xml:space="preserve"> </w:t>
+        <w:t xml:space="preserve">Business sloja </w:t>
       </w:r>
     </w:p>
     <w:p>
@@ -2723,21 +867,7 @@
         <w:rPr>
           <w:lang w:val="en-US"/>
         </w:rPr>
-        <w:t xml:space="preserve">Data </w:t>
-      </w:r>
-      <w:proofErr w:type="spellStart"/>
-      <w:r>
-        <w:rPr>
-          <w:lang w:val="en-US"/>
-        </w:rPr>
-        <w:t>sloja</w:t>
-      </w:r>
-      <w:proofErr w:type="spellEnd"/>
-      <w:r>
-        <w:rPr>
-          <w:lang w:val="en-US"/>
-        </w:rPr>
-        <w:t xml:space="preserve"> </w:t>
+        <w:t xml:space="preserve">Data sloja </w:t>
       </w:r>
     </w:p>
     <w:p>
@@ -2754,132 +884,26 @@
         <w:rPr>
           <w:lang w:val="en-US"/>
         </w:rPr>
-        <w:t xml:space="preserve">PostgreSQL </w:t>
-      </w:r>
-      <w:proofErr w:type="spellStart"/>
-      <w:r>
-        <w:rPr>
-          <w:lang w:val="en-US"/>
-        </w:rPr>
-        <w:t>baze</w:t>
-      </w:r>
-      <w:proofErr w:type="spellEnd"/>
-      <w:r>
-        <w:rPr>
-          <w:lang w:val="en-US"/>
-        </w:rPr>
-        <w:t xml:space="preserve"> </w:t>
-      </w:r>
-    </w:p>
-    <w:p>
-      <w:pPr>
-        <w:rPr>
-          <w:lang w:val="en-US"/>
-        </w:rPr>
-      </w:pPr>
-      <w:proofErr w:type="spellStart"/>
-      <w:r>
-        <w:rPr>
-          <w:lang w:val="en-US"/>
-        </w:rPr>
-        <w:t>Testira</w:t>
-      </w:r>
-      <w:proofErr w:type="spellEnd"/>
-      <w:r>
-        <w:rPr>
-          <w:lang w:val="en-US"/>
-        </w:rPr>
-        <w:t xml:space="preserve"> se </w:t>
-      </w:r>
-      <w:proofErr w:type="spellStart"/>
-      <w:r>
-        <w:rPr>
-          <w:lang w:val="en-US"/>
-        </w:rPr>
-        <w:t>cijeli</w:t>
-      </w:r>
-      <w:proofErr w:type="spellEnd"/>
-      <w:r>
-        <w:rPr>
-          <w:lang w:val="en-US"/>
-        </w:rPr>
-        <w:t xml:space="preserve"> </w:t>
-      </w:r>
-      <w:proofErr w:type="spellStart"/>
-      <w:r>
-        <w:rPr>
-          <w:lang w:val="en-US"/>
-        </w:rPr>
-        <w:t>tok</w:t>
-      </w:r>
-      <w:proofErr w:type="spellEnd"/>
-      <w:r>
-        <w:rPr>
-          <w:lang w:val="en-US"/>
-        </w:rPr>
-        <w:t xml:space="preserve"> od </w:t>
-      </w:r>
-      <w:proofErr w:type="spellStart"/>
-      <w:r>
-        <w:rPr>
-          <w:lang w:val="en-US"/>
-        </w:rPr>
-        <w:t>servisa</w:t>
-      </w:r>
-      <w:proofErr w:type="spellEnd"/>
-      <w:r>
-        <w:rPr>
-          <w:lang w:val="en-US"/>
-        </w:rPr>
-        <w:t xml:space="preserve"> do </w:t>
-      </w:r>
-      <w:proofErr w:type="spellStart"/>
-      <w:r>
-        <w:rPr>
-          <w:lang w:val="en-US"/>
-        </w:rPr>
-        <w:t>baze</w:t>
-      </w:r>
-      <w:proofErr w:type="spellEnd"/>
-      <w:r>
-        <w:rPr>
-          <w:lang w:val="en-US"/>
-        </w:rPr>
-        <w:t xml:space="preserve"> </w:t>
-      </w:r>
-      <w:proofErr w:type="spellStart"/>
-      <w:r>
-        <w:rPr>
-          <w:lang w:val="en-US"/>
-        </w:rPr>
-        <w:t>i</w:t>
-      </w:r>
-      <w:proofErr w:type="spellEnd"/>
-      <w:r>
-        <w:rPr>
-          <w:lang w:val="en-US"/>
-        </w:rPr>
-        <w:t xml:space="preserve"> </w:t>
-      </w:r>
-      <w:proofErr w:type="spellStart"/>
-      <w:r>
-        <w:rPr>
-          <w:lang w:val="en-US"/>
-        </w:rPr>
-        <w:t>natrag</w:t>
-      </w:r>
-      <w:proofErr w:type="spellEnd"/>
-      <w:r>
-        <w:rPr>
-          <w:lang w:val="en-US"/>
-        </w:rPr>
-        <w:t>.</w:t>
+        <w:t xml:space="preserve">PostgreSQL baze </w:t>
+      </w:r>
+    </w:p>
+    <w:p>
+      <w:pPr>
+        <w:rPr>
+          <w:lang w:val="en-US"/>
+        </w:rPr>
+      </w:pPr>
+      <w:r>
+        <w:rPr>
+          <w:lang w:val="en-US"/>
+        </w:rPr>
+        <w:t>Testira se cijeli tok od servisa do baze i natrag.</w:t>
       </w:r>
     </w:p>
     <w:p/>
     <w:p>
       <w:pPr>
-        <w:pStyle w:val="Naslov3"/>
+        <w:pStyle w:val="Heading3"/>
       </w:pPr>
       <w:r>
         <w:t>Validacija</w:t>
@@ -2887,20 +911,12 @@
     </w:p>
     <w:p>
       <w:r>
-        <w:t xml:space="preserve">Validacija se provodi na razini servisnog sloja i modela koristeći Data </w:t>
-      </w:r>
-      <w:proofErr w:type="spellStart"/>
-      <w:r>
-        <w:t>Annotations</w:t>
-      </w:r>
-      <w:proofErr w:type="spellEnd"/>
-      <w:r>
-        <w:t xml:space="preserve"> i dodatna poslovna pravila.</w:t>
-      </w:r>
-    </w:p>
-    <w:p>
-      <w:pPr>
-        <w:pStyle w:val="Naslov3"/>
+        <w:t>Validacija se provodi na razini servisnog sloja i modela koristeći Data Annotations i dodatna poslovna pravila.</w:t>
+      </w:r>
+    </w:p>
+    <w:p>
+      <w:pPr>
+        <w:pStyle w:val="Heading3"/>
       </w:pPr>
       <w:r>
         <w:t>Provjera sustava</w:t>
@@ -2913,7 +929,7 @@
     </w:p>
     <w:p>
       <w:pPr>
-        <w:pStyle w:val="Naslov2"/>
+        <w:pStyle w:val="Heading2"/>
       </w:pPr>
       <w:r>
         <w:t>Resursi i sredstva testiranja</w:t>
@@ -2937,13 +953,8 @@
           <w:numId w:val="15"/>
         </w:numPr>
       </w:pPr>
-      <w:proofErr w:type="spellStart"/>
-      <w:r>
-        <w:t>PostgreSQL</w:t>
-      </w:r>
-      <w:proofErr w:type="spellEnd"/>
-      <w:r>
-        <w:t xml:space="preserve"> baza </w:t>
+      <w:r>
+        <w:t xml:space="preserve">PostgreSQL baza </w:t>
       </w:r>
     </w:p>
     <w:p>
@@ -2953,21 +964,8 @@
           <w:numId w:val="15"/>
         </w:numPr>
       </w:pPr>
-      <w:proofErr w:type="spellStart"/>
-      <w:r>
-        <w:t>Visual</w:t>
-      </w:r>
-      <w:proofErr w:type="spellEnd"/>
-      <w:r>
-        <w:t xml:space="preserve"> Studio </w:t>
-      </w:r>
-      <w:proofErr w:type="spellStart"/>
-      <w:r>
-        <w:t>Code</w:t>
-      </w:r>
-      <w:proofErr w:type="spellEnd"/>
-      <w:r>
-        <w:t xml:space="preserve"> </w:t>
+      <w:r>
+        <w:t xml:space="preserve">Visual Studio Code </w:t>
       </w:r>
     </w:p>
     <w:p>
@@ -2977,26 +975,15 @@
           <w:numId w:val="15"/>
         </w:numPr>
       </w:pPr>
-      <w:proofErr w:type="spellStart"/>
-      <w:r>
-        <w:t>xUnit</w:t>
-      </w:r>
-      <w:proofErr w:type="spellEnd"/>
-      <w:r>
-        <w:t xml:space="preserve"> </w:t>
-      </w:r>
-      <w:proofErr w:type="spellStart"/>
-      <w:r>
-        <w:t>framework</w:t>
-      </w:r>
-      <w:proofErr w:type="spellEnd"/>
-    </w:p>
-    <w:p>
-      <w:pPr>
-        <w:pStyle w:val="Naslov2"/>
-      </w:pPr>
-      <w:r>
-        <w:lastRenderedPageBreak/>
+      <w:r>
+        <w:t>xUnit framework</w:t>
+      </w:r>
+    </w:p>
+    <w:p>
+      <w:pPr>
+        <w:pStyle w:val="Heading2"/>
+      </w:pPr>
+      <w:r>
         <w:t>Produkti nastali testiranjem</w:t>
       </w:r>
     </w:p>
@@ -3019,15 +1006,7 @@
         </w:numPr>
       </w:pPr>
       <w:r>
-        <w:t>logovi testova (</w:t>
-      </w:r>
-      <w:proofErr w:type="spellStart"/>
-      <w:r>
-        <w:t>dotnet</w:t>
-      </w:r>
-      <w:proofErr w:type="spellEnd"/>
-      <w:r>
-        <w:t xml:space="preserve"> test output) </w:t>
+        <w:t xml:space="preserve">logovi testova (dotnet test output) </w:t>
       </w:r>
     </w:p>
     <w:p>
@@ -3043,7 +1022,7 @@
     </w:p>
     <w:p>
       <w:pPr>
-        <w:pStyle w:val="Naslov2"/>
+        <w:pStyle w:val="Heading2"/>
       </w:pPr>
       <w:r>
         <w:t>Spremanje rezultata testiranja</w:t>
@@ -3051,28 +1030,12 @@
     </w:p>
     <w:p>
       <w:r>
-        <w:t xml:space="preserve">Rezultati testiranja bilježe se kroz </w:t>
-      </w:r>
-      <w:proofErr w:type="spellStart"/>
-      <w:r>
-        <w:t>xUnit</w:t>
-      </w:r>
-      <w:proofErr w:type="spellEnd"/>
-      <w:r>
-        <w:t xml:space="preserve"> output i prikazuju u terminalu putem naredbe </w:t>
-      </w:r>
-      <w:proofErr w:type="spellStart"/>
-      <w:r>
-        <w:t>dotnet</w:t>
-      </w:r>
-      <w:proofErr w:type="spellEnd"/>
-      <w:r>
-        <w:t xml:space="preserve"> test.</w:t>
-      </w:r>
-    </w:p>
-    <w:p>
-      <w:pPr>
-        <w:pStyle w:val="Naslov2"/>
+        <w:t>Rezultati testiranja bilježe se kroz xUnit output i prikazuju u terminalu putem naredbe dotnet test.</w:t>
+      </w:r>
+    </w:p>
+    <w:p>
+      <w:pPr>
+        <w:pStyle w:val="Heading2"/>
       </w:pPr>
       <w:r>
         <w:t>Me</w:t>
@@ -3124,7 +1087,7 @@
     </w:p>
     <w:p>
       <w:pPr>
-        <w:pStyle w:val="Naslov1"/>
+        <w:pStyle w:val="Heading1"/>
       </w:pPr>
       <w:r>
         <w:t>Procedura testiranja</w:t>
@@ -3132,7 +1095,7 @@
     </w:p>
     <w:p>
       <w:pPr>
-        <w:pStyle w:val="Naslov2"/>
+        <w:pStyle w:val="Heading2"/>
       </w:pPr>
       <w:r>
         <w:t>Programska oprema za testiranje</w:t>
@@ -3140,20 +1103,12 @@
     </w:p>
     <w:p>
       <w:r>
-        <w:t xml:space="preserve">Testira se </w:t>
-      </w:r>
-      <w:proofErr w:type="spellStart"/>
-      <w:r>
-        <w:t>FitnessStudio</w:t>
-      </w:r>
-      <w:proofErr w:type="spellEnd"/>
-      <w:r>
-        <w:t xml:space="preserve"> aplikacija (MVC web aplikacija), uključujući poslovni i podatkovni sloj.</w:t>
-      </w:r>
-    </w:p>
-    <w:p>
-      <w:pPr>
-        <w:pStyle w:val="Naslov2"/>
+        <w:t>Testira se FitnessStudio aplikacija (MVC web aplikacija), uključujući poslovni i podatkovni sloj.</w:t>
+      </w:r>
+    </w:p>
+    <w:p>
+      <w:pPr>
+        <w:pStyle w:val="Heading2"/>
       </w:pPr>
       <w:r>
         <w:t>Procedura testiranja</w:t>
@@ -3167,7 +1122,7 @@
     <w:p/>
     <w:p>
       <w:pPr>
-        <w:pStyle w:val="Naslov3"/>
+        <w:pStyle w:val="Heading3"/>
       </w:pPr>
       <w:r>
         <w:t>Integracij</w:t>
@@ -3178,7 +1133,7 @@
     </w:p>
     <w:p>
       <w:pPr>
-        <w:pStyle w:val="Naslov4"/>
+        <w:pStyle w:val="Heading4"/>
       </w:pPr>
       <w:r>
         <w:t>Testna procedura za integracij</w:t>
@@ -3194,13 +1149,8 @@
       <w:r>
         <w:t xml:space="preserve">- </w:t>
       </w:r>
-      <w:proofErr w:type="spellStart"/>
-      <w:r>
-        <w:t>repository</w:t>
-      </w:r>
-      <w:proofErr w:type="spellEnd"/>
-      <w:r>
-        <w:t xml:space="preserve"> </w:t>
+      <w:r>
+        <w:t xml:space="preserve">repository </w:t>
       </w:r>
       <w:r>
         <w:t xml:space="preserve">- </w:t>
@@ -3212,7 +1162,7 @@
     <w:p/>
     <w:p>
       <w:pPr>
-        <w:pStyle w:val="Naslov4"/>
+        <w:pStyle w:val="Heading4"/>
       </w:pPr>
       <w:r>
         <w:t>Očekivani rezultati</w:t>
@@ -3226,7 +1176,7 @@
     <w:p/>
     <w:p>
       <w:pPr>
-        <w:pStyle w:val="Naslov3"/>
+        <w:pStyle w:val="Heading3"/>
       </w:pPr>
       <w:r>
         <w:t>Test validacije</w:t>
@@ -3234,7 +1184,7 @@
     </w:p>
     <w:p>
       <w:pPr>
-        <w:pStyle w:val="Naslov3"/>
+        <w:pStyle w:val="Heading3"/>
         <w:numPr>
           <w:ilvl w:val="0"/>
           <w:numId w:val="0"/>
@@ -3248,7 +1198,6 @@
           <w:szCs w:val="27"/>
         </w:rPr>
       </w:pPr>
-      <w:proofErr w:type="spellStart"/>
       <w:r>
         <w:rPr>
           <w:b w:val="0"/>
@@ -3274,9 +1223,8 @@
           <w:i w:val="0"/>
           <w:iCs/>
         </w:rPr>
-        <w:t>overy</w:t>
-      </w:r>
-      <w:proofErr w:type="spellEnd"/>
+        <w:t>overy test</w:t>
+      </w:r>
       <w:r>
         <w:rPr>
           <w:b w:val="0"/>
@@ -3284,142 +1232,28 @@
           <w:i w:val="0"/>
           <w:iCs/>
         </w:rPr>
-        <w:t xml:space="preserve"> test</w:t>
-      </w:r>
-      <w:r>
-        <w:rPr>
-          <w:b w:val="0"/>
-          <w:bCs/>
-          <w:i w:val="0"/>
-          <w:iCs/>
-        </w:rPr>
         <w:t>:</w:t>
       </w:r>
     </w:p>
     <w:p>
       <w:pPr>
-        <w:pStyle w:val="StandardWeb"/>
+        <w:pStyle w:val="NormalWeb"/>
         <w:rPr>
           <w:bCs/>
           <w:iCs/>
         </w:rPr>
       </w:pPr>
-      <w:proofErr w:type="spellStart"/>
       <w:r>
         <w:rPr>
           <w:bCs/>
           <w:iCs/>
         </w:rPr>
-        <w:t>Ponovno</w:t>
-      </w:r>
-      <w:proofErr w:type="spellEnd"/>
-      <w:r>
-        <w:rPr>
-          <w:bCs/>
-          <w:iCs/>
-        </w:rPr>
-        <w:t xml:space="preserve"> </w:t>
-      </w:r>
-      <w:proofErr w:type="spellStart"/>
-      <w:r>
-        <w:rPr>
-          <w:bCs/>
-          <w:iCs/>
-        </w:rPr>
-        <w:t>pokretanje</w:t>
-      </w:r>
-      <w:proofErr w:type="spellEnd"/>
-      <w:r>
-        <w:rPr>
-          <w:bCs/>
-          <w:iCs/>
-        </w:rPr>
-        <w:t xml:space="preserve"> </w:t>
-      </w:r>
-      <w:proofErr w:type="spellStart"/>
-      <w:r>
-        <w:rPr>
-          <w:bCs/>
-          <w:iCs/>
-        </w:rPr>
-        <w:t>aplikacije</w:t>
-      </w:r>
-      <w:proofErr w:type="spellEnd"/>
-      <w:r>
-        <w:rPr>
-          <w:bCs/>
-          <w:iCs/>
-        </w:rPr>
-        <w:t xml:space="preserve"> </w:t>
-      </w:r>
-      <w:proofErr w:type="spellStart"/>
-      <w:r>
-        <w:rPr>
-          <w:bCs/>
-          <w:iCs/>
-        </w:rPr>
-        <w:t>nakon</w:t>
-      </w:r>
-      <w:proofErr w:type="spellEnd"/>
-      <w:r>
-        <w:rPr>
-          <w:bCs/>
-          <w:iCs/>
-        </w:rPr>
-        <w:t xml:space="preserve"> </w:t>
-      </w:r>
-      <w:proofErr w:type="spellStart"/>
-      <w:r>
-        <w:rPr>
-          <w:bCs/>
-          <w:iCs/>
-        </w:rPr>
-        <w:t>prekida</w:t>
-      </w:r>
-      <w:proofErr w:type="spellEnd"/>
-      <w:r>
-        <w:rPr>
-          <w:bCs/>
-          <w:iCs/>
-        </w:rPr>
-        <w:t xml:space="preserve"> </w:t>
-      </w:r>
-      <w:proofErr w:type="spellStart"/>
-      <w:r>
-        <w:rPr>
-          <w:bCs/>
-          <w:iCs/>
-        </w:rPr>
-        <w:t>veze</w:t>
-      </w:r>
-      <w:proofErr w:type="spellEnd"/>
-      <w:r>
-        <w:rPr>
-          <w:bCs/>
-          <w:iCs/>
-        </w:rPr>
-        <w:t xml:space="preserve"> s </w:t>
-      </w:r>
-      <w:proofErr w:type="spellStart"/>
-      <w:r>
-        <w:rPr>
-          <w:bCs/>
-          <w:iCs/>
-        </w:rPr>
-        <w:t>bazom</w:t>
-      </w:r>
-      <w:proofErr w:type="spellEnd"/>
-      <w:r>
-        <w:rPr>
-          <w:bCs/>
-          <w:iCs/>
-        </w:rPr>
-        <w:t>.</w:t>
-      </w:r>
-    </w:p>
-    <w:p>
-      <w:pPr>
-        <w:pStyle w:val="Naslov3"/>
+        <w:t>Ponovno pokretanje aplikacije nakon prekida veze s bazom.</w:t>
+      </w:r>
+    </w:p>
+    <w:p>
+      <w:pPr>
+        <w:pStyle w:val="Heading3"/>
         <w:numPr>
           <w:ilvl w:val="0"/>
           <w:numId w:val="0"/>
@@ -3453,80 +1287,23 @@
     </w:p>
     <w:p>
       <w:pPr>
-        <w:pStyle w:val="StandardWeb"/>
+        <w:pStyle w:val="NormalWeb"/>
         <w:rPr>
           <w:bCs/>
           <w:iCs/>
         </w:rPr>
       </w:pPr>
-      <w:proofErr w:type="spellStart"/>
       <w:r>
         <w:rPr>
           <w:bCs/>
           <w:iCs/>
         </w:rPr>
-        <w:t>Provjera</w:t>
-      </w:r>
-      <w:proofErr w:type="spellEnd"/>
-      <w:r>
-        <w:rPr>
-          <w:bCs/>
-          <w:iCs/>
-        </w:rPr>
-        <w:t xml:space="preserve"> </w:t>
-      </w:r>
-      <w:proofErr w:type="spellStart"/>
-      <w:r>
-        <w:rPr>
-          <w:bCs/>
-          <w:iCs/>
-        </w:rPr>
-        <w:t>osnovne</w:t>
-      </w:r>
-      <w:proofErr w:type="spellEnd"/>
-      <w:r>
-        <w:rPr>
-          <w:bCs/>
-          <w:iCs/>
-        </w:rPr>
-        <w:t xml:space="preserve"> </w:t>
-      </w:r>
-      <w:proofErr w:type="spellStart"/>
-      <w:r>
-        <w:rPr>
-          <w:bCs/>
-          <w:iCs/>
-        </w:rPr>
-        <w:t>validacije</w:t>
-      </w:r>
-      <w:proofErr w:type="spellEnd"/>
-      <w:r>
-        <w:rPr>
-          <w:bCs/>
-          <w:iCs/>
-        </w:rPr>
-        <w:t xml:space="preserve"> </w:t>
-      </w:r>
-      <w:proofErr w:type="spellStart"/>
-      <w:r>
-        <w:rPr>
-          <w:bCs/>
-          <w:iCs/>
-        </w:rPr>
-        <w:t>unosa</w:t>
-      </w:r>
-      <w:proofErr w:type="spellEnd"/>
-      <w:r>
-        <w:rPr>
-          <w:bCs/>
-          <w:iCs/>
-        </w:rPr>
-        <w:t>.</w:t>
-      </w:r>
-    </w:p>
-    <w:p>
-      <w:pPr>
-        <w:pStyle w:val="Naslov3"/>
+        <w:t>Provjera osnovne validacije unosa.</w:t>
+      </w:r>
+    </w:p>
+    <w:p>
+      <w:pPr>
+        <w:pStyle w:val="Heading3"/>
         <w:numPr>
           <w:ilvl w:val="0"/>
           <w:numId w:val="0"/>
@@ -3560,65 +1337,24 @@
     </w:p>
     <w:p>
       <w:pPr>
-        <w:pStyle w:val="StandardWeb"/>
+        <w:pStyle w:val="NormalWeb"/>
         <w:rPr>
           <w:bCs/>
           <w:iCs/>
         </w:rPr>
       </w:pPr>
-      <w:proofErr w:type="spellStart"/>
       <w:r>
         <w:rPr>
           <w:bCs/>
           <w:iCs/>
         </w:rPr>
-        <w:t>Brzina</w:t>
-      </w:r>
-      <w:proofErr w:type="spellEnd"/>
-      <w:r>
-        <w:rPr>
-          <w:bCs/>
-          <w:iCs/>
-        </w:rPr>
-        <w:t xml:space="preserve"> </w:t>
-      </w:r>
-      <w:proofErr w:type="spellStart"/>
-      <w:r>
-        <w:rPr>
-          <w:bCs/>
-          <w:iCs/>
-        </w:rPr>
-        <w:t>dohvaćanja</w:t>
-      </w:r>
-      <w:proofErr w:type="spellEnd"/>
-      <w:r>
-        <w:rPr>
-          <w:bCs/>
-          <w:iCs/>
-        </w:rPr>
-        <w:t xml:space="preserve"> </w:t>
-      </w:r>
-      <w:proofErr w:type="spellStart"/>
-      <w:r>
-        <w:rPr>
-          <w:bCs/>
-          <w:iCs/>
-        </w:rPr>
-        <w:t>podataka</w:t>
-      </w:r>
-      <w:proofErr w:type="spellEnd"/>
-      <w:r>
-        <w:rPr>
-          <w:bCs/>
-          <w:iCs/>
-        </w:rPr>
-        <w:t>.</w:t>
+        <w:t>Brzina dohvaćanja podataka.</w:t>
       </w:r>
     </w:p>
     <w:p/>
     <w:p>
       <w:pPr>
-        <w:pStyle w:val="Naslov2"/>
+        <w:pStyle w:val="Heading2"/>
       </w:pPr>
       <w:r>
         <w:t>Spremanje r</w:t>
@@ -3635,15 +1371,7 @@
     </w:p>
     <w:p>
       <w:r>
-        <w:t xml:space="preserve">Logovi testiranja dobiveni su izvršavanjem naredbe </w:t>
-      </w:r>
-      <w:proofErr w:type="spellStart"/>
-      <w:r>
-        <w:t>dotnet</w:t>
-      </w:r>
-      <w:proofErr w:type="spellEnd"/>
-      <w:r>
-        <w:t xml:space="preserve"> test u terminalu. Rezultati prikazuju broj uspješnih i neuspješnih testova te eventualne greške u izvršavanju.</w:t>
+        <w:t>Logovi testiranja dobiveni su izvršavanjem naredbe dotnet test u terminalu. Rezultati prikazuju broj uspješnih i neuspješnih testova te eventualne greške u izvršavanju.</w:t>
       </w:r>
     </w:p>
     <w:p>
@@ -3658,7 +1386,7 @@
         <w:rPr>
           <w:noProof/>
         </w:rPr>
-        <w:pict w14:anchorId="23279062">
+        <w:pict w14:anchorId="5494492C">
           <v:shapetype id="_x0000_t75" coordsize="21600,21600" o:spt="75" o:preferrelative="t" path="m@4@5l@4@11@9@11@9@5xe" filled="f" stroked="f">
             <v:stroke joinstyle="miter"/>
             <v:formulas>
@@ -3678,7 +1406,7 @@
             <v:path o:extrusionok="f" gradientshapeok="t" o:connecttype="rect"/>
             <o:lock v:ext="edit" aspectratio="t"/>
           </v:shapetype>
-          <v:shape id="_x0000_i1027" type="#_x0000_t75" style="width:450.5pt;height:239pt">
+          <v:shape id="_x0000_i1025" type="#_x0000_t75" alt="" style="width:450.15pt;height:239.55pt;mso-width-percent:0;mso-height-percent:0;mso-width-percent:0;mso-height-percent:0">
             <v:imagedata r:id="rId11" o:title="Screenshot (73)" cropbottom="3749f"/>
           </v:shape>
         </w:pict>
@@ -3724,34 +1452,34 @@
 <w:ftr xmlns:wpc="http://schemas.microsoft.com/office/word/2010/wordprocessingCanvas" xmlns:cx="http://schemas.microsoft.com/office/drawing/2014/chartex" xmlns:cx1="http://schemas.microsoft.com/office/drawing/2015/9/8/chartex" xmlns:cx2="http://schemas.microsoft.com/office/drawing/2015/10/21/chartex" xmlns:cx3="http://schemas.microsoft.com/office/drawing/2016/5/9/chartex" xmlns:cx4="http://schemas.microsoft.com/office/drawing/2016/5/10/chartex" xmlns:cx5="http://schemas.microsoft.com/office/drawing/2016/5/11/chartex" xmlns:cx6="http://schemas.microsoft.com/office/drawing/2016/5/12/chartex" xmlns:cx7="http://schemas.microsoft.com/office/drawing/2016/5/13/chartex" xmlns:cx8="http://schemas.microsoft.com/office/drawing/2016/5/14/chartex" xmlns:mc="http://schemas.openxmlformats.org/markup-compatibility/2006" xmlns:aink="http://schemas.microsoft.com/office/drawing/2016/ink" xmlns:am3d="http://schemas.microsoft.com/office/drawing/2017/model3d" xmlns:o="urn:schemas-microsoft-com:office:office" xmlns:oel="http://schemas.microsoft.com/office/2019/extlst" xmlns:r="http://schemas.openxmlformats.org/officeDocument/2006/relationships" xmlns:m="http://schemas.openxmlformats.org/officeDocument/2006/math" xmlns:v="urn:schemas-microsoft-com:vml" xmlns:wp14="http://schemas.microsoft.com/office/word/2010/wordprocessingDrawing" xmlns:wp="http://schemas.openxmlformats.org/drawingml/2006/wordprocessingDrawing" xmlns:w10="urn:schemas-microsoft-com:office:word" xmlns:w="http://schemas.openxmlformats.org/wordprocessingml/2006/main" xmlns:w14="http://schemas.microsoft.com/office/word/2010/wordml" xmlns:w15="http://schemas.microsoft.com/office/word/2012/wordml" xmlns:w16cex="http://schemas.microsoft.com/office/word/2018/wordml/cex" xmlns:w16cid="http://schemas.microsoft.com/office/word/2016/wordml/cid" xmlns:w16="http://schemas.microsoft.com/office/word/2018/wordml" xmlns:w16du="http://schemas.microsoft.com/office/word/2023/wordml/word16du" xmlns:w16sdtdh="http://schemas.microsoft.com/office/word/2020/wordml/sdtdatahash" xmlns:w16sdtfl="http://schemas.microsoft.com/office/word/2024/wordml/sdtformatlock" xmlns:w16se="http://schemas.microsoft.com/office/word/2015/wordml/symex" xmlns:wpg="http://schemas.microsoft.com/office/word/2010/wordprocessingGroup" xmlns:wpi="http://schemas.microsoft.com/office/word/2010/wordprocessingInk" xmlns:wne="http://schemas.microsoft.com/office/word/2006/wordml" xmlns:wps="http://schemas.microsoft.com/office/word/2010/wordprocessingShape" mc:Ignorable="w14 w15 w16se w16cid w16 w16cex w16sdtdh w16sdtfl w16du wp14">
   <w:p>
     <w:pPr>
-      <w:pStyle w:val="Podnoje"/>
+      <w:pStyle w:val="Footer"/>
       <w:framePr w:wrap="around" w:vAnchor="text" w:hAnchor="margin" w:xAlign="right" w:y="1"/>
       <w:rPr>
-        <w:rStyle w:val="Brojstranice"/>
+        <w:rStyle w:val="PageNumber"/>
       </w:rPr>
     </w:pPr>
     <w:r>
       <w:rPr>
-        <w:rStyle w:val="Brojstranice"/>
+        <w:rStyle w:val="PageNumber"/>
       </w:rPr>
       <w:fldChar w:fldCharType="begin"/>
     </w:r>
     <w:r>
       <w:rPr>
-        <w:rStyle w:val="Brojstranice"/>
+        <w:rStyle w:val="PageNumber"/>
       </w:rPr>
       <w:instrText xml:space="preserve">PAGE  </w:instrText>
     </w:r>
     <w:r>
       <w:rPr>
-        <w:rStyle w:val="Brojstranice"/>
+        <w:rStyle w:val="PageNumber"/>
       </w:rPr>
       <w:fldChar w:fldCharType="end"/>
     </w:r>
   </w:p>
   <w:p>
     <w:pPr>
-      <w:pStyle w:val="Podnoje"/>
+      <w:pStyle w:val="Footer"/>
       <w:ind w:right="360"/>
     </w:pPr>
   </w:p>
@@ -3781,7 +1509,7 @@
         </w:tcPr>
         <w:p>
           <w:pPr>
-            <w:pStyle w:val="Podnoje"/>
+            <w:pStyle w:val="Footer"/>
             <w:ind w:right="360"/>
           </w:pPr>
         </w:p>
@@ -3792,7 +1520,7 @@
         </w:tcPr>
         <w:p>
           <w:pPr>
-            <w:pStyle w:val="Podnoje"/>
+            <w:pStyle w:val="Footer"/>
             <w:ind w:right="360"/>
             <w:jc w:val="center"/>
           </w:pPr>
@@ -3834,74 +1562,74 @@
         </w:tcPr>
         <w:p>
           <w:pPr>
-            <w:pStyle w:val="Podnoje"/>
+            <w:pStyle w:val="Footer"/>
             <w:jc w:val="right"/>
           </w:pPr>
           <w:r>
             <w:rPr>
-              <w:rStyle w:val="Brojstranice"/>
+              <w:rStyle w:val="PageNumber"/>
             </w:rPr>
             <w:fldChar w:fldCharType="begin"/>
           </w:r>
           <w:r>
             <w:rPr>
-              <w:rStyle w:val="Brojstranice"/>
+              <w:rStyle w:val="PageNumber"/>
             </w:rPr>
             <w:instrText xml:space="preserve"> PAGE </w:instrText>
           </w:r>
           <w:r>
             <w:rPr>
-              <w:rStyle w:val="Brojstranice"/>
+              <w:rStyle w:val="PageNumber"/>
             </w:rPr>
             <w:fldChar w:fldCharType="separate"/>
           </w:r>
           <w:r>
             <w:rPr>
-              <w:rStyle w:val="Brojstranice"/>
+              <w:rStyle w:val="PageNumber"/>
               <w:noProof/>
             </w:rPr>
             <w:t>1</w:t>
           </w:r>
           <w:r>
             <w:rPr>
-              <w:rStyle w:val="Brojstranice"/>
+              <w:rStyle w:val="PageNumber"/>
             </w:rPr>
             <w:fldChar w:fldCharType="end"/>
           </w:r>
           <w:r>
             <w:rPr>
-              <w:rStyle w:val="Brojstranice"/>
+              <w:rStyle w:val="PageNumber"/>
             </w:rPr>
             <w:t>/</w:t>
           </w:r>
           <w:r>
             <w:rPr>
-              <w:rStyle w:val="Brojstranice"/>
+              <w:rStyle w:val="PageNumber"/>
             </w:rPr>
             <w:fldChar w:fldCharType="begin"/>
           </w:r>
           <w:r>
             <w:rPr>
-              <w:rStyle w:val="Brojstranice"/>
+              <w:rStyle w:val="PageNumber"/>
             </w:rPr>
             <w:instrText xml:space="preserve"> NUMPAGES </w:instrText>
           </w:r>
           <w:r>
             <w:rPr>
-              <w:rStyle w:val="Brojstranice"/>
+              <w:rStyle w:val="PageNumber"/>
             </w:rPr>
             <w:fldChar w:fldCharType="separate"/>
           </w:r>
           <w:r>
             <w:rPr>
-              <w:rStyle w:val="Brojstranice"/>
+              <w:rStyle w:val="PageNumber"/>
               <w:noProof/>
             </w:rPr>
             <w:t>4</w:t>
           </w:r>
           <w:r>
             <w:rPr>
-              <w:rStyle w:val="Brojstranice"/>
+              <w:rStyle w:val="PageNumber"/>
             </w:rPr>
             <w:fldChar w:fldCharType="end"/>
           </w:r>
@@ -3911,12 +1639,12 @@
   </w:tbl>
   <w:p>
     <w:pPr>
-      <w:pStyle w:val="Podnoje"/>
+      <w:pStyle w:val="Footer"/>
     </w:pPr>
   </w:p>
   <w:p>
     <w:pPr>
-      <w:pStyle w:val="Podnoje"/>
+      <w:pStyle w:val="Footer"/>
     </w:pPr>
   </w:p>
 </w:ftr>
@@ -3947,7 +1675,7 @@
 <w:hdr xmlns:wpc="http://schemas.microsoft.com/office/word/2010/wordprocessingCanvas" xmlns:cx="http://schemas.microsoft.com/office/drawing/2014/chartex" xmlns:cx1="http://schemas.microsoft.com/office/drawing/2015/9/8/chartex" xmlns:cx2="http://schemas.microsoft.com/office/drawing/2015/10/21/chartex" xmlns:cx3="http://schemas.microsoft.com/office/drawing/2016/5/9/chartex" xmlns:cx4="http://schemas.microsoft.com/office/drawing/2016/5/10/chartex" xmlns:cx5="http://schemas.microsoft.com/office/drawing/2016/5/11/chartex" xmlns:cx6="http://schemas.microsoft.com/office/drawing/2016/5/12/chartex" xmlns:cx7="http://schemas.microsoft.com/office/drawing/2016/5/13/chartex" xmlns:cx8="http://schemas.microsoft.com/office/drawing/2016/5/14/chartex" xmlns:mc="http://schemas.openxmlformats.org/markup-compatibility/2006" xmlns:aink="http://schemas.microsoft.com/office/drawing/2016/ink" xmlns:am3d="http://schemas.microsoft.com/office/drawing/2017/model3d" xmlns:o="urn:schemas-microsoft-com:office:office" xmlns:oel="http://schemas.microsoft.com/office/2019/extlst" xmlns:r="http://schemas.openxmlformats.org/officeDocument/2006/relationships" xmlns:m="http://schemas.openxmlformats.org/officeDocument/2006/math" xmlns:v="urn:schemas-microsoft-com:vml" xmlns:wp14="http://schemas.microsoft.com/office/word/2010/wordprocessingDrawing" xmlns:wp="http://schemas.openxmlformats.org/drawingml/2006/wordprocessingDrawing" xmlns:w10="urn:schemas-microsoft-com:office:word" xmlns:w="http://schemas.openxmlformats.org/wordprocessingml/2006/main" xmlns:w14="http://schemas.microsoft.com/office/word/2010/wordml" xmlns:w15="http://schemas.microsoft.com/office/word/2012/wordml" xmlns:w16cex="http://schemas.microsoft.com/office/word/2018/wordml/cex" xmlns:w16cid="http://schemas.microsoft.com/office/word/2016/wordml/cid" xmlns:w16="http://schemas.microsoft.com/office/word/2018/wordml" xmlns:w16du="http://schemas.microsoft.com/office/word/2023/wordml/word16du" xmlns:w16sdtdh="http://schemas.microsoft.com/office/word/2020/wordml/sdtdatahash" xmlns:w16sdtfl="http://schemas.microsoft.com/office/word/2024/wordml/sdtformatlock" xmlns:w16se="http://schemas.microsoft.com/office/word/2015/wordml/symex" xmlns:wpg="http://schemas.microsoft.com/office/word/2010/wordprocessingGroup" xmlns:wpi="http://schemas.microsoft.com/office/word/2010/wordprocessingInk" xmlns:wne="http://schemas.microsoft.com/office/word/2006/wordml" xmlns:wps="http://schemas.microsoft.com/office/word/2010/wordprocessingShape" mc:Ignorable="w14 w15 w16se w16cid w16 w16cex w16sdtdh w16sdtfl w16du wp14">
   <w:p>
     <w:pPr>
-      <w:pStyle w:val="Zaglavlje"/>
+      <w:pStyle w:val="Header"/>
     </w:pPr>
     <w:r>
       <w:t>Plan testiranja</w:t>
@@ -4416,6 +2144,119 @@
     </w:lvl>
   </w:abstractNum>
   <w:abstractNum w:abstractNumId="4" w15:restartNumberingAfterBreak="0">
+    <w:nsid w:val="2014543D"/>
+    <w:multiLevelType w:val="hybridMultilevel"/>
+    <w:tmpl w:val="C6DC6F22"/>
+    <w:lvl w:ilvl="0" w:tplc="08090001">
+      <w:start w:val="1"/>
+      <w:numFmt w:val="bullet"/>
+      <w:lvlText w:val=""/>
+      <w:lvlJc w:val="left"/>
+      <w:pPr>
+        <w:ind w:left="720" w:hanging="360"/>
+      </w:pPr>
+      <w:rPr>
+        <w:rFonts w:ascii="Symbol" w:hAnsi="Symbol" w:hint="default"/>
+      </w:rPr>
+    </w:lvl>
+    <w:lvl w:ilvl="1" w:tplc="08090003" w:tentative="1">
+      <w:start w:val="1"/>
+      <w:numFmt w:val="bullet"/>
+      <w:lvlText w:val="o"/>
+      <w:lvlJc w:val="left"/>
+      <w:pPr>
+        <w:ind w:left="1440" w:hanging="360"/>
+      </w:pPr>
+      <w:rPr>
+        <w:rFonts w:ascii="Courier New" w:hAnsi="Courier New" w:cs="Courier New" w:hint="default"/>
+      </w:rPr>
+    </w:lvl>
+    <w:lvl w:ilvl="2" w:tplc="08090005" w:tentative="1">
+      <w:start w:val="1"/>
+      <w:numFmt w:val="bullet"/>
+      <w:lvlText w:val=""/>
+      <w:lvlJc w:val="left"/>
+      <w:pPr>
+        <w:ind w:left="2160" w:hanging="360"/>
+      </w:pPr>
+      <w:rPr>
+        <w:rFonts w:ascii="Wingdings" w:hAnsi="Wingdings" w:hint="default"/>
+      </w:rPr>
+    </w:lvl>
+    <w:lvl w:ilvl="3" w:tplc="08090001" w:tentative="1">
+      <w:start w:val="1"/>
+      <w:numFmt w:val="bullet"/>
+      <w:lvlText w:val=""/>
+      <w:lvlJc w:val="left"/>
+      <w:pPr>
+        <w:ind w:left="2880" w:hanging="360"/>
+      </w:pPr>
+      <w:rPr>
+        <w:rFonts w:ascii="Symbol" w:hAnsi="Symbol" w:hint="default"/>
+      </w:rPr>
+    </w:lvl>
+    <w:lvl w:ilvl="4" w:tplc="08090003" w:tentative="1">
+      <w:start w:val="1"/>
+      <w:numFmt w:val="bullet"/>
+      <w:lvlText w:val="o"/>
+      <w:lvlJc w:val="left"/>
+      <w:pPr>
+        <w:ind w:left="3600" w:hanging="360"/>
+      </w:pPr>
+      <w:rPr>
+        <w:rFonts w:ascii="Courier New" w:hAnsi="Courier New" w:cs="Courier New" w:hint="default"/>
+      </w:rPr>
+    </w:lvl>
+    <w:lvl w:ilvl="5" w:tplc="08090005" w:tentative="1">
+      <w:start w:val="1"/>
+      <w:numFmt w:val="bullet"/>
+      <w:lvlText w:val=""/>
+      <w:lvlJc w:val="left"/>
+      <w:pPr>
+        <w:ind w:left="4320" w:hanging="360"/>
+      </w:pPr>
+      <w:rPr>
+        <w:rFonts w:ascii="Wingdings" w:hAnsi="Wingdings" w:hint="default"/>
+      </w:rPr>
+    </w:lvl>
+    <w:lvl w:ilvl="6" w:tplc="08090001" w:tentative="1">
+      <w:start w:val="1"/>
+      <w:numFmt w:val="bullet"/>
+      <w:lvlText w:val=""/>
+      <w:lvlJc w:val="left"/>
+      <w:pPr>
+        <w:ind w:left="5040" w:hanging="360"/>
+      </w:pPr>
+      <w:rPr>
+        <w:rFonts w:ascii="Symbol" w:hAnsi="Symbol" w:hint="default"/>
+      </w:rPr>
+    </w:lvl>
+    <w:lvl w:ilvl="7" w:tplc="08090003" w:tentative="1">
+      <w:start w:val="1"/>
+      <w:numFmt w:val="bullet"/>
+      <w:lvlText w:val="o"/>
+      <w:lvlJc w:val="left"/>
+      <w:pPr>
+        <w:ind w:left="5760" w:hanging="360"/>
+      </w:pPr>
+      <w:rPr>
+        <w:rFonts w:ascii="Courier New" w:hAnsi="Courier New" w:cs="Courier New" w:hint="default"/>
+      </w:rPr>
+    </w:lvl>
+    <w:lvl w:ilvl="8" w:tplc="08090005" w:tentative="1">
+      <w:start w:val="1"/>
+      <w:numFmt w:val="bullet"/>
+      <w:lvlText w:val=""/>
+      <w:lvlJc w:val="left"/>
+      <w:pPr>
+        <w:ind w:left="6480" w:hanging="360"/>
+      </w:pPr>
+      <w:rPr>
+        <w:rFonts w:ascii="Wingdings" w:hAnsi="Wingdings" w:hint="default"/>
+      </w:rPr>
+    </w:lvl>
+  </w:abstractNum>
+  <w:abstractNum w:abstractNumId="5" w15:restartNumberingAfterBreak="0">
     <w:nsid w:val="21C837C4"/>
     <w:multiLevelType w:val="hybridMultilevel"/>
     <w:tmpl w:val="5434B58C"/>
@@ -4556,7 +2397,7 @@
       </w:rPr>
     </w:lvl>
   </w:abstractNum>
-  <w:abstractNum w:abstractNumId="5" w15:restartNumberingAfterBreak="0">
+  <w:abstractNum w:abstractNumId="6" w15:restartNumberingAfterBreak="0">
     <w:nsid w:val="24A3445B"/>
     <w:multiLevelType w:val="singleLevel"/>
     <w:tmpl w:val="BF1AE6A0"/>
@@ -4574,7 +2415,7 @@
       </w:pPr>
     </w:lvl>
   </w:abstractNum>
-  <w:abstractNum w:abstractNumId="6" w15:restartNumberingAfterBreak="0">
+  <w:abstractNum w:abstractNumId="7" w15:restartNumberingAfterBreak="0">
     <w:nsid w:val="26FE1FA3"/>
     <w:multiLevelType w:val="hybridMultilevel"/>
     <w:tmpl w:val="D02824DE"/>
@@ -4714,14 +2555,14 @@
       </w:rPr>
     </w:lvl>
   </w:abstractNum>
-  <w:abstractNum w:abstractNumId="7" w15:restartNumberingAfterBreak="0">
+  <w:abstractNum w:abstractNumId="8" w15:restartNumberingAfterBreak="0">
     <w:nsid w:val="2DBD709B"/>
     <w:multiLevelType w:val="multilevel"/>
     <w:tmpl w:val="8630835A"/>
     <w:lvl w:ilvl="0">
       <w:start w:val="1"/>
       <w:numFmt w:val="decimal"/>
-      <w:pStyle w:val="Naslov1"/>
+      <w:pStyle w:val="Heading1"/>
       <w:suff w:val="space"/>
       <w:lvlText w:val="%1."/>
       <w:lvlJc w:val="left"/>
@@ -4732,7 +2573,7 @@
     <w:lvl w:ilvl="1">
       <w:start w:val="1"/>
       <w:numFmt w:val="decimal"/>
-      <w:pStyle w:val="Naslov2"/>
+      <w:pStyle w:val="Heading2"/>
       <w:isLgl/>
       <w:suff w:val="space"/>
       <w:lvlText w:val="%1.%2."/>
@@ -4744,7 +2585,7 @@
     <w:lvl w:ilvl="2">
       <w:start w:val="1"/>
       <w:numFmt w:val="decimal"/>
-      <w:pStyle w:val="Naslov3"/>
+      <w:pStyle w:val="Heading3"/>
       <w:isLgl/>
       <w:suff w:val="space"/>
       <w:lvlText w:val="%1.%2.%3."/>
@@ -4756,7 +2597,7 @@
     <w:lvl w:ilvl="3">
       <w:start w:val="1"/>
       <w:numFmt w:val="decimal"/>
-      <w:pStyle w:val="Naslov4"/>
+      <w:pStyle w:val="Heading4"/>
       <w:isLgl/>
       <w:suff w:val="space"/>
       <w:lvlText w:val="%1.%2.%3.%4."/>
@@ -4824,7 +2665,7 @@
       </w:pPr>
     </w:lvl>
   </w:abstractNum>
-  <w:abstractNum w:abstractNumId="8" w15:restartNumberingAfterBreak="0">
+  <w:abstractNum w:abstractNumId="9" w15:restartNumberingAfterBreak="0">
     <w:nsid w:val="3A0E6566"/>
     <w:multiLevelType w:val="singleLevel"/>
     <w:tmpl w:val="EF8C85FA"/>
@@ -4846,7 +2687,7 @@
       </w:rPr>
     </w:lvl>
   </w:abstractNum>
-  <w:abstractNum w:abstractNumId="9" w15:restartNumberingAfterBreak="0">
+  <w:abstractNum w:abstractNumId="10" w15:restartNumberingAfterBreak="0">
     <w:nsid w:val="3AB035CC"/>
     <w:multiLevelType w:val="multilevel"/>
     <w:tmpl w:val="3E56DAC6"/>
@@ -4995,7 +2836,7 @@
       </w:rPr>
     </w:lvl>
   </w:abstractNum>
-  <w:abstractNum w:abstractNumId="10" w15:restartNumberingAfterBreak="0">
+  <w:abstractNum w:abstractNumId="11" w15:restartNumberingAfterBreak="0">
     <w:nsid w:val="416B642A"/>
     <w:multiLevelType w:val="multilevel"/>
     <w:tmpl w:val="8630835A"/>
@@ -5101,7 +2942,7 @@
       </w:pPr>
     </w:lvl>
   </w:abstractNum>
-  <w:abstractNum w:abstractNumId="11" w15:restartNumberingAfterBreak="0">
+  <w:abstractNum w:abstractNumId="12" w15:restartNumberingAfterBreak="0">
     <w:nsid w:val="4712405A"/>
     <w:multiLevelType w:val="multilevel"/>
     <w:tmpl w:val="093EF0C6"/>
@@ -5250,7 +3091,7 @@
       </w:rPr>
     </w:lvl>
   </w:abstractNum>
-  <w:abstractNum w:abstractNumId="12" w15:restartNumberingAfterBreak="0">
+  <w:abstractNum w:abstractNumId="13" w15:restartNumberingAfterBreak="0">
     <w:nsid w:val="4B86068F"/>
     <w:multiLevelType w:val="multilevel"/>
     <w:tmpl w:val="426C8F74"/>
@@ -5391,7 +3232,7 @@
       </w:rPr>
     </w:lvl>
   </w:abstractNum>
-  <w:abstractNum w:abstractNumId="13" w15:restartNumberingAfterBreak="0">
+  <w:abstractNum w:abstractNumId="14" w15:restartNumberingAfterBreak="0">
     <w:nsid w:val="5B77213A"/>
     <w:multiLevelType w:val="multilevel"/>
     <w:tmpl w:val="B1602A1C"/>
@@ -5540,7 +3381,7 @@
       </w:rPr>
     </w:lvl>
   </w:abstractNum>
-  <w:abstractNum w:abstractNumId="14" w15:restartNumberingAfterBreak="0">
+  <w:abstractNum w:abstractNumId="15" w15:restartNumberingAfterBreak="0">
     <w:nsid w:val="5F99308F"/>
     <w:multiLevelType w:val="hybridMultilevel"/>
     <w:tmpl w:val="394EF594"/>
@@ -5680,7 +3521,7 @@
       </w:rPr>
     </w:lvl>
   </w:abstractNum>
-  <w:abstractNum w:abstractNumId="15" w15:restartNumberingAfterBreak="0">
+  <w:abstractNum w:abstractNumId="16" w15:restartNumberingAfterBreak="0">
     <w:nsid w:val="638352FD"/>
     <w:multiLevelType w:val="multilevel"/>
     <w:tmpl w:val="8630835A"/>
@@ -5786,7 +3627,7 @@
       </w:pPr>
     </w:lvl>
   </w:abstractNum>
-  <w:abstractNum w:abstractNumId="16" w15:restartNumberingAfterBreak="0">
+  <w:abstractNum w:abstractNumId="17" w15:restartNumberingAfterBreak="0">
     <w:nsid w:val="68717576"/>
     <w:multiLevelType w:val="singleLevel"/>
     <w:tmpl w:val="31F86AE6"/>
@@ -5807,7 +3648,7 @@
       </w:rPr>
     </w:lvl>
   </w:abstractNum>
-  <w:abstractNum w:abstractNumId="17" w15:restartNumberingAfterBreak="0">
+  <w:abstractNum w:abstractNumId="18" w15:restartNumberingAfterBreak="0">
     <w:nsid w:val="740A789B"/>
     <w:multiLevelType w:val="multilevel"/>
     <w:tmpl w:val="8630835A"/>
@@ -5913,7 +3754,7 @@
       </w:pPr>
     </w:lvl>
   </w:abstractNum>
-  <w:abstractNum w:abstractNumId="18" w15:restartNumberingAfterBreak="0">
+  <w:abstractNum w:abstractNumId="19" w15:restartNumberingAfterBreak="0">
     <w:nsid w:val="7968586B"/>
     <w:multiLevelType w:val="multilevel"/>
     <w:tmpl w:val="8630835A"/>
@@ -6019,7 +3860,7 @@
       </w:pPr>
     </w:lvl>
   </w:abstractNum>
-  <w:abstractNum w:abstractNumId="19" w15:restartNumberingAfterBreak="0">
+  <w:abstractNum w:abstractNumId="20" w15:restartNumberingAfterBreak="0">
     <w:nsid w:val="7AD63E6E"/>
     <w:multiLevelType w:val="hybridMultilevel"/>
     <w:tmpl w:val="7E643B0E"/>
@@ -6131,7 +3972,7 @@
       </w:rPr>
     </w:lvl>
   </w:abstractNum>
-  <w:abstractNum w:abstractNumId="20" w15:restartNumberingAfterBreak="0">
+  <w:abstractNum w:abstractNumId="21" w15:restartNumberingAfterBreak="0">
     <w:nsid w:val="7E2F21FC"/>
     <w:multiLevelType w:val="multilevel"/>
     <w:tmpl w:val="D5A479B4"/>
@@ -6281,67 +4122,70 @@
     </w:lvl>
   </w:abstractNum>
   <w:num w:numId="1" w16cid:durableId="1131434477">
-    <w:abstractNumId w:val="7"/>
+    <w:abstractNumId w:val="8"/>
   </w:num>
   <w:num w:numId="2" w16cid:durableId="894241968">
-    <w:abstractNumId w:val="5"/>
+    <w:abstractNumId w:val="6"/>
   </w:num>
   <w:num w:numId="3" w16cid:durableId="1073116256">
     <w:abstractNumId w:val="1"/>
   </w:num>
   <w:num w:numId="4" w16cid:durableId="2025281019">
-    <w:abstractNumId w:val="12"/>
+    <w:abstractNumId w:val="13"/>
   </w:num>
   <w:num w:numId="5" w16cid:durableId="1513031482">
-    <w:abstractNumId w:val="16"/>
+    <w:abstractNumId w:val="17"/>
   </w:num>
   <w:num w:numId="6" w16cid:durableId="1066341960">
-    <w:abstractNumId w:val="8"/>
+    <w:abstractNumId w:val="9"/>
   </w:num>
   <w:num w:numId="7" w16cid:durableId="471141649">
-    <w:abstractNumId w:val="4"/>
+    <w:abstractNumId w:val="5"/>
   </w:num>
   <w:num w:numId="8" w16cid:durableId="1864707758">
     <w:abstractNumId w:val="0"/>
   </w:num>
   <w:num w:numId="9" w16cid:durableId="715281699">
-    <w:abstractNumId w:val="6"/>
+    <w:abstractNumId w:val="7"/>
   </w:num>
   <w:num w:numId="10" w16cid:durableId="1289508021">
+    <w:abstractNumId w:val="15"/>
+  </w:num>
+  <w:num w:numId="11" w16cid:durableId="1747072651">
+    <w:abstractNumId w:val="19"/>
+  </w:num>
+  <w:num w:numId="12" w16cid:durableId="973944857">
+    <w:abstractNumId w:val="11"/>
+  </w:num>
+  <w:num w:numId="13" w16cid:durableId="1962682594">
+    <w:abstractNumId w:val="18"/>
+  </w:num>
+  <w:num w:numId="14" w16cid:durableId="1500996456">
+    <w:abstractNumId w:val="16"/>
+  </w:num>
+  <w:num w:numId="15" w16cid:durableId="511069887">
+    <w:abstractNumId w:val="20"/>
+  </w:num>
+  <w:num w:numId="16" w16cid:durableId="1057319280">
+    <w:abstractNumId w:val="12"/>
+  </w:num>
+  <w:num w:numId="17" w16cid:durableId="712461662">
+    <w:abstractNumId w:val="21"/>
+  </w:num>
+  <w:num w:numId="18" w16cid:durableId="2064669457">
     <w:abstractNumId w:val="14"/>
   </w:num>
-  <w:num w:numId="11" w16cid:durableId="1747072651">
-    <w:abstractNumId w:val="18"/>
-  </w:num>
-  <w:num w:numId="12" w16cid:durableId="973944857">
+  <w:num w:numId="19" w16cid:durableId="772093474">
     <w:abstractNumId w:val="10"/>
-  </w:num>
-  <w:num w:numId="13" w16cid:durableId="1962682594">
-    <w:abstractNumId w:val="17"/>
-  </w:num>
-  <w:num w:numId="14" w16cid:durableId="1500996456">
-    <w:abstractNumId w:val="15"/>
-  </w:num>
-  <w:num w:numId="15" w16cid:durableId="511069887">
-    <w:abstractNumId w:val="19"/>
-  </w:num>
-  <w:num w:numId="16" w16cid:durableId="1057319280">
-    <w:abstractNumId w:val="11"/>
-  </w:num>
-  <w:num w:numId="17" w16cid:durableId="712461662">
-    <w:abstractNumId w:val="20"/>
-  </w:num>
-  <w:num w:numId="18" w16cid:durableId="2064669457">
-    <w:abstractNumId w:val="13"/>
-  </w:num>
-  <w:num w:numId="19" w16cid:durableId="772093474">
-    <w:abstractNumId w:val="9"/>
   </w:num>
   <w:num w:numId="20" w16cid:durableId="1249148077">
     <w:abstractNumId w:val="3"/>
   </w:num>
   <w:num w:numId="21" w16cid:durableId="1032463334">
     <w:abstractNumId w:val="2"/>
+  </w:num>
+  <w:num w:numId="22" w16cid:durableId="2115781837">
+    <w:abstractNumId w:val="4"/>
   </w:num>
 </w:numbering>
 </file>
@@ -6352,7 +4196,7 @@
     <w:rPrDefault>
       <w:rPr>
         <w:rFonts w:ascii="Times New Roman" w:eastAsia="Times New Roman" w:hAnsi="Times New Roman" w:cs="Times New Roman"/>
-        <w:lang w:val="en-US" w:eastAsia="en-US" w:bidi="ar-SA"/>
+        <w:lang w:val="en-HR" w:eastAsia="en-GB" w:bidi="ar-SA"/>
       </w:rPr>
     </w:rPrDefault>
     <w:pPrDefault/>
@@ -6646,10 +4490,10 @@
     <w:rPr>
       <w:sz w:val="24"/>
       <w:szCs w:val="24"/>
-      <w:lang w:val="hr-HR"/>
+      <w:lang w:val="hr-HR" w:eastAsia="en-US"/>
     </w:rPr>
   </w:style>
-  <w:style w:type="paragraph" w:styleId="Naslov1">
+  <w:style w:type="paragraph" w:styleId="Heading1">
     <w:name w:val="heading 1"/>
     <w:basedOn w:val="Normal"/>
     <w:next w:val="Normal"/>
@@ -6669,7 +4513,7 @@
       <w:sz w:val="28"/>
     </w:rPr>
   </w:style>
-  <w:style w:type="paragraph" w:styleId="Naslov2">
+  <w:style w:type="paragraph" w:styleId="Heading2">
     <w:name w:val="heading 2"/>
     <w:basedOn w:val="Normal"/>
     <w:next w:val="Normal"/>
@@ -6688,11 +4532,11 @@
       <w:b/>
     </w:rPr>
   </w:style>
-  <w:style w:type="paragraph" w:styleId="Naslov3">
+  <w:style w:type="paragraph" w:styleId="Heading3">
     <w:name w:val="heading 3"/>
     <w:basedOn w:val="Normal"/>
     <w:next w:val="Normal"/>
-    <w:link w:val="Naslov3Char"/>
+    <w:link w:val="Heading3Char"/>
     <w:qFormat/>
     <w:rsid w:val="00316AE4"/>
     <w:pPr>
@@ -6709,7 +4553,7 @@
       <w:i/>
     </w:rPr>
   </w:style>
-  <w:style w:type="paragraph" w:styleId="Naslov4">
+  <w:style w:type="paragraph" w:styleId="Heading4">
     <w:name w:val="heading 4"/>
     <w:basedOn w:val="Normal"/>
     <w:next w:val="Normal"/>
@@ -6723,7 +4567,7 @@
       <w:outlineLvl w:val="3"/>
     </w:pPr>
   </w:style>
-  <w:style w:type="paragraph" w:styleId="Naslov6">
+  <w:style w:type="paragraph" w:styleId="Heading6">
     <w:name w:val="heading 6"/>
     <w:basedOn w:val="Normal"/>
     <w:next w:val="Normal"/>
@@ -6740,7 +4584,7 @@
       <w:szCs w:val="22"/>
     </w:rPr>
   </w:style>
-  <w:style w:type="paragraph" w:styleId="Naslov7">
+  <w:style w:type="paragraph" w:styleId="Heading7">
     <w:name w:val="heading 7"/>
     <w:basedOn w:val="Normal"/>
     <w:next w:val="Normal"/>
@@ -6751,12 +4595,13 @@
       <w:outlineLvl w:val="6"/>
     </w:pPr>
   </w:style>
-  <w:style w:type="character" w:default="1" w:styleId="Zadanifontodlomka">
+  <w:style w:type="character" w:default="1" w:styleId="DefaultParagraphFont">
     <w:name w:val="Default Paragraph Font"/>
     <w:uiPriority w:val="1"/>
+    <w:semiHidden/>
     <w:unhideWhenUsed/>
   </w:style>
-  <w:style w:type="table" w:default="1" w:styleId="Obinatablica">
+  <w:style w:type="table" w:default="1" w:styleId="TableNormal">
     <w:name w:val="Normal Table"/>
     <w:uiPriority w:val="99"/>
     <w:semiHidden/>
@@ -6771,15 +4616,15 @@
       </w:tblCellMar>
     </w:tblPr>
   </w:style>
-  <w:style w:type="numbering" w:default="1" w:styleId="Bezpopisa">
+  <w:style w:type="numbering" w:default="1" w:styleId="NoList">
     <w:name w:val="No List"/>
     <w:uiPriority w:val="99"/>
     <w:semiHidden/>
     <w:unhideWhenUsed/>
   </w:style>
-  <w:style w:type="character" w:customStyle="1" w:styleId="Naslov3Char">
-    <w:name w:val="Naslov 3 Char"/>
-    <w:link w:val="Naslov3"/>
+  <w:style w:type="character" w:customStyle="1" w:styleId="Heading3Char">
+    <w:name w:val="Heading 3 Char"/>
+    <w:link w:val="Heading3"/>
     <w:rsid w:val="00316AE4"/>
     <w:rPr>
       <w:rFonts w:cs="Arial"/>
@@ -6804,7 +4649,7 @@
       <w:snapToGrid w:val="0"/>
     </w:rPr>
   </w:style>
-  <w:style w:type="paragraph" w:styleId="Opisslike">
+  <w:style w:type="paragraph" w:styleId="Caption">
     <w:name w:val="caption"/>
     <w:basedOn w:val="Normal"/>
     <w:next w:val="Normal"/>
@@ -6873,7 +4718,7 @@
       <w:rFonts w:ascii="Courier New" w:hAnsi="Courier New"/>
       <w:noProof/>
       <w:sz w:val="22"/>
-      <w:lang w:val="en-GB"/>
+      <w:lang w:val="en-GB" w:eastAsia="en-US"/>
     </w:rPr>
   </w:style>
   <w:style w:type="paragraph" w:customStyle="1" w:styleId="Nabrajanje">
@@ -6913,7 +4758,7 @@
       <w:ind w:left="714" w:hanging="357"/>
     </w:pPr>
   </w:style>
-  <w:style w:type="paragraph" w:customStyle="1" w:styleId="Naslov10">
+  <w:style w:type="paragraph" w:customStyle="1" w:styleId="Naslov1">
     <w:name w:val="Naslov1"/>
     <w:basedOn w:val="Naslovnica"/>
     <w:rsid w:val="00FF0F28"/>
@@ -6945,7 +4790,7 @@
       <w:sz w:val="22"/>
     </w:rPr>
   </w:style>
-  <w:style w:type="paragraph" w:styleId="Naslov">
+  <w:style w:type="paragraph" w:styleId="Title">
     <w:name w:val="Title"/>
     <w:basedOn w:val="Normal"/>
     <w:qFormat/>
@@ -6958,18 +4803,18 @@
       <w:sz w:val="28"/>
     </w:rPr>
   </w:style>
-  <w:style w:type="paragraph" w:styleId="Pozdrav">
+  <w:style w:type="paragraph" w:styleId="Salutation">
     <w:name w:val="Salutation"/>
     <w:basedOn w:val="Normal"/>
     <w:next w:val="Normal"/>
   </w:style>
-  <w:style w:type="paragraph" w:styleId="Tijeloteksta">
+  <w:style w:type="paragraph" w:styleId="BodyText">
     <w:name w:val="Body Text"/>
     <w:basedOn w:val="Normal"/>
   </w:style>
-  <w:style w:type="character" w:styleId="Brojretka">
+  <w:style w:type="character" w:styleId="LineNumber">
     <w:name w:val="line number"/>
-    <w:basedOn w:val="Zadanifontodlomka"/>
+    <w:basedOn w:val="DefaultParagraphFont"/>
   </w:style>
   <w:style w:type="paragraph" w:customStyle="1" w:styleId="Zrno">
     <w:name w:val="Zrno"/>
@@ -7010,7 +4855,7 @@
       <w:lang w:val="hr-HR" w:eastAsia="hr-HR" w:bidi="ar-SA"/>
     </w:rPr>
   </w:style>
-  <w:style w:type="paragraph" w:styleId="Zaglavlje">
+  <w:style w:type="paragraph" w:styleId="Header">
     <w:name w:val="header"/>
     <w:basedOn w:val="Normal"/>
     <w:rsid w:val="00BD63C0"/>
@@ -7026,7 +4871,7 @@
       <w:szCs w:val="20"/>
     </w:rPr>
   </w:style>
-  <w:style w:type="paragraph" w:styleId="Podnoje">
+  <w:style w:type="paragraph" w:styleId="Footer">
     <w:name w:val="footer"/>
     <w:basedOn w:val="Normal"/>
     <w:rsid w:val="00BD63C0"/>
@@ -7041,11 +4886,11 @@
       <w:sz w:val="20"/>
     </w:rPr>
   </w:style>
-  <w:style w:type="character" w:styleId="Brojstranice">
+  <w:style w:type="character" w:styleId="PageNumber">
     <w:name w:val="page number"/>
-    <w:basedOn w:val="Zadanifontodlomka"/>
+    <w:basedOn w:val="DefaultParagraphFont"/>
   </w:style>
-  <w:style w:type="character" w:styleId="Referencakomentara">
+  <w:style w:type="character" w:styleId="CommentReference">
     <w:name w:val="annotation reference"/>
     <w:semiHidden/>
     <w:rsid w:val="00450219"/>
@@ -7054,7 +4899,7 @@
       <w:szCs w:val="16"/>
     </w:rPr>
   </w:style>
-  <w:style w:type="paragraph" w:styleId="Tekstkomentara">
+  <w:style w:type="paragraph" w:styleId="CommentText">
     <w:name w:val="annotation text"/>
     <w:basedOn w:val="Normal"/>
     <w:semiHidden/>
@@ -7064,10 +4909,10 @@
       <w:szCs w:val="20"/>
     </w:rPr>
   </w:style>
-  <w:style w:type="paragraph" w:styleId="Predmetkomentara">
+  <w:style w:type="paragraph" w:styleId="CommentSubject">
     <w:name w:val="annotation subject"/>
-    <w:basedOn w:val="Tekstkomentara"/>
-    <w:next w:val="Tekstkomentara"/>
+    <w:basedOn w:val="CommentText"/>
+    <w:next w:val="CommentText"/>
     <w:semiHidden/>
     <w:rsid w:val="00450219"/>
     <w:rPr>
@@ -7075,7 +4920,7 @@
       <w:bCs/>
     </w:rPr>
   </w:style>
-  <w:style w:type="paragraph" w:styleId="Tekstbalonia">
+  <w:style w:type="paragraph" w:styleId="BalloonText">
     <w:name w:val="Balloon Text"/>
     <w:basedOn w:val="Normal"/>
     <w:semiHidden/>
@@ -7086,7 +4931,7 @@
       <w:szCs w:val="16"/>
     </w:rPr>
   </w:style>
-  <w:style w:type="paragraph" w:styleId="Kartadokumenta">
+  <w:style w:type="paragraph" w:styleId="DocumentMap">
     <w:name w:val="Document Map"/>
     <w:basedOn w:val="Normal"/>
     <w:semiHidden/>
@@ -7098,7 +4943,7 @@
       <w:rFonts w:ascii="Tahoma" w:hAnsi="Tahoma" w:cs="Tahoma"/>
     </w:rPr>
   </w:style>
-  <w:style w:type="paragraph" w:styleId="Sadraj1">
+  <w:style w:type="paragraph" w:styleId="TOC1">
     <w:name w:val="toc 1"/>
     <w:basedOn w:val="Normal"/>
     <w:next w:val="Normal"/>
@@ -7106,7 +4951,7 @@
     <w:semiHidden/>
     <w:rsid w:val="004E7238"/>
   </w:style>
-  <w:style w:type="paragraph" w:styleId="Sadraj2">
+  <w:style w:type="paragraph" w:styleId="TOC2">
     <w:name w:val="toc 2"/>
     <w:basedOn w:val="Normal"/>
     <w:next w:val="Normal"/>
@@ -7117,7 +4962,7 @@
       <w:ind w:left="240"/>
     </w:pPr>
   </w:style>
-  <w:style w:type="paragraph" w:styleId="Sadraj3">
+  <w:style w:type="paragraph" w:styleId="TOC3">
     <w:name w:val="toc 3"/>
     <w:basedOn w:val="Normal"/>
     <w:next w:val="Normal"/>
@@ -7128,7 +4973,7 @@
       <w:ind w:left="480"/>
     </w:pPr>
   </w:style>
-  <w:style w:type="character" w:styleId="Hiperveza">
+  <w:style w:type="character" w:styleId="Hyperlink">
     <w:name w:val="Hyperlink"/>
     <w:rsid w:val="004E7238"/>
     <w:rPr>
@@ -7136,9 +4981,9 @@
       <w:u w:val="single"/>
     </w:rPr>
   </w:style>
-  <w:style w:type="table" w:styleId="Reetkatablice">
+  <w:style w:type="table" w:styleId="TableGrid">
     <w:name w:val="Table Grid"/>
-    <w:basedOn w:val="Obinatablica"/>
+    <w:basedOn w:val="TableNormal"/>
     <w:rsid w:val="009F6819"/>
     <w:tblPr>
       <w:tblBorders>
@@ -7151,7 +4996,7 @@
       </w:tblBorders>
     </w:tblPr>
   </w:style>
-  <w:style w:type="character" w:styleId="SlijeenaHiperveza">
+  <w:style w:type="character" w:styleId="FollowedHyperlink">
     <w:name w:val="FollowedHyperlink"/>
     <w:rsid w:val="00026467"/>
     <w:rPr>
@@ -7159,7 +5004,7 @@
       <w:u w:val="single"/>
     </w:rPr>
   </w:style>
-  <w:style w:type="paragraph" w:styleId="StandardWeb">
+  <w:style w:type="paragraph" w:styleId="NormalWeb">
     <w:name w:val="Normal (Web)"/>
     <w:basedOn w:val="Normal"/>
     <w:uiPriority w:val="99"/>
@@ -7492,10 +5337,6 @@
 </file>
 
 <file path=customXml/item1.xml><?xml version="1.0" encoding="utf-8"?>
-<b:Sources xmlns:b="http://schemas.openxmlformats.org/officeDocument/2006/bibliography" xmlns="http://schemas.openxmlformats.org/officeDocument/2006/bibliography" SelectedStyle="\APASixthEditionOfficeOnline.xsl" StyleName="APA" Version="6"/>
-</file>
-
-<file path=customXml/item2.xml><?xml version="1.0" encoding="utf-8"?>
 <?mso-contentType ?>
 <FormTemplates xmlns="http://schemas.microsoft.com/sharepoint/v3/contenttype/forms">
   <Display>DocumentLibraryForm</Display>
@@ -7504,7 +5345,17 @@
 </FormTemplates>
 </file>
 
+<file path=customXml/item2.xml><?xml version="1.0" encoding="utf-8"?>
+<b:Sources xmlns:b="http://schemas.openxmlformats.org/officeDocument/2006/bibliography" xmlns="http://schemas.openxmlformats.org/officeDocument/2006/bibliography" SelectedStyle="\APASixthEditionOfficeOnline.xsl" StyleName="APA" Version="6"/>
+</file>
+
 <file path=customXml/item3.xml><?xml version="1.0" encoding="utf-8"?>
+<p:properties xmlns:p="http://schemas.microsoft.com/office/2006/metadata/properties" xmlns:xsi="http://www.w3.org/2001/XMLSchema-instance" xmlns:pc="http://schemas.microsoft.com/office/infopath/2007/PartnerControls">
+  <documentManagement/>
+</p:properties>
+</file>
+
+<file path=customXml/item4.xml><?xml version="1.0" encoding="utf-8"?>
 <ct:contentTypeSchema xmlns:ct="http://schemas.microsoft.com/office/2006/metadata/contentType" xmlns:ma="http://schemas.microsoft.com/office/2006/metadata/properties/metaAttributes" ct:_="" ma:_="" ma:contentTypeName="Dokument" ma:contentTypeID="0x010100780930CFEAB0F842BCE17C13DF549F43" ma:contentTypeVersion="14" ma:contentTypeDescription="Stvaranje novog dokumenta." ma:contentTypeScope="" ma:versionID="dc1f789066bd80afc49d9f0df783ed58">
   <xsd:schema xmlns:xsd="http://www.w3.org/2001/XMLSchema" xmlns:xs="http://www.w3.org/2001/XMLSchema" xmlns:p="http://schemas.microsoft.com/office/2006/metadata/properties" xmlns:ns3="2e3aa64c-bfb3-4af8-9705-da7c5d3d3e69" xmlns:ns4="f3c1b304-23e1-4aee-b506-68c11dfc98f1" targetNamespace="http://schemas.microsoft.com/office/2006/metadata/properties" ma:root="true" ma:fieldsID="7f5774ba968f01b211b4e1c409d08e40" ns3:_="" ns4:_="">
     <xsd:import namespace="2e3aa64c-bfb3-4af8-9705-da7c5d3d3e69"/>
@@ -7733,13 +5584,15 @@
 </ct:contentTypeSchema>
 </file>
 
-<file path=customXml/item4.xml><?xml version="1.0" encoding="utf-8"?>
-<p:properties xmlns:p="http://schemas.microsoft.com/office/2006/metadata/properties" xmlns:xsi="http://www.w3.org/2001/XMLSchema-instance" xmlns:pc="http://schemas.microsoft.com/office/infopath/2007/PartnerControls">
-  <documentManagement/>
-</p:properties>
+<file path=customXml/itemProps1.xml><?xml version="1.0" encoding="utf-8"?>
+<ds:datastoreItem xmlns:ds="http://schemas.openxmlformats.org/officeDocument/2006/customXml" ds:itemID="{8E086CC3-E5A7-46A8-9372-1B28684DE135}">
+  <ds:schemaRefs>
+    <ds:schemaRef ds:uri="http://schemas.microsoft.com/sharepoint/v3/contenttype/forms"/>
+  </ds:schemaRefs>
+</ds:datastoreItem>
 </file>
 
-<file path=customXml/itemProps1.xml><?xml version="1.0" encoding="utf-8"?>
+<file path=customXml/itemProps2.xml><?xml version="1.0" encoding="utf-8"?>
 <ds:datastoreItem xmlns:ds="http://schemas.openxmlformats.org/officeDocument/2006/customXml" ds:itemID="{7598294B-71DC-4A7D-A659-97D2028222FB}">
   <ds:schemaRefs>
     <ds:schemaRef ds:uri="http://schemas.openxmlformats.org/officeDocument/2006/bibliography"/>
@@ -7747,15 +5600,16 @@
 </ds:datastoreItem>
 </file>
 
-<file path=customXml/itemProps2.xml><?xml version="1.0" encoding="utf-8"?>
-<ds:datastoreItem xmlns:ds="http://schemas.openxmlformats.org/officeDocument/2006/customXml" ds:itemID="{8E086CC3-E5A7-46A8-9372-1B28684DE135}">
+<file path=customXml/itemProps3.xml><?xml version="1.0" encoding="utf-8"?>
+<ds:datastoreItem xmlns:ds="http://schemas.openxmlformats.org/officeDocument/2006/customXml" ds:itemID="{AB2EA842-735E-48F3-9C04-C9A469E8EF52}">
   <ds:schemaRefs>
-    <ds:schemaRef ds:uri="http://schemas.microsoft.com/sharepoint/v3/contenttype/forms"/>
+    <ds:schemaRef ds:uri="http://schemas.microsoft.com/office/2006/metadata/properties"/>
+    <ds:schemaRef ds:uri="http://schemas.microsoft.com/office/infopath/2007/PartnerControls"/>
   </ds:schemaRefs>
 </ds:datastoreItem>
 </file>
 
-<file path=customXml/itemProps3.xml><?xml version="1.0" encoding="utf-8"?>
+<file path=customXml/itemProps4.xml><?xml version="1.0" encoding="utf-8"?>
 <ds:datastoreItem xmlns:ds="http://schemas.openxmlformats.org/officeDocument/2006/customXml" ds:itemID="{C3D33EE6-3D65-49DC-9783-13DF8781E06C}">
   <ds:schemaRefs>
     <ds:schemaRef ds:uri="http://schemas.microsoft.com/office/2006/metadata/contentType"/>
@@ -7772,13 +5626,4 @@
     <ds:schemaRef ds:uri="http://schemas.microsoft.com/internal/obd"/>
   </ds:schemaRefs>
 </ds:datastoreItem>
-</file>
-
-<file path=customXml/itemProps4.xml><?xml version="1.0" encoding="utf-8"?>
-<ds:datastoreItem xmlns:ds="http://schemas.openxmlformats.org/officeDocument/2006/customXml" ds:itemID="{AB2EA842-735E-48F3-9C04-C9A469E8EF52}">
-  <ds:schemaRefs>
-    <ds:schemaRef ds:uri="http://schemas.microsoft.com/office/2006/metadata/properties"/>
-    <ds:schemaRef ds:uri="http://schemas.microsoft.com/office/infopath/2007/PartnerControls"/>
-  </ds:schemaRefs>
-</ds:datastoreItem>
 </file>